--- a/eng/docx/31.content.docx
+++ b/eng/docx/31.content.docx
@@ -602,6 +602,20 @@
       </w:r>
       <w:r>
         <w:rPr>
+          <w:lang w:val="en_US" w:bidi="en_US"/>
+        </w:rPr>
+        <w:t>חֲז֖וֹן עֹֽבַדְיָ֑ה</w:t>
+      </w:r>
+    </w:p>
+    <w:p>
+      <w:pPr/>
+      <w:r>
+        <w:rPr>
+          <w:lang w:val="en_US" w:bidi="en_US"/>
+        </w:rPr>
+      </w:r>
+      <w:r>
+        <w:rPr>
           <w:b/>
           <w:lang w:val="en_US" w:bidi="en_US"/>
         </w:rPr>
@@ -711,6 +725,20 @@
       </w:r>
       <w:r>
         <w:rPr>
+          <w:lang w:val="en_US" w:bidi="en_US"/>
+        </w:rPr>
+        <w:t>עֹֽבַדְיָ֑ה</w:t>
+      </w:r>
+    </w:p>
+    <w:p>
+      <w:pPr/>
+      <w:r>
+        <w:rPr>
+          <w:lang w:val="en_US" w:bidi="en_US"/>
+        </w:rPr>
+      </w:r>
+      <w:r>
+        <w:rPr>
           <w:b/>
           <w:lang w:val="en_US" w:bidi="en_US"/>
         </w:rPr>
@@ -794,6 +822,20 @@
       </w:r>
       <w:r>
         <w:rPr>
+          <w:lang w:val="en_US" w:bidi="en_US"/>
+        </w:rPr>
+        <w:t>כֹּֽה־אָמַר֩ אֲדֹנָ֨⁠י יְהוִ֜ה</w:t>
+      </w:r>
+    </w:p>
+    <w:p>
+      <w:pPr/>
+      <w:r>
+        <w:rPr>
+          <w:lang w:val="en_US" w:bidi="en_US"/>
+        </w:rPr>
+      </w:r>
+      <w:r>
+        <w:rPr>
           <w:b/>
           <w:lang w:val="en_US" w:bidi="en_US"/>
         </w:rPr>
@@ -877,6 +919,20 @@
       </w:r>
       <w:r>
         <w:rPr>
+          <w:lang w:val="en_US" w:bidi="en_US"/>
+        </w:rPr>
+        <w:t>יְהוִ֜ה</w:t>
+      </w:r>
+    </w:p>
+    <w:p>
+      <w:pPr/>
+      <w:r>
+        <w:rPr>
+          <w:lang w:val="en_US" w:bidi="en_US"/>
+        </w:rPr>
+      </w:r>
+      <w:r>
+        <w:rPr>
           <w:b/>
           <w:lang w:val="en_US" w:bidi="en_US"/>
         </w:rPr>
@@ -960,6 +1016,20 @@
       </w:r>
       <w:r>
         <w:rPr>
+          <w:lang w:val="en_US" w:bidi="en_US"/>
+        </w:rPr>
+        <w:t>לֶ⁠אֱד֗וֹם</w:t>
+      </w:r>
+    </w:p>
+    <w:p>
+      <w:pPr/>
+      <w:r>
+        <w:rPr>
+          <w:lang w:val="en_US" w:bidi="en_US"/>
+        </w:rPr>
+      </w:r>
+      <w:r>
+        <w:rPr>
           <w:b/>
           <w:lang w:val="en_US" w:bidi="en_US"/>
         </w:rPr>
@@ -1056,6 +1126,20 @@
       </w:r>
       <w:r>
         <w:rPr>
+          <w:lang w:val="en_US" w:bidi="en_US"/>
+        </w:rPr>
+        <w:t>שָׁמַ֜עְנוּ</w:t>
+      </w:r>
+    </w:p>
+    <w:p>
+      <w:pPr/>
+      <w:r>
+        <w:rPr>
+          <w:lang w:val="en_US" w:bidi="en_US"/>
+        </w:rPr>
+      </w:r>
+      <w:r>
+        <w:rPr>
           <w:b/>
           <w:lang w:val="en_US" w:bidi="en_US"/>
         </w:rPr>
@@ -1152,6 +1236,20 @@
       </w:r>
       <w:r>
         <w:rPr>
+          <w:lang w:val="en_US" w:bidi="en_US"/>
+        </w:rPr>
+        <w:t>שָׁמַ֜עְנוּ</w:t>
+      </w:r>
+    </w:p>
+    <w:p>
+      <w:pPr/>
+      <w:r>
+        <w:rPr>
+          <w:lang w:val="en_US" w:bidi="en_US"/>
+        </w:rPr>
+      </w:r>
+      <w:r>
+        <w:rPr>
           <w:b/>
           <w:lang w:val="en_US" w:bidi="en_US"/>
         </w:rPr>
@@ -1248,6 +1346,20 @@
       </w:r>
       <w:r>
         <w:rPr>
+          <w:lang w:val="en_US" w:bidi="en_US"/>
+        </w:rPr>
+        <w:t>וְ⁠צִיר֙ &amp; שֻׁלָּ֔ח</w:t>
+      </w:r>
+    </w:p>
+    <w:p>
+      <w:pPr/>
+      <w:r>
+        <w:rPr>
+          <w:lang w:val="en_US" w:bidi="en_US"/>
+        </w:rPr>
+      </w:r>
+      <w:r>
+        <w:rPr>
           <w:b/>
           <w:lang w:val="en_US" w:bidi="en_US"/>
         </w:rPr>
@@ -1331,6 +1443,20 @@
       </w:r>
       <w:r>
         <w:rPr>
+          <w:lang w:val="en_US" w:bidi="en_US"/>
+        </w:rPr>
+        <w:t>וְ⁠צִיר֙ &amp; שֻׁלָּ֔ח</w:t>
+      </w:r>
+    </w:p>
+    <w:p>
+      <w:pPr/>
+      <w:r>
+        <w:rPr>
+          <w:lang w:val="en_US" w:bidi="en_US"/>
+        </w:rPr>
+      </w:r>
+      <w:r>
+        <w:rPr>
           <w:b/>
           <w:lang w:val="en_US" w:bidi="en_US"/>
         </w:rPr>
@@ -1414,6 +1540,20 @@
       </w:r>
       <w:r>
         <w:rPr>
+          <w:lang w:val="en_US" w:bidi="en_US"/>
+        </w:rPr>
+        <w:t>ק֛וּמוּ וְ⁠נָק֥וּמָה עָלֶי⁠הָ לַ⁠מִּלְחָמָֽה</w:t>
+      </w:r>
+    </w:p>
+    <w:p>
+      <w:pPr/>
+      <w:r>
+        <w:rPr>
+          <w:lang w:val="en_US" w:bidi="en_US"/>
+        </w:rPr>
+      </w:r>
+      <w:r>
+        <w:rPr>
           <w:b/>
           <w:lang w:val="en_US" w:bidi="en_US"/>
         </w:rPr>
@@ -1497,6 +1637,20 @@
       </w:r>
       <w:r>
         <w:rPr>
+          <w:lang w:val="en_US" w:bidi="en_US"/>
+        </w:rPr>
+        <w:t>ק֛וּמוּ</w:t>
+      </w:r>
+    </w:p>
+    <w:p>
+      <w:pPr/>
+      <w:r>
+        <w:rPr>
+          <w:lang w:val="en_US" w:bidi="en_US"/>
+        </w:rPr>
+      </w:r>
+      <w:r>
+        <w:rPr>
           <w:b/>
           <w:lang w:val="en_US" w:bidi="en_US"/>
         </w:rPr>
@@ -1580,6 +1734,20 @@
       </w:r>
       <w:r>
         <w:rPr>
+          <w:lang w:val="en_US" w:bidi="en_US"/>
+        </w:rPr>
+        <w:t>וְ⁠נָק֥וּמָה עָלֶי⁠הָ</w:t>
+      </w:r>
+    </w:p>
+    <w:p>
+      <w:pPr/>
+      <w:r>
+        <w:rPr>
+          <w:lang w:val="en_US" w:bidi="en_US"/>
+        </w:rPr>
+      </w:r>
+      <w:r>
+        <w:rPr>
           <w:b/>
           <w:lang w:val="en_US" w:bidi="en_US"/>
         </w:rPr>
@@ -1663,6 +1831,20 @@
       </w:r>
       <w:r>
         <w:rPr>
+          <w:lang w:val="en_US" w:bidi="en_US"/>
+        </w:rPr>
+        <w:t>וְ⁠נָק֥וּמָה עָלֶי⁠הָ</w:t>
+      </w:r>
+    </w:p>
+    <w:p>
+      <w:pPr/>
+      <w:r>
+        <w:rPr>
+          <w:lang w:val="en_US" w:bidi="en_US"/>
+        </w:rPr>
+      </w:r>
+      <w:r>
+        <w:rPr>
           <w:b/>
           <w:lang w:val="en_US" w:bidi="en_US"/>
         </w:rPr>
@@ -1759,6 +1941,20 @@
       </w:r>
       <w:r>
         <w:rPr>
+          <w:lang w:val="en_US" w:bidi="en_US"/>
+        </w:rPr>
+        <w:t>לַ⁠מִּלְחָמָֽה</w:t>
+      </w:r>
+    </w:p>
+    <w:p>
+      <w:pPr/>
+      <w:r>
+        <w:rPr>
+          <w:lang w:val="en_US" w:bidi="en_US"/>
+        </w:rPr>
+      </w:r>
+      <w:r>
+        <w:rPr>
           <w:b/>
           <w:lang w:val="en_US" w:bidi="en_US"/>
         </w:rPr>
@@ -1855,6 +2051,20 @@
       </w:r>
       <w:r>
         <w:rPr>
+          <w:lang w:val="en_US" w:bidi="en_US"/>
+        </w:rPr>
+        <w:t>הִנֵּ֥ה קָטֹ֛ן נְתַתִּ֖י⁠ךָ</w:t>
+      </w:r>
+    </w:p>
+    <w:p>
+      <w:pPr/>
+      <w:r>
+        <w:rPr>
+          <w:lang w:val="en_US" w:bidi="en_US"/>
+        </w:rPr>
+      </w:r>
+      <w:r>
+        <w:rPr>
           <w:b/>
           <w:lang w:val="en_US" w:bidi="en_US"/>
         </w:rPr>
@@ -1938,6 +2148,20 @@
       </w:r>
       <w:r>
         <w:rPr>
+          <w:lang w:val="en_US" w:bidi="en_US"/>
+        </w:rPr>
+        <w:t>הִנֵּ֥ה</w:t>
+      </w:r>
+    </w:p>
+    <w:p>
+      <w:pPr/>
+      <w:r>
+        <w:rPr>
+          <w:lang w:val="en_US" w:bidi="en_US"/>
+        </w:rPr>
+      </w:r>
+      <w:r>
+        <w:rPr>
           <w:b/>
           <w:lang w:val="en_US" w:bidi="en_US"/>
         </w:rPr>
@@ -2001,6 +2225,20 @@
       </w:r>
       <w:r>
         <w:rPr>
+          <w:lang w:val="en_US" w:bidi="en_US"/>
+        </w:rPr>
+        <w:t>קָטֹ֛ן נְתַתִּ֖י⁠ךָ בַּ⁠גּוֹיִ֑ם בָּז֥וּי אַתָּ֖ה מְאֹֽד</w:t>
+      </w:r>
+    </w:p>
+    <w:p>
+      <w:pPr/>
+      <w:r>
+        <w:rPr>
+          <w:lang w:val="en_US" w:bidi="en_US"/>
+        </w:rPr>
+      </w:r>
+      <w:r>
+        <w:rPr>
           <w:b/>
           <w:lang w:val="en_US" w:bidi="en_US"/>
         </w:rPr>
@@ -2084,6 +2322,20 @@
       </w:r>
       <w:r>
         <w:rPr>
+          <w:lang w:val="en_US" w:bidi="en_US"/>
+        </w:rPr>
+        <w:t>קָטֹ֛ן נְתַתִּ֖י⁠ךָ בַּ⁠גּוֹיִ֑ם</w:t>
+      </w:r>
+    </w:p>
+    <w:p>
+      <w:pPr/>
+      <w:r>
+        <w:rPr>
+          <w:lang w:val="en_US" w:bidi="en_US"/>
+        </w:rPr>
+      </w:r>
+      <w:r>
+        <w:rPr>
           <w:b/>
           <w:lang w:val="en_US" w:bidi="en_US"/>
         </w:rPr>
@@ -2167,6 +2419,20 @@
       </w:r>
       <w:r>
         <w:rPr>
+          <w:lang w:val="en_US" w:bidi="en_US"/>
+        </w:rPr>
+        <w:t>בָּז֥וּי אַתָּ֖ה מְאֹֽד</w:t>
+      </w:r>
+    </w:p>
+    <w:p>
+      <w:pPr/>
+      <w:r>
+        <w:rPr>
+          <w:lang w:val="en_US" w:bidi="en_US"/>
+        </w:rPr>
+      </w:r>
+      <w:r>
+        <w:rPr>
           <w:b/>
           <w:lang w:val="en_US" w:bidi="en_US"/>
         </w:rPr>
@@ -2250,6 +2516,20 @@
       </w:r>
       <w:r>
         <w:rPr>
+          <w:lang w:val="en_US" w:bidi="en_US"/>
+        </w:rPr>
+        <w:t>זְד֤וֹן לִבְּ⁠ךָ֙ הִשִּׁיאֶ֔⁠ךָ</w:t>
+      </w:r>
+    </w:p>
+    <w:p>
+      <w:pPr/>
+      <w:r>
+        <w:rPr>
+          <w:lang w:val="en_US" w:bidi="en_US"/>
+        </w:rPr>
+      </w:r>
+      <w:r>
+        <w:rPr>
           <w:b/>
           <w:lang w:val="en_US" w:bidi="en_US"/>
         </w:rPr>
@@ -2346,6 +2626,20 @@
       </w:r>
       <w:r>
         <w:rPr>
+          <w:lang w:val="en_US" w:bidi="en_US"/>
+        </w:rPr>
+        <w:t>זְד֤וֹן לִבְּ⁠ךָ֙ הִשִּׁיאֶ֔⁠ךָ</w:t>
+      </w:r>
+    </w:p>
+    <w:p>
+      <w:pPr/>
+      <w:r>
+        <w:rPr>
+          <w:lang w:val="en_US" w:bidi="en_US"/>
+        </w:rPr>
+      </w:r>
+      <w:r>
+        <w:rPr>
           <w:b/>
           <w:lang w:val="en_US" w:bidi="en_US"/>
         </w:rPr>
@@ -2442,6 +2736,20 @@
       </w:r>
       <w:r>
         <w:rPr>
+          <w:lang w:val="en_US" w:bidi="en_US"/>
+        </w:rPr>
+        <w:t>זְד֤וֹן לִבְּ⁠ךָ֙</w:t>
+      </w:r>
+    </w:p>
+    <w:p>
+      <w:pPr/>
+      <w:r>
+        <w:rPr>
+          <w:lang w:val="en_US" w:bidi="en_US"/>
+        </w:rPr>
+      </w:r>
+      <w:r>
+        <w:rPr>
           <w:b/>
           <w:lang w:val="en_US" w:bidi="en_US"/>
         </w:rPr>
@@ -2538,6 +2846,20 @@
       </w:r>
       <w:r>
         <w:rPr>
+          <w:lang w:val="en_US" w:bidi="en_US"/>
+        </w:rPr>
+        <w:t>זְד֤וֹן לִבְּ⁠ךָ֙</w:t>
+      </w:r>
+    </w:p>
+    <w:p>
+      <w:pPr/>
+      <w:r>
+        <w:rPr>
+          <w:lang w:val="en_US" w:bidi="en_US"/>
+        </w:rPr>
+      </w:r>
+      <w:r>
+        <w:rPr>
           <w:b/>
           <w:lang w:val="en_US" w:bidi="en_US"/>
         </w:rPr>
@@ -2634,6 +2956,20 @@
       </w:r>
       <w:r>
         <w:rPr>
+          <w:lang w:val="en_US" w:bidi="en_US"/>
+        </w:rPr>
+        <w:t>שֹׁכְנִ֥י בְ⁠חַגְוֵי־סֶּ֖לַע</w:t>
+      </w:r>
+    </w:p>
+    <w:p>
+      <w:pPr/>
+      <w:r>
+        <w:rPr>
+          <w:lang w:val="en_US" w:bidi="en_US"/>
+        </w:rPr>
+      </w:r>
+      <w:r>
+        <w:rPr>
           <w:b/>
           <w:lang w:val="en_US" w:bidi="en_US"/>
         </w:rPr>
@@ -2756,6 +3092,20 @@
       </w:r>
       <w:r>
         <w:rPr>
+          <w:lang w:val="en_US" w:bidi="en_US"/>
+        </w:rPr>
+        <w:t>בְ⁠חַגְוֵי־סֶּ֖לַע</w:t>
+      </w:r>
+    </w:p>
+    <w:p>
+      <w:pPr/>
+      <w:r>
+        <w:rPr>
+          <w:lang w:val="en_US" w:bidi="en_US"/>
+        </w:rPr>
+      </w:r>
+      <w:r>
+        <w:rPr>
           <w:b/>
           <w:lang w:val="en_US" w:bidi="en_US"/>
         </w:rPr>
@@ -2819,6 +3169,20 @@
       </w:r>
       <w:r>
         <w:rPr>
+          <w:lang w:val="en_US" w:bidi="en_US"/>
+        </w:rPr>
+        <w:t>אֹמֵ֣ר בְּ⁠לִבּ֔⁠וֹ</w:t>
+      </w:r>
+    </w:p>
+    <w:p>
+      <w:pPr/>
+      <w:r>
+        <w:rPr>
+          <w:lang w:val="en_US" w:bidi="en_US"/>
+        </w:rPr>
+      </w:r>
+      <w:r>
+        <w:rPr>
           <w:b/>
           <w:lang w:val="en_US" w:bidi="en_US"/>
         </w:rPr>
@@ -2941,6 +3305,20 @@
       </w:r>
       <w:r>
         <w:rPr>
+          <w:lang w:val="en_US" w:bidi="en_US"/>
+        </w:rPr>
+        <w:t>אֹמֵ֣ר בְּ⁠לִבּ֔⁠וֹ</w:t>
+      </w:r>
+    </w:p>
+    <w:p>
+      <w:pPr/>
+      <w:r>
+        <w:rPr>
+          <w:lang w:val="en_US" w:bidi="en_US"/>
+        </w:rPr>
+      </w:r>
+      <w:r>
+        <w:rPr>
           <w:b/>
           <w:lang w:val="en_US" w:bidi="en_US"/>
         </w:rPr>
@@ -3024,6 +3402,20 @@
       </w:r>
       <w:r>
         <w:rPr>
+          <w:lang w:val="en_US" w:bidi="en_US"/>
+        </w:rPr>
+        <w:t>מִ֥י יוֹרִדֵ֖⁠נִי אָֽרֶץ</w:t>
+      </w:r>
+    </w:p>
+    <w:p>
+      <w:pPr/>
+      <w:r>
+        <w:rPr>
+          <w:lang w:val="en_US" w:bidi="en_US"/>
+        </w:rPr>
+      </w:r>
+      <w:r>
+        <w:rPr>
           <w:b/>
           <w:lang w:val="en_US" w:bidi="en_US"/>
         </w:rPr>
@@ -3107,6 +3499,20 @@
       </w:r>
       <w:r>
         <w:rPr>
+          <w:lang w:val="en_US" w:bidi="en_US"/>
+        </w:rPr>
+        <w:t>אִם־תַּגְבִּ֣יהַּ כַּ⁠נֶּ֔שֶׁר וְ⁠אִם־בֵּ֥ין כּֽוֹכָבִ֖ים שִׂ֣ים קִנֶּ֑⁠ךָ</w:t>
+      </w:r>
+    </w:p>
+    <w:p>
+      <w:pPr/>
+      <w:r>
+        <w:rPr>
+          <w:lang w:val="en_US" w:bidi="en_US"/>
+        </w:rPr>
+      </w:r>
+      <w:r>
+        <w:rPr>
           <w:b/>
           <w:lang w:val="en_US" w:bidi="en_US"/>
         </w:rPr>
@@ -3190,6 +3596,20 @@
       </w:r>
       <w:r>
         <w:rPr>
+          <w:lang w:val="en_US" w:bidi="en_US"/>
+        </w:rPr>
+        <w:t>אִם־תַּגְבִּ֣יהַּ כַּ⁠נֶּ֔שֶׁר וְ⁠אִם־בֵּ֥ין כּֽוֹכָבִ֖ים שִׂ֣ים קִנֶּ֑⁠ךָ</w:t>
+      </w:r>
+    </w:p>
+    <w:p>
+      <w:pPr/>
+      <w:r>
+        <w:rPr>
+          <w:lang w:val="en_US" w:bidi="en_US"/>
+        </w:rPr>
+      </w:r>
+      <w:r>
+        <w:rPr>
           <w:b/>
           <w:lang w:val="en_US" w:bidi="en_US"/>
         </w:rPr>
@@ -3273,6 +3693,20 @@
       </w:r>
       <w:r>
         <w:rPr>
+          <w:lang w:val="en_US" w:bidi="en_US"/>
+        </w:rPr>
+        <w:t>שִׂ֣ים קִנֶּ֑⁠ךָ</w:t>
+      </w:r>
+    </w:p>
+    <w:p>
+      <w:pPr/>
+      <w:r>
+        <w:rPr>
+          <w:lang w:val="en_US" w:bidi="en_US"/>
+        </w:rPr>
+      </w:r>
+      <w:r>
+        <w:rPr>
           <w:b/>
           <w:lang w:val="en_US" w:bidi="en_US"/>
         </w:rPr>
@@ -3356,6 +3790,20 @@
       </w:r>
       <w:r>
         <w:rPr>
+          <w:lang w:val="en_US" w:bidi="en_US"/>
+        </w:rPr>
+        <w:t>מִ⁠שָּׁ֥ם אוֹרִֽידְ⁠ךָ֖</w:t>
+      </w:r>
+    </w:p>
+    <w:p>
+      <w:pPr/>
+      <w:r>
+        <w:rPr>
+          <w:lang w:val="en_US" w:bidi="en_US"/>
+        </w:rPr>
+      </w:r>
+      <w:r>
+        <w:rPr>
           <w:b/>
           <w:lang w:val="en_US" w:bidi="en_US"/>
         </w:rPr>
@@ -3452,6 +3900,20 @@
       </w:r>
       <w:r>
         <w:rPr>
+          <w:lang w:val="en_US" w:bidi="en_US"/>
+        </w:rPr>
+        <w:t>נְאֻם־יְהוָֽה</w:t>
+      </w:r>
+    </w:p>
+    <w:p>
+      <w:pPr/>
+      <w:r>
+        <w:rPr>
+          <w:lang w:val="en_US" w:bidi="en_US"/>
+        </w:rPr>
+      </w:r>
+      <w:r>
+        <w:rPr>
           <w:b/>
           <w:lang w:val="en_US" w:bidi="en_US"/>
         </w:rPr>
@@ -3535,6 +3997,20 @@
       </w:r>
       <w:r>
         <w:rPr>
+          <w:lang w:val="en_US" w:bidi="en_US"/>
+        </w:rPr>
+        <w:t>נְאֻם־יְהוָֽה</w:t>
+      </w:r>
+    </w:p>
+    <w:p>
+      <w:pPr/>
+      <w:r>
+        <w:rPr>
+          <w:lang w:val="en_US" w:bidi="en_US"/>
+        </w:rPr>
+      </w:r>
+      <w:r>
+        <w:rPr>
           <w:b/>
           <w:lang w:val="en_US" w:bidi="en_US"/>
         </w:rPr>
@@ -3631,6 +4107,20 @@
       </w:r>
       <w:r>
         <w:rPr>
+          <w:lang w:val="en_US" w:bidi="en_US"/>
+        </w:rPr>
+        <w:t>אִם־גַּנָּבִ֤ים בָּאֽוּ־לְ⁠ךָ֙ אִם־שׁ֣וֹדְדֵי לַ֔יְלָה</w:t>
+      </w:r>
+    </w:p>
+    <w:p>
+      <w:pPr/>
+      <w:r>
+        <w:rPr>
+          <w:lang w:val="en_US" w:bidi="en_US"/>
+        </w:rPr>
+      </w:r>
+      <w:r>
+        <w:rPr>
           <w:b/>
           <w:lang w:val="en_US" w:bidi="en_US"/>
         </w:rPr>
@@ -3714,6 +4204,20 @@
       </w:r>
       <w:r>
         <w:rPr>
+          <w:lang w:val="en_US" w:bidi="en_US"/>
+        </w:rPr>
+        <w:t>אֵ֣יךְ נִדְמֵ֔יתָה</w:t>
+      </w:r>
+    </w:p>
+    <w:p>
+      <w:pPr/>
+      <w:r>
+        <w:rPr>
+          <w:lang w:val="en_US" w:bidi="en_US"/>
+        </w:rPr>
+      </w:r>
+      <w:r>
+        <w:rPr>
           <w:b/>
           <w:lang w:val="en_US" w:bidi="en_US"/>
         </w:rPr>
@@ -3797,6 +4301,20 @@
       </w:r>
       <w:r>
         <w:rPr>
+          <w:lang w:val="en_US" w:bidi="en_US"/>
+        </w:rPr>
+        <w:t>אֵ֣יךְ נִדְמֵ֔יתָה</w:t>
+      </w:r>
+    </w:p>
+    <w:p>
+      <w:pPr/>
+      <w:r>
+        <w:rPr>
+          <w:lang w:val="en_US" w:bidi="en_US"/>
+        </w:rPr>
+      </w:r>
+      <w:r>
+        <w:rPr>
           <w:b/>
           <w:lang w:val="en_US" w:bidi="en_US"/>
         </w:rPr>
@@ -3880,6 +4398,20 @@
       </w:r>
       <w:r>
         <w:rPr>
+          <w:lang w:val="en_US" w:bidi="en_US"/>
+        </w:rPr>
+        <w:t>הֲ⁠ל֥וֹא יִגְנְב֖וּ דַּיָּ֑⁠ם</w:t>
+      </w:r>
+    </w:p>
+    <w:p>
+      <w:pPr/>
+      <w:r>
+        <w:rPr>
+          <w:lang w:val="en_US" w:bidi="en_US"/>
+        </w:rPr>
+      </w:r>
+      <w:r>
+        <w:rPr>
           <w:b/>
           <w:lang w:val="en_US" w:bidi="en_US"/>
         </w:rPr>
@@ -3963,6 +4495,20 @@
       </w:r>
       <w:r>
         <w:rPr>
+          <w:lang w:val="en_US" w:bidi="en_US"/>
+        </w:rPr>
+        <w:t>אִם־בֹּֽצְרִים֙ בָּ֣אוּ לָ֔⁠ךְ הֲ⁠ל֖וֹא יַשְׁאִ֥ירוּ עֹלֵלֽוֹת</w:t>
+      </w:r>
+    </w:p>
+    <w:p>
+      <w:pPr/>
+      <w:r>
+        <w:rPr>
+          <w:lang w:val="en_US" w:bidi="en_US"/>
+        </w:rPr>
+      </w:r>
+      <w:r>
+        <w:rPr>
           <w:b/>
           <w:lang w:val="en_US" w:bidi="en_US"/>
         </w:rPr>
@@ -4046,6 +4592,20 @@
       </w:r>
       <w:r>
         <w:rPr>
+          <w:lang w:val="en_US" w:bidi="en_US"/>
+        </w:rPr>
+        <w:t>אֵ֚יךְ</w:t>
+      </w:r>
+    </w:p>
+    <w:p>
+      <w:pPr/>
+      <w:r>
+        <w:rPr>
+          <w:lang w:val="en_US" w:bidi="en_US"/>
+        </w:rPr>
+      </w:r>
+      <w:r>
+        <w:rPr>
           <w:b/>
           <w:lang w:val="en_US" w:bidi="en_US"/>
         </w:rPr>
@@ -4142,6 +4702,20 @@
       </w:r>
       <w:r>
         <w:rPr>
+          <w:lang w:val="en_US" w:bidi="en_US"/>
+        </w:rPr>
+        <w:t>אֵ֚יךְ נֶחְפְּשׂ֣וּ עֵשָׂ֔ו</w:t>
+      </w:r>
+    </w:p>
+    <w:p>
+      <w:pPr/>
+      <w:r>
+        <w:rPr>
+          <w:lang w:val="en_US" w:bidi="en_US"/>
+        </w:rPr>
+      </w:r>
+      <w:r>
+        <w:rPr>
           <w:b/>
           <w:lang w:val="en_US" w:bidi="en_US"/>
         </w:rPr>
@@ -4225,6 +4799,20 @@
       </w:r>
       <w:r>
         <w:rPr>
+          <w:lang w:val="en_US" w:bidi="en_US"/>
+        </w:rPr>
+        <w:t>עֵשָׂ֔ו</w:t>
+      </w:r>
+    </w:p>
+    <w:p>
+      <w:pPr/>
+      <w:r>
+        <w:rPr>
+          <w:lang w:val="en_US" w:bidi="en_US"/>
+        </w:rPr>
+      </w:r>
+      <w:r>
+        <w:rPr>
           <w:b/>
           <w:lang w:val="en_US" w:bidi="en_US"/>
         </w:rPr>
@@ -4321,6 +4909,20 @@
       </w:r>
       <w:r>
         <w:rPr>
+          <w:lang w:val="en_US" w:bidi="en_US"/>
+        </w:rPr>
+        <w:t>נֶחְפְּשׂ֣וּ</w:t>
+      </w:r>
+    </w:p>
+    <w:p>
+      <w:pPr/>
+      <w:r>
+        <w:rPr>
+          <w:lang w:val="en_US" w:bidi="en_US"/>
+        </w:rPr>
+      </w:r>
+      <w:r>
+        <w:rPr>
           <w:b/>
           <w:lang w:val="en_US" w:bidi="en_US"/>
         </w:rPr>
@@ -4397,6 +4999,20 @@
       </w:r>
       <w:r>
         <w:rPr>
+          <w:lang w:val="en_US" w:bidi="en_US"/>
+        </w:rPr>
+        <w:t>נִבְע֖וּ מַצְפֻּנָֽי⁠ו</w:t>
+      </w:r>
+    </w:p>
+    <w:p>
+      <w:pPr/>
+      <w:r>
+        <w:rPr>
+          <w:lang w:val="en_US" w:bidi="en_US"/>
+        </w:rPr>
+      </w:r>
+      <w:r>
+        <w:rPr>
           <w:b/>
           <w:lang w:val="en_US" w:bidi="en_US"/>
         </w:rPr>
@@ -4480,6 +5096,20 @@
       </w:r>
       <w:r>
         <w:rPr>
+          <w:lang w:val="en_US" w:bidi="en_US"/>
+        </w:rPr>
+        <w:t>עַֽד־הַ⁠גְּב֣וּל שִׁלְּח֗וּ⁠ךָ כֹּ֚ל אַנְשֵׁ֣י בְרִיתֶ֔⁠ךָ</w:t>
+      </w:r>
+    </w:p>
+    <w:p>
+      <w:pPr/>
+      <w:r>
+        <w:rPr>
+          <w:lang w:val="en_US" w:bidi="en_US"/>
+        </w:rPr>
+      </w:r>
+      <w:r>
+        <w:rPr>
           <w:b/>
           <w:lang w:val="en_US" w:bidi="en_US"/>
         </w:rPr>
@@ -4576,6 +5206,20 @@
       </w:r>
       <w:r>
         <w:rPr>
+          <w:lang w:val="en_US" w:bidi="en_US"/>
+        </w:rPr>
+        <w:t>בְרִיתֶ֔⁠ךָ</w:t>
+      </w:r>
+    </w:p>
+    <w:p>
+      <w:pPr/>
+      <w:r>
+        <w:rPr>
+          <w:lang w:val="en_US" w:bidi="en_US"/>
+        </w:rPr>
+      </w:r>
+      <w:r>
+        <w:rPr>
           <w:b/>
           <w:lang w:val="en_US" w:bidi="en_US"/>
         </w:rPr>
@@ -4672,6 +5316,20 @@
       </w:r>
       <w:r>
         <w:rPr>
+          <w:lang w:val="en_US" w:bidi="en_US"/>
+        </w:rPr>
+        <w:t>עַֽד־הַ⁠גְּב֣וּל שִׁלְּח֗וּ⁠ךָ</w:t>
+      </w:r>
+    </w:p>
+    <w:p>
+      <w:pPr/>
+      <w:r>
+        <w:rPr>
+          <w:lang w:val="en_US" w:bidi="en_US"/>
+        </w:rPr>
+      </w:r>
+      <w:r>
+        <w:rPr>
           <w:b/>
           <w:lang w:val="en_US" w:bidi="en_US"/>
         </w:rPr>
@@ -4748,6 +5406,20 @@
       </w:r>
       <w:r>
         <w:rPr>
+          <w:lang w:val="en_US" w:bidi="en_US"/>
+        </w:rPr>
+        <w:t>כֹּ֚ל אַנְשֵׁ֣י בְרִיתֶ֔⁠ךָ &amp; אַנְשֵׁ֣י שְׁלֹמֶ֑⁠ךָ לַחְמְ⁠ךָ֗</w:t>
+      </w:r>
+    </w:p>
+    <w:p>
+      <w:pPr/>
+      <w:r>
+        <w:rPr>
+          <w:lang w:val="en_US" w:bidi="en_US"/>
+        </w:rPr>
+      </w:r>
+      <w:r>
+        <w:rPr>
           <w:b/>
           <w:lang w:val="en_US" w:bidi="en_US"/>
         </w:rPr>
@@ -4857,6 +5529,20 @@
       </w:r>
       <w:r>
         <w:rPr>
+          <w:lang w:val="en_US" w:bidi="en_US"/>
+        </w:rPr>
+        <w:t>לַחְמְ⁠ךָ֗ יָשִׂ֤ימוּ מָזוֹר֙ תַּחְתֶּ֔י⁠ךָ</w:t>
+      </w:r>
+    </w:p>
+    <w:p>
+      <w:pPr/>
+      <w:r>
+        <w:rPr>
+          <w:lang w:val="en_US" w:bidi="en_US"/>
+        </w:rPr>
+      </w:r>
+      <w:r>
+        <w:rPr>
           <w:b/>
           <w:lang w:val="en_US" w:bidi="en_US"/>
         </w:rPr>
@@ -4966,6 +5652,20 @@
       </w:r>
       <w:r>
         <w:rPr>
+          <w:lang w:val="en_US" w:bidi="en_US"/>
+        </w:rPr>
+        <w:t>אֵ֥ין תְּבוּנָ֖ה בּֽ⁠וֹ</w:t>
+      </w:r>
+    </w:p>
+    <w:p>
+      <w:pPr/>
+      <w:r>
+        <w:rPr>
+          <w:lang w:val="en_US" w:bidi="en_US"/>
+        </w:rPr>
+      </w:r>
+      <w:r>
+        <w:rPr>
           <w:b/>
           <w:lang w:val="en_US" w:bidi="en_US"/>
         </w:rPr>
@@ -5049,6 +5749,20 @@
       </w:r>
       <w:r>
         <w:rPr>
+          <w:lang w:val="en_US" w:bidi="en_US"/>
+        </w:rPr>
+        <w:t>אֵ֥ין תְּבוּנָ֖ה בּֽ⁠וֹ</w:t>
+      </w:r>
+    </w:p>
+    <w:p>
+      <w:pPr/>
+      <w:r>
+        <w:rPr>
+          <w:lang w:val="en_US" w:bidi="en_US"/>
+        </w:rPr>
+      </w:r>
+      <w:r>
+        <w:rPr>
           <w:b/>
           <w:lang w:val="en_US" w:bidi="en_US"/>
         </w:rPr>
@@ -5145,6 +5859,20 @@
       </w:r>
       <w:r>
         <w:rPr>
+          <w:lang w:val="en_US" w:bidi="en_US"/>
+        </w:rPr>
+        <w:t>בּֽ⁠וֹ</w:t>
+      </w:r>
+    </w:p>
+    <w:p>
+      <w:pPr/>
+      <w:r>
+        <w:rPr>
+          <w:lang w:val="en_US" w:bidi="en_US"/>
+        </w:rPr>
+      </w:r>
+      <w:r>
+        <w:rPr>
           <w:b/>
           <w:lang w:val="en_US" w:bidi="en_US"/>
         </w:rPr>
@@ -5241,6 +5969,20 @@
       </w:r>
       <w:r>
         <w:rPr>
+          <w:lang w:val="en_US" w:bidi="en_US"/>
+        </w:rPr>
+        <w:t>הֲ⁠ל֛וֹא בַּ⁠יּ֥וֹם הַ⁠ה֖וּא &amp; וְ⁠הַאֲבַדְתִּ֤י חֲכָמִים֙ מֵֽ⁠אֱד֔וֹם</w:t>
+      </w:r>
+    </w:p>
+    <w:p>
+      <w:pPr/>
+      <w:r>
+        <w:rPr>
+          <w:lang w:val="en_US" w:bidi="en_US"/>
+        </w:rPr>
+      </w:r>
+      <w:r>
+        <w:rPr>
           <w:b/>
           <w:lang w:val="en_US" w:bidi="en_US"/>
         </w:rPr>
@@ -5337,6 +6079,20 @@
       </w:r>
       <w:r>
         <w:rPr>
+          <w:lang w:val="en_US" w:bidi="en_US"/>
+        </w:rPr>
+        <w:t>וְ⁠הַאֲבַדְתִּ֤י חֲכָמִים֙ מֵֽ⁠אֱד֔וֹם</w:t>
+      </w:r>
+    </w:p>
+    <w:p>
+      <w:pPr/>
+      <w:r>
+        <w:rPr>
+          <w:lang w:val="en_US" w:bidi="en_US"/>
+        </w:rPr>
+      </w:r>
+      <w:r>
+        <w:rPr>
           <w:b/>
           <w:lang w:val="en_US" w:bidi="en_US"/>
         </w:rPr>
@@ -5433,6 +6189,20 @@
       </w:r>
       <w:r>
         <w:rPr>
+          <w:lang w:val="en_US" w:bidi="en_US"/>
+        </w:rPr>
+        <w:t>וּ⁠תְבוּנָ֖ה מֵ⁠הַ֥ר עֵשָֽׂו</w:t>
+      </w:r>
+    </w:p>
+    <w:p>
+      <w:pPr/>
+      <w:r>
+        <w:rPr>
+          <w:lang w:val="en_US" w:bidi="en_US"/>
+        </w:rPr>
+      </w:r>
+      <w:r>
+        <w:rPr>
           <w:b/>
           <w:lang w:val="en_US" w:bidi="en_US"/>
         </w:rPr>
@@ -5516,6 +6286,20 @@
       </w:r>
       <w:r>
         <w:rPr>
+          <w:lang w:val="en_US" w:bidi="en_US"/>
+        </w:rPr>
+        <w:t>וּ⁠תְבוּנָ֖ה מֵ⁠הַ֥ר עֵשָֽׂו</w:t>
+      </w:r>
+    </w:p>
+    <w:p>
+      <w:pPr/>
+      <w:r>
+        <w:rPr>
+          <w:lang w:val="en_US" w:bidi="en_US"/>
+        </w:rPr>
+      </w:r>
+      <w:r>
+        <w:rPr>
           <w:b/>
           <w:lang w:val="en_US" w:bidi="en_US"/>
         </w:rPr>
@@ -5612,6 +6396,20 @@
       </w:r>
       <w:r>
         <w:rPr>
+          <w:lang w:val="en_US" w:bidi="en_US"/>
+        </w:rPr>
+        <w:t>חֲכָמִים֙ מֵֽ⁠אֱד֔וֹם וּ⁠תְבוּנָ֖ה מֵ⁠הַ֥ר עֵשָֽׂו</w:t>
+      </w:r>
+    </w:p>
+    <w:p>
+      <w:pPr/>
+      <w:r>
+        <w:rPr>
+          <w:lang w:val="en_US" w:bidi="en_US"/>
+        </w:rPr>
+      </w:r>
+      <w:r>
+        <w:rPr>
           <w:b/>
           <w:lang w:val="en_US" w:bidi="en_US"/>
         </w:rPr>
@@ -5747,6 +6545,20 @@
       </w:r>
       <w:r>
         <w:rPr>
+          <w:lang w:val="en_US" w:bidi="en_US"/>
+        </w:rPr>
+        <w:t>וּ⁠תְבוּנָ֖ה</w:t>
+      </w:r>
+    </w:p>
+    <w:p>
+      <w:pPr/>
+      <w:r>
+        <w:rPr>
+          <w:lang w:val="en_US" w:bidi="en_US"/>
+        </w:rPr>
+      </w:r>
+      <w:r>
+        <w:rPr>
           <w:b/>
           <w:lang w:val="en_US" w:bidi="en_US"/>
         </w:rPr>
@@ -5843,6 +6655,20 @@
       </w:r>
       <w:r>
         <w:rPr>
+          <w:lang w:val="en_US" w:bidi="en_US"/>
+        </w:rPr>
+        <w:t>מֵ⁠הַ֥ר עֵשָֽׂו</w:t>
+      </w:r>
+    </w:p>
+    <w:p>
+      <w:pPr/>
+      <w:r>
+        <w:rPr>
+          <w:lang w:val="en_US" w:bidi="en_US"/>
+        </w:rPr>
+      </w:r>
+      <w:r>
+        <w:rPr>
           <w:b/>
           <w:lang w:val="en_US" w:bidi="en_US"/>
         </w:rPr>
@@ -5928,6 +6754,20 @@
         <w:rPr>
           <w:lang w:val="en_US" w:bidi="en_US"/>
         </w:rPr>
+      </w:r>
+    </w:p>
+    <w:p>
+      <w:pPr/>
+      <w:r>
+        <w:rPr>
+          <w:lang w:val="en_US" w:bidi="en_US"/>
+        </w:rPr>
+      </w:r>
+      <w:r>
+        <w:rPr>
+          <w:lang w:val="en_US" w:bidi="en_US"/>
+        </w:rPr>
+        <w:t>עֵשָֽׂו</w:t>
       </w:r>
     </w:p>
     <w:p>
@@ -6040,6 +6880,20 @@
       </w:r>
       <w:r>
         <w:rPr>
+          <w:lang w:val="en_US" w:bidi="en_US"/>
+        </w:rPr>
+        <w:t>וְ⁠חַתּ֥וּ גִבּוֹרֶ֖י⁠ךָ תֵּימָ֑ן</w:t>
+      </w:r>
+    </w:p>
+    <w:p>
+      <w:pPr/>
+      <w:r>
+        <w:rPr>
+          <w:lang w:val="en_US" w:bidi="en_US"/>
+        </w:rPr>
+      </w:r>
+      <w:r>
+        <w:rPr>
           <w:b/>
           <w:lang w:val="en_US" w:bidi="en_US"/>
         </w:rPr>
@@ -6136,6 +6990,20 @@
       </w:r>
       <w:r>
         <w:rPr>
+          <w:lang w:val="en_US" w:bidi="en_US"/>
+        </w:rPr>
+        <w:t>תֵּימָ֑ן</w:t>
+      </w:r>
+    </w:p>
+    <w:p>
+      <w:pPr/>
+      <w:r>
+        <w:rPr>
+          <w:lang w:val="en_US" w:bidi="en_US"/>
+        </w:rPr>
+      </w:r>
+      <w:r>
+        <w:rPr>
           <w:b/>
           <w:lang w:val="en_US" w:bidi="en_US"/>
         </w:rPr>
@@ -6219,6 +7087,20 @@
       </w:r>
       <w:r>
         <w:rPr>
+          <w:lang w:val="en_US" w:bidi="en_US"/>
+        </w:rPr>
+        <w:t>לְמַ֧עַן</w:t>
+      </w:r>
+    </w:p>
+    <w:p>
+      <w:pPr/>
+      <w:r>
+        <w:rPr>
+          <w:lang w:val="en_US" w:bidi="en_US"/>
+        </w:rPr>
+      </w:r>
+      <w:r>
+        <w:rPr>
           <w:b/>
           <w:lang w:val="en_US" w:bidi="en_US"/>
         </w:rPr>
@@ -6302,6 +7184,20 @@
       </w:r>
       <w:r>
         <w:rPr>
+          <w:lang w:val="en_US" w:bidi="en_US"/>
+        </w:rPr>
+        <w:t>יִכָּֽרֶת־אִ֛ישׁ</w:t>
+      </w:r>
+    </w:p>
+    <w:p>
+      <w:pPr/>
+      <w:r>
+        <w:rPr>
+          <w:lang w:val="en_US" w:bidi="en_US"/>
+        </w:rPr>
+      </w:r>
+      <w:r>
+        <w:rPr>
           <w:b/>
           <w:lang w:val="en_US" w:bidi="en_US"/>
         </w:rPr>
@@ -6398,6 +7294,20 @@
       </w:r>
       <w:r>
         <w:rPr>
+          <w:lang w:val="en_US" w:bidi="en_US"/>
+        </w:rPr>
+        <w:t>יִכָּֽרֶת־אִ֛ישׁ</w:t>
+      </w:r>
+    </w:p>
+    <w:p>
+      <w:pPr/>
+      <w:r>
+        <w:rPr>
+          <w:lang w:val="en_US" w:bidi="en_US"/>
+        </w:rPr>
+      </w:r>
+      <w:r>
+        <w:rPr>
           <w:b/>
           <w:lang w:val="en_US" w:bidi="en_US"/>
         </w:rPr>
@@ -6481,6 +7391,20 @@
       </w:r>
       <w:r>
         <w:rPr>
+          <w:lang w:val="en_US" w:bidi="en_US"/>
+        </w:rPr>
+        <w:t>אִ֛ישׁ</w:t>
+      </w:r>
+    </w:p>
+    <w:p>
+      <w:pPr/>
+      <w:r>
+        <w:rPr>
+          <w:lang w:val="en_US" w:bidi="en_US"/>
+        </w:rPr>
+      </w:r>
+      <w:r>
+        <w:rPr>
           <w:b/>
           <w:lang w:val="en_US" w:bidi="en_US"/>
         </w:rPr>
@@ -6577,6 +7501,20 @@
       </w:r>
       <w:r>
         <w:rPr>
+          <w:lang w:val="en_US" w:bidi="en_US"/>
+        </w:rPr>
+        <w:t>מֵ⁠הַ֥ר עֵשָׂ֖ו</w:t>
+      </w:r>
+    </w:p>
+    <w:p>
+      <w:pPr/>
+      <w:r>
+        <w:rPr>
+          <w:lang w:val="en_US" w:bidi="en_US"/>
+        </w:rPr>
+      </w:r>
+      <w:r>
+        <w:rPr>
           <w:b/>
           <w:lang w:val="en_US" w:bidi="en_US"/>
         </w:rPr>
@@ -6660,6 +7598,20 @@
       </w:r>
       <w:r>
         <w:rPr>
+          <w:lang w:val="en_US" w:bidi="en_US"/>
+        </w:rPr>
+        <w:t>מִ⁠קָּֽטֶל</w:t>
+      </w:r>
+    </w:p>
+    <w:p>
+      <w:pPr/>
+      <w:r>
+        <w:rPr>
+          <w:lang w:val="en_US" w:bidi="en_US"/>
+        </w:rPr>
+      </w:r>
+      <w:r>
+        <w:rPr>
           <w:b/>
           <w:lang w:val="en_US" w:bidi="en_US"/>
         </w:rPr>
@@ -6865,6 +7817,20 @@
       </w:r>
       <w:r>
         <w:rPr>
+          <w:lang w:val="en_US" w:bidi="en_US"/>
+        </w:rPr>
+        <w:t>אָחִ֥י⁠ךָ</w:t>
+      </w:r>
+    </w:p>
+    <w:p>
+      <w:pPr/>
+      <w:r>
+        <w:rPr>
+          <w:lang w:val="en_US" w:bidi="en_US"/>
+        </w:rPr>
+      </w:r>
+      <w:r>
+        <w:rPr>
           <w:b/>
           <w:lang w:val="en_US" w:bidi="en_US"/>
         </w:rPr>
@@ -6961,6 +7927,20 @@
       </w:r>
       <w:r>
         <w:rPr>
+          <w:lang w:val="en_US" w:bidi="en_US"/>
+        </w:rPr>
+        <w:t>יַעֲקֹ֖ב</w:t>
+      </w:r>
+    </w:p>
+    <w:p>
+      <w:pPr/>
+      <w:r>
+        <w:rPr>
+          <w:lang w:val="en_US" w:bidi="en_US"/>
+        </w:rPr>
+      </w:r>
+      <w:r>
+        <w:rPr>
           <w:b/>
           <w:lang w:val="en_US" w:bidi="en_US"/>
         </w:rPr>
@@ -7057,6 +8037,20 @@
       </w:r>
       <w:r>
         <w:rPr>
+          <w:lang w:val="en_US" w:bidi="en_US"/>
+        </w:rPr>
+        <w:t>תְּכַסְּ⁠ךָ֣ בוּשָׁ֑ה</w:t>
+      </w:r>
+    </w:p>
+    <w:p>
+      <w:pPr/>
+      <w:r>
+        <w:rPr>
+          <w:lang w:val="en_US" w:bidi="en_US"/>
+        </w:rPr>
+      </w:r>
+      <w:r>
+        <w:rPr>
           <w:b/>
           <w:lang w:val="en_US" w:bidi="en_US"/>
         </w:rPr>
@@ -7153,6 +8147,20 @@
       </w:r>
       <w:r>
         <w:rPr>
+          <w:lang w:val="en_US" w:bidi="en_US"/>
+        </w:rPr>
+        <w:t>תְּכַסְּ⁠ךָ֣ בוּשָׁ֑ה</w:t>
+      </w:r>
+    </w:p>
+    <w:p>
+      <w:pPr/>
+      <w:r>
+        <w:rPr>
+          <w:lang w:val="en_US" w:bidi="en_US"/>
+        </w:rPr>
+      </w:r>
+      <w:r>
+        <w:rPr>
           <w:b/>
           <w:lang w:val="en_US" w:bidi="en_US"/>
         </w:rPr>
@@ -7249,6 +8257,20 @@
       </w:r>
       <w:r>
         <w:rPr>
+          <w:lang w:val="en_US" w:bidi="en_US"/>
+        </w:rPr>
+        <w:t>וְ⁠נִכְרַ֖תָּ</w:t>
+      </w:r>
+    </w:p>
+    <w:p>
+      <w:pPr/>
+      <w:r>
+        <w:rPr>
+          <w:lang w:val="en_US" w:bidi="en_US"/>
+        </w:rPr>
+      </w:r>
+      <w:r>
+        <w:rPr>
           <w:b/>
           <w:lang w:val="en_US" w:bidi="en_US"/>
         </w:rPr>
@@ -7332,6 +8354,20 @@
       </w:r>
       <w:r>
         <w:rPr>
+          <w:lang w:val="en_US" w:bidi="en_US"/>
+        </w:rPr>
+        <w:t>וְ⁠נִכְרַ֖תָּ</w:t>
+      </w:r>
+    </w:p>
+    <w:p>
+      <w:pPr/>
+      <w:r>
+        <w:rPr>
+          <w:lang w:val="en_US" w:bidi="en_US"/>
+        </w:rPr>
+      </w:r>
+      <w:r>
+        <w:rPr>
           <w:b/>
           <w:lang w:val="en_US" w:bidi="en_US"/>
         </w:rPr>
@@ -7404,6 +8440,20 @@
         <w:rPr>
           <w:lang w:val="en_US" w:bidi="en_US"/>
         </w:rPr>
+      </w:r>
+    </w:p>
+    <w:p>
+      <w:pPr/>
+      <w:r>
+        <w:rPr>
+          <w:lang w:val="en_US" w:bidi="en_US"/>
+        </w:rPr>
+      </w:r>
+      <w:r>
+        <w:rPr>
+          <w:lang w:val="en_US" w:bidi="en_US"/>
+        </w:rPr>
+        <w:t>וְ⁠נִכְרַ֖תָּ</w:t>
       </w:r>
     </w:p>
     <w:p>
@@ -7529,6 +8579,20 @@
       </w:r>
       <w:r>
         <w:rPr>
+          <w:lang w:val="en_US" w:bidi="en_US"/>
+        </w:rPr>
+        <w:t>עֲמָֽדְ⁠ךָ֣ מִ⁠נֶּ֔גֶד</w:t>
+      </w:r>
+    </w:p>
+    <w:p>
+      <w:pPr/>
+      <w:r>
+        <w:rPr>
+          <w:lang w:val="en_US" w:bidi="en_US"/>
+        </w:rPr>
+      </w:r>
+      <w:r>
+        <w:rPr>
           <w:b/>
           <w:lang w:val="en_US" w:bidi="en_US"/>
         </w:rPr>
@@ -7601,6 +8665,20 @@
         <w:rPr>
           <w:lang w:val="en_US" w:bidi="en_US"/>
         </w:rPr>
+      </w:r>
+    </w:p>
+    <w:p>
+      <w:pPr/>
+      <w:r>
+        <w:rPr>
+          <w:lang w:val="en_US" w:bidi="en_US"/>
+        </w:rPr>
+      </w:r>
+      <w:r>
+        <w:rPr>
+          <w:lang w:val="en_US" w:bidi="en_US"/>
+        </w:rPr>
+        <w:t>שְׁב֥וֹת זָרִ֖ים חֵיל֑⁠וֹ וְ⁠נָכְרִ֞ים בָּ֣אוּ שְׁעָרָ֗יו</w:t>
       </w:r>
     </w:p>
     <w:p>
@@ -7822,6 +8900,20 @@
       </w:r>
       <w:r>
         <w:rPr>
+          <w:lang w:val="en_US" w:bidi="en_US"/>
+        </w:rPr>
+        <w:t>חֵיל֑⁠וֹ</w:t>
+      </w:r>
+    </w:p>
+    <w:p>
+      <w:pPr/>
+      <w:r>
+        <w:rPr>
+          <w:lang w:val="en_US" w:bidi="en_US"/>
+        </w:rPr>
+      </w:r>
+      <w:r>
+        <w:rPr>
           <w:b/>
           <w:lang w:val="en_US" w:bidi="en_US"/>
         </w:rPr>
@@ -7916,6 +9008,20 @@
       </w:r>
       <w:r>
         <w:rPr>
+          <w:lang w:val="en_US" w:bidi="en_US"/>
+        </w:rPr>
+        <w:t>שְׁעָרָ֗יו</w:t>
+      </w:r>
+    </w:p>
+    <w:p>
+      <w:pPr/>
+      <w:r>
+        <w:rPr>
+          <w:lang w:val="en_US" w:bidi="en_US"/>
+        </w:rPr>
+      </w:r>
+      <w:r>
+        <w:rPr>
           <w:b/>
           <w:lang w:val="en_US" w:bidi="en_US"/>
         </w:rPr>
@@ -8012,6 +9118,20 @@
       </w:r>
       <w:r>
         <w:rPr>
+          <w:lang w:val="en_US" w:bidi="en_US"/>
+        </w:rPr>
+        <w:t>וְ⁠עַל־יְרוּשָׁלִַ֨ם֙ יַדּ֣וּ גוֹרָ֔ל</w:t>
+      </w:r>
+    </w:p>
+    <w:p>
+      <w:pPr/>
+      <w:r>
+        <w:rPr>
+          <w:lang w:val="en_US" w:bidi="en_US"/>
+        </w:rPr>
+      </w:r>
+      <w:r>
+        <w:rPr>
           <w:b/>
           <w:lang w:val="en_US" w:bidi="en_US"/>
         </w:rPr>
@@ -8121,6 +9241,20 @@
       </w:r>
       <w:r>
         <w:rPr>
+          <w:lang w:val="en_US" w:bidi="en_US"/>
+        </w:rPr>
+        <w:t>גַּם־אַתָּ֖ה כְּ⁠אַחַ֥ד מֵ⁠הֶֽם</w:t>
+      </w:r>
+    </w:p>
+    <w:p>
+      <w:pPr/>
+      <w:r>
+        <w:rPr>
+          <w:lang w:val="en_US" w:bidi="en_US"/>
+        </w:rPr>
+      </w:r>
+      <w:r>
+        <w:rPr>
           <w:b/>
           <w:lang w:val="en_US" w:bidi="en_US"/>
         </w:rPr>
@@ -8230,6 +9364,20 @@
       </w:r>
       <w:r>
         <w:rPr>
+          <w:lang w:val="en_US" w:bidi="en_US"/>
+        </w:rPr>
+        <w:t>וְ⁠אַל &amp; וְ⁠אַל &amp; וְ⁠אַל</w:t>
+      </w:r>
+    </w:p>
+    <w:p>
+      <w:pPr/>
+      <w:r>
+        <w:rPr>
+          <w:lang w:val="en_US" w:bidi="en_US"/>
+        </w:rPr>
+      </w:r>
+      <w:r>
+        <w:rPr>
           <w:b/>
           <w:lang w:val="en_US" w:bidi="en_US"/>
         </w:rPr>
@@ -8378,6 +9526,20 @@
       </w:r>
       <w:r>
         <w:rPr>
+          <w:lang w:val="en_US" w:bidi="en_US"/>
+        </w:rPr>
+        <w:t>וְ⁠אַל־תֵּ֤רֶא</w:t>
+      </w:r>
+    </w:p>
+    <w:p>
+      <w:pPr/>
+      <w:r>
+        <w:rPr>
+          <w:lang w:val="en_US" w:bidi="en_US"/>
+        </w:rPr>
+      </w:r>
+      <w:r>
+        <w:rPr>
           <w:b/>
           <w:lang w:val="en_US" w:bidi="en_US"/>
         </w:rPr>
@@ -8474,6 +9636,20 @@
       </w:r>
       <w:r>
         <w:rPr>
+          <w:lang w:val="en_US" w:bidi="en_US"/>
+        </w:rPr>
+        <w:t>בְ⁠יוֹם־אָחִ֨י⁠ךָ֙ בְּ⁠י֣וֹם נָכְר֔⁠וֹ</w:t>
+      </w:r>
+    </w:p>
+    <w:p>
+      <w:pPr/>
+      <w:r>
+        <w:rPr>
+          <w:lang w:val="en_US" w:bidi="en_US"/>
+        </w:rPr>
+      </w:r>
+      <w:r>
+        <w:rPr>
           <w:b/>
           <w:lang w:val="en_US" w:bidi="en_US"/>
         </w:rPr>
@@ -8583,6 +9759,20 @@
       </w:r>
       <w:r>
         <w:rPr>
+          <w:lang w:val="en_US" w:bidi="en_US"/>
+        </w:rPr>
+        <w:t>בְ⁠יוֹם</w:t>
+      </w:r>
+    </w:p>
+    <w:p>
+      <w:pPr/>
+      <w:r>
+        <w:rPr>
+          <w:lang w:val="en_US" w:bidi="en_US"/>
+        </w:rPr>
+      </w:r>
+      <w:r>
+        <w:rPr>
           <w:b/>
           <w:lang w:val="en_US" w:bidi="en_US"/>
         </w:rPr>
@@ -8668,6 +9858,20 @@
         <w:rPr>
           <w:lang w:val="en_US" w:bidi="en_US"/>
         </w:rPr>
+      </w:r>
+    </w:p>
+    <w:p>
+      <w:pPr/>
+      <w:r>
+        <w:rPr>
+          <w:lang w:val="en_US" w:bidi="en_US"/>
+        </w:rPr>
+      </w:r>
+      <w:r>
+        <w:rPr>
+          <w:lang w:val="en_US" w:bidi="en_US"/>
+        </w:rPr>
+        <w:t>אָחִ֨י⁠ךָ֙</w:t>
       </w:r>
     </w:p>
     <w:p>
@@ -8793,6 +9997,20 @@
       </w:r>
       <w:r>
         <w:rPr>
+          <w:lang w:val="en_US" w:bidi="en_US"/>
+        </w:rPr>
+        <w:t>לִ⁠בְנֵֽי־יְהוּדָ֖ה</w:t>
+      </w:r>
+    </w:p>
+    <w:p>
+      <w:pPr/>
+      <w:r>
+        <w:rPr>
+          <w:lang w:val="en_US" w:bidi="en_US"/>
+        </w:rPr>
+      </w:r>
+      <w:r>
+        <w:rPr>
           <w:b/>
           <w:lang w:val="en_US" w:bidi="en_US"/>
         </w:rPr>
@@ -8889,6 +10107,20 @@
       </w:r>
       <w:r>
         <w:rPr>
+          <w:lang w:val="en_US" w:bidi="en_US"/>
+        </w:rPr>
+        <w:t>וְ⁠אַל־תַּגְדֵּ֥ל פִּ֖י⁠ךָ</w:t>
+      </w:r>
+    </w:p>
+    <w:p>
+      <w:pPr/>
+      <w:r>
+        <w:rPr>
+          <w:lang w:val="en_US" w:bidi="en_US"/>
+        </w:rPr>
+      </w:r>
+      <w:r>
+        <w:rPr>
           <w:b/>
           <w:lang w:val="en_US" w:bidi="en_US"/>
         </w:rPr>
@@ -8972,6 +10204,20 @@
       </w:r>
       <w:r>
         <w:rPr>
+          <w:lang w:val="en_US" w:bidi="en_US"/>
+        </w:rPr>
+        <w:t>בְּ⁠י֣וֹם אֵידָ֔⁠ם &amp; בְּ⁠י֣וֹם אֵיד֑⁠וֹ &amp; בְּ⁠י֥וֹם אֵידֽ⁠וֹ</w:t>
+      </w:r>
+    </w:p>
+    <w:p>
+      <w:pPr/>
+      <w:r>
+        <w:rPr>
+          <w:lang w:val="en_US" w:bidi="en_US"/>
+        </w:rPr>
+      </w:r>
+      <w:r>
+        <w:rPr>
           <w:b/>
           <w:lang w:val="en_US" w:bidi="en_US"/>
         </w:rPr>
@@ -9057,6 +10303,20 @@
         <w:rPr>
           <w:lang w:val="en_US" w:bidi="en_US"/>
         </w:rPr>
+      </w:r>
+    </w:p>
+    <w:p>
+      <w:pPr/>
+      <w:r>
+        <w:rPr>
+          <w:lang w:val="en_US" w:bidi="en_US"/>
+        </w:rPr>
+      </w:r>
+      <w:r>
+        <w:rPr>
+          <w:lang w:val="en_US" w:bidi="en_US"/>
+        </w:rPr>
+        <w:t>אֵידָ֔⁠ם &amp; אֵיד֑⁠וֹ &amp; אֵידֽ⁠וֹ</w:t>
       </w:r>
     </w:p>
     <w:p>
@@ -9208,6 +10468,20 @@
       </w:r>
       <w:r>
         <w:rPr>
+          <w:lang w:val="en_US" w:bidi="en_US"/>
+        </w:rPr>
+        <w:t>גַם־אַתָּ֛ה</w:t>
+      </w:r>
+    </w:p>
+    <w:p>
+      <w:pPr/>
+      <w:r>
+        <w:rPr>
+          <w:lang w:val="en_US" w:bidi="en_US"/>
+        </w:rPr>
+      </w:r>
+      <w:r>
+        <w:rPr>
           <w:b/>
           <w:lang w:val="en_US" w:bidi="en_US"/>
         </w:rPr>
@@ -9280,6 +10554,20 @@
         <w:rPr>
           <w:lang w:val="en_US" w:bidi="en_US"/>
         </w:rPr>
+      </w:r>
+    </w:p>
+    <w:p>
+      <w:pPr/>
+      <w:r>
+        <w:rPr>
+          <w:lang w:val="en_US" w:bidi="en_US"/>
+        </w:rPr>
+      </w:r>
+      <w:r>
+        <w:rPr>
+          <w:lang w:val="en_US" w:bidi="en_US"/>
+        </w:rPr>
+        <w:t>אַל־תֵּ֧רֶא</w:t>
       </w:r>
     </w:p>
     <w:p>
@@ -9405,6 +10693,20 @@
       </w:r>
       <w:r>
         <w:rPr>
+          <w:lang w:val="en_US" w:bidi="en_US"/>
+        </w:rPr>
+        <w:t>וְ⁠אַל־תִּשְׁלַ֥חְנָה בְ⁠חֵיל֖⁠וֹ</w:t>
+      </w:r>
+    </w:p>
+    <w:p>
+      <w:pPr/>
+      <w:r>
+        <w:rPr>
+          <w:lang w:val="en_US" w:bidi="en_US"/>
+        </w:rPr>
+      </w:r>
+      <w:r>
+        <w:rPr>
           <w:b/>
           <w:lang w:val="en_US" w:bidi="en_US"/>
         </w:rPr>
@@ -9501,6 +10803,20 @@
       </w:r>
       <w:r>
         <w:rPr>
+          <w:lang w:val="en_US" w:bidi="en_US"/>
+        </w:rPr>
+        <w:t>הַ⁠פֶּ֔רֶק</w:t>
+      </w:r>
+    </w:p>
+    <w:p>
+      <w:pPr/>
+      <w:r>
+        <w:rPr>
+          <w:lang w:val="en_US" w:bidi="en_US"/>
+        </w:rPr>
+      </w:r>
+      <w:r>
+        <w:rPr>
           <w:b/>
           <w:lang w:val="en_US" w:bidi="en_US"/>
         </w:rPr>
@@ -9586,6 +10902,20 @@
         <w:rPr>
           <w:lang w:val="en_US" w:bidi="en_US"/>
         </w:rPr>
+      </w:r>
+    </w:p>
+    <w:p>
+      <w:pPr/>
+      <w:r>
+        <w:rPr>
+          <w:lang w:val="en_US" w:bidi="en_US"/>
+        </w:rPr>
+      </w:r>
+      <w:r>
+        <w:rPr>
+          <w:lang w:val="en_US" w:bidi="en_US"/>
+        </w:rPr>
+        <w:t>לְ⁠הַכְרִ֖ית</w:t>
       </w:r>
     </w:p>
     <w:p>
@@ -9711,6 +11041,20 @@
       </w:r>
       <w:r>
         <w:rPr>
+          <w:lang w:val="en_US" w:bidi="en_US"/>
+        </w:rPr>
+        <w:t>וְ⁠אַל־תַּסְגֵּ֥ר שְׂרִידָ֖י⁠ו</w:t>
+      </w:r>
+    </w:p>
+    <w:p>
+      <w:pPr/>
+      <w:r>
+        <w:rPr>
+          <w:lang w:val="en_US" w:bidi="en_US"/>
+        </w:rPr>
+      </w:r>
+      <w:r>
+        <w:rPr>
           <w:b/>
           <w:lang w:val="en_US" w:bidi="en_US"/>
         </w:rPr>
@@ -9857,6 +11201,20 @@
       </w:r>
       <w:r>
         <w:rPr>
+          <w:lang w:val="en_US" w:bidi="en_US"/>
+        </w:rPr>
+        <w:t>כִּֽי־קָר֥וֹב יוֹם־יְהוָ֖ה עַל־כָּל־הַ⁠גּוֹיִ֑ם</w:t>
+      </w:r>
+    </w:p>
+    <w:p>
+      <w:pPr/>
+      <w:r>
+        <w:rPr>
+          <w:lang w:val="en_US" w:bidi="en_US"/>
+        </w:rPr>
+      </w:r>
+      <w:r>
+        <w:rPr>
           <w:b/>
           <w:lang w:val="en_US" w:bidi="en_US"/>
         </w:rPr>
@@ -9940,6 +11298,20 @@
       </w:r>
       <w:r>
         <w:rPr>
+          <w:lang w:val="en_US" w:bidi="en_US"/>
+        </w:rPr>
+        <w:t>יוֹם־יְהוָ֖ה</w:t>
+      </w:r>
+    </w:p>
+    <w:p>
+      <w:pPr/>
+      <w:r>
+        <w:rPr>
+          <w:lang w:val="en_US" w:bidi="en_US"/>
+        </w:rPr>
+      </w:r>
+      <w:r>
+        <w:rPr>
           <w:b/>
           <w:lang w:val="en_US" w:bidi="en_US"/>
         </w:rPr>
@@ -10036,6 +11408,20 @@
       </w:r>
       <w:r>
         <w:rPr>
+          <w:lang w:val="en_US" w:bidi="en_US"/>
+        </w:rPr>
+        <w:t>קָר֥וֹב</w:t>
+      </w:r>
+    </w:p>
+    <w:p>
+      <w:pPr/>
+      <w:r>
+        <w:rPr>
+          <w:lang w:val="en_US" w:bidi="en_US"/>
+        </w:rPr>
+      </w:r>
+      <w:r>
+        <w:rPr>
           <w:b/>
           <w:lang w:val="en_US" w:bidi="en_US"/>
         </w:rPr>
@@ -10112,6 +11498,20 @@
       </w:r>
       <w:r>
         <w:rPr>
+          <w:lang w:val="en_US" w:bidi="en_US"/>
+        </w:rPr>
+        <w:t>יֵעָ֣שֶׂה לָּ֔⁠ךְ</w:t>
+      </w:r>
+    </w:p>
+    <w:p>
+      <w:pPr/>
+      <w:r>
+        <w:rPr>
+          <w:lang w:val="en_US" w:bidi="en_US"/>
+        </w:rPr>
+      </w:r>
+      <w:r>
+        <w:rPr>
           <w:b/>
           <w:lang w:val="en_US" w:bidi="en_US"/>
         </w:rPr>
@@ -10195,6 +11595,20 @@
       </w:r>
       <w:r>
         <w:rPr>
+          <w:lang w:val="en_US" w:bidi="en_US"/>
+        </w:rPr>
+        <w:t>גְּמֻלְ⁠ךָ֖ יָשׁ֥וּב בְּ⁠רֹאשֶֽׁ⁠ךָ</w:t>
+      </w:r>
+    </w:p>
+    <w:p>
+      <w:pPr/>
+      <w:r>
+        <w:rPr>
+          <w:lang w:val="en_US" w:bidi="en_US"/>
+        </w:rPr>
+      </w:r>
+      <w:r>
+        <w:rPr>
           <w:b/>
           <w:lang w:val="en_US" w:bidi="en_US"/>
         </w:rPr>
@@ -10278,6 +11692,20 @@
       </w:r>
       <w:r>
         <w:rPr>
+          <w:lang w:val="en_US" w:bidi="en_US"/>
+        </w:rPr>
+        <w:t>בְּ⁠רֹאשֶֽׁ⁠ךָ</w:t>
+      </w:r>
+    </w:p>
+    <w:p>
+      <w:pPr/>
+      <w:r>
+        <w:rPr>
+          <w:lang w:val="en_US" w:bidi="en_US"/>
+        </w:rPr>
+      </w:r>
+      <w:r>
+        <w:rPr>
           <w:b/>
           <w:lang w:val="en_US" w:bidi="en_US"/>
         </w:rPr>
@@ -10374,6 +11802,20 @@
       </w:r>
       <w:r>
         <w:rPr>
+          <w:lang w:val="en_US" w:bidi="en_US"/>
+        </w:rPr>
+        <w:t>כִּ֗י כַּֽ⁠אֲשֶׁ֤ר שְׁתִיתֶם֙</w:t>
+      </w:r>
+    </w:p>
+    <w:p>
+      <w:pPr/>
+      <w:r>
+        <w:rPr>
+          <w:lang w:val="en_US" w:bidi="en_US"/>
+        </w:rPr>
+      </w:r>
+      <w:r>
+        <w:rPr>
           <w:b/>
           <w:lang w:val="en_US" w:bidi="en_US"/>
         </w:rPr>
@@ -10498,6 +11940,20 @@
         <w:rPr>
           <w:lang w:val="en_US" w:bidi="en_US"/>
         </w:rPr>
+      </w:r>
+    </w:p>
+    <w:p>
+      <w:pPr/>
+      <w:r>
+        <w:rPr>
+          <w:lang w:val="en_US" w:bidi="en_US"/>
+        </w:rPr>
+      </w:r>
+      <w:r>
+        <w:rPr>
+          <w:lang w:val="en_US" w:bidi="en_US"/>
+        </w:rPr>
+        <w:t>כַּֽ⁠אֲשֶׁ֤ר שְׁתִיתֶם֙</w:t>
       </w:r>
     </w:p>
     <w:p>
@@ -10641,6 +12097,20 @@
       </w:r>
       <w:r>
         <w:rPr>
+          <w:lang w:val="en_US" w:bidi="en_US"/>
+        </w:rPr>
+        <w:t>שְׁתִיתֶם֙</w:t>
+      </w:r>
+    </w:p>
+    <w:p>
+      <w:pPr/>
+      <w:r>
+        <w:rPr>
+          <w:lang w:val="en_US" w:bidi="en_US"/>
+        </w:rPr>
+      </w:r>
+      <w:r>
+        <w:rPr>
           <w:b/>
           <w:lang w:val="en_US" w:bidi="en_US"/>
         </w:rPr>
@@ -10724,6 +12194,20 @@
       </w:r>
       <w:r>
         <w:rPr>
+          <w:lang w:val="en_US" w:bidi="en_US"/>
+        </w:rPr>
+        <w:t>עַל־הַ֣ר קָדְשִׁ֔⁠י</w:t>
+      </w:r>
+    </w:p>
+    <w:p>
+      <w:pPr/>
+      <w:r>
+        <w:rPr>
+          <w:lang w:val="en_US" w:bidi="en_US"/>
+        </w:rPr>
+      </w:r>
+      <w:r>
+        <w:rPr>
           <w:b/>
           <w:lang w:val="en_US" w:bidi="en_US"/>
         </w:rPr>
@@ -10820,6 +12304,20 @@
       </w:r>
       <w:r>
         <w:rPr>
+          <w:lang w:val="en_US" w:bidi="en_US"/>
+        </w:rPr>
+        <w:t>יִשְׁתּ֥וּ כָֽל־הַ⁠גּוֹיִ֖ם תָּמִ֑יד</w:t>
+      </w:r>
+    </w:p>
+    <w:p>
+      <w:pPr/>
+      <w:r>
+        <w:rPr>
+          <w:lang w:val="en_US" w:bidi="en_US"/>
+        </w:rPr>
+      </w:r>
+      <w:r>
+        <w:rPr>
           <w:b/>
           <w:lang w:val="en_US" w:bidi="en_US"/>
         </w:rPr>
@@ -10916,6 +12414,20 @@
       </w:r>
       <w:r>
         <w:rPr>
+          <w:lang w:val="en_US" w:bidi="en_US"/>
+        </w:rPr>
+        <w:t>וְ⁠שָׁת֣וּ וְ⁠לָע֔וּ</w:t>
+      </w:r>
+    </w:p>
+    <w:p>
+      <w:pPr/>
+      <w:r>
+        <w:rPr>
+          <w:lang w:val="en_US" w:bidi="en_US"/>
+        </w:rPr>
+      </w:r>
+      <w:r>
+        <w:rPr>
           <w:b/>
           <w:lang w:val="en_US" w:bidi="en_US"/>
         </w:rPr>
@@ -11025,6 +12537,20 @@
       </w:r>
       <w:r>
         <w:rPr>
+          <w:lang w:val="en_US" w:bidi="en_US"/>
+        </w:rPr>
+        <w:t>וְ⁠שָׁת֣וּ וְ⁠לָע֔וּ</w:t>
+      </w:r>
+    </w:p>
+    <w:p>
+      <w:pPr/>
+      <w:r>
+        <w:rPr>
+          <w:lang w:val="en_US" w:bidi="en_US"/>
+        </w:rPr>
+      </w:r>
+      <w:r>
+        <w:rPr>
           <w:b/>
           <w:lang w:val="en_US" w:bidi="en_US"/>
         </w:rPr>
@@ -11123,6 +12649,20 @@
         <w:rPr>
           <w:lang w:val="en_US" w:bidi="en_US"/>
         </w:rPr>
+      </w:r>
+    </w:p>
+    <w:p>
+      <w:pPr/>
+      <w:r>
+        <w:rPr>
+          <w:lang w:val="en_US" w:bidi="en_US"/>
+        </w:rPr>
+      </w:r>
+      <w:r>
+        <w:rPr>
+          <w:lang w:val="en_US" w:bidi="en_US"/>
+        </w:rPr>
+        <w:t>וּ⁠בְ⁠הַ֥ר צִיּ֛וֹן תִּהְיֶ֥ה פְלֵיטָ֖ה</w:t>
       </w:r>
     </w:p>
     <w:p>
@@ -11248,6 +12788,20 @@
       </w:r>
       <w:r>
         <w:rPr>
+          <w:lang w:val="en_US" w:bidi="en_US"/>
+        </w:rPr>
+        <w:t>וּ⁠בְ⁠הַ֥ר צִיּ֛וֹן</w:t>
+      </w:r>
+    </w:p>
+    <w:p>
+      <w:pPr/>
+      <w:r>
+        <w:rPr>
+          <w:lang w:val="en_US" w:bidi="en_US"/>
+        </w:rPr>
+      </w:r>
+      <w:r>
+        <w:rPr>
           <w:b/>
           <w:lang w:val="en_US" w:bidi="en_US"/>
         </w:rPr>
@@ -11331,6 +12885,20 @@
       </w:r>
       <w:r>
         <w:rPr>
+          <w:lang w:val="en_US" w:bidi="en_US"/>
+        </w:rPr>
+        <w:t>וְ⁠הָ֣יָה קֹ֑דֶשׁ</w:t>
+      </w:r>
+    </w:p>
+    <w:p>
+      <w:pPr/>
+      <w:r>
+        <w:rPr>
+          <w:lang w:val="en_US" w:bidi="en_US"/>
+        </w:rPr>
+      </w:r>
+      <w:r>
+        <w:rPr>
           <w:b/>
           <w:lang w:val="en_US" w:bidi="en_US"/>
         </w:rPr>
@@ -11427,6 +12995,20 @@
       </w:r>
       <w:r>
         <w:rPr>
+          <w:lang w:val="en_US" w:bidi="en_US"/>
+        </w:rPr>
+        <w:t>בֵּ֣ית יַֽעֲקֹ֔ב</w:t>
+      </w:r>
+    </w:p>
+    <w:p>
+      <w:pPr/>
+      <w:r>
+        <w:rPr>
+          <w:lang w:val="en_US" w:bidi="en_US"/>
+        </w:rPr>
+      </w:r>
+      <w:r>
+        <w:rPr>
           <w:b/>
           <w:lang w:val="en_US" w:bidi="en_US"/>
         </w:rPr>
@@ -11523,6 +13105,20 @@
       </w:r>
       <w:r>
         <w:rPr>
+          <w:lang w:val="en_US" w:bidi="en_US"/>
+        </w:rPr>
+        <w:t>אֵ֖ת מוֹרָֽשֵׁי⁠הֶם</w:t>
+      </w:r>
+    </w:p>
+    <w:p>
+      <w:pPr/>
+      <w:r>
+        <w:rPr>
+          <w:lang w:val="en_US" w:bidi="en_US"/>
+        </w:rPr>
+      </w:r>
+      <w:r>
+        <w:rPr>
           <w:b/>
           <w:lang w:val="en_US" w:bidi="en_US"/>
         </w:rPr>
@@ -11599,6 +13195,20 @@
       </w:r>
       <w:r>
         <w:rPr>
+          <w:lang w:val="en_US" w:bidi="en_US"/>
+        </w:rPr>
+        <w:t>וְ⁠הָיָה֩ בֵית־יַעֲקֹ֨ב אֵ֜שׁ וּ⁠בֵ֧ית יוֹסֵ֣ף לֶהָבָ֗ה</w:t>
+      </w:r>
+    </w:p>
+    <w:p>
+      <w:pPr/>
+      <w:r>
+        <w:rPr>
+          <w:lang w:val="en_US" w:bidi="en_US"/>
+        </w:rPr>
+      </w:r>
+      <w:r>
+        <w:rPr>
           <w:b/>
           <w:lang w:val="en_US" w:bidi="en_US"/>
         </w:rPr>
@@ -11708,6 +13318,20 @@
       </w:r>
       <w:r>
         <w:rPr>
+          <w:lang w:val="en_US" w:bidi="en_US"/>
+        </w:rPr>
+        <w:t>בֵית־יַעֲקֹ֨ב</w:t>
+      </w:r>
+    </w:p>
+    <w:p>
+      <w:pPr/>
+      <w:r>
+        <w:rPr>
+          <w:lang w:val="en_US" w:bidi="en_US"/>
+        </w:rPr>
+      </w:r>
+      <w:r>
+        <w:rPr>
           <w:b/>
           <w:lang w:val="en_US" w:bidi="en_US"/>
         </w:rPr>
@@ -11804,6 +13428,20 @@
       </w:r>
       <w:r>
         <w:rPr>
+          <w:lang w:val="en_US" w:bidi="en_US"/>
+        </w:rPr>
+        <w:t>וּ⁠בֵ֧ית יוֹסֵ֣ף</w:t>
+      </w:r>
+    </w:p>
+    <w:p>
+      <w:pPr/>
+      <w:r>
+        <w:rPr>
+          <w:lang w:val="en_US" w:bidi="en_US"/>
+        </w:rPr>
+      </w:r>
+      <w:r>
+        <w:rPr>
           <w:b/>
           <w:lang w:val="en_US" w:bidi="en_US"/>
         </w:rPr>
@@ -11887,6 +13525,20 @@
       </w:r>
       <w:r>
         <w:rPr>
+          <w:lang w:val="en_US" w:bidi="en_US"/>
+        </w:rPr>
+        <w:t>וּ⁠בֵ֤ית עֵשָׂו֙ &amp; לְ⁠בֵ֣ית עֵשָׂ֔ו</w:t>
+      </w:r>
+    </w:p>
+    <w:p>
+      <w:pPr/>
+      <w:r>
+        <w:rPr>
+          <w:lang w:val="en_US" w:bidi="en_US"/>
+        </w:rPr>
+      </w:r>
+      <w:r>
+        <w:rPr>
           <w:b/>
           <w:lang w:val="en_US" w:bidi="en_US"/>
         </w:rPr>
@@ -11983,6 +13635,20 @@
       </w:r>
       <w:r>
         <w:rPr>
+          <w:lang w:val="en_US" w:bidi="en_US"/>
+        </w:rPr>
+        <w:t>אֵ֜שׁ &amp; לֶהָבָ֗ה &amp; לְ⁠קַ֔שׁ</w:t>
+      </w:r>
+    </w:p>
+    <w:p>
+      <w:pPr/>
+      <w:r>
+        <w:rPr>
+          <w:lang w:val="en_US" w:bidi="en_US"/>
+        </w:rPr>
+      </w:r>
+      <w:r>
+        <w:rPr>
           <w:b/>
           <w:lang w:val="en_US" w:bidi="en_US"/>
         </w:rPr>
@@ -12092,6 +13758,20 @@
       </w:r>
       <w:r>
         <w:rPr>
+          <w:lang w:val="en_US" w:bidi="en_US"/>
+        </w:rPr>
+        <w:t>לְ⁠קַ֔שׁ</w:t>
+      </w:r>
+    </w:p>
+    <w:p>
+      <w:pPr/>
+      <w:r>
+        <w:rPr>
+          <w:lang w:val="en_US" w:bidi="en_US"/>
+        </w:rPr>
+      </w:r>
+      <w:r>
+        <w:rPr>
           <w:b/>
           <w:lang w:val="en_US" w:bidi="en_US"/>
         </w:rPr>
@@ -12188,6 +13868,20 @@
       </w:r>
       <w:r>
         <w:rPr>
+          <w:lang w:val="en_US" w:bidi="en_US"/>
+        </w:rPr>
+        <w:t>וְ⁠דָלְק֥וּ בָ⁠הֶ֖ם וַ⁠אֲכָל֑וּ⁠ם</w:t>
+      </w:r>
+    </w:p>
+    <w:p>
+      <w:pPr/>
+      <w:r>
+        <w:rPr>
+          <w:lang w:val="en_US" w:bidi="en_US"/>
+        </w:rPr>
+      </w:r>
+      <w:r>
+        <w:rPr>
           <w:b/>
           <w:lang w:val="en_US" w:bidi="en_US"/>
         </w:rPr>
@@ -12291,6 +13985,20 @@
       </w:r>
       <w:r>
         <w:rPr>
+          <w:lang w:val="en_US" w:bidi="en_US"/>
+        </w:rPr>
+        <w:t>כִּ֥י</w:t>
+      </w:r>
+    </w:p>
+    <w:p>
+      <w:pPr/>
+      <w:r>
+        <w:rPr>
+          <w:lang w:val="en_US" w:bidi="en_US"/>
+        </w:rPr>
+      </w:r>
+      <w:r>
+        <w:rPr>
           <w:b/>
           <w:lang w:val="en_US" w:bidi="en_US"/>
         </w:rPr>
@@ -12387,6 +14095,20 @@
       </w:r>
       <w:r>
         <w:rPr>
+          <w:lang w:val="en_US" w:bidi="en_US"/>
+        </w:rPr>
+        <w:t>כִּ֥י יְהוָ֖ה דִּבֵּֽר</w:t>
+      </w:r>
+    </w:p>
+    <w:p>
+      <w:pPr/>
+      <w:r>
+        <w:rPr>
+          <w:lang w:val="en_US" w:bidi="en_US"/>
+        </w:rPr>
+      </w:r>
+      <w:r>
+        <w:rPr>
           <w:b/>
           <w:lang w:val="en_US" w:bidi="en_US"/>
         </w:rPr>
@@ -12470,6 +14192,20 @@
       </w:r>
       <w:r>
         <w:rPr>
+          <w:lang w:val="en_US" w:bidi="en_US"/>
+        </w:rPr>
+        <w:t>וְ⁠יָרְשׁ֨וּ</w:t>
+      </w:r>
+    </w:p>
+    <w:p>
+      <w:pPr/>
+      <w:r>
+        <w:rPr>
+          <w:lang w:val="en_US" w:bidi="en_US"/>
+        </w:rPr>
+      </w:r>
+      <w:r>
+        <w:rPr>
           <w:b/>
           <w:lang w:val="en_US" w:bidi="en_US"/>
         </w:rPr>
@@ -12546,6 +14282,20 @@
       </w:r>
       <w:r>
         <w:rPr>
+          <w:lang w:val="en_US" w:bidi="en_US"/>
+        </w:rPr>
+        <w:t>הַ⁠נֶּ֜גֶב</w:t>
+      </w:r>
+    </w:p>
+    <w:p>
+      <w:pPr/>
+      <w:r>
+        <w:rPr>
+          <w:lang w:val="en_US" w:bidi="en_US"/>
+        </w:rPr>
+      </w:r>
+      <w:r>
+        <w:rPr>
           <w:b/>
           <w:lang w:val="en_US" w:bidi="en_US"/>
         </w:rPr>
@@ -12642,6 +14392,20 @@
       </w:r>
       <w:r>
         <w:rPr>
+          <w:lang w:val="en_US" w:bidi="en_US"/>
+        </w:rPr>
+        <w:t>אֶת־הַ֣ר עֵשָׂ֗ו</w:t>
+      </w:r>
+    </w:p>
+    <w:p>
+      <w:pPr/>
+      <w:r>
+        <w:rPr>
+          <w:lang w:val="en_US" w:bidi="en_US"/>
+        </w:rPr>
+      </w:r>
+      <w:r>
+        <w:rPr>
           <w:b/>
           <w:lang w:val="en_US" w:bidi="en_US"/>
         </w:rPr>
@@ -12725,6 +14489,20 @@
       </w:r>
       <w:r>
         <w:rPr>
+          <w:lang w:val="en_US" w:bidi="en_US"/>
+        </w:rPr>
+        <w:t>וְ⁠הַ⁠שְּׁפֵלָה֙</w:t>
+      </w:r>
+    </w:p>
+    <w:p>
+      <w:pPr/>
+      <w:r>
+        <w:rPr>
+          <w:lang w:val="en_US" w:bidi="en_US"/>
+        </w:rPr>
+      </w:r>
+      <w:r>
+        <w:rPr>
           <w:b/>
           <w:lang w:val="en_US" w:bidi="en_US"/>
         </w:rPr>
@@ -12821,6 +14599,20 @@
       </w:r>
       <w:r>
         <w:rPr>
+          <w:lang w:val="en_US" w:bidi="en_US"/>
+        </w:rPr>
+        <w:t>וְ⁠הַ⁠שְּׁפֵלָה֙ אֶת־פְּלִשְׁתִּ֔ים</w:t>
+      </w:r>
+    </w:p>
+    <w:p>
+      <w:pPr/>
+      <w:r>
+        <w:rPr>
+          <w:lang w:val="en_US" w:bidi="en_US"/>
+        </w:rPr>
+      </w:r>
+      <w:r>
+        <w:rPr>
           <w:b/>
           <w:lang w:val="en_US" w:bidi="en_US"/>
         </w:rPr>
@@ -12917,6 +14709,20 @@
       </w:r>
       <w:r>
         <w:rPr>
+          <w:lang w:val="en_US" w:bidi="en_US"/>
+        </w:rPr>
+        <w:t>אֶת־פְּלִשְׁתִּ֔ים</w:t>
+      </w:r>
+    </w:p>
+    <w:p>
+      <w:pPr/>
+      <w:r>
+        <w:rPr>
+          <w:lang w:val="en_US" w:bidi="en_US"/>
+        </w:rPr>
+      </w:r>
+      <w:r>
+        <w:rPr>
           <w:b/>
           <w:lang w:val="en_US" w:bidi="en_US"/>
         </w:rPr>
@@ -13013,6 +14819,20 @@
       </w:r>
       <w:r>
         <w:rPr>
+          <w:lang w:val="en_US" w:bidi="en_US"/>
+        </w:rPr>
+        <w:t>וְ⁠יָרְשׁוּ֙</w:t>
+      </w:r>
+    </w:p>
+    <w:p>
+      <w:pPr/>
+      <w:r>
+        <w:rPr>
+          <w:lang w:val="en_US" w:bidi="en_US"/>
+        </w:rPr>
+      </w:r>
+      <w:r>
+        <w:rPr>
           <w:b/>
           <w:lang w:val="en_US" w:bidi="en_US"/>
         </w:rPr>
@@ -13076,6 +14896,20 @@
       </w:r>
       <w:r>
         <w:rPr>
+          <w:lang w:val="en_US" w:bidi="en_US"/>
+        </w:rPr>
+        <w:t>אֶת־שְׂדֵ֣ה אֶפְרַ֔יִם וְ⁠אֵ֖ת שְׂדֵ֣ה שֹׁמְר֑וֹן</w:t>
+      </w:r>
+    </w:p>
+    <w:p>
+      <w:pPr/>
+      <w:r>
+        <w:rPr>
+          <w:lang w:val="en_US" w:bidi="en_US"/>
+        </w:rPr>
+      </w:r>
+      <w:r>
+        <w:rPr>
           <w:b/>
           <w:lang w:val="en_US" w:bidi="en_US"/>
         </w:rPr>
@@ -13198,6 +15032,20 @@
       </w:r>
       <w:r>
         <w:rPr>
+          <w:lang w:val="en_US" w:bidi="en_US"/>
+        </w:rPr>
+        <w:t>וּ⁠בִנְיָמִ֖ן</w:t>
+      </w:r>
+    </w:p>
+    <w:p>
+      <w:pPr/>
+      <w:r>
+        <w:rPr>
+          <w:lang w:val="en_US" w:bidi="en_US"/>
+        </w:rPr>
+      </w:r>
+      <w:r>
+        <w:rPr>
           <w:b/>
           <w:lang w:val="en_US" w:bidi="en_US"/>
         </w:rPr>
@@ -13294,6 +15142,20 @@
       </w:r>
       <w:r>
         <w:rPr>
+          <w:lang w:val="en_US" w:bidi="en_US"/>
+        </w:rPr>
+        <w:t>וּ⁠בִנְיָמִ֖ן אֶת־הַ⁠גִּלְעָֽד</w:t>
+      </w:r>
+    </w:p>
+    <w:p>
+      <w:pPr/>
+      <w:r>
+        <w:rPr>
+          <w:lang w:val="en_US" w:bidi="en_US"/>
+        </w:rPr>
+      </w:r>
+      <w:r>
+        <w:rPr>
           <w:b/>
           <w:lang w:val="en_US" w:bidi="en_US"/>
         </w:rPr>
@@ -13390,6 +15252,20 @@
       </w:r>
       <w:r>
         <w:rPr>
+          <w:lang w:val="en_US" w:bidi="en_US"/>
+        </w:rPr>
+        <w:t>אֶת־הַ⁠גִּלְעָֽד</w:t>
+      </w:r>
+    </w:p>
+    <w:p>
+      <w:pPr/>
+      <w:r>
+        <w:rPr>
+          <w:lang w:val="en_US" w:bidi="en_US"/>
+        </w:rPr>
+      </w:r>
+      <w:r>
+        <w:rPr>
           <w:b/>
           <w:lang w:val="en_US" w:bidi="en_US"/>
         </w:rPr>
@@ -13480,6 +15356,20 @@
       </w:r>
       <w:r>
         <w:rPr>
+          <w:lang w:val="en_US" w:bidi="en_US"/>
+        </w:rPr>
+        <w:t>וְ⁠גָלֻ֣ת הַֽ⁠חֵל־הַ֠⁠זֶּה</w:t>
+      </w:r>
+    </w:p>
+    <w:p>
+      <w:pPr/>
+      <w:r>
+        <w:rPr>
+          <w:lang w:val="en_US" w:bidi="en_US"/>
+        </w:rPr>
+      </w:r>
+      <w:r>
+        <w:rPr>
           <w:b/>
           <w:lang w:val="en_US" w:bidi="en_US"/>
         </w:rPr>
@@ -13576,6 +15466,20 @@
       </w:r>
       <w:r>
         <w:rPr>
+          <w:lang w:val="en_US" w:bidi="en_US"/>
+        </w:rPr>
+        <w:t>הַֽ⁠חֵל</w:t>
+      </w:r>
+    </w:p>
+    <w:p>
+      <w:pPr/>
+      <w:r>
+        <w:rPr>
+          <w:lang w:val="en_US" w:bidi="en_US"/>
+        </w:rPr>
+      </w:r>
+      <w:r>
+        <w:rPr>
           <w:b/>
           <w:lang w:val="en_US" w:bidi="en_US"/>
         </w:rPr>
@@ -13652,6 +15556,20 @@
       </w:r>
       <w:r>
         <w:rPr>
+          <w:lang w:val="en_US" w:bidi="en_US"/>
+        </w:rPr>
+        <w:t>לִ⁠בְנֵ֨י יִשְׂרָאֵ֤ל</w:t>
+      </w:r>
+    </w:p>
+    <w:p>
+      <w:pPr/>
+      <w:r>
+        <w:rPr>
+          <w:lang w:val="en_US" w:bidi="en_US"/>
+        </w:rPr>
+      </w:r>
+      <w:r>
+        <w:rPr>
           <w:b/>
           <w:lang w:val="en_US" w:bidi="en_US"/>
         </w:rPr>
@@ -13787,6 +15705,20 @@
       </w:r>
       <w:r>
         <w:rPr>
+          <w:lang w:val="en_US" w:bidi="en_US"/>
+        </w:rPr>
+        <w:t>אֲשֶֽׁר־כְּנַעֲנִים֙</w:t>
+      </w:r>
+    </w:p>
+    <w:p>
+      <w:pPr/>
+      <w:r>
+        <w:rPr>
+          <w:lang w:val="en_US" w:bidi="en_US"/>
+        </w:rPr>
+      </w:r>
+      <w:r>
+        <w:rPr>
           <w:b/>
           <w:lang w:val="en_US" w:bidi="en_US"/>
         </w:rPr>
@@ -13870,6 +15802,20 @@
       </w:r>
       <w:r>
         <w:rPr>
+          <w:lang w:val="en_US" w:bidi="en_US"/>
+        </w:rPr>
+        <w:t>עַד־צָ֣רְפַ֔ת</w:t>
+      </w:r>
+    </w:p>
+    <w:p>
+      <w:pPr/>
+      <w:r>
+        <w:rPr>
+          <w:lang w:val="en_US" w:bidi="en_US"/>
+        </w:rPr>
+      </w:r>
+      <w:r>
+        <w:rPr>
           <w:b/>
           <w:lang w:val="en_US" w:bidi="en_US"/>
         </w:rPr>
@@ -13953,6 +15899,20 @@
       </w:r>
       <w:r>
         <w:rPr>
+          <w:lang w:val="en_US" w:bidi="en_US"/>
+        </w:rPr>
+        <w:t>עַד־צָ֣רְפַ֔ת</w:t>
+      </w:r>
+    </w:p>
+    <w:p>
+      <w:pPr/>
+      <w:r>
+        <w:rPr>
+          <w:lang w:val="en_US" w:bidi="en_US"/>
+        </w:rPr>
+      </w:r>
+      <w:r>
+        <w:rPr>
           <w:b/>
           <w:lang w:val="en_US" w:bidi="en_US"/>
         </w:rPr>
@@ -14036,6 +15996,20 @@
       </w:r>
       <w:r>
         <w:rPr>
+          <w:lang w:val="en_US" w:bidi="en_US"/>
+        </w:rPr>
+        <w:t>וְ⁠גָלֻ֥ת יְרוּשָׁלִַ֖ם</w:t>
+      </w:r>
+    </w:p>
+    <w:p>
+      <w:pPr/>
+      <w:r>
+        <w:rPr>
+          <w:lang w:val="en_US" w:bidi="en_US"/>
+        </w:rPr>
+      </w:r>
+      <w:r>
+        <w:rPr>
           <w:b/>
           <w:lang w:val="en_US" w:bidi="en_US"/>
         </w:rPr>
@@ -14132,6 +16106,20 @@
       </w:r>
       <w:r>
         <w:rPr>
+          <w:lang w:val="en_US" w:bidi="en_US"/>
+        </w:rPr>
+        <w:t>בִּ⁠סְפָרַ֑ד</w:t>
+      </w:r>
+    </w:p>
+    <w:p>
+      <w:pPr/>
+      <w:r>
+        <w:rPr>
+          <w:lang w:val="en_US" w:bidi="en_US"/>
+        </w:rPr>
+      </w:r>
+      <w:r>
+        <w:rPr>
           <w:b/>
           <w:lang w:val="en_US" w:bidi="en_US"/>
         </w:rPr>
@@ -14222,6 +16210,20 @@
       </w:r>
       <w:r>
         <w:rPr>
+          <w:lang w:val="en_US" w:bidi="en_US"/>
+        </w:rPr>
+        <w:t>יִֽרְשׁ֕וּ</w:t>
+      </w:r>
+    </w:p>
+    <w:p>
+      <w:pPr/>
+      <w:r>
+        <w:rPr>
+          <w:lang w:val="en_US" w:bidi="en_US"/>
+        </w:rPr>
+      </w:r>
+      <w:r>
+        <w:rPr>
           <w:b/>
           <w:lang w:val="en_US" w:bidi="en_US"/>
         </w:rPr>
@@ -14307,6 +16309,20 @@
         <w:rPr>
           <w:lang w:val="en_US" w:bidi="en_US"/>
         </w:rPr>
+      </w:r>
+    </w:p>
+    <w:p>
+      <w:pPr/>
+      <w:r>
+        <w:rPr>
+          <w:lang w:val="en_US" w:bidi="en_US"/>
+        </w:rPr>
+      </w:r>
+      <w:r>
+        <w:rPr>
+          <w:lang w:val="en_US" w:bidi="en_US"/>
+        </w:rPr>
+        <w:t>הַ⁠נֶּֽגֶב</w:t>
       </w:r>
     </w:p>
     <w:p>
@@ -14432,6 +16448,20 @@
       </w:r>
       <w:r>
         <w:rPr>
+          <w:lang w:val="en_US" w:bidi="en_US"/>
+        </w:rPr>
+        <w:t>וְ⁠עָל֤וּ מֽוֹשִׁעִים֙ בְּ⁠הַ֣ר צִיּ֔וֹן לִ⁠שְׁפֹּ֖ט אֶת־הַ֣ר עֵשָׂ֑ו</w:t>
+      </w:r>
+    </w:p>
+    <w:p>
+      <w:pPr/>
+      <w:r>
+        <w:rPr>
+          <w:lang w:val="en_US" w:bidi="en_US"/>
+        </w:rPr>
+      </w:r>
+      <w:r>
+        <w:rPr>
           <w:b/>
           <w:lang w:val="en_US" w:bidi="en_US"/>
         </w:rPr>
@@ -14554,6 +16584,20 @@
       </w:r>
       <w:r>
         <w:rPr>
+          <w:lang w:val="en_US" w:bidi="en_US"/>
+        </w:rPr>
+        <w:t>מֽוֹשִׁעִים֙</w:t>
+      </w:r>
+    </w:p>
+    <w:p>
+      <w:pPr/>
+      <w:r>
+        <w:rPr>
+          <w:lang w:val="en_US" w:bidi="en_US"/>
+        </w:rPr>
+      </w:r>
+      <w:r>
+        <w:rPr>
           <w:b/>
           <w:lang w:val="en_US" w:bidi="en_US"/>
         </w:rPr>
@@ -14630,6 +16674,20 @@
       </w:r>
       <w:r>
         <w:rPr>
+          <w:lang w:val="en_US" w:bidi="en_US"/>
+        </w:rPr>
+        <w:t>בְּ⁠הַ֣ר צִיּ֔וֹן</w:t>
+      </w:r>
+    </w:p>
+    <w:p>
+      <w:pPr/>
+      <w:r>
+        <w:rPr>
+          <w:lang w:val="en_US" w:bidi="en_US"/>
+        </w:rPr>
+      </w:r>
+      <w:r>
+        <w:rPr>
           <w:b/>
           <w:lang w:val="en_US" w:bidi="en_US"/>
         </w:rPr>
@@ -14713,6 +16771,20 @@
       </w:r>
       <w:r>
         <w:rPr>
+          <w:lang w:val="en_US" w:bidi="en_US"/>
+        </w:rPr>
+        <w:t>אֶת־הַ֣ר עֵשָׂ֑ו</w:t>
+      </w:r>
+    </w:p>
+    <w:p>
+      <w:pPr/>
+      <w:r>
+        <w:rPr>
+          <w:lang w:val="en_US" w:bidi="en_US"/>
+        </w:rPr>
+      </w:r>
+      <w:r>
+        <w:rPr>
           <w:b/>
           <w:lang w:val="en_US" w:bidi="en_US"/>
         </w:rPr>
@@ -14785,6 +16857,20 @@
         <w:rPr>
           <w:lang w:val="en_US" w:bidi="en_US"/>
         </w:rPr>
+      </w:r>
+    </w:p>
+    <w:p>
+      <w:pPr/>
+      <w:r>
+        <w:rPr>
+          <w:lang w:val="en_US" w:bidi="en_US"/>
+        </w:rPr>
+      </w:r>
+      <w:r>
+        <w:rPr>
+          <w:lang w:val="en_US" w:bidi="en_US"/>
+        </w:rPr>
+        <w:t>וְ⁠הָיְתָ֥ה לַֽ⁠יהוָ֖ה הַ⁠מְּלוּכָֽה</w:t>
       </w:r>
     </w:p>
     <w:p>

--- a/eng/docx/31.content.docx
+++ b/eng/docx/31.content.docx
@@ -28,49 +28,15 @@
       </w:r>
     </w:p>
     <w:p>
-      <w:pPr>
-        <w:pStyle w:val="Heading2"/>
-      </w:pPr>
-      <w:r>
-        <w:rPr>
-          <w:lang w:val="en_US" w:bidi="en_US"/>
-        </w:rPr>
-        <w:t>License Information</w:t>
-      </w:r>
-      <w:r>
-        <w:rPr>
-          <w:lang w:val="en_US" w:bidi="en_US"/>
-        </w:rPr>
-      </w:r>
-    </w:p>
-    <w:p>
-      <w:pPr/>
-      <w:r>
-        <w:rPr>
-          <w:lang w:val="en_US" w:bidi="en_US"/>
-        </w:rPr>
-      </w:r>
-      <w:r>
-        <w:rPr>
-          <w:b/>
-          <w:lang w:val="en_US" w:bidi="en_US"/>
-        </w:rPr>
-        <w:t>Translation Notes (unfoldingWord)</w:t>
-      </w:r>
-      <w:r>
-        <w:rPr>
-          <w:lang w:val="en_US" w:bidi="en_US"/>
-        </w:rPr>
-        <w:t xml:space="preserve"> is based on</w:t>
-      </w:r>
-      <w:r>
-        <w:rPr>
-          <w:lang w:val="en_US" w:bidi="en_US"/>
-        </w:rPr>
-        <w:t xml:space="preserve">: </w:t>
-      </w:r>
-      <w:r>
-        <w:rPr>
+      <w:pPr/>
+      <w:r>
+        <w:rPr>
+          <w:lang w:val="en_US" w:bidi="en_US"/>
+        </w:rPr>
+      </w:r>
+      <w:r>
+        <w:rPr>
+          <w:b/>
           <w:lang w:val="en_US" w:bidi="en_US"/>
         </w:rPr>
         <w:t>unfoldingWord® Translation Notes</w:t>
@@ -79,62 +45,31 @@
         <w:rPr>
           <w:lang w:val="en_US" w:bidi="en_US"/>
         </w:rPr>
-        <w:t xml:space="preserve">, </w:t>
-      </w:r>
-      <w:hyperlink r:id="rId13">
-        <w:r>
-          <w:rPr>
-            <w:lang w:val="en_US" w:bidi="en_US"/>
-          </w:rPr>
-          <w:rPr>
-            <w:color w:val="0000EE"/>
-            <w:u w:val="single"/>
-          </w:rPr>
-          <w:t>unfoldingWord</w:t>
-        </w:r>
-      </w:hyperlink>
-      <w:r>
-        <w:rPr>
-          <w:lang w:val="en_US" w:bidi="en_US"/>
-        </w:rPr>
-        <w:t xml:space="preserve">, 2022, which is licensed under a </w:t>
-      </w:r>
-      <w:hyperlink r:id="rId14">
-        <w:r>
-          <w:rPr>
-            <w:lang w:val="en_US" w:bidi="en_US"/>
-          </w:rPr>
-          <w:rPr>
-            <w:color w:val="0000EE"/>
-            <w:u w:val="single"/>
-          </w:rPr>
-          <w:t>CC BY-SA 4.0 license</w:t>
-        </w:r>
-      </w:hyperlink>
-      <w:r>
-        <w:rPr>
-          <w:lang w:val="en_US" w:bidi="en_US"/>
-        </w:rPr>
-        <w:t>.</w:t>
-      </w:r>
-      <w:r>
-        <w:rPr>
-          <w:lang w:val="en_US" w:bidi="en_US"/>
-        </w:rPr>
-      </w:r>
-    </w:p>
-    <w:p>
-      <w:pPr/>
-      <w:r>
-        <w:rPr>
-          <w:lang w:val="en_US" w:bidi="en_US"/>
-        </w:rPr>
-      </w:r>
-      <w:r>
-        <w:rPr>
-          <w:lang w:val="en_US" w:bidi="en_US"/>
-        </w:rPr>
-        <w:t>This PDF version is provided under the same license.</w:t>
+        <w:t xml:space="preserve"> © 2022 unfoldingWord. Released under CC BY-SA 4.0 license. </w:t>
+      </w:r>
+      <w:r>
+        <w:rPr>
+          <w:lang w:val="en_US" w:bidi="en_US"/>
+        </w:rPr>
+        <w:t>unfoldingWord® Translation Notes</w:t>
+      </w:r>
+      <w:r>
+        <w:rPr>
+          <w:lang w:val="en_US" w:bidi="en_US"/>
+        </w:rPr>
+        <w:t xml:space="preserve"> has been adapted in the following languages: Tok Pisin, Arabic (عربي), French (Français), Hindi (हिंदी), Indonesian (Bahasa Indonesia), Portuguese (Português), Russian (Русский), Spanish (Español), Swahili (Kiswahili), and Simplified Chinese (简体中文) from </w:t>
+      </w:r>
+      <w:r>
+        <w:rPr>
+          <w:lang w:val="en_US" w:bidi="en_US"/>
+        </w:rPr>
+        <w:t>unfoldingWord® Translation Notes</w:t>
+      </w:r>
+      <w:r>
+        <w:rPr>
+          <w:lang w:val="en_US" w:bidi="en_US"/>
+        </w:rPr>
+        <w:t xml:space="preserve"> © 2022 unfoldingWord. Released under CC BY-SA 4.0 license by Mission Mutual</w:t>
       </w:r>
       <w:r>
         <w:rPr>
@@ -602,20 +537,6 @@
       </w:r>
       <w:r>
         <w:rPr>
-          <w:lang w:val="en_US" w:bidi="en_US"/>
-        </w:rPr>
-        <w:t>חֲז֖וֹן עֹֽבַדְיָ֑ה</w:t>
-      </w:r>
-    </w:p>
-    <w:p>
-      <w:pPr/>
-      <w:r>
-        <w:rPr>
-          <w:lang w:val="en_US" w:bidi="en_US"/>
-        </w:rPr>
-      </w:r>
-      <w:r>
-        <w:rPr>
           <w:b/>
           <w:lang w:val="en_US" w:bidi="en_US"/>
         </w:rPr>
@@ -725,20 +646,6 @@
       </w:r>
       <w:r>
         <w:rPr>
-          <w:lang w:val="en_US" w:bidi="en_US"/>
-        </w:rPr>
-        <w:t>עֹֽבַדְיָ֑ה</w:t>
-      </w:r>
-    </w:p>
-    <w:p>
-      <w:pPr/>
-      <w:r>
-        <w:rPr>
-          <w:lang w:val="en_US" w:bidi="en_US"/>
-        </w:rPr>
-      </w:r>
-      <w:r>
-        <w:rPr>
           <w:b/>
           <w:lang w:val="en_US" w:bidi="en_US"/>
         </w:rPr>
@@ -822,20 +729,6 @@
       </w:r>
       <w:r>
         <w:rPr>
-          <w:lang w:val="en_US" w:bidi="en_US"/>
-        </w:rPr>
-        <w:t>כֹּֽה־אָמַר֩ אֲדֹנָ֨⁠י יְהוִ֜ה</w:t>
-      </w:r>
-    </w:p>
-    <w:p>
-      <w:pPr/>
-      <w:r>
-        <w:rPr>
-          <w:lang w:val="en_US" w:bidi="en_US"/>
-        </w:rPr>
-      </w:r>
-      <w:r>
-        <w:rPr>
           <w:b/>
           <w:lang w:val="en_US" w:bidi="en_US"/>
         </w:rPr>
@@ -919,20 +812,6 @@
       </w:r>
       <w:r>
         <w:rPr>
-          <w:lang w:val="en_US" w:bidi="en_US"/>
-        </w:rPr>
-        <w:t>יְהוִ֜ה</w:t>
-      </w:r>
-    </w:p>
-    <w:p>
-      <w:pPr/>
-      <w:r>
-        <w:rPr>
-          <w:lang w:val="en_US" w:bidi="en_US"/>
-        </w:rPr>
-      </w:r>
-      <w:r>
-        <w:rPr>
           <w:b/>
           <w:lang w:val="en_US" w:bidi="en_US"/>
         </w:rPr>
@@ -1016,20 +895,6 @@
       </w:r>
       <w:r>
         <w:rPr>
-          <w:lang w:val="en_US" w:bidi="en_US"/>
-        </w:rPr>
-        <w:t>לֶ⁠אֱד֗וֹם</w:t>
-      </w:r>
-    </w:p>
-    <w:p>
-      <w:pPr/>
-      <w:r>
-        <w:rPr>
-          <w:lang w:val="en_US" w:bidi="en_US"/>
-        </w:rPr>
-      </w:r>
-      <w:r>
-        <w:rPr>
           <w:b/>
           <w:lang w:val="en_US" w:bidi="en_US"/>
         </w:rPr>
@@ -1126,20 +991,6 @@
       </w:r>
       <w:r>
         <w:rPr>
-          <w:lang w:val="en_US" w:bidi="en_US"/>
-        </w:rPr>
-        <w:t>שָׁמַ֜עְנוּ</w:t>
-      </w:r>
-    </w:p>
-    <w:p>
-      <w:pPr/>
-      <w:r>
-        <w:rPr>
-          <w:lang w:val="en_US" w:bidi="en_US"/>
-        </w:rPr>
-      </w:r>
-      <w:r>
-        <w:rPr>
           <w:b/>
           <w:lang w:val="en_US" w:bidi="en_US"/>
         </w:rPr>
@@ -1236,20 +1087,6 @@
       </w:r>
       <w:r>
         <w:rPr>
-          <w:lang w:val="en_US" w:bidi="en_US"/>
-        </w:rPr>
-        <w:t>שָׁמַ֜עְנוּ</w:t>
-      </w:r>
-    </w:p>
-    <w:p>
-      <w:pPr/>
-      <w:r>
-        <w:rPr>
-          <w:lang w:val="en_US" w:bidi="en_US"/>
-        </w:rPr>
-      </w:r>
-      <w:r>
-        <w:rPr>
           <w:b/>
           <w:lang w:val="en_US" w:bidi="en_US"/>
         </w:rPr>
@@ -1346,20 +1183,6 @@
       </w:r>
       <w:r>
         <w:rPr>
-          <w:lang w:val="en_US" w:bidi="en_US"/>
-        </w:rPr>
-        <w:t>וְ⁠צִיר֙ &amp; שֻׁלָּ֔ח</w:t>
-      </w:r>
-    </w:p>
-    <w:p>
-      <w:pPr/>
-      <w:r>
-        <w:rPr>
-          <w:lang w:val="en_US" w:bidi="en_US"/>
-        </w:rPr>
-      </w:r>
-      <w:r>
-        <w:rPr>
           <w:b/>
           <w:lang w:val="en_US" w:bidi="en_US"/>
         </w:rPr>
@@ -1443,20 +1266,6 @@
       </w:r>
       <w:r>
         <w:rPr>
-          <w:lang w:val="en_US" w:bidi="en_US"/>
-        </w:rPr>
-        <w:t>וְ⁠צִיר֙ &amp; שֻׁלָּ֔ח</w:t>
-      </w:r>
-    </w:p>
-    <w:p>
-      <w:pPr/>
-      <w:r>
-        <w:rPr>
-          <w:lang w:val="en_US" w:bidi="en_US"/>
-        </w:rPr>
-      </w:r>
-      <w:r>
-        <w:rPr>
           <w:b/>
           <w:lang w:val="en_US" w:bidi="en_US"/>
         </w:rPr>
@@ -1540,20 +1349,6 @@
       </w:r>
       <w:r>
         <w:rPr>
-          <w:lang w:val="en_US" w:bidi="en_US"/>
-        </w:rPr>
-        <w:t>ק֛וּמוּ וְ⁠נָק֥וּמָה עָלֶי⁠הָ לַ⁠מִּלְחָמָֽה</w:t>
-      </w:r>
-    </w:p>
-    <w:p>
-      <w:pPr/>
-      <w:r>
-        <w:rPr>
-          <w:lang w:val="en_US" w:bidi="en_US"/>
-        </w:rPr>
-      </w:r>
-      <w:r>
-        <w:rPr>
           <w:b/>
           <w:lang w:val="en_US" w:bidi="en_US"/>
         </w:rPr>
@@ -1637,20 +1432,6 @@
       </w:r>
       <w:r>
         <w:rPr>
-          <w:lang w:val="en_US" w:bidi="en_US"/>
-        </w:rPr>
-        <w:t>ק֛וּמוּ</w:t>
-      </w:r>
-    </w:p>
-    <w:p>
-      <w:pPr/>
-      <w:r>
-        <w:rPr>
-          <w:lang w:val="en_US" w:bidi="en_US"/>
-        </w:rPr>
-      </w:r>
-      <w:r>
-        <w:rPr>
           <w:b/>
           <w:lang w:val="en_US" w:bidi="en_US"/>
         </w:rPr>
@@ -1734,20 +1515,6 @@
       </w:r>
       <w:r>
         <w:rPr>
-          <w:lang w:val="en_US" w:bidi="en_US"/>
-        </w:rPr>
-        <w:t>וְ⁠נָק֥וּמָה עָלֶי⁠הָ</w:t>
-      </w:r>
-    </w:p>
-    <w:p>
-      <w:pPr/>
-      <w:r>
-        <w:rPr>
-          <w:lang w:val="en_US" w:bidi="en_US"/>
-        </w:rPr>
-      </w:r>
-      <w:r>
-        <w:rPr>
           <w:b/>
           <w:lang w:val="en_US" w:bidi="en_US"/>
         </w:rPr>
@@ -1831,20 +1598,6 @@
       </w:r>
       <w:r>
         <w:rPr>
-          <w:lang w:val="en_US" w:bidi="en_US"/>
-        </w:rPr>
-        <w:t>וְ⁠נָק֥וּמָה עָלֶי⁠הָ</w:t>
-      </w:r>
-    </w:p>
-    <w:p>
-      <w:pPr/>
-      <w:r>
-        <w:rPr>
-          <w:lang w:val="en_US" w:bidi="en_US"/>
-        </w:rPr>
-      </w:r>
-      <w:r>
-        <w:rPr>
           <w:b/>
           <w:lang w:val="en_US" w:bidi="en_US"/>
         </w:rPr>
@@ -1941,20 +1694,6 @@
       </w:r>
       <w:r>
         <w:rPr>
-          <w:lang w:val="en_US" w:bidi="en_US"/>
-        </w:rPr>
-        <w:t>לַ⁠מִּלְחָמָֽה</w:t>
-      </w:r>
-    </w:p>
-    <w:p>
-      <w:pPr/>
-      <w:r>
-        <w:rPr>
-          <w:lang w:val="en_US" w:bidi="en_US"/>
-        </w:rPr>
-      </w:r>
-      <w:r>
-        <w:rPr>
           <w:b/>
           <w:lang w:val="en_US" w:bidi="en_US"/>
         </w:rPr>
@@ -2051,20 +1790,6 @@
       </w:r>
       <w:r>
         <w:rPr>
-          <w:lang w:val="en_US" w:bidi="en_US"/>
-        </w:rPr>
-        <w:t>הִנֵּ֥ה קָטֹ֛ן נְתַתִּ֖י⁠ךָ</w:t>
-      </w:r>
-    </w:p>
-    <w:p>
-      <w:pPr/>
-      <w:r>
-        <w:rPr>
-          <w:lang w:val="en_US" w:bidi="en_US"/>
-        </w:rPr>
-      </w:r>
-      <w:r>
-        <w:rPr>
           <w:b/>
           <w:lang w:val="en_US" w:bidi="en_US"/>
         </w:rPr>
@@ -2148,20 +1873,6 @@
       </w:r>
       <w:r>
         <w:rPr>
-          <w:lang w:val="en_US" w:bidi="en_US"/>
-        </w:rPr>
-        <w:t>הִנֵּ֥ה</w:t>
-      </w:r>
-    </w:p>
-    <w:p>
-      <w:pPr/>
-      <w:r>
-        <w:rPr>
-          <w:lang w:val="en_US" w:bidi="en_US"/>
-        </w:rPr>
-      </w:r>
-      <w:r>
-        <w:rPr>
           <w:b/>
           <w:lang w:val="en_US" w:bidi="en_US"/>
         </w:rPr>
@@ -2225,20 +1936,6 @@
       </w:r>
       <w:r>
         <w:rPr>
-          <w:lang w:val="en_US" w:bidi="en_US"/>
-        </w:rPr>
-        <w:t>קָטֹ֛ן נְתַתִּ֖י⁠ךָ בַּ⁠גּוֹיִ֑ם בָּז֥וּי אַתָּ֖ה מְאֹֽד</w:t>
-      </w:r>
-    </w:p>
-    <w:p>
-      <w:pPr/>
-      <w:r>
-        <w:rPr>
-          <w:lang w:val="en_US" w:bidi="en_US"/>
-        </w:rPr>
-      </w:r>
-      <w:r>
-        <w:rPr>
           <w:b/>
           <w:lang w:val="en_US" w:bidi="en_US"/>
         </w:rPr>
@@ -2322,20 +2019,6 @@
       </w:r>
       <w:r>
         <w:rPr>
-          <w:lang w:val="en_US" w:bidi="en_US"/>
-        </w:rPr>
-        <w:t>קָטֹ֛ן נְתַתִּ֖י⁠ךָ בַּ⁠גּוֹיִ֑ם</w:t>
-      </w:r>
-    </w:p>
-    <w:p>
-      <w:pPr/>
-      <w:r>
-        <w:rPr>
-          <w:lang w:val="en_US" w:bidi="en_US"/>
-        </w:rPr>
-      </w:r>
-      <w:r>
-        <w:rPr>
           <w:b/>
           <w:lang w:val="en_US" w:bidi="en_US"/>
         </w:rPr>
@@ -2419,20 +2102,6 @@
       </w:r>
       <w:r>
         <w:rPr>
-          <w:lang w:val="en_US" w:bidi="en_US"/>
-        </w:rPr>
-        <w:t>בָּז֥וּי אַתָּ֖ה מְאֹֽד</w:t>
-      </w:r>
-    </w:p>
-    <w:p>
-      <w:pPr/>
-      <w:r>
-        <w:rPr>
-          <w:lang w:val="en_US" w:bidi="en_US"/>
-        </w:rPr>
-      </w:r>
-      <w:r>
-        <w:rPr>
           <w:b/>
           <w:lang w:val="en_US" w:bidi="en_US"/>
         </w:rPr>
@@ -2516,20 +2185,6 @@
       </w:r>
       <w:r>
         <w:rPr>
-          <w:lang w:val="en_US" w:bidi="en_US"/>
-        </w:rPr>
-        <w:t>זְד֤וֹן לִבְּ⁠ךָ֙ הִשִּׁיאֶ֔⁠ךָ</w:t>
-      </w:r>
-    </w:p>
-    <w:p>
-      <w:pPr/>
-      <w:r>
-        <w:rPr>
-          <w:lang w:val="en_US" w:bidi="en_US"/>
-        </w:rPr>
-      </w:r>
-      <w:r>
-        <w:rPr>
           <w:b/>
           <w:lang w:val="en_US" w:bidi="en_US"/>
         </w:rPr>
@@ -2626,20 +2281,6 @@
       </w:r>
       <w:r>
         <w:rPr>
-          <w:lang w:val="en_US" w:bidi="en_US"/>
-        </w:rPr>
-        <w:t>זְד֤וֹן לִבְּ⁠ךָ֙ הִשִּׁיאֶ֔⁠ךָ</w:t>
-      </w:r>
-    </w:p>
-    <w:p>
-      <w:pPr/>
-      <w:r>
-        <w:rPr>
-          <w:lang w:val="en_US" w:bidi="en_US"/>
-        </w:rPr>
-      </w:r>
-      <w:r>
-        <w:rPr>
           <w:b/>
           <w:lang w:val="en_US" w:bidi="en_US"/>
         </w:rPr>
@@ -2736,20 +2377,6 @@
       </w:r>
       <w:r>
         <w:rPr>
-          <w:lang w:val="en_US" w:bidi="en_US"/>
-        </w:rPr>
-        <w:t>זְד֤וֹן לִבְּ⁠ךָ֙</w:t>
-      </w:r>
-    </w:p>
-    <w:p>
-      <w:pPr/>
-      <w:r>
-        <w:rPr>
-          <w:lang w:val="en_US" w:bidi="en_US"/>
-        </w:rPr>
-      </w:r>
-      <w:r>
-        <w:rPr>
           <w:b/>
           <w:lang w:val="en_US" w:bidi="en_US"/>
         </w:rPr>
@@ -2846,20 +2473,6 @@
       </w:r>
       <w:r>
         <w:rPr>
-          <w:lang w:val="en_US" w:bidi="en_US"/>
-        </w:rPr>
-        <w:t>זְד֤וֹן לִבְּ⁠ךָ֙</w:t>
-      </w:r>
-    </w:p>
-    <w:p>
-      <w:pPr/>
-      <w:r>
-        <w:rPr>
-          <w:lang w:val="en_US" w:bidi="en_US"/>
-        </w:rPr>
-      </w:r>
-      <w:r>
-        <w:rPr>
           <w:b/>
           <w:lang w:val="en_US" w:bidi="en_US"/>
         </w:rPr>
@@ -2956,20 +2569,6 @@
       </w:r>
       <w:r>
         <w:rPr>
-          <w:lang w:val="en_US" w:bidi="en_US"/>
-        </w:rPr>
-        <w:t>שֹׁכְנִ֥י בְ⁠חַגְוֵי־סֶּ֖לַע</w:t>
-      </w:r>
-    </w:p>
-    <w:p>
-      <w:pPr/>
-      <w:r>
-        <w:rPr>
-          <w:lang w:val="en_US" w:bidi="en_US"/>
-        </w:rPr>
-      </w:r>
-      <w:r>
-        <w:rPr>
           <w:b/>
           <w:lang w:val="en_US" w:bidi="en_US"/>
         </w:rPr>
@@ -3092,20 +2691,6 @@
       </w:r>
       <w:r>
         <w:rPr>
-          <w:lang w:val="en_US" w:bidi="en_US"/>
-        </w:rPr>
-        <w:t>בְ⁠חַגְוֵי־סֶּ֖לַע</w:t>
-      </w:r>
-    </w:p>
-    <w:p>
-      <w:pPr/>
-      <w:r>
-        <w:rPr>
-          <w:lang w:val="en_US" w:bidi="en_US"/>
-        </w:rPr>
-      </w:r>
-      <w:r>
-        <w:rPr>
           <w:b/>
           <w:lang w:val="en_US" w:bidi="en_US"/>
         </w:rPr>
@@ -3169,20 +2754,6 @@
       </w:r>
       <w:r>
         <w:rPr>
-          <w:lang w:val="en_US" w:bidi="en_US"/>
-        </w:rPr>
-        <w:t>אֹמֵ֣ר בְּ⁠לִבּ֔⁠וֹ</w:t>
-      </w:r>
-    </w:p>
-    <w:p>
-      <w:pPr/>
-      <w:r>
-        <w:rPr>
-          <w:lang w:val="en_US" w:bidi="en_US"/>
-        </w:rPr>
-      </w:r>
-      <w:r>
-        <w:rPr>
           <w:b/>
           <w:lang w:val="en_US" w:bidi="en_US"/>
         </w:rPr>
@@ -3305,20 +2876,6 @@
       </w:r>
       <w:r>
         <w:rPr>
-          <w:lang w:val="en_US" w:bidi="en_US"/>
-        </w:rPr>
-        <w:t>אֹמֵ֣ר בְּ⁠לִבּ֔⁠וֹ</w:t>
-      </w:r>
-    </w:p>
-    <w:p>
-      <w:pPr/>
-      <w:r>
-        <w:rPr>
-          <w:lang w:val="en_US" w:bidi="en_US"/>
-        </w:rPr>
-      </w:r>
-      <w:r>
-        <w:rPr>
           <w:b/>
           <w:lang w:val="en_US" w:bidi="en_US"/>
         </w:rPr>
@@ -3402,20 +2959,6 @@
       </w:r>
       <w:r>
         <w:rPr>
-          <w:lang w:val="en_US" w:bidi="en_US"/>
-        </w:rPr>
-        <w:t>מִ֥י יוֹרִדֵ֖⁠נִי אָֽרֶץ</w:t>
-      </w:r>
-    </w:p>
-    <w:p>
-      <w:pPr/>
-      <w:r>
-        <w:rPr>
-          <w:lang w:val="en_US" w:bidi="en_US"/>
-        </w:rPr>
-      </w:r>
-      <w:r>
-        <w:rPr>
           <w:b/>
           <w:lang w:val="en_US" w:bidi="en_US"/>
         </w:rPr>
@@ -3499,20 +3042,6 @@
       </w:r>
       <w:r>
         <w:rPr>
-          <w:lang w:val="en_US" w:bidi="en_US"/>
-        </w:rPr>
-        <w:t>אִם־תַּגְבִּ֣יהַּ כַּ⁠נֶּ֔שֶׁר וְ⁠אִם־בֵּ֥ין כּֽוֹכָבִ֖ים שִׂ֣ים קִנֶּ֑⁠ךָ</w:t>
-      </w:r>
-    </w:p>
-    <w:p>
-      <w:pPr/>
-      <w:r>
-        <w:rPr>
-          <w:lang w:val="en_US" w:bidi="en_US"/>
-        </w:rPr>
-      </w:r>
-      <w:r>
-        <w:rPr>
           <w:b/>
           <w:lang w:val="en_US" w:bidi="en_US"/>
         </w:rPr>
@@ -3596,20 +3125,6 @@
       </w:r>
       <w:r>
         <w:rPr>
-          <w:lang w:val="en_US" w:bidi="en_US"/>
-        </w:rPr>
-        <w:t>אִם־תַּגְבִּ֣יהַּ כַּ⁠נֶּ֔שֶׁר וְ⁠אִם־בֵּ֥ין כּֽוֹכָבִ֖ים שִׂ֣ים קִנֶּ֑⁠ךָ</w:t>
-      </w:r>
-    </w:p>
-    <w:p>
-      <w:pPr/>
-      <w:r>
-        <w:rPr>
-          <w:lang w:val="en_US" w:bidi="en_US"/>
-        </w:rPr>
-      </w:r>
-      <w:r>
-        <w:rPr>
           <w:b/>
           <w:lang w:val="en_US" w:bidi="en_US"/>
         </w:rPr>
@@ -3693,20 +3208,6 @@
       </w:r>
       <w:r>
         <w:rPr>
-          <w:lang w:val="en_US" w:bidi="en_US"/>
-        </w:rPr>
-        <w:t>שִׂ֣ים קִנֶּ֑⁠ךָ</w:t>
-      </w:r>
-    </w:p>
-    <w:p>
-      <w:pPr/>
-      <w:r>
-        <w:rPr>
-          <w:lang w:val="en_US" w:bidi="en_US"/>
-        </w:rPr>
-      </w:r>
-      <w:r>
-        <w:rPr>
           <w:b/>
           <w:lang w:val="en_US" w:bidi="en_US"/>
         </w:rPr>
@@ -3790,20 +3291,6 @@
       </w:r>
       <w:r>
         <w:rPr>
-          <w:lang w:val="en_US" w:bidi="en_US"/>
-        </w:rPr>
-        <w:t>מִ⁠שָּׁ֥ם אוֹרִֽידְ⁠ךָ֖</w:t>
-      </w:r>
-    </w:p>
-    <w:p>
-      <w:pPr/>
-      <w:r>
-        <w:rPr>
-          <w:lang w:val="en_US" w:bidi="en_US"/>
-        </w:rPr>
-      </w:r>
-      <w:r>
-        <w:rPr>
           <w:b/>
           <w:lang w:val="en_US" w:bidi="en_US"/>
         </w:rPr>
@@ -3900,20 +3387,6 @@
       </w:r>
       <w:r>
         <w:rPr>
-          <w:lang w:val="en_US" w:bidi="en_US"/>
-        </w:rPr>
-        <w:t>נְאֻם־יְהוָֽה</w:t>
-      </w:r>
-    </w:p>
-    <w:p>
-      <w:pPr/>
-      <w:r>
-        <w:rPr>
-          <w:lang w:val="en_US" w:bidi="en_US"/>
-        </w:rPr>
-      </w:r>
-      <w:r>
-        <w:rPr>
           <w:b/>
           <w:lang w:val="en_US" w:bidi="en_US"/>
         </w:rPr>
@@ -3997,20 +3470,6 @@
       </w:r>
       <w:r>
         <w:rPr>
-          <w:lang w:val="en_US" w:bidi="en_US"/>
-        </w:rPr>
-        <w:t>נְאֻם־יְהוָֽה</w:t>
-      </w:r>
-    </w:p>
-    <w:p>
-      <w:pPr/>
-      <w:r>
-        <w:rPr>
-          <w:lang w:val="en_US" w:bidi="en_US"/>
-        </w:rPr>
-      </w:r>
-      <w:r>
-        <w:rPr>
           <w:b/>
           <w:lang w:val="en_US" w:bidi="en_US"/>
         </w:rPr>
@@ -4107,20 +3566,6 @@
       </w:r>
       <w:r>
         <w:rPr>
-          <w:lang w:val="en_US" w:bidi="en_US"/>
-        </w:rPr>
-        <w:t>אִם־גַּנָּבִ֤ים בָּאֽוּ־לְ⁠ךָ֙ אִם־שׁ֣וֹדְדֵי לַ֔יְלָה</w:t>
-      </w:r>
-    </w:p>
-    <w:p>
-      <w:pPr/>
-      <w:r>
-        <w:rPr>
-          <w:lang w:val="en_US" w:bidi="en_US"/>
-        </w:rPr>
-      </w:r>
-      <w:r>
-        <w:rPr>
           <w:b/>
           <w:lang w:val="en_US" w:bidi="en_US"/>
         </w:rPr>
@@ -4204,20 +3649,6 @@
       </w:r>
       <w:r>
         <w:rPr>
-          <w:lang w:val="en_US" w:bidi="en_US"/>
-        </w:rPr>
-        <w:t>אֵ֣יךְ נִדְמֵ֔יתָה</w:t>
-      </w:r>
-    </w:p>
-    <w:p>
-      <w:pPr/>
-      <w:r>
-        <w:rPr>
-          <w:lang w:val="en_US" w:bidi="en_US"/>
-        </w:rPr>
-      </w:r>
-      <w:r>
-        <w:rPr>
           <w:b/>
           <w:lang w:val="en_US" w:bidi="en_US"/>
         </w:rPr>
@@ -4301,20 +3732,6 @@
       </w:r>
       <w:r>
         <w:rPr>
-          <w:lang w:val="en_US" w:bidi="en_US"/>
-        </w:rPr>
-        <w:t>אֵ֣יךְ נִדְמֵ֔יתָה</w:t>
-      </w:r>
-    </w:p>
-    <w:p>
-      <w:pPr/>
-      <w:r>
-        <w:rPr>
-          <w:lang w:val="en_US" w:bidi="en_US"/>
-        </w:rPr>
-      </w:r>
-      <w:r>
-        <w:rPr>
           <w:b/>
           <w:lang w:val="en_US" w:bidi="en_US"/>
         </w:rPr>
@@ -4398,20 +3815,6 @@
       </w:r>
       <w:r>
         <w:rPr>
-          <w:lang w:val="en_US" w:bidi="en_US"/>
-        </w:rPr>
-        <w:t>הֲ⁠ל֥וֹא יִגְנְב֖וּ דַּיָּ֑⁠ם</w:t>
-      </w:r>
-    </w:p>
-    <w:p>
-      <w:pPr/>
-      <w:r>
-        <w:rPr>
-          <w:lang w:val="en_US" w:bidi="en_US"/>
-        </w:rPr>
-      </w:r>
-      <w:r>
-        <w:rPr>
           <w:b/>
           <w:lang w:val="en_US" w:bidi="en_US"/>
         </w:rPr>
@@ -4495,20 +3898,6 @@
       </w:r>
       <w:r>
         <w:rPr>
-          <w:lang w:val="en_US" w:bidi="en_US"/>
-        </w:rPr>
-        <w:t>אִם־בֹּֽצְרִים֙ בָּ֣אוּ לָ֔⁠ךְ הֲ⁠ל֖וֹא יַשְׁאִ֥ירוּ עֹלֵלֽוֹת</w:t>
-      </w:r>
-    </w:p>
-    <w:p>
-      <w:pPr/>
-      <w:r>
-        <w:rPr>
-          <w:lang w:val="en_US" w:bidi="en_US"/>
-        </w:rPr>
-      </w:r>
-      <w:r>
-        <w:rPr>
           <w:b/>
           <w:lang w:val="en_US" w:bidi="en_US"/>
         </w:rPr>
@@ -4592,20 +3981,6 @@
       </w:r>
       <w:r>
         <w:rPr>
-          <w:lang w:val="en_US" w:bidi="en_US"/>
-        </w:rPr>
-        <w:t>אֵ֚יךְ</w:t>
-      </w:r>
-    </w:p>
-    <w:p>
-      <w:pPr/>
-      <w:r>
-        <w:rPr>
-          <w:lang w:val="en_US" w:bidi="en_US"/>
-        </w:rPr>
-      </w:r>
-      <w:r>
-        <w:rPr>
           <w:b/>
           <w:lang w:val="en_US" w:bidi="en_US"/>
         </w:rPr>
@@ -4702,20 +4077,6 @@
       </w:r>
       <w:r>
         <w:rPr>
-          <w:lang w:val="en_US" w:bidi="en_US"/>
-        </w:rPr>
-        <w:t>אֵ֚יךְ נֶחְפְּשׂ֣וּ עֵשָׂ֔ו</w:t>
-      </w:r>
-    </w:p>
-    <w:p>
-      <w:pPr/>
-      <w:r>
-        <w:rPr>
-          <w:lang w:val="en_US" w:bidi="en_US"/>
-        </w:rPr>
-      </w:r>
-      <w:r>
-        <w:rPr>
           <w:b/>
           <w:lang w:val="en_US" w:bidi="en_US"/>
         </w:rPr>
@@ -4799,20 +4160,6 @@
       </w:r>
       <w:r>
         <w:rPr>
-          <w:lang w:val="en_US" w:bidi="en_US"/>
-        </w:rPr>
-        <w:t>עֵשָׂ֔ו</w:t>
-      </w:r>
-    </w:p>
-    <w:p>
-      <w:pPr/>
-      <w:r>
-        <w:rPr>
-          <w:lang w:val="en_US" w:bidi="en_US"/>
-        </w:rPr>
-      </w:r>
-      <w:r>
-        <w:rPr>
           <w:b/>
           <w:lang w:val="en_US" w:bidi="en_US"/>
         </w:rPr>
@@ -4909,20 +4256,6 @@
       </w:r>
       <w:r>
         <w:rPr>
-          <w:lang w:val="en_US" w:bidi="en_US"/>
-        </w:rPr>
-        <w:t>נֶחְפְּשׂ֣וּ</w:t>
-      </w:r>
-    </w:p>
-    <w:p>
-      <w:pPr/>
-      <w:r>
-        <w:rPr>
-          <w:lang w:val="en_US" w:bidi="en_US"/>
-        </w:rPr>
-      </w:r>
-      <w:r>
-        <w:rPr>
           <w:b/>
           <w:lang w:val="en_US" w:bidi="en_US"/>
         </w:rPr>
@@ -4999,20 +4332,6 @@
       </w:r>
       <w:r>
         <w:rPr>
-          <w:lang w:val="en_US" w:bidi="en_US"/>
-        </w:rPr>
-        <w:t>נִבְע֖וּ מַצְפֻּנָֽי⁠ו</w:t>
-      </w:r>
-    </w:p>
-    <w:p>
-      <w:pPr/>
-      <w:r>
-        <w:rPr>
-          <w:lang w:val="en_US" w:bidi="en_US"/>
-        </w:rPr>
-      </w:r>
-      <w:r>
-        <w:rPr>
           <w:b/>
           <w:lang w:val="en_US" w:bidi="en_US"/>
         </w:rPr>
@@ -5096,20 +4415,6 @@
       </w:r>
       <w:r>
         <w:rPr>
-          <w:lang w:val="en_US" w:bidi="en_US"/>
-        </w:rPr>
-        <w:t>עַֽד־הַ⁠גְּב֣וּל שִׁלְּח֗וּ⁠ךָ כֹּ֚ל אַנְשֵׁ֣י בְרִיתֶ֔⁠ךָ</w:t>
-      </w:r>
-    </w:p>
-    <w:p>
-      <w:pPr/>
-      <w:r>
-        <w:rPr>
-          <w:lang w:val="en_US" w:bidi="en_US"/>
-        </w:rPr>
-      </w:r>
-      <w:r>
-        <w:rPr>
           <w:b/>
           <w:lang w:val="en_US" w:bidi="en_US"/>
         </w:rPr>
@@ -5206,20 +4511,6 @@
       </w:r>
       <w:r>
         <w:rPr>
-          <w:lang w:val="en_US" w:bidi="en_US"/>
-        </w:rPr>
-        <w:t>בְרִיתֶ֔⁠ךָ</w:t>
-      </w:r>
-    </w:p>
-    <w:p>
-      <w:pPr/>
-      <w:r>
-        <w:rPr>
-          <w:lang w:val="en_US" w:bidi="en_US"/>
-        </w:rPr>
-      </w:r>
-      <w:r>
-        <w:rPr>
           <w:b/>
           <w:lang w:val="en_US" w:bidi="en_US"/>
         </w:rPr>
@@ -5316,20 +4607,6 @@
       </w:r>
       <w:r>
         <w:rPr>
-          <w:lang w:val="en_US" w:bidi="en_US"/>
-        </w:rPr>
-        <w:t>עַֽד־הַ⁠גְּב֣וּל שִׁלְּח֗וּ⁠ךָ</w:t>
-      </w:r>
-    </w:p>
-    <w:p>
-      <w:pPr/>
-      <w:r>
-        <w:rPr>
-          <w:lang w:val="en_US" w:bidi="en_US"/>
-        </w:rPr>
-      </w:r>
-      <w:r>
-        <w:rPr>
           <w:b/>
           <w:lang w:val="en_US" w:bidi="en_US"/>
         </w:rPr>
@@ -5406,20 +4683,6 @@
       </w:r>
       <w:r>
         <w:rPr>
-          <w:lang w:val="en_US" w:bidi="en_US"/>
-        </w:rPr>
-        <w:t>כֹּ֚ל אַנְשֵׁ֣י בְרִיתֶ֔⁠ךָ &amp; אַנְשֵׁ֣י שְׁלֹמֶ֑⁠ךָ לַחְמְ⁠ךָ֗</w:t>
-      </w:r>
-    </w:p>
-    <w:p>
-      <w:pPr/>
-      <w:r>
-        <w:rPr>
-          <w:lang w:val="en_US" w:bidi="en_US"/>
-        </w:rPr>
-      </w:r>
-      <w:r>
-        <w:rPr>
           <w:b/>
           <w:lang w:val="en_US" w:bidi="en_US"/>
         </w:rPr>
@@ -5529,20 +4792,6 @@
       </w:r>
       <w:r>
         <w:rPr>
-          <w:lang w:val="en_US" w:bidi="en_US"/>
-        </w:rPr>
-        <w:t>לַחְמְ⁠ךָ֗ יָשִׂ֤ימוּ מָזוֹר֙ תַּחְתֶּ֔י⁠ךָ</w:t>
-      </w:r>
-    </w:p>
-    <w:p>
-      <w:pPr/>
-      <w:r>
-        <w:rPr>
-          <w:lang w:val="en_US" w:bidi="en_US"/>
-        </w:rPr>
-      </w:r>
-      <w:r>
-        <w:rPr>
           <w:b/>
           <w:lang w:val="en_US" w:bidi="en_US"/>
         </w:rPr>
@@ -5652,20 +4901,6 @@
       </w:r>
       <w:r>
         <w:rPr>
-          <w:lang w:val="en_US" w:bidi="en_US"/>
-        </w:rPr>
-        <w:t>אֵ֥ין תְּבוּנָ֖ה בּֽ⁠וֹ</w:t>
-      </w:r>
-    </w:p>
-    <w:p>
-      <w:pPr/>
-      <w:r>
-        <w:rPr>
-          <w:lang w:val="en_US" w:bidi="en_US"/>
-        </w:rPr>
-      </w:r>
-      <w:r>
-        <w:rPr>
           <w:b/>
           <w:lang w:val="en_US" w:bidi="en_US"/>
         </w:rPr>
@@ -5749,20 +4984,6 @@
       </w:r>
       <w:r>
         <w:rPr>
-          <w:lang w:val="en_US" w:bidi="en_US"/>
-        </w:rPr>
-        <w:t>אֵ֥ין תְּבוּנָ֖ה בּֽ⁠וֹ</w:t>
-      </w:r>
-    </w:p>
-    <w:p>
-      <w:pPr/>
-      <w:r>
-        <w:rPr>
-          <w:lang w:val="en_US" w:bidi="en_US"/>
-        </w:rPr>
-      </w:r>
-      <w:r>
-        <w:rPr>
           <w:b/>
           <w:lang w:val="en_US" w:bidi="en_US"/>
         </w:rPr>
@@ -5859,20 +5080,6 @@
       </w:r>
       <w:r>
         <w:rPr>
-          <w:lang w:val="en_US" w:bidi="en_US"/>
-        </w:rPr>
-        <w:t>בּֽ⁠וֹ</w:t>
-      </w:r>
-    </w:p>
-    <w:p>
-      <w:pPr/>
-      <w:r>
-        <w:rPr>
-          <w:lang w:val="en_US" w:bidi="en_US"/>
-        </w:rPr>
-      </w:r>
-      <w:r>
-        <w:rPr>
           <w:b/>
           <w:lang w:val="en_US" w:bidi="en_US"/>
         </w:rPr>
@@ -5969,20 +5176,6 @@
       </w:r>
       <w:r>
         <w:rPr>
-          <w:lang w:val="en_US" w:bidi="en_US"/>
-        </w:rPr>
-        <w:t>הֲ⁠ל֛וֹא בַּ⁠יּ֥וֹם הַ⁠ה֖וּא &amp; וְ⁠הַאֲבַדְתִּ֤י חֲכָמִים֙ מֵֽ⁠אֱד֔וֹם</w:t>
-      </w:r>
-    </w:p>
-    <w:p>
-      <w:pPr/>
-      <w:r>
-        <w:rPr>
-          <w:lang w:val="en_US" w:bidi="en_US"/>
-        </w:rPr>
-      </w:r>
-      <w:r>
-        <w:rPr>
           <w:b/>
           <w:lang w:val="en_US" w:bidi="en_US"/>
         </w:rPr>
@@ -6079,20 +5272,6 @@
       </w:r>
       <w:r>
         <w:rPr>
-          <w:lang w:val="en_US" w:bidi="en_US"/>
-        </w:rPr>
-        <w:t>וְ⁠הַאֲבַדְתִּ֤י חֲכָמִים֙ מֵֽ⁠אֱד֔וֹם</w:t>
-      </w:r>
-    </w:p>
-    <w:p>
-      <w:pPr/>
-      <w:r>
-        <w:rPr>
-          <w:lang w:val="en_US" w:bidi="en_US"/>
-        </w:rPr>
-      </w:r>
-      <w:r>
-        <w:rPr>
           <w:b/>
           <w:lang w:val="en_US" w:bidi="en_US"/>
         </w:rPr>
@@ -6189,20 +5368,6 @@
       </w:r>
       <w:r>
         <w:rPr>
-          <w:lang w:val="en_US" w:bidi="en_US"/>
-        </w:rPr>
-        <w:t>וּ⁠תְבוּנָ֖ה מֵ⁠הַ֥ר עֵשָֽׂו</w:t>
-      </w:r>
-    </w:p>
-    <w:p>
-      <w:pPr/>
-      <w:r>
-        <w:rPr>
-          <w:lang w:val="en_US" w:bidi="en_US"/>
-        </w:rPr>
-      </w:r>
-      <w:r>
-        <w:rPr>
           <w:b/>
           <w:lang w:val="en_US" w:bidi="en_US"/>
         </w:rPr>
@@ -6286,20 +5451,6 @@
       </w:r>
       <w:r>
         <w:rPr>
-          <w:lang w:val="en_US" w:bidi="en_US"/>
-        </w:rPr>
-        <w:t>וּ⁠תְבוּנָ֖ה מֵ⁠הַ֥ר עֵשָֽׂו</w:t>
-      </w:r>
-    </w:p>
-    <w:p>
-      <w:pPr/>
-      <w:r>
-        <w:rPr>
-          <w:lang w:val="en_US" w:bidi="en_US"/>
-        </w:rPr>
-      </w:r>
-      <w:r>
-        <w:rPr>
           <w:b/>
           <w:lang w:val="en_US" w:bidi="en_US"/>
         </w:rPr>
@@ -6396,20 +5547,6 @@
       </w:r>
       <w:r>
         <w:rPr>
-          <w:lang w:val="en_US" w:bidi="en_US"/>
-        </w:rPr>
-        <w:t>חֲכָמִים֙ מֵֽ⁠אֱד֔וֹם וּ⁠תְבוּנָ֖ה מֵ⁠הַ֥ר עֵשָֽׂו</w:t>
-      </w:r>
-    </w:p>
-    <w:p>
-      <w:pPr/>
-      <w:r>
-        <w:rPr>
-          <w:lang w:val="en_US" w:bidi="en_US"/>
-        </w:rPr>
-      </w:r>
-      <w:r>
-        <w:rPr>
           <w:b/>
           <w:lang w:val="en_US" w:bidi="en_US"/>
         </w:rPr>
@@ -6545,20 +5682,6 @@
       </w:r>
       <w:r>
         <w:rPr>
-          <w:lang w:val="en_US" w:bidi="en_US"/>
-        </w:rPr>
-        <w:t>וּ⁠תְבוּנָ֖ה</w:t>
-      </w:r>
-    </w:p>
-    <w:p>
-      <w:pPr/>
-      <w:r>
-        <w:rPr>
-          <w:lang w:val="en_US" w:bidi="en_US"/>
-        </w:rPr>
-      </w:r>
-      <w:r>
-        <w:rPr>
           <w:b/>
           <w:lang w:val="en_US" w:bidi="en_US"/>
         </w:rPr>
@@ -6655,20 +5778,6 @@
       </w:r>
       <w:r>
         <w:rPr>
-          <w:lang w:val="en_US" w:bidi="en_US"/>
-        </w:rPr>
-        <w:t>מֵ⁠הַ֥ר עֵשָֽׂו</w:t>
-      </w:r>
-    </w:p>
-    <w:p>
-      <w:pPr/>
-      <w:r>
-        <w:rPr>
-          <w:lang w:val="en_US" w:bidi="en_US"/>
-        </w:rPr>
-      </w:r>
-      <w:r>
-        <w:rPr>
           <w:b/>
           <w:lang w:val="en_US" w:bidi="en_US"/>
         </w:rPr>
@@ -6765,20 +5874,6 @@
       </w:r>
       <w:r>
         <w:rPr>
-          <w:lang w:val="en_US" w:bidi="en_US"/>
-        </w:rPr>
-        <w:t>עֵשָֽׂו</w:t>
-      </w:r>
-    </w:p>
-    <w:p>
-      <w:pPr/>
-      <w:r>
-        <w:rPr>
-          <w:lang w:val="en_US" w:bidi="en_US"/>
-        </w:rPr>
-      </w:r>
-      <w:r>
-        <w:rPr>
           <w:b/>
           <w:lang w:val="en_US" w:bidi="en_US"/>
         </w:rPr>
@@ -6798,7 +5893,7 @@
         </w:rPr>
         <w:t xml:space="preserve">This is the name of the man who was the ancestor of the people of Edom. See how you translated this in </w:t>
       </w:r>
-      <w:hyperlink r:id="rId15">
+      <w:hyperlink r:id="rId13">
         <w:r>
           <w:rPr>
             <w:lang w:val="en_US" w:bidi="en_US"/>
@@ -6880,20 +5975,6 @@
       </w:r>
       <w:r>
         <w:rPr>
-          <w:lang w:val="en_US" w:bidi="en_US"/>
-        </w:rPr>
-        <w:t>וְ⁠חַתּ֥וּ גִבּוֹרֶ֖י⁠ךָ תֵּימָ֑ן</w:t>
-      </w:r>
-    </w:p>
-    <w:p>
-      <w:pPr/>
-      <w:r>
-        <w:rPr>
-          <w:lang w:val="en_US" w:bidi="en_US"/>
-        </w:rPr>
-      </w:r>
-      <w:r>
-        <w:rPr>
           <w:b/>
           <w:lang w:val="en_US" w:bidi="en_US"/>
         </w:rPr>
@@ -6990,20 +6071,6 @@
       </w:r>
       <w:r>
         <w:rPr>
-          <w:lang w:val="en_US" w:bidi="en_US"/>
-        </w:rPr>
-        <w:t>תֵּימָ֑ן</w:t>
-      </w:r>
-    </w:p>
-    <w:p>
-      <w:pPr/>
-      <w:r>
-        <w:rPr>
-          <w:lang w:val="en_US" w:bidi="en_US"/>
-        </w:rPr>
-      </w:r>
-      <w:r>
-        <w:rPr>
           <w:b/>
           <w:lang w:val="en_US" w:bidi="en_US"/>
         </w:rPr>
@@ -7087,20 +6154,6 @@
       </w:r>
       <w:r>
         <w:rPr>
-          <w:lang w:val="en_US" w:bidi="en_US"/>
-        </w:rPr>
-        <w:t>לְמַ֧עַן</w:t>
-      </w:r>
-    </w:p>
-    <w:p>
-      <w:pPr/>
-      <w:r>
-        <w:rPr>
-          <w:lang w:val="en_US" w:bidi="en_US"/>
-        </w:rPr>
-      </w:r>
-      <w:r>
-        <w:rPr>
           <w:b/>
           <w:lang w:val="en_US" w:bidi="en_US"/>
         </w:rPr>
@@ -7184,20 +6237,6 @@
       </w:r>
       <w:r>
         <w:rPr>
-          <w:lang w:val="en_US" w:bidi="en_US"/>
-        </w:rPr>
-        <w:t>יִכָּֽרֶת־אִ֛ישׁ</w:t>
-      </w:r>
-    </w:p>
-    <w:p>
-      <w:pPr/>
-      <w:r>
-        <w:rPr>
-          <w:lang w:val="en_US" w:bidi="en_US"/>
-        </w:rPr>
-      </w:r>
-      <w:r>
-        <w:rPr>
           <w:b/>
           <w:lang w:val="en_US" w:bidi="en_US"/>
         </w:rPr>
@@ -7294,20 +6333,6 @@
       </w:r>
       <w:r>
         <w:rPr>
-          <w:lang w:val="en_US" w:bidi="en_US"/>
-        </w:rPr>
-        <w:t>יִכָּֽרֶת־אִ֛ישׁ</w:t>
-      </w:r>
-    </w:p>
-    <w:p>
-      <w:pPr/>
-      <w:r>
-        <w:rPr>
-          <w:lang w:val="en_US" w:bidi="en_US"/>
-        </w:rPr>
-      </w:r>
-      <w:r>
-        <w:rPr>
           <w:b/>
           <w:lang w:val="en_US" w:bidi="en_US"/>
         </w:rPr>
@@ -7391,20 +6416,6 @@
       </w:r>
       <w:r>
         <w:rPr>
-          <w:lang w:val="en_US" w:bidi="en_US"/>
-        </w:rPr>
-        <w:t>אִ֛ישׁ</w:t>
-      </w:r>
-    </w:p>
-    <w:p>
-      <w:pPr/>
-      <w:r>
-        <w:rPr>
-          <w:lang w:val="en_US" w:bidi="en_US"/>
-        </w:rPr>
-      </w:r>
-      <w:r>
-        <w:rPr>
           <w:b/>
           <w:lang w:val="en_US" w:bidi="en_US"/>
         </w:rPr>
@@ -7501,20 +6512,6 @@
       </w:r>
       <w:r>
         <w:rPr>
-          <w:lang w:val="en_US" w:bidi="en_US"/>
-        </w:rPr>
-        <w:t>מֵ⁠הַ֥ר עֵשָׂ֖ו</w:t>
-      </w:r>
-    </w:p>
-    <w:p>
-      <w:pPr/>
-      <w:r>
-        <w:rPr>
-          <w:lang w:val="en_US" w:bidi="en_US"/>
-        </w:rPr>
-      </w:r>
-      <w:r>
-        <w:rPr>
           <w:b/>
           <w:lang w:val="en_US" w:bidi="en_US"/>
         </w:rPr>
@@ -7598,20 +6595,6 @@
       </w:r>
       <w:r>
         <w:rPr>
-          <w:lang w:val="en_US" w:bidi="en_US"/>
-        </w:rPr>
-        <w:t>מִ⁠קָּֽטֶל</w:t>
-      </w:r>
-    </w:p>
-    <w:p>
-      <w:pPr/>
-      <w:r>
-        <w:rPr>
-          <w:lang w:val="en_US" w:bidi="en_US"/>
-        </w:rPr>
-      </w:r>
-      <w:r>
-        <w:rPr>
           <w:b/>
           <w:lang w:val="en_US" w:bidi="en_US"/>
         </w:rPr>
@@ -7817,20 +6800,6 @@
       </w:r>
       <w:r>
         <w:rPr>
-          <w:lang w:val="en_US" w:bidi="en_US"/>
-        </w:rPr>
-        <w:t>אָחִ֥י⁠ךָ</w:t>
-      </w:r>
-    </w:p>
-    <w:p>
-      <w:pPr/>
-      <w:r>
-        <w:rPr>
-          <w:lang w:val="en_US" w:bidi="en_US"/>
-        </w:rPr>
-      </w:r>
-      <w:r>
-        <w:rPr>
           <w:b/>
           <w:lang w:val="en_US" w:bidi="en_US"/>
         </w:rPr>
@@ -7927,20 +6896,6 @@
       </w:r>
       <w:r>
         <w:rPr>
-          <w:lang w:val="en_US" w:bidi="en_US"/>
-        </w:rPr>
-        <w:t>יַעֲקֹ֖ב</w:t>
-      </w:r>
-    </w:p>
-    <w:p>
-      <w:pPr/>
-      <w:r>
-        <w:rPr>
-          <w:lang w:val="en_US" w:bidi="en_US"/>
-        </w:rPr>
-      </w:r>
-      <w:r>
-        <w:rPr>
           <w:b/>
           <w:lang w:val="en_US" w:bidi="en_US"/>
         </w:rPr>
@@ -8037,20 +6992,6 @@
       </w:r>
       <w:r>
         <w:rPr>
-          <w:lang w:val="en_US" w:bidi="en_US"/>
-        </w:rPr>
-        <w:t>תְּכַסְּ⁠ךָ֣ בוּשָׁ֑ה</w:t>
-      </w:r>
-    </w:p>
-    <w:p>
-      <w:pPr/>
-      <w:r>
-        <w:rPr>
-          <w:lang w:val="en_US" w:bidi="en_US"/>
-        </w:rPr>
-      </w:r>
-      <w:r>
-        <w:rPr>
           <w:b/>
           <w:lang w:val="en_US" w:bidi="en_US"/>
         </w:rPr>
@@ -8147,20 +7088,6 @@
       </w:r>
       <w:r>
         <w:rPr>
-          <w:lang w:val="en_US" w:bidi="en_US"/>
-        </w:rPr>
-        <w:t>תְּכַסְּ⁠ךָ֣ בוּשָׁ֑ה</w:t>
-      </w:r>
-    </w:p>
-    <w:p>
-      <w:pPr/>
-      <w:r>
-        <w:rPr>
-          <w:lang w:val="en_US" w:bidi="en_US"/>
-        </w:rPr>
-      </w:r>
-      <w:r>
-        <w:rPr>
           <w:b/>
           <w:lang w:val="en_US" w:bidi="en_US"/>
         </w:rPr>
@@ -8257,20 +7184,6 @@
       </w:r>
       <w:r>
         <w:rPr>
-          <w:lang w:val="en_US" w:bidi="en_US"/>
-        </w:rPr>
-        <w:t>וְ⁠נִכְרַ֖תָּ</w:t>
-      </w:r>
-    </w:p>
-    <w:p>
-      <w:pPr/>
-      <w:r>
-        <w:rPr>
-          <w:lang w:val="en_US" w:bidi="en_US"/>
-        </w:rPr>
-      </w:r>
-      <w:r>
-        <w:rPr>
           <w:b/>
           <w:lang w:val="en_US" w:bidi="en_US"/>
         </w:rPr>
@@ -8354,20 +7267,6 @@
       </w:r>
       <w:r>
         <w:rPr>
-          <w:lang w:val="en_US" w:bidi="en_US"/>
-        </w:rPr>
-        <w:t>וְ⁠נִכְרַ֖תָּ</w:t>
-      </w:r>
-    </w:p>
-    <w:p>
-      <w:pPr/>
-      <w:r>
-        <w:rPr>
-          <w:lang w:val="en_US" w:bidi="en_US"/>
-        </w:rPr>
-      </w:r>
-      <w:r>
-        <w:rPr>
           <w:b/>
           <w:lang w:val="en_US" w:bidi="en_US"/>
         </w:rPr>
@@ -8451,20 +7350,6 @@
       </w:r>
       <w:r>
         <w:rPr>
-          <w:lang w:val="en_US" w:bidi="en_US"/>
-        </w:rPr>
-        <w:t>וְ⁠נִכְרַ֖תָּ</w:t>
-      </w:r>
-    </w:p>
-    <w:p>
-      <w:pPr/>
-      <w:r>
-        <w:rPr>
-          <w:lang w:val="en_US" w:bidi="en_US"/>
-        </w:rPr>
-      </w:r>
-      <w:r>
-        <w:rPr>
           <w:b/>
           <w:lang w:val="en_US" w:bidi="en_US"/>
         </w:rPr>
@@ -8484,7 +7369,7 @@
         </w:rPr>
         <w:t xml:space="preserve">As in </w:t>
       </w:r>
-      <w:hyperlink r:id="rId16">
+      <w:hyperlink r:id="rId14">
         <w:r>
           <w:rPr>
             <w:lang w:val="en_US" w:bidi="en_US"/>
@@ -8579,20 +7464,6 @@
       </w:r>
       <w:r>
         <w:rPr>
-          <w:lang w:val="en_US" w:bidi="en_US"/>
-        </w:rPr>
-        <w:t>עֲמָֽדְ⁠ךָ֣ מִ⁠נֶּ֔גֶד</w:t>
-      </w:r>
-    </w:p>
-    <w:p>
-      <w:pPr/>
-      <w:r>
-        <w:rPr>
-          <w:lang w:val="en_US" w:bidi="en_US"/>
-        </w:rPr>
-      </w:r>
-      <w:r>
-        <w:rPr>
           <w:b/>
           <w:lang w:val="en_US" w:bidi="en_US"/>
         </w:rPr>
@@ -8676,20 +7547,6 @@
       </w:r>
       <w:r>
         <w:rPr>
-          <w:lang w:val="en_US" w:bidi="en_US"/>
-        </w:rPr>
-        <w:t>שְׁב֥וֹת זָרִ֖ים חֵיל֑⁠וֹ וְ⁠נָכְרִ֞ים בָּ֣אוּ שְׁעָרָ֗יו</w:t>
-      </w:r>
-    </w:p>
-    <w:p>
-      <w:pPr/>
-      <w:r>
-        <w:rPr>
-          <w:lang w:val="en_US" w:bidi="en_US"/>
-        </w:rPr>
-      </w:r>
-      <w:r>
-        <w:rPr>
           <w:b/>
           <w:lang w:val="en_US" w:bidi="en_US"/>
         </w:rPr>
@@ -8818,7 +7675,7 @@
         </w:rPr>
         <w:t xml:space="preserve"> in </w:t>
       </w:r>
-      <w:hyperlink r:id="rId17">
+      <w:hyperlink r:id="rId15">
         <w:r>
           <w:rPr>
             <w:lang w:val="en_US" w:bidi="en_US"/>
@@ -8900,20 +7757,6 @@
       </w:r>
       <w:r>
         <w:rPr>
-          <w:lang w:val="en_US" w:bidi="en_US"/>
-        </w:rPr>
-        <w:t>חֵיל֑⁠וֹ</w:t>
-      </w:r>
-    </w:p>
-    <w:p>
-      <w:pPr/>
-      <w:r>
-        <w:rPr>
-          <w:lang w:val="en_US" w:bidi="en_US"/>
-        </w:rPr>
-      </w:r>
-      <w:r>
-        <w:rPr>
           <w:b/>
           <w:lang w:val="en_US" w:bidi="en_US"/>
         </w:rPr>
@@ -8946,7 +7789,7 @@
         </w:rPr>
         <w:t xml:space="preserve"> could also mean “army.” But since it clearly means “wealth” in </w:t>
       </w:r>
-      <w:hyperlink r:id="rId18">
+      <w:hyperlink r:id="rId16">
         <w:r>
           <w:rPr>
             <w:lang w:val="en_US" w:bidi="en_US"/>
@@ -9008,20 +7851,6 @@
       </w:r>
       <w:r>
         <w:rPr>
-          <w:lang w:val="en_US" w:bidi="en_US"/>
-        </w:rPr>
-        <w:t>שְׁעָרָ֗יו</w:t>
-      </w:r>
-    </w:p>
-    <w:p>
-      <w:pPr/>
-      <w:r>
-        <w:rPr>
-          <w:lang w:val="en_US" w:bidi="en_US"/>
-        </w:rPr>
-      </w:r>
-      <w:r>
-        <w:rPr>
           <w:b/>
           <w:lang w:val="en_US" w:bidi="en_US"/>
         </w:rPr>
@@ -9118,20 +7947,6 @@
       </w:r>
       <w:r>
         <w:rPr>
-          <w:lang w:val="en_US" w:bidi="en_US"/>
-        </w:rPr>
-        <w:t>וְ⁠עַל־יְרוּשָׁלִַ֨ם֙ יַדּ֣וּ גוֹרָ֔ל</w:t>
-      </w:r>
-    </w:p>
-    <w:p>
-      <w:pPr/>
-      <w:r>
-        <w:rPr>
-          <w:lang w:val="en_US" w:bidi="en_US"/>
-        </w:rPr>
-      </w:r>
-      <w:r>
-        <w:rPr>
           <w:b/>
           <w:lang w:val="en_US" w:bidi="en_US"/>
         </w:rPr>
@@ -9241,20 +8056,6 @@
       </w:r>
       <w:r>
         <w:rPr>
-          <w:lang w:val="en_US" w:bidi="en_US"/>
-        </w:rPr>
-        <w:t>גַּם־אַתָּ֖ה כְּ⁠אַחַ֥ד מֵ⁠הֶֽם</w:t>
-      </w:r>
-    </w:p>
-    <w:p>
-      <w:pPr/>
-      <w:r>
-        <w:rPr>
-          <w:lang w:val="en_US" w:bidi="en_US"/>
-        </w:rPr>
-      </w:r>
-      <w:r>
-        <w:rPr>
           <w:b/>
           <w:lang w:val="en_US" w:bidi="en_US"/>
         </w:rPr>
@@ -9364,20 +8165,6 @@
       </w:r>
       <w:r>
         <w:rPr>
-          <w:lang w:val="en_US" w:bidi="en_US"/>
-        </w:rPr>
-        <w:t>וְ⁠אַל &amp; וְ⁠אַל &amp; וְ⁠אַל</w:t>
-      </w:r>
-    </w:p>
-    <w:p>
-      <w:pPr/>
-      <w:r>
-        <w:rPr>
-          <w:lang w:val="en_US" w:bidi="en_US"/>
-        </w:rPr>
-      </w:r>
-      <w:r>
-        <w:rPr>
           <w:b/>
           <w:lang w:val="en_US" w:bidi="en_US"/>
         </w:rPr>
@@ -9526,20 +8313,6 @@
       </w:r>
       <w:r>
         <w:rPr>
-          <w:lang w:val="en_US" w:bidi="en_US"/>
-        </w:rPr>
-        <w:t>וְ⁠אַל־תֵּ֤רֶא</w:t>
-      </w:r>
-    </w:p>
-    <w:p>
-      <w:pPr/>
-      <w:r>
-        <w:rPr>
-          <w:lang w:val="en_US" w:bidi="en_US"/>
-        </w:rPr>
-      </w:r>
-      <w:r>
-        <w:rPr>
           <w:b/>
           <w:lang w:val="en_US" w:bidi="en_US"/>
         </w:rPr>
@@ -9636,20 +8409,6 @@
       </w:r>
       <w:r>
         <w:rPr>
-          <w:lang w:val="en_US" w:bidi="en_US"/>
-        </w:rPr>
-        <w:t>בְ⁠יוֹם־אָחִ֨י⁠ךָ֙ בְּ⁠י֣וֹם נָכְר֔⁠וֹ</w:t>
-      </w:r>
-    </w:p>
-    <w:p>
-      <w:pPr/>
-      <w:r>
-        <w:rPr>
-          <w:lang w:val="en_US" w:bidi="en_US"/>
-        </w:rPr>
-      </w:r>
-      <w:r>
-        <w:rPr>
           <w:b/>
           <w:lang w:val="en_US" w:bidi="en_US"/>
         </w:rPr>
@@ -9759,20 +8518,6 @@
       </w:r>
       <w:r>
         <w:rPr>
-          <w:lang w:val="en_US" w:bidi="en_US"/>
-        </w:rPr>
-        <w:t>בְ⁠יוֹם</w:t>
-      </w:r>
-    </w:p>
-    <w:p>
-      <w:pPr/>
-      <w:r>
-        <w:rPr>
-          <w:lang w:val="en_US" w:bidi="en_US"/>
-        </w:rPr>
-      </w:r>
-      <w:r>
-        <w:rPr>
           <w:b/>
           <w:lang w:val="en_US" w:bidi="en_US"/>
         </w:rPr>
@@ -9869,20 +8614,6 @@
       </w:r>
       <w:r>
         <w:rPr>
-          <w:lang w:val="en_US" w:bidi="en_US"/>
-        </w:rPr>
-        <w:t>אָחִ֨י⁠ךָ֙</w:t>
-      </w:r>
-    </w:p>
-    <w:p>
-      <w:pPr/>
-      <w:r>
-        <w:rPr>
-          <w:lang w:val="en_US" w:bidi="en_US"/>
-        </w:rPr>
-      </w:r>
-      <w:r>
-        <w:rPr>
           <w:b/>
           <w:lang w:val="en_US" w:bidi="en_US"/>
         </w:rPr>
@@ -9902,7 +8633,7 @@
         </w:rPr>
         <w:t xml:space="preserve">As in </w:t>
       </w:r>
-      <w:hyperlink r:id="rId17">
+      <w:hyperlink r:id="rId15">
         <w:r>
           <w:rPr>
             <w:lang w:val="en_US" w:bidi="en_US"/>
@@ -9997,20 +8728,6 @@
       </w:r>
       <w:r>
         <w:rPr>
-          <w:lang w:val="en_US" w:bidi="en_US"/>
-        </w:rPr>
-        <w:t>לִ⁠בְנֵֽי־יְהוּדָ֖ה</w:t>
-      </w:r>
-    </w:p>
-    <w:p>
-      <w:pPr/>
-      <w:r>
-        <w:rPr>
-          <w:lang w:val="en_US" w:bidi="en_US"/>
-        </w:rPr>
-      </w:r>
-      <w:r>
-        <w:rPr>
           <w:b/>
           <w:lang w:val="en_US" w:bidi="en_US"/>
         </w:rPr>
@@ -10107,20 +8824,6 @@
       </w:r>
       <w:r>
         <w:rPr>
-          <w:lang w:val="en_US" w:bidi="en_US"/>
-        </w:rPr>
-        <w:t>וְ⁠אַל־תַּגְדֵּ֥ל פִּ֖י⁠ךָ</w:t>
-      </w:r>
-    </w:p>
-    <w:p>
-      <w:pPr/>
-      <w:r>
-        <w:rPr>
-          <w:lang w:val="en_US" w:bidi="en_US"/>
-        </w:rPr>
-      </w:r>
-      <w:r>
-        <w:rPr>
           <w:b/>
           <w:lang w:val="en_US" w:bidi="en_US"/>
         </w:rPr>
@@ -10204,20 +8907,6 @@
       </w:r>
       <w:r>
         <w:rPr>
-          <w:lang w:val="en_US" w:bidi="en_US"/>
-        </w:rPr>
-        <w:t>בְּ⁠י֣וֹם אֵידָ֔⁠ם &amp; בְּ⁠י֣וֹם אֵיד֑⁠וֹ &amp; בְּ⁠י֥וֹם אֵידֽ⁠וֹ</w:t>
-      </w:r>
-    </w:p>
-    <w:p>
-      <w:pPr/>
-      <w:r>
-        <w:rPr>
-          <w:lang w:val="en_US" w:bidi="en_US"/>
-        </w:rPr>
-      </w:r>
-      <w:r>
-        <w:rPr>
           <w:b/>
           <w:lang w:val="en_US" w:bidi="en_US"/>
         </w:rPr>
@@ -10314,20 +9003,6 @@
       </w:r>
       <w:r>
         <w:rPr>
-          <w:lang w:val="en_US" w:bidi="en_US"/>
-        </w:rPr>
-        <w:t>אֵידָ֔⁠ם &amp; אֵיד֑⁠וֹ &amp; אֵידֽ⁠וֹ</w:t>
-      </w:r>
-    </w:p>
-    <w:p>
-      <w:pPr/>
-      <w:r>
-        <w:rPr>
-          <w:lang w:val="en_US" w:bidi="en_US"/>
-        </w:rPr>
-      </w:r>
-      <w:r>
-        <w:rPr>
           <w:b/>
           <w:lang w:val="en_US" w:bidi="en_US"/>
         </w:rPr>
@@ -10386,7 +9061,7 @@
         </w:rPr>
         <w:t xml:space="preserve"> is used (See: </w:t>
       </w:r>
-      <w:hyperlink r:id="rId17">
+      <w:hyperlink r:id="rId15">
         <w:r>
           <w:rPr>
             <w:lang w:val="en_US" w:bidi="en_US"/>
@@ -10468,20 +9143,6 @@
       </w:r>
       <w:r>
         <w:rPr>
-          <w:lang w:val="en_US" w:bidi="en_US"/>
-        </w:rPr>
-        <w:t>גַם־אַתָּ֛ה</w:t>
-      </w:r>
-    </w:p>
-    <w:p>
-      <w:pPr/>
-      <w:r>
-        <w:rPr>
-          <w:lang w:val="en_US" w:bidi="en_US"/>
-        </w:rPr>
-      </w:r>
-      <w:r>
-        <w:rPr>
           <w:b/>
           <w:lang w:val="en_US" w:bidi="en_US"/>
         </w:rPr>
@@ -10565,20 +9226,6 @@
       </w:r>
       <w:r>
         <w:rPr>
-          <w:lang w:val="en_US" w:bidi="en_US"/>
-        </w:rPr>
-        <w:t>אַל־תֵּ֧רֶא</w:t>
-      </w:r>
-    </w:p>
-    <w:p>
-      <w:pPr/>
-      <w:r>
-        <w:rPr>
-          <w:lang w:val="en_US" w:bidi="en_US"/>
-        </w:rPr>
-      </w:r>
-      <w:r>
-        <w:rPr>
           <w:b/>
           <w:lang w:val="en_US" w:bidi="en_US"/>
         </w:rPr>
@@ -10611,7 +9258,7 @@
         </w:rPr>
         <w:t xml:space="preserve"> is an idiom for “enjoyed looking at.” See how you translated this in </w:t>
       </w:r>
-      <w:hyperlink r:id="rId19">
+      <w:hyperlink r:id="rId17">
         <w:r>
           <w:rPr>
             <w:lang w:val="en_US" w:bidi="en_US"/>
@@ -10693,20 +9340,6 @@
       </w:r>
       <w:r>
         <w:rPr>
-          <w:lang w:val="en_US" w:bidi="en_US"/>
-        </w:rPr>
-        <w:t>וְ⁠אַל־תִּשְׁלַ֥חְנָה בְ⁠חֵיל֖⁠וֹ</w:t>
-      </w:r>
-    </w:p>
-    <w:p>
-      <w:pPr/>
-      <w:r>
-        <w:rPr>
-          <w:lang w:val="en_US" w:bidi="en_US"/>
-        </w:rPr>
-      </w:r>
-      <w:r>
-        <w:rPr>
           <w:b/>
           <w:lang w:val="en_US" w:bidi="en_US"/>
         </w:rPr>
@@ -10803,20 +9436,6 @@
       </w:r>
       <w:r>
         <w:rPr>
-          <w:lang w:val="en_US" w:bidi="en_US"/>
-        </w:rPr>
-        <w:t>הַ⁠פֶּ֔רֶק</w:t>
-      </w:r>
-    </w:p>
-    <w:p>
-      <w:pPr/>
-      <w:r>
-        <w:rPr>
-          <w:lang w:val="en_US" w:bidi="en_US"/>
-        </w:rPr>
-      </w:r>
-      <w:r>
-        <w:rPr>
           <w:b/>
           <w:lang w:val="en_US" w:bidi="en_US"/>
         </w:rPr>
@@ -10913,20 +9532,6 @@
       </w:r>
       <w:r>
         <w:rPr>
-          <w:lang w:val="en_US" w:bidi="en_US"/>
-        </w:rPr>
-        <w:t>לְ⁠הַכְרִ֖ית</w:t>
-      </w:r>
-    </w:p>
-    <w:p>
-      <w:pPr/>
-      <w:r>
-        <w:rPr>
-          <w:lang w:val="en_US" w:bidi="en_US"/>
-        </w:rPr>
-      </w:r>
-      <w:r>
-        <w:rPr>
           <w:b/>
           <w:lang w:val="en_US" w:bidi="en_US"/>
         </w:rPr>
@@ -10959,7 +9564,7 @@
         </w:rPr>
         <w:t xml:space="preserve"> is a metaphor that means “to kill.” It is likely a comparison to the way grain is cut down at harvest time. See how you translated this same metaphor in </w:t>
       </w:r>
-      <w:hyperlink r:id="rId20">
+      <w:hyperlink r:id="rId18">
         <w:r>
           <w:rPr>
             <w:lang w:val="en_US" w:bidi="en_US"/>
@@ -11041,20 +9646,6 @@
       </w:r>
       <w:r>
         <w:rPr>
-          <w:lang w:val="en_US" w:bidi="en_US"/>
-        </w:rPr>
-        <w:t>וְ⁠אַל־תַּסְגֵּ֥ר שְׂרִידָ֖י⁠ו</w:t>
-      </w:r>
-    </w:p>
-    <w:p>
-      <w:pPr/>
-      <w:r>
-        <w:rPr>
-          <w:lang w:val="en_US" w:bidi="en_US"/>
-        </w:rPr>
-      </w:r>
-      <w:r>
-        <w:rPr>
           <w:b/>
           <w:lang w:val="en_US" w:bidi="en_US"/>
         </w:rPr>
@@ -11201,20 +9792,6 @@
       </w:r>
       <w:r>
         <w:rPr>
-          <w:lang w:val="en_US" w:bidi="en_US"/>
-        </w:rPr>
-        <w:t>כִּֽי־קָר֥וֹב יוֹם־יְהוָ֖ה עַל־כָּל־הַ⁠גּוֹיִ֑ם</w:t>
-      </w:r>
-    </w:p>
-    <w:p>
-      <w:pPr/>
-      <w:r>
-        <w:rPr>
-          <w:lang w:val="en_US" w:bidi="en_US"/>
-        </w:rPr>
-      </w:r>
-      <w:r>
-        <w:rPr>
           <w:b/>
           <w:lang w:val="en_US" w:bidi="en_US"/>
         </w:rPr>
@@ -11298,20 +9875,6 @@
       </w:r>
       <w:r>
         <w:rPr>
-          <w:lang w:val="en_US" w:bidi="en_US"/>
-        </w:rPr>
-        <w:t>יוֹם־יְהוָ֖ה</w:t>
-      </w:r>
-    </w:p>
-    <w:p>
-      <w:pPr/>
-      <w:r>
-        <w:rPr>
-          <w:lang w:val="en_US" w:bidi="en_US"/>
-        </w:rPr>
-      </w:r>
-      <w:r>
-        <w:rPr>
           <w:b/>
           <w:lang w:val="en_US" w:bidi="en_US"/>
         </w:rPr>
@@ -11408,20 +9971,6 @@
       </w:r>
       <w:r>
         <w:rPr>
-          <w:lang w:val="en_US" w:bidi="en_US"/>
-        </w:rPr>
-        <w:t>קָר֥וֹב</w:t>
-      </w:r>
-    </w:p>
-    <w:p>
-      <w:pPr/>
-      <w:r>
-        <w:rPr>
-          <w:lang w:val="en_US" w:bidi="en_US"/>
-        </w:rPr>
-      </w:r>
-      <w:r>
-        <w:rPr>
           <w:b/>
           <w:lang w:val="en_US" w:bidi="en_US"/>
         </w:rPr>
@@ -11498,20 +10047,6 @@
       </w:r>
       <w:r>
         <w:rPr>
-          <w:lang w:val="en_US" w:bidi="en_US"/>
-        </w:rPr>
-        <w:t>יֵעָ֣שֶׂה לָּ֔⁠ךְ</w:t>
-      </w:r>
-    </w:p>
-    <w:p>
-      <w:pPr/>
-      <w:r>
-        <w:rPr>
-          <w:lang w:val="en_US" w:bidi="en_US"/>
-        </w:rPr>
-      </w:r>
-      <w:r>
-        <w:rPr>
           <w:b/>
           <w:lang w:val="en_US" w:bidi="en_US"/>
         </w:rPr>
@@ -11595,20 +10130,6 @@
       </w:r>
       <w:r>
         <w:rPr>
-          <w:lang w:val="en_US" w:bidi="en_US"/>
-        </w:rPr>
-        <w:t>גְּמֻלְ⁠ךָ֖ יָשׁ֥וּב בְּ⁠רֹאשֶֽׁ⁠ךָ</w:t>
-      </w:r>
-    </w:p>
-    <w:p>
-      <w:pPr/>
-      <w:r>
-        <w:rPr>
-          <w:lang w:val="en_US" w:bidi="en_US"/>
-        </w:rPr>
-      </w:r>
-      <w:r>
-        <w:rPr>
           <w:b/>
           <w:lang w:val="en_US" w:bidi="en_US"/>
         </w:rPr>
@@ -11692,20 +10213,6 @@
       </w:r>
       <w:r>
         <w:rPr>
-          <w:lang w:val="en_US" w:bidi="en_US"/>
-        </w:rPr>
-        <w:t>בְּ⁠רֹאשֶֽׁ⁠ךָ</w:t>
-      </w:r>
-    </w:p>
-    <w:p>
-      <w:pPr/>
-      <w:r>
-        <w:rPr>
-          <w:lang w:val="en_US" w:bidi="en_US"/>
-        </w:rPr>
-      </w:r>
-      <w:r>
-        <w:rPr>
           <w:b/>
           <w:lang w:val="en_US" w:bidi="en_US"/>
         </w:rPr>
@@ -11802,20 +10309,6 @@
       </w:r>
       <w:r>
         <w:rPr>
-          <w:lang w:val="en_US" w:bidi="en_US"/>
-        </w:rPr>
-        <w:t>כִּ֗י כַּֽ⁠אֲשֶׁ֤ר שְׁתִיתֶם֙</w:t>
-      </w:r>
-    </w:p>
-    <w:p>
-      <w:pPr/>
-      <w:r>
-        <w:rPr>
-          <w:lang w:val="en_US" w:bidi="en_US"/>
-        </w:rPr>
-      </w:r>
-      <w:r>
-        <w:rPr>
           <w:b/>
           <w:lang w:val="en_US" w:bidi="en_US"/>
         </w:rPr>
@@ -11951,20 +10444,6 @@
       </w:r>
       <w:r>
         <w:rPr>
-          <w:lang w:val="en_US" w:bidi="en_US"/>
-        </w:rPr>
-        <w:t>כַּֽ⁠אֲשֶׁ֤ר שְׁתִיתֶם֙</w:t>
-      </w:r>
-    </w:p>
-    <w:p>
-      <w:pPr/>
-      <w:r>
-        <w:rPr>
-          <w:lang w:val="en_US" w:bidi="en_US"/>
-        </w:rPr>
-      </w:r>
-      <w:r>
-        <w:rPr>
           <w:b/>
           <w:lang w:val="en_US" w:bidi="en_US"/>
         </w:rPr>
@@ -11984,7 +10463,7 @@
         </w:rPr>
         <w:t xml:space="preserve">Throughout the book of Obadiah, the nation of Edom is addressed with a masculine singular form of “you.” (The one feminine plural form in </w:t>
       </w:r>
-      <w:hyperlink r:id="rId18">
+      <w:hyperlink r:id="rId16">
         <w:r>
           <w:rPr>
             <w:lang w:val="en_US" w:bidi="en_US"/>
@@ -12015,7 +10494,7 @@
         </w:rPr>
         <w:t xml:space="preserve"> is masculine plural. There are two possibilities for who is being addressed here. (1) It refers to the people of Israel. This would explain the shift from singular to plural. Just as Obadiah addressed the people of Israel in the plural in </w:t>
       </w:r>
-      <w:hyperlink r:id="rId21">
+      <w:hyperlink r:id="rId19">
         <w:r>
           <w:rPr>
             <w:lang w:val="en_US" w:bidi="en_US"/>
@@ -12097,20 +10576,6 @@
       </w:r>
       <w:r>
         <w:rPr>
-          <w:lang w:val="en_US" w:bidi="en_US"/>
-        </w:rPr>
-        <w:t>שְׁתִיתֶם֙</w:t>
-      </w:r>
-    </w:p>
-    <w:p>
-      <w:pPr/>
-      <w:r>
-        <w:rPr>
-          <w:lang w:val="en_US" w:bidi="en_US"/>
-        </w:rPr>
-      </w:r>
-      <w:r>
-        <w:rPr>
           <w:b/>
           <w:lang w:val="en_US" w:bidi="en_US"/>
         </w:rPr>
@@ -12194,20 +10659,6 @@
       </w:r>
       <w:r>
         <w:rPr>
-          <w:lang w:val="en_US" w:bidi="en_US"/>
-        </w:rPr>
-        <w:t>עַל־הַ֣ר קָדְשִׁ֔⁠י</w:t>
-      </w:r>
-    </w:p>
-    <w:p>
-      <w:pPr/>
-      <w:r>
-        <w:rPr>
-          <w:lang w:val="en_US" w:bidi="en_US"/>
-        </w:rPr>
-      </w:r>
-      <w:r>
-        <w:rPr>
           <w:b/>
           <w:lang w:val="en_US" w:bidi="en_US"/>
         </w:rPr>
@@ -12304,20 +10755,6 @@
       </w:r>
       <w:r>
         <w:rPr>
-          <w:lang w:val="en_US" w:bidi="en_US"/>
-        </w:rPr>
-        <w:t>יִשְׁתּ֥וּ כָֽל־הַ⁠גּוֹיִ֖ם תָּמִ֑יד</w:t>
-      </w:r>
-    </w:p>
-    <w:p>
-      <w:pPr/>
-      <w:r>
-        <w:rPr>
-          <w:lang w:val="en_US" w:bidi="en_US"/>
-        </w:rPr>
-      </w:r>
-      <w:r>
-        <w:rPr>
           <w:b/>
           <w:lang w:val="en_US" w:bidi="en_US"/>
         </w:rPr>
@@ -12414,20 +10851,6 @@
       </w:r>
       <w:r>
         <w:rPr>
-          <w:lang w:val="en_US" w:bidi="en_US"/>
-        </w:rPr>
-        <w:t>וְ⁠שָׁת֣וּ וְ⁠לָע֔וּ</w:t>
-      </w:r>
-    </w:p>
-    <w:p>
-      <w:pPr/>
-      <w:r>
-        <w:rPr>
-          <w:lang w:val="en_US" w:bidi="en_US"/>
-        </w:rPr>
-      </w:r>
-      <w:r>
-        <w:rPr>
           <w:b/>
           <w:lang w:val="en_US" w:bidi="en_US"/>
         </w:rPr>
@@ -12537,20 +10960,6 @@
       </w:r>
       <w:r>
         <w:rPr>
-          <w:lang w:val="en_US" w:bidi="en_US"/>
-        </w:rPr>
-        <w:t>וְ⁠שָׁת֣וּ וְ⁠לָע֔וּ</w:t>
-      </w:r>
-    </w:p>
-    <w:p>
-      <w:pPr/>
-      <w:r>
-        <w:rPr>
-          <w:lang w:val="en_US" w:bidi="en_US"/>
-        </w:rPr>
-      </w:r>
-      <w:r>
-        <w:rPr>
           <w:b/>
           <w:lang w:val="en_US" w:bidi="en_US"/>
         </w:rPr>
@@ -12660,20 +11069,6 @@
       </w:r>
       <w:r>
         <w:rPr>
-          <w:lang w:val="en_US" w:bidi="en_US"/>
-        </w:rPr>
-        <w:t>וּ⁠בְ⁠הַ֥ר צִיּ֛וֹן תִּהְיֶ֥ה פְלֵיטָ֖ה</w:t>
-      </w:r>
-    </w:p>
-    <w:p>
-      <w:pPr/>
-      <w:r>
-        <w:rPr>
-          <w:lang w:val="en_US" w:bidi="en_US"/>
-        </w:rPr>
-      </w:r>
-      <w:r>
-        <w:rPr>
           <w:b/>
           <w:lang w:val="en_US" w:bidi="en_US"/>
         </w:rPr>
@@ -12706,7 +11101,7 @@
         </w:rPr>
         <w:t xml:space="preserve"> refers to the people of Israel who will still be alive in Jerusalem after Yahweh has finished punishing the other nations. As </w:t>
       </w:r>
-      <w:hyperlink r:id="rId22">
+      <w:hyperlink r:id="rId20">
         <w:r>
           <w:rPr>
             <w:lang w:val="en_US" w:bidi="en_US"/>
@@ -12788,20 +11183,6 @@
       </w:r>
       <w:r>
         <w:rPr>
-          <w:lang w:val="en_US" w:bidi="en_US"/>
-        </w:rPr>
-        <w:t>וּ⁠בְ⁠הַ֥ר צִיּ֛וֹן</w:t>
-      </w:r>
-    </w:p>
-    <w:p>
-      <w:pPr/>
-      <w:r>
-        <w:rPr>
-          <w:lang w:val="en_US" w:bidi="en_US"/>
-        </w:rPr>
-      </w:r>
-      <w:r>
-        <w:rPr>
           <w:b/>
           <w:lang w:val="en_US" w:bidi="en_US"/>
         </w:rPr>
@@ -12885,20 +11266,6 @@
       </w:r>
       <w:r>
         <w:rPr>
-          <w:lang w:val="en_US" w:bidi="en_US"/>
-        </w:rPr>
-        <w:t>וְ⁠הָ֣יָה קֹ֑דֶשׁ</w:t>
-      </w:r>
-    </w:p>
-    <w:p>
-      <w:pPr/>
-      <w:r>
-        <w:rPr>
-          <w:lang w:val="en_US" w:bidi="en_US"/>
-        </w:rPr>
-      </w:r>
-      <w:r>
-        <w:rPr>
           <w:b/>
           <w:lang w:val="en_US" w:bidi="en_US"/>
         </w:rPr>
@@ -12995,20 +11362,6 @@
       </w:r>
       <w:r>
         <w:rPr>
-          <w:lang w:val="en_US" w:bidi="en_US"/>
-        </w:rPr>
-        <w:t>בֵּ֣ית יַֽעֲקֹ֔ב</w:t>
-      </w:r>
-    </w:p>
-    <w:p>
-      <w:pPr/>
-      <w:r>
-        <w:rPr>
-          <w:lang w:val="en_US" w:bidi="en_US"/>
-        </w:rPr>
-      </w:r>
-      <w:r>
-        <w:rPr>
           <w:b/>
           <w:lang w:val="en_US" w:bidi="en_US"/>
         </w:rPr>
@@ -13105,20 +11458,6 @@
       </w:r>
       <w:r>
         <w:rPr>
-          <w:lang w:val="en_US" w:bidi="en_US"/>
-        </w:rPr>
-        <w:t>אֵ֖ת מוֹרָֽשֵׁי⁠הֶם</w:t>
-      </w:r>
-    </w:p>
-    <w:p>
-      <w:pPr/>
-      <w:r>
-        <w:rPr>
-          <w:lang w:val="en_US" w:bidi="en_US"/>
-        </w:rPr>
-      </w:r>
-      <w:r>
-        <w:rPr>
           <w:b/>
           <w:lang w:val="en_US" w:bidi="en_US"/>
         </w:rPr>
@@ -13195,20 +11534,6 @@
       </w:r>
       <w:r>
         <w:rPr>
-          <w:lang w:val="en_US" w:bidi="en_US"/>
-        </w:rPr>
-        <w:t>וְ⁠הָיָה֩ בֵית־יַעֲקֹ֨ב אֵ֜שׁ וּ⁠בֵ֧ית יוֹסֵ֣ף לֶהָבָ֗ה</w:t>
-      </w:r>
-    </w:p>
-    <w:p>
-      <w:pPr/>
-      <w:r>
-        <w:rPr>
-          <w:lang w:val="en_US" w:bidi="en_US"/>
-        </w:rPr>
-      </w:r>
-      <w:r>
-        <w:rPr>
           <w:b/>
           <w:lang w:val="en_US" w:bidi="en_US"/>
         </w:rPr>
@@ -13318,20 +11643,6 @@
       </w:r>
       <w:r>
         <w:rPr>
-          <w:lang w:val="en_US" w:bidi="en_US"/>
-        </w:rPr>
-        <w:t>בֵית־יַעֲקֹ֨ב</w:t>
-      </w:r>
-    </w:p>
-    <w:p>
-      <w:pPr/>
-      <w:r>
-        <w:rPr>
-          <w:lang w:val="en_US" w:bidi="en_US"/>
-        </w:rPr>
-      </w:r>
-      <w:r>
-        <w:rPr>
           <w:b/>
           <w:lang w:val="en_US" w:bidi="en_US"/>
         </w:rPr>
@@ -13428,20 +11739,6 @@
       </w:r>
       <w:r>
         <w:rPr>
-          <w:lang w:val="en_US" w:bidi="en_US"/>
-        </w:rPr>
-        <w:t>וּ⁠בֵ֧ית יוֹסֵ֣ף</w:t>
-      </w:r>
-    </w:p>
-    <w:p>
-      <w:pPr/>
-      <w:r>
-        <w:rPr>
-          <w:lang w:val="en_US" w:bidi="en_US"/>
-        </w:rPr>
-      </w:r>
-      <w:r>
-        <w:rPr>
           <w:b/>
           <w:lang w:val="en_US" w:bidi="en_US"/>
         </w:rPr>
@@ -13525,20 +11822,6 @@
       </w:r>
       <w:r>
         <w:rPr>
-          <w:lang w:val="en_US" w:bidi="en_US"/>
-        </w:rPr>
-        <w:t>וּ⁠בֵ֤ית עֵשָׂו֙ &amp; לְ⁠בֵ֣ית עֵשָׂ֔ו</w:t>
-      </w:r>
-    </w:p>
-    <w:p>
-      <w:pPr/>
-      <w:r>
-        <w:rPr>
-          <w:lang w:val="en_US" w:bidi="en_US"/>
-        </w:rPr>
-      </w:r>
-      <w:r>
-        <w:rPr>
           <w:b/>
           <w:lang w:val="en_US" w:bidi="en_US"/>
         </w:rPr>
@@ -13635,20 +11918,6 @@
       </w:r>
       <w:r>
         <w:rPr>
-          <w:lang w:val="en_US" w:bidi="en_US"/>
-        </w:rPr>
-        <w:t>אֵ֜שׁ &amp; לֶהָבָ֗ה &amp; לְ⁠קַ֔שׁ</w:t>
-      </w:r>
-    </w:p>
-    <w:p>
-      <w:pPr/>
-      <w:r>
-        <w:rPr>
-          <w:lang w:val="en_US" w:bidi="en_US"/>
-        </w:rPr>
-      </w:r>
-      <w:r>
-        <w:rPr>
           <w:b/>
           <w:lang w:val="en_US" w:bidi="en_US"/>
         </w:rPr>
@@ -13758,20 +12027,6 @@
       </w:r>
       <w:r>
         <w:rPr>
-          <w:lang w:val="en_US" w:bidi="en_US"/>
-        </w:rPr>
-        <w:t>לְ⁠קַ֔שׁ</w:t>
-      </w:r>
-    </w:p>
-    <w:p>
-      <w:pPr/>
-      <w:r>
-        <w:rPr>
-          <w:lang w:val="en_US" w:bidi="en_US"/>
-        </w:rPr>
-      </w:r>
-      <w:r>
-        <w:rPr>
           <w:b/>
           <w:lang w:val="en_US" w:bidi="en_US"/>
         </w:rPr>
@@ -13868,20 +12123,6 @@
       </w:r>
       <w:r>
         <w:rPr>
-          <w:lang w:val="en_US" w:bidi="en_US"/>
-        </w:rPr>
-        <w:t>וְ⁠דָלְק֥וּ בָ⁠הֶ֖ם וַ⁠אֲכָל֑וּ⁠ם</w:t>
-      </w:r>
-    </w:p>
-    <w:p>
-      <w:pPr/>
-      <w:r>
-        <w:rPr>
-          <w:lang w:val="en_US" w:bidi="en_US"/>
-        </w:rPr>
-      </w:r>
-      <w:r>
-        <w:rPr>
           <w:b/>
           <w:lang w:val="en_US" w:bidi="en_US"/>
         </w:rPr>
@@ -13985,20 +12226,6 @@
       </w:r>
       <w:r>
         <w:rPr>
-          <w:lang w:val="en_US" w:bidi="en_US"/>
-        </w:rPr>
-        <w:t>כִּ֥י</w:t>
-      </w:r>
-    </w:p>
-    <w:p>
-      <w:pPr/>
-      <w:r>
-        <w:rPr>
-          <w:lang w:val="en_US" w:bidi="en_US"/>
-        </w:rPr>
-      </w:r>
-      <w:r>
-        <w:rPr>
           <w:b/>
           <w:lang w:val="en_US" w:bidi="en_US"/>
         </w:rPr>
@@ -14095,20 +12322,6 @@
       </w:r>
       <w:r>
         <w:rPr>
-          <w:lang w:val="en_US" w:bidi="en_US"/>
-        </w:rPr>
-        <w:t>כִּ֥י יְהוָ֖ה דִּבֵּֽר</w:t>
-      </w:r>
-    </w:p>
-    <w:p>
-      <w:pPr/>
-      <w:r>
-        <w:rPr>
-          <w:lang w:val="en_US" w:bidi="en_US"/>
-        </w:rPr>
-      </w:r>
-      <w:r>
-        <w:rPr>
           <w:b/>
           <w:lang w:val="en_US" w:bidi="en_US"/>
         </w:rPr>
@@ -14192,20 +12405,6 @@
       </w:r>
       <w:r>
         <w:rPr>
-          <w:lang w:val="en_US" w:bidi="en_US"/>
-        </w:rPr>
-        <w:t>וְ⁠יָרְשׁ֨וּ</w:t>
-      </w:r>
-    </w:p>
-    <w:p>
-      <w:pPr/>
-      <w:r>
-        <w:rPr>
-          <w:lang w:val="en_US" w:bidi="en_US"/>
-        </w:rPr>
-      </w:r>
-      <w:r>
-        <w:rPr>
           <w:b/>
           <w:lang w:val="en_US" w:bidi="en_US"/>
         </w:rPr>
@@ -14282,20 +12481,6 @@
       </w:r>
       <w:r>
         <w:rPr>
-          <w:lang w:val="en_US" w:bidi="en_US"/>
-        </w:rPr>
-        <w:t>הַ⁠נֶּ֜גֶב</w:t>
-      </w:r>
-    </w:p>
-    <w:p>
-      <w:pPr/>
-      <w:r>
-        <w:rPr>
-          <w:lang w:val="en_US" w:bidi="en_US"/>
-        </w:rPr>
-      </w:r>
-      <w:r>
-        <w:rPr>
           <w:b/>
           <w:lang w:val="en_US" w:bidi="en_US"/>
         </w:rPr>
@@ -14392,20 +12577,6 @@
       </w:r>
       <w:r>
         <w:rPr>
-          <w:lang w:val="en_US" w:bidi="en_US"/>
-        </w:rPr>
-        <w:t>אֶת־הַ֣ר עֵשָׂ֗ו</w:t>
-      </w:r>
-    </w:p>
-    <w:p>
-      <w:pPr/>
-      <w:r>
-        <w:rPr>
-          <w:lang w:val="en_US" w:bidi="en_US"/>
-        </w:rPr>
-      </w:r>
-      <w:r>
-        <w:rPr>
           <w:b/>
           <w:lang w:val="en_US" w:bidi="en_US"/>
         </w:rPr>
@@ -14489,20 +12660,6 @@
       </w:r>
       <w:r>
         <w:rPr>
-          <w:lang w:val="en_US" w:bidi="en_US"/>
-        </w:rPr>
-        <w:t>וְ⁠הַ⁠שְּׁפֵלָה֙</w:t>
-      </w:r>
-    </w:p>
-    <w:p>
-      <w:pPr/>
-      <w:r>
-        <w:rPr>
-          <w:lang w:val="en_US" w:bidi="en_US"/>
-        </w:rPr>
-      </w:r>
-      <w:r>
-        <w:rPr>
           <w:b/>
           <w:lang w:val="en_US" w:bidi="en_US"/>
         </w:rPr>
@@ -14599,20 +12756,6 @@
       </w:r>
       <w:r>
         <w:rPr>
-          <w:lang w:val="en_US" w:bidi="en_US"/>
-        </w:rPr>
-        <w:t>וְ⁠הַ⁠שְּׁפֵלָה֙ אֶת־פְּלִשְׁתִּ֔ים</w:t>
-      </w:r>
-    </w:p>
-    <w:p>
-      <w:pPr/>
-      <w:r>
-        <w:rPr>
-          <w:lang w:val="en_US" w:bidi="en_US"/>
-        </w:rPr>
-      </w:r>
-      <w:r>
-        <w:rPr>
           <w:b/>
           <w:lang w:val="en_US" w:bidi="en_US"/>
         </w:rPr>
@@ -14709,20 +12852,6 @@
       </w:r>
       <w:r>
         <w:rPr>
-          <w:lang w:val="en_US" w:bidi="en_US"/>
-        </w:rPr>
-        <w:t>אֶת־פְּלִשְׁתִּ֔ים</w:t>
-      </w:r>
-    </w:p>
-    <w:p>
-      <w:pPr/>
-      <w:r>
-        <w:rPr>
-          <w:lang w:val="en_US" w:bidi="en_US"/>
-        </w:rPr>
-      </w:r>
-      <w:r>
-        <w:rPr>
           <w:b/>
           <w:lang w:val="en_US" w:bidi="en_US"/>
         </w:rPr>
@@ -14819,20 +12948,6 @@
       </w:r>
       <w:r>
         <w:rPr>
-          <w:lang w:val="en_US" w:bidi="en_US"/>
-        </w:rPr>
-        <w:t>וְ⁠יָרְשׁוּ֙</w:t>
-      </w:r>
-    </w:p>
-    <w:p>
-      <w:pPr/>
-      <w:r>
-        <w:rPr>
-          <w:lang w:val="en_US" w:bidi="en_US"/>
-        </w:rPr>
-      </w:r>
-      <w:r>
-        <w:rPr>
           <w:b/>
           <w:lang w:val="en_US" w:bidi="en_US"/>
         </w:rPr>
@@ -14896,20 +13011,6 @@
       </w:r>
       <w:r>
         <w:rPr>
-          <w:lang w:val="en_US" w:bidi="en_US"/>
-        </w:rPr>
-        <w:t>אֶת־שְׂדֵ֣ה אֶפְרַ֔יִם וְ⁠אֵ֖ת שְׂדֵ֣ה שֹׁמְר֑וֹן</w:t>
-      </w:r>
-    </w:p>
-    <w:p>
-      <w:pPr/>
-      <w:r>
-        <w:rPr>
-          <w:lang w:val="en_US" w:bidi="en_US"/>
-        </w:rPr>
-      </w:r>
-      <w:r>
-        <w:rPr>
           <w:b/>
           <w:lang w:val="en_US" w:bidi="en_US"/>
         </w:rPr>
@@ -15032,20 +13133,6 @@
       </w:r>
       <w:r>
         <w:rPr>
-          <w:lang w:val="en_US" w:bidi="en_US"/>
-        </w:rPr>
-        <w:t>וּ⁠בִנְיָמִ֖ן</w:t>
-      </w:r>
-    </w:p>
-    <w:p>
-      <w:pPr/>
-      <w:r>
-        <w:rPr>
-          <w:lang w:val="en_US" w:bidi="en_US"/>
-        </w:rPr>
-      </w:r>
-      <w:r>
-        <w:rPr>
           <w:b/>
           <w:lang w:val="en_US" w:bidi="en_US"/>
         </w:rPr>
@@ -15142,20 +13229,6 @@
       </w:r>
       <w:r>
         <w:rPr>
-          <w:lang w:val="en_US" w:bidi="en_US"/>
-        </w:rPr>
-        <w:t>וּ⁠בִנְיָמִ֖ן אֶת־הַ⁠גִּלְעָֽד</w:t>
-      </w:r>
-    </w:p>
-    <w:p>
-      <w:pPr/>
-      <w:r>
-        <w:rPr>
-          <w:lang w:val="en_US" w:bidi="en_US"/>
-        </w:rPr>
-      </w:r>
-      <w:r>
-        <w:rPr>
           <w:b/>
           <w:lang w:val="en_US" w:bidi="en_US"/>
         </w:rPr>
@@ -15252,20 +13325,6 @@
       </w:r>
       <w:r>
         <w:rPr>
-          <w:lang w:val="en_US" w:bidi="en_US"/>
-        </w:rPr>
-        <w:t>אֶת־הַ⁠גִּלְעָֽד</w:t>
-      </w:r>
-    </w:p>
-    <w:p>
-      <w:pPr/>
-      <w:r>
-        <w:rPr>
-          <w:lang w:val="en_US" w:bidi="en_US"/>
-        </w:rPr>
-      </w:r>
-      <w:r>
-        <w:rPr>
           <w:b/>
           <w:lang w:val="en_US" w:bidi="en_US"/>
         </w:rPr>
@@ -15356,20 +13415,6 @@
       </w:r>
       <w:r>
         <w:rPr>
-          <w:lang w:val="en_US" w:bidi="en_US"/>
-        </w:rPr>
-        <w:t>וְ⁠גָלֻ֣ת הַֽ⁠חֵל־הַ֠⁠זֶּה</w:t>
-      </w:r>
-    </w:p>
-    <w:p>
-      <w:pPr/>
-      <w:r>
-        <w:rPr>
-          <w:lang w:val="en_US" w:bidi="en_US"/>
-        </w:rPr>
-      </w:r>
-      <w:r>
-        <w:rPr>
           <w:b/>
           <w:lang w:val="en_US" w:bidi="en_US"/>
         </w:rPr>
@@ -15466,20 +13511,6 @@
       </w:r>
       <w:r>
         <w:rPr>
-          <w:lang w:val="en_US" w:bidi="en_US"/>
-        </w:rPr>
-        <w:t>הַֽ⁠חֵל</w:t>
-      </w:r>
-    </w:p>
-    <w:p>
-      <w:pPr/>
-      <w:r>
-        <w:rPr>
-          <w:lang w:val="en_US" w:bidi="en_US"/>
-        </w:rPr>
-      </w:r>
-      <w:r>
-        <w:rPr>
           <w:b/>
           <w:lang w:val="en_US" w:bidi="en_US"/>
         </w:rPr>
@@ -15556,20 +13587,6 @@
       </w:r>
       <w:r>
         <w:rPr>
-          <w:lang w:val="en_US" w:bidi="en_US"/>
-        </w:rPr>
-        <w:t>לִ⁠בְנֵ֨י יִשְׂרָאֵ֤ל</w:t>
-      </w:r>
-    </w:p>
-    <w:p>
-      <w:pPr/>
-      <w:r>
-        <w:rPr>
-          <w:lang w:val="en_US" w:bidi="en_US"/>
-        </w:rPr>
-      </w:r>
-      <w:r>
-        <w:rPr>
           <w:b/>
           <w:lang w:val="en_US" w:bidi="en_US"/>
         </w:rPr>
@@ -15705,20 +13722,6 @@
       </w:r>
       <w:r>
         <w:rPr>
-          <w:lang w:val="en_US" w:bidi="en_US"/>
-        </w:rPr>
-        <w:t>אֲשֶֽׁר־כְּנַעֲנִים֙</w:t>
-      </w:r>
-    </w:p>
-    <w:p>
-      <w:pPr/>
-      <w:r>
-        <w:rPr>
-          <w:lang w:val="en_US" w:bidi="en_US"/>
-        </w:rPr>
-      </w:r>
-      <w:r>
-        <w:rPr>
           <w:b/>
           <w:lang w:val="en_US" w:bidi="en_US"/>
         </w:rPr>
@@ -15802,20 +13805,6 @@
       </w:r>
       <w:r>
         <w:rPr>
-          <w:lang w:val="en_US" w:bidi="en_US"/>
-        </w:rPr>
-        <w:t>עַד־צָ֣רְפַ֔ת</w:t>
-      </w:r>
-    </w:p>
-    <w:p>
-      <w:pPr/>
-      <w:r>
-        <w:rPr>
-          <w:lang w:val="en_US" w:bidi="en_US"/>
-        </w:rPr>
-      </w:r>
-      <w:r>
-        <w:rPr>
           <w:b/>
           <w:lang w:val="en_US" w:bidi="en_US"/>
         </w:rPr>
@@ -15899,20 +13888,6 @@
       </w:r>
       <w:r>
         <w:rPr>
-          <w:lang w:val="en_US" w:bidi="en_US"/>
-        </w:rPr>
-        <w:t>עַד־צָ֣רְפַ֔ת</w:t>
-      </w:r>
-    </w:p>
-    <w:p>
-      <w:pPr/>
-      <w:r>
-        <w:rPr>
-          <w:lang w:val="en_US" w:bidi="en_US"/>
-        </w:rPr>
-      </w:r>
-      <w:r>
-        <w:rPr>
           <w:b/>
           <w:lang w:val="en_US" w:bidi="en_US"/>
         </w:rPr>
@@ -15996,20 +13971,6 @@
       </w:r>
       <w:r>
         <w:rPr>
-          <w:lang w:val="en_US" w:bidi="en_US"/>
-        </w:rPr>
-        <w:t>וְ⁠גָלֻ֥ת יְרוּשָׁלִַ֖ם</w:t>
-      </w:r>
-    </w:p>
-    <w:p>
-      <w:pPr/>
-      <w:r>
-        <w:rPr>
-          <w:lang w:val="en_US" w:bidi="en_US"/>
-        </w:rPr>
-      </w:r>
-      <w:r>
-        <w:rPr>
           <w:b/>
           <w:lang w:val="en_US" w:bidi="en_US"/>
         </w:rPr>
@@ -16106,20 +14067,6 @@
       </w:r>
       <w:r>
         <w:rPr>
-          <w:lang w:val="en_US" w:bidi="en_US"/>
-        </w:rPr>
-        <w:t>בִּ⁠סְפָרַ֑ד</w:t>
-      </w:r>
-    </w:p>
-    <w:p>
-      <w:pPr/>
-      <w:r>
-        <w:rPr>
-          <w:lang w:val="en_US" w:bidi="en_US"/>
-        </w:rPr>
-      </w:r>
-      <w:r>
-        <w:rPr>
           <w:b/>
           <w:lang w:val="en_US" w:bidi="en_US"/>
         </w:rPr>
@@ -16210,20 +14157,6 @@
       </w:r>
       <w:r>
         <w:rPr>
-          <w:lang w:val="en_US" w:bidi="en_US"/>
-        </w:rPr>
-        <w:t>יִֽרְשׁ֕וּ</w:t>
-      </w:r>
-    </w:p>
-    <w:p>
-      <w:pPr/>
-      <w:r>
-        <w:rPr>
-          <w:lang w:val="en_US" w:bidi="en_US"/>
-        </w:rPr>
-      </w:r>
-      <w:r>
-        <w:rPr>
           <w:b/>
           <w:lang w:val="en_US" w:bidi="en_US"/>
         </w:rPr>
@@ -16320,20 +14253,6 @@
       </w:r>
       <w:r>
         <w:rPr>
-          <w:lang w:val="en_US" w:bidi="en_US"/>
-        </w:rPr>
-        <w:t>הַ⁠נֶּֽגֶב</w:t>
-      </w:r>
-    </w:p>
-    <w:p>
-      <w:pPr/>
-      <w:r>
-        <w:rPr>
-          <w:lang w:val="en_US" w:bidi="en_US"/>
-        </w:rPr>
-      </w:r>
-      <w:r>
-        <w:rPr>
           <w:b/>
           <w:lang w:val="en_US" w:bidi="en_US"/>
         </w:rPr>
@@ -16366,7 +14285,7 @@
         </w:rPr>
         <w:t xml:space="preserve"> is the name of the southern region of Judea that is dry, rocky, and barren. See how you translated this in </w:t>
       </w:r>
-      <w:hyperlink r:id="rId23">
+      <w:hyperlink r:id="rId21">
         <w:r>
           <w:rPr>
             <w:lang w:val="en_US" w:bidi="en_US"/>
@@ -16448,20 +14367,6 @@
       </w:r>
       <w:r>
         <w:rPr>
-          <w:lang w:val="en_US" w:bidi="en_US"/>
-        </w:rPr>
-        <w:t>וְ⁠עָל֤וּ מֽוֹשִׁעִים֙ בְּ⁠הַ֣ר צִיּ֔וֹן לִ⁠שְׁפֹּ֖ט אֶת־הַ֣ר עֵשָׂ֑ו</w:t>
-      </w:r>
-    </w:p>
-    <w:p>
-      <w:pPr/>
-      <w:r>
-        <w:rPr>
-          <w:lang w:val="en_US" w:bidi="en_US"/>
-        </w:rPr>
-      </w:r>
-      <w:r>
-        <w:rPr>
           <w:b/>
           <w:lang w:val="en_US" w:bidi="en_US"/>
         </w:rPr>
@@ -16584,20 +14489,6 @@
       </w:r>
       <w:r>
         <w:rPr>
-          <w:lang w:val="en_US" w:bidi="en_US"/>
-        </w:rPr>
-        <w:t>מֽוֹשִׁעִים֙</w:t>
-      </w:r>
-    </w:p>
-    <w:p>
-      <w:pPr/>
-      <w:r>
-        <w:rPr>
-          <w:lang w:val="en_US" w:bidi="en_US"/>
-        </w:rPr>
-      </w:r>
-      <w:r>
-        <w:rPr>
           <w:b/>
           <w:lang w:val="en_US" w:bidi="en_US"/>
         </w:rPr>
@@ -16674,20 +14565,6 @@
       </w:r>
       <w:r>
         <w:rPr>
-          <w:lang w:val="en_US" w:bidi="en_US"/>
-        </w:rPr>
-        <w:t>בְּ⁠הַ֣ר צִיּ֔וֹן</w:t>
-      </w:r>
-    </w:p>
-    <w:p>
-      <w:pPr/>
-      <w:r>
-        <w:rPr>
-          <w:lang w:val="en_US" w:bidi="en_US"/>
-        </w:rPr>
-      </w:r>
-      <w:r>
-        <w:rPr>
           <w:b/>
           <w:lang w:val="en_US" w:bidi="en_US"/>
         </w:rPr>
@@ -16771,20 +14648,6 @@
       </w:r>
       <w:r>
         <w:rPr>
-          <w:lang w:val="en_US" w:bidi="en_US"/>
-        </w:rPr>
-        <w:t>אֶת־הַ֣ר עֵשָׂ֑ו</w:t>
-      </w:r>
-    </w:p>
-    <w:p>
-      <w:pPr/>
-      <w:r>
-        <w:rPr>
-          <w:lang w:val="en_US" w:bidi="en_US"/>
-        </w:rPr>
-      </w:r>
-      <w:r>
-        <w:rPr>
           <w:b/>
           <w:lang w:val="en_US" w:bidi="en_US"/>
         </w:rPr>
@@ -16857,20 +14720,6 @@
         <w:rPr>
           <w:lang w:val="en_US" w:bidi="en_US"/>
         </w:rPr>
-      </w:r>
-    </w:p>
-    <w:p>
-      <w:pPr/>
-      <w:r>
-        <w:rPr>
-          <w:lang w:val="en_US" w:bidi="en_US"/>
-        </w:rPr>
-      </w:r>
-      <w:r>
-        <w:rPr>
-          <w:lang w:val="en_US" w:bidi="en_US"/>
-        </w:rPr>
-        <w:t>וְ⁠הָיְתָ֥ה לַֽ⁠יהוָ֖ה הַ⁠מְּלוּכָֽה</w:t>
       </w:r>
     </w:p>
     <w:p>

--- a/eng/docx/31.content.docx
+++ b/eng/docx/31.content.docx
@@ -28,15 +28,49 @@
       </w:r>
     </w:p>
     <w:p>
-      <w:pPr/>
-      <w:r>
-        <w:rPr>
-          <w:lang w:val="en_US" w:bidi="en_US"/>
-        </w:rPr>
-      </w:r>
-      <w:r>
-        <w:rPr>
-          <w:b/>
+      <w:pPr>
+        <w:pStyle w:val="Heading2"/>
+      </w:pPr>
+      <w:r>
+        <w:rPr>
+          <w:lang w:val="en_US" w:bidi="en_US"/>
+        </w:rPr>
+        <w:t>License Information</w:t>
+      </w:r>
+      <w:r>
+        <w:rPr>
+          <w:lang w:val="en_US" w:bidi="en_US"/>
+        </w:rPr>
+      </w:r>
+    </w:p>
+    <w:p>
+      <w:pPr/>
+      <w:r>
+        <w:rPr>
+          <w:lang w:val="en_US" w:bidi="en_US"/>
+        </w:rPr>
+      </w:r>
+      <w:r>
+        <w:rPr>
+          <w:b/>
+          <w:lang w:val="en_US" w:bidi="en_US"/>
+        </w:rPr>
+        <w:t>Translation Notes (unfoldingWord)</w:t>
+      </w:r>
+      <w:r>
+        <w:rPr>
+          <w:lang w:val="en_US" w:bidi="en_US"/>
+        </w:rPr>
+        <w:t xml:space="preserve"> is based on</w:t>
+      </w:r>
+      <w:r>
+        <w:rPr>
+          <w:lang w:val="en_US" w:bidi="en_US"/>
+        </w:rPr>
+        <w:t xml:space="preserve">: </w:t>
+      </w:r>
+      <w:r>
+        <w:rPr>
           <w:lang w:val="en_US" w:bidi="en_US"/>
         </w:rPr>
         <w:t>unfoldingWord® Translation Notes</w:t>
@@ -45,31 +79,62 @@
         <w:rPr>
           <w:lang w:val="en_US" w:bidi="en_US"/>
         </w:rPr>
-        <w:t xml:space="preserve"> © 2022 unfoldingWord. Released under CC BY-SA 4.0 license. </w:t>
-      </w:r>
-      <w:r>
-        <w:rPr>
-          <w:lang w:val="en_US" w:bidi="en_US"/>
-        </w:rPr>
-        <w:t>unfoldingWord® Translation Notes</w:t>
-      </w:r>
-      <w:r>
-        <w:rPr>
-          <w:lang w:val="en_US" w:bidi="en_US"/>
-        </w:rPr>
-        <w:t xml:space="preserve"> has been adapted in the following languages: Tok Pisin, Arabic (عربي), French (Français), Hindi (हिंदी), Indonesian (Bahasa Indonesia), Portuguese (Português), Russian (Русский), Spanish (Español), Swahili (Kiswahili), and Simplified Chinese (简体中文) from </w:t>
-      </w:r>
-      <w:r>
-        <w:rPr>
-          <w:lang w:val="en_US" w:bidi="en_US"/>
-        </w:rPr>
-        <w:t>unfoldingWord® Translation Notes</w:t>
-      </w:r>
-      <w:r>
-        <w:rPr>
-          <w:lang w:val="en_US" w:bidi="en_US"/>
-        </w:rPr>
-        <w:t xml:space="preserve"> © 2022 unfoldingWord. Released under CC BY-SA 4.0 license by Mission Mutual</w:t>
+        <w:t xml:space="preserve">, </w:t>
+      </w:r>
+      <w:hyperlink r:id="rId13">
+        <w:r>
+          <w:rPr>
+            <w:lang w:val="en_US" w:bidi="en_US"/>
+          </w:rPr>
+          <w:rPr>
+            <w:color w:val="0000EE"/>
+            <w:u w:val="single"/>
+          </w:rPr>
+          <w:t>unfoldingWord</w:t>
+        </w:r>
+      </w:hyperlink>
+      <w:r>
+        <w:rPr>
+          <w:lang w:val="en_US" w:bidi="en_US"/>
+        </w:rPr>
+        <w:t xml:space="preserve">, 2022, which is licensed under a </w:t>
+      </w:r>
+      <w:hyperlink r:id="rId14">
+        <w:r>
+          <w:rPr>
+            <w:lang w:val="en_US" w:bidi="en_US"/>
+          </w:rPr>
+          <w:rPr>
+            <w:color w:val="0000EE"/>
+            <w:u w:val="single"/>
+          </w:rPr>
+          <w:t>CC BY-SA 4.0 license</w:t>
+        </w:r>
+      </w:hyperlink>
+      <w:r>
+        <w:rPr>
+          <w:lang w:val="en_US" w:bidi="en_US"/>
+        </w:rPr>
+        <w:t>.</w:t>
+      </w:r>
+      <w:r>
+        <w:rPr>
+          <w:lang w:val="en_US" w:bidi="en_US"/>
+        </w:rPr>
+      </w:r>
+    </w:p>
+    <w:p>
+      <w:pPr/>
+      <w:r>
+        <w:rPr>
+          <w:lang w:val="en_US" w:bidi="en_US"/>
+        </w:rPr>
+      </w:r>
+      <w:r>
+        <w:rPr>
+          <w:lang w:val="en_US" w:bidi="en_US"/>
+        </w:rPr>
+        <w:t>This PDF version is provided under the same license.</w:t>
       </w:r>
       <w:r>
         <w:rPr>
@@ -537,6 +602,20 @@
       </w:r>
       <w:r>
         <w:rPr>
+          <w:lang w:val="en_US" w:bidi="en_US"/>
+        </w:rPr>
+        <w:t>חֲז֖וֹן עֹֽבַדְיָ֑ה</w:t>
+      </w:r>
+    </w:p>
+    <w:p>
+      <w:pPr/>
+      <w:r>
+        <w:rPr>
+          <w:lang w:val="en_US" w:bidi="en_US"/>
+        </w:rPr>
+      </w:r>
+      <w:r>
+        <w:rPr>
           <w:b/>
           <w:lang w:val="en_US" w:bidi="en_US"/>
         </w:rPr>
@@ -646,6 +725,20 @@
       </w:r>
       <w:r>
         <w:rPr>
+          <w:lang w:val="en_US" w:bidi="en_US"/>
+        </w:rPr>
+        <w:t>עֹֽבַדְיָ֑ה</w:t>
+      </w:r>
+    </w:p>
+    <w:p>
+      <w:pPr/>
+      <w:r>
+        <w:rPr>
+          <w:lang w:val="en_US" w:bidi="en_US"/>
+        </w:rPr>
+      </w:r>
+      <w:r>
+        <w:rPr>
           <w:b/>
           <w:lang w:val="en_US" w:bidi="en_US"/>
         </w:rPr>
@@ -729,6 +822,20 @@
       </w:r>
       <w:r>
         <w:rPr>
+          <w:lang w:val="en_US" w:bidi="en_US"/>
+        </w:rPr>
+        <w:t>כֹּֽה־אָמַר֩ אֲדֹנָ֨⁠י יְהוִ֜ה</w:t>
+      </w:r>
+    </w:p>
+    <w:p>
+      <w:pPr/>
+      <w:r>
+        <w:rPr>
+          <w:lang w:val="en_US" w:bidi="en_US"/>
+        </w:rPr>
+      </w:r>
+      <w:r>
+        <w:rPr>
           <w:b/>
           <w:lang w:val="en_US" w:bidi="en_US"/>
         </w:rPr>
@@ -812,6 +919,20 @@
       </w:r>
       <w:r>
         <w:rPr>
+          <w:lang w:val="en_US" w:bidi="en_US"/>
+        </w:rPr>
+        <w:t>יְהוִ֜ה</w:t>
+      </w:r>
+    </w:p>
+    <w:p>
+      <w:pPr/>
+      <w:r>
+        <w:rPr>
+          <w:lang w:val="en_US" w:bidi="en_US"/>
+        </w:rPr>
+      </w:r>
+      <w:r>
+        <w:rPr>
           <w:b/>
           <w:lang w:val="en_US" w:bidi="en_US"/>
         </w:rPr>
@@ -895,6 +1016,20 @@
       </w:r>
       <w:r>
         <w:rPr>
+          <w:lang w:val="en_US" w:bidi="en_US"/>
+        </w:rPr>
+        <w:t>לֶ⁠אֱד֗וֹם</w:t>
+      </w:r>
+    </w:p>
+    <w:p>
+      <w:pPr/>
+      <w:r>
+        <w:rPr>
+          <w:lang w:val="en_US" w:bidi="en_US"/>
+        </w:rPr>
+      </w:r>
+      <w:r>
+        <w:rPr>
           <w:b/>
           <w:lang w:val="en_US" w:bidi="en_US"/>
         </w:rPr>
@@ -991,6 +1126,20 @@
       </w:r>
       <w:r>
         <w:rPr>
+          <w:lang w:val="en_US" w:bidi="en_US"/>
+        </w:rPr>
+        <w:t>שָׁמַ֜עְנוּ</w:t>
+      </w:r>
+    </w:p>
+    <w:p>
+      <w:pPr/>
+      <w:r>
+        <w:rPr>
+          <w:lang w:val="en_US" w:bidi="en_US"/>
+        </w:rPr>
+      </w:r>
+      <w:r>
+        <w:rPr>
           <w:b/>
           <w:lang w:val="en_US" w:bidi="en_US"/>
         </w:rPr>
@@ -1087,6 +1236,20 @@
       </w:r>
       <w:r>
         <w:rPr>
+          <w:lang w:val="en_US" w:bidi="en_US"/>
+        </w:rPr>
+        <w:t>שָׁמַ֜עְנוּ</w:t>
+      </w:r>
+    </w:p>
+    <w:p>
+      <w:pPr/>
+      <w:r>
+        <w:rPr>
+          <w:lang w:val="en_US" w:bidi="en_US"/>
+        </w:rPr>
+      </w:r>
+      <w:r>
+        <w:rPr>
           <w:b/>
           <w:lang w:val="en_US" w:bidi="en_US"/>
         </w:rPr>
@@ -1183,6 +1346,20 @@
       </w:r>
       <w:r>
         <w:rPr>
+          <w:lang w:val="en_US" w:bidi="en_US"/>
+        </w:rPr>
+        <w:t>וְ⁠צִיר֙ &amp; שֻׁלָּ֔ח</w:t>
+      </w:r>
+    </w:p>
+    <w:p>
+      <w:pPr/>
+      <w:r>
+        <w:rPr>
+          <w:lang w:val="en_US" w:bidi="en_US"/>
+        </w:rPr>
+      </w:r>
+      <w:r>
+        <w:rPr>
           <w:b/>
           <w:lang w:val="en_US" w:bidi="en_US"/>
         </w:rPr>
@@ -1266,6 +1443,20 @@
       </w:r>
       <w:r>
         <w:rPr>
+          <w:lang w:val="en_US" w:bidi="en_US"/>
+        </w:rPr>
+        <w:t>וְ⁠צִיר֙ &amp; שֻׁלָּ֔ח</w:t>
+      </w:r>
+    </w:p>
+    <w:p>
+      <w:pPr/>
+      <w:r>
+        <w:rPr>
+          <w:lang w:val="en_US" w:bidi="en_US"/>
+        </w:rPr>
+      </w:r>
+      <w:r>
+        <w:rPr>
           <w:b/>
           <w:lang w:val="en_US" w:bidi="en_US"/>
         </w:rPr>
@@ -1349,6 +1540,20 @@
       </w:r>
       <w:r>
         <w:rPr>
+          <w:lang w:val="en_US" w:bidi="en_US"/>
+        </w:rPr>
+        <w:t>ק֛וּמוּ וְ⁠נָק֥וּמָה עָלֶי⁠הָ לַ⁠מִּלְחָמָֽה</w:t>
+      </w:r>
+    </w:p>
+    <w:p>
+      <w:pPr/>
+      <w:r>
+        <w:rPr>
+          <w:lang w:val="en_US" w:bidi="en_US"/>
+        </w:rPr>
+      </w:r>
+      <w:r>
+        <w:rPr>
           <w:b/>
           <w:lang w:val="en_US" w:bidi="en_US"/>
         </w:rPr>
@@ -1432,6 +1637,20 @@
       </w:r>
       <w:r>
         <w:rPr>
+          <w:lang w:val="en_US" w:bidi="en_US"/>
+        </w:rPr>
+        <w:t>ק֛וּמוּ</w:t>
+      </w:r>
+    </w:p>
+    <w:p>
+      <w:pPr/>
+      <w:r>
+        <w:rPr>
+          <w:lang w:val="en_US" w:bidi="en_US"/>
+        </w:rPr>
+      </w:r>
+      <w:r>
+        <w:rPr>
           <w:b/>
           <w:lang w:val="en_US" w:bidi="en_US"/>
         </w:rPr>
@@ -1515,6 +1734,20 @@
       </w:r>
       <w:r>
         <w:rPr>
+          <w:lang w:val="en_US" w:bidi="en_US"/>
+        </w:rPr>
+        <w:t>וְ⁠נָק֥וּמָה עָלֶי⁠הָ</w:t>
+      </w:r>
+    </w:p>
+    <w:p>
+      <w:pPr/>
+      <w:r>
+        <w:rPr>
+          <w:lang w:val="en_US" w:bidi="en_US"/>
+        </w:rPr>
+      </w:r>
+      <w:r>
+        <w:rPr>
           <w:b/>
           <w:lang w:val="en_US" w:bidi="en_US"/>
         </w:rPr>
@@ -1598,6 +1831,20 @@
       </w:r>
       <w:r>
         <w:rPr>
+          <w:lang w:val="en_US" w:bidi="en_US"/>
+        </w:rPr>
+        <w:t>וְ⁠נָק֥וּמָה עָלֶי⁠הָ</w:t>
+      </w:r>
+    </w:p>
+    <w:p>
+      <w:pPr/>
+      <w:r>
+        <w:rPr>
+          <w:lang w:val="en_US" w:bidi="en_US"/>
+        </w:rPr>
+      </w:r>
+      <w:r>
+        <w:rPr>
           <w:b/>
           <w:lang w:val="en_US" w:bidi="en_US"/>
         </w:rPr>
@@ -1694,6 +1941,20 @@
       </w:r>
       <w:r>
         <w:rPr>
+          <w:lang w:val="en_US" w:bidi="en_US"/>
+        </w:rPr>
+        <w:t>לַ⁠מִּלְחָמָֽה</w:t>
+      </w:r>
+    </w:p>
+    <w:p>
+      <w:pPr/>
+      <w:r>
+        <w:rPr>
+          <w:lang w:val="en_US" w:bidi="en_US"/>
+        </w:rPr>
+      </w:r>
+      <w:r>
+        <w:rPr>
           <w:b/>
           <w:lang w:val="en_US" w:bidi="en_US"/>
         </w:rPr>
@@ -1790,6 +2051,20 @@
       </w:r>
       <w:r>
         <w:rPr>
+          <w:lang w:val="en_US" w:bidi="en_US"/>
+        </w:rPr>
+        <w:t>הִנֵּ֥ה קָטֹ֛ן נְתַתִּ֖י⁠ךָ</w:t>
+      </w:r>
+    </w:p>
+    <w:p>
+      <w:pPr/>
+      <w:r>
+        <w:rPr>
+          <w:lang w:val="en_US" w:bidi="en_US"/>
+        </w:rPr>
+      </w:r>
+      <w:r>
+        <w:rPr>
           <w:b/>
           <w:lang w:val="en_US" w:bidi="en_US"/>
         </w:rPr>
@@ -1873,6 +2148,20 @@
       </w:r>
       <w:r>
         <w:rPr>
+          <w:lang w:val="en_US" w:bidi="en_US"/>
+        </w:rPr>
+        <w:t>הִנֵּ֥ה</w:t>
+      </w:r>
+    </w:p>
+    <w:p>
+      <w:pPr/>
+      <w:r>
+        <w:rPr>
+          <w:lang w:val="en_US" w:bidi="en_US"/>
+        </w:rPr>
+      </w:r>
+      <w:r>
+        <w:rPr>
           <w:b/>
           <w:lang w:val="en_US" w:bidi="en_US"/>
         </w:rPr>
@@ -1936,6 +2225,20 @@
       </w:r>
       <w:r>
         <w:rPr>
+          <w:lang w:val="en_US" w:bidi="en_US"/>
+        </w:rPr>
+        <w:t>קָטֹ֛ן נְתַתִּ֖י⁠ךָ בַּ⁠גּוֹיִ֑ם בָּז֥וּי אַתָּ֖ה מְאֹֽד</w:t>
+      </w:r>
+    </w:p>
+    <w:p>
+      <w:pPr/>
+      <w:r>
+        <w:rPr>
+          <w:lang w:val="en_US" w:bidi="en_US"/>
+        </w:rPr>
+      </w:r>
+      <w:r>
+        <w:rPr>
           <w:b/>
           <w:lang w:val="en_US" w:bidi="en_US"/>
         </w:rPr>
@@ -2019,6 +2322,20 @@
       </w:r>
       <w:r>
         <w:rPr>
+          <w:lang w:val="en_US" w:bidi="en_US"/>
+        </w:rPr>
+        <w:t>קָטֹ֛ן נְתַתִּ֖י⁠ךָ בַּ⁠גּוֹיִ֑ם</w:t>
+      </w:r>
+    </w:p>
+    <w:p>
+      <w:pPr/>
+      <w:r>
+        <w:rPr>
+          <w:lang w:val="en_US" w:bidi="en_US"/>
+        </w:rPr>
+      </w:r>
+      <w:r>
+        <w:rPr>
           <w:b/>
           <w:lang w:val="en_US" w:bidi="en_US"/>
         </w:rPr>
@@ -2102,6 +2419,20 @@
       </w:r>
       <w:r>
         <w:rPr>
+          <w:lang w:val="en_US" w:bidi="en_US"/>
+        </w:rPr>
+        <w:t>בָּז֥וּי אַתָּ֖ה מְאֹֽד</w:t>
+      </w:r>
+    </w:p>
+    <w:p>
+      <w:pPr/>
+      <w:r>
+        <w:rPr>
+          <w:lang w:val="en_US" w:bidi="en_US"/>
+        </w:rPr>
+      </w:r>
+      <w:r>
+        <w:rPr>
           <w:b/>
           <w:lang w:val="en_US" w:bidi="en_US"/>
         </w:rPr>
@@ -2185,6 +2516,20 @@
       </w:r>
       <w:r>
         <w:rPr>
+          <w:lang w:val="en_US" w:bidi="en_US"/>
+        </w:rPr>
+        <w:t>זְד֤וֹן לִבְּ⁠ךָ֙ הִשִּׁיאֶ֔⁠ךָ</w:t>
+      </w:r>
+    </w:p>
+    <w:p>
+      <w:pPr/>
+      <w:r>
+        <w:rPr>
+          <w:lang w:val="en_US" w:bidi="en_US"/>
+        </w:rPr>
+      </w:r>
+      <w:r>
+        <w:rPr>
           <w:b/>
           <w:lang w:val="en_US" w:bidi="en_US"/>
         </w:rPr>
@@ -2281,6 +2626,20 @@
       </w:r>
       <w:r>
         <w:rPr>
+          <w:lang w:val="en_US" w:bidi="en_US"/>
+        </w:rPr>
+        <w:t>זְד֤וֹן לִבְּ⁠ךָ֙ הִשִּׁיאֶ֔⁠ךָ</w:t>
+      </w:r>
+    </w:p>
+    <w:p>
+      <w:pPr/>
+      <w:r>
+        <w:rPr>
+          <w:lang w:val="en_US" w:bidi="en_US"/>
+        </w:rPr>
+      </w:r>
+      <w:r>
+        <w:rPr>
           <w:b/>
           <w:lang w:val="en_US" w:bidi="en_US"/>
         </w:rPr>
@@ -2377,6 +2736,20 @@
       </w:r>
       <w:r>
         <w:rPr>
+          <w:lang w:val="en_US" w:bidi="en_US"/>
+        </w:rPr>
+        <w:t>זְד֤וֹן לִבְּ⁠ךָ֙</w:t>
+      </w:r>
+    </w:p>
+    <w:p>
+      <w:pPr/>
+      <w:r>
+        <w:rPr>
+          <w:lang w:val="en_US" w:bidi="en_US"/>
+        </w:rPr>
+      </w:r>
+      <w:r>
+        <w:rPr>
           <w:b/>
           <w:lang w:val="en_US" w:bidi="en_US"/>
         </w:rPr>
@@ -2473,6 +2846,20 @@
       </w:r>
       <w:r>
         <w:rPr>
+          <w:lang w:val="en_US" w:bidi="en_US"/>
+        </w:rPr>
+        <w:t>זְד֤וֹן לִבְּ⁠ךָ֙</w:t>
+      </w:r>
+    </w:p>
+    <w:p>
+      <w:pPr/>
+      <w:r>
+        <w:rPr>
+          <w:lang w:val="en_US" w:bidi="en_US"/>
+        </w:rPr>
+      </w:r>
+      <w:r>
+        <w:rPr>
           <w:b/>
           <w:lang w:val="en_US" w:bidi="en_US"/>
         </w:rPr>
@@ -2569,6 +2956,20 @@
       </w:r>
       <w:r>
         <w:rPr>
+          <w:lang w:val="en_US" w:bidi="en_US"/>
+        </w:rPr>
+        <w:t>שֹׁכְנִ֥י בְ⁠חַגְוֵי־סֶּ֖לַע</w:t>
+      </w:r>
+    </w:p>
+    <w:p>
+      <w:pPr/>
+      <w:r>
+        <w:rPr>
+          <w:lang w:val="en_US" w:bidi="en_US"/>
+        </w:rPr>
+      </w:r>
+      <w:r>
+        <w:rPr>
           <w:b/>
           <w:lang w:val="en_US" w:bidi="en_US"/>
         </w:rPr>
@@ -2691,6 +3092,20 @@
       </w:r>
       <w:r>
         <w:rPr>
+          <w:lang w:val="en_US" w:bidi="en_US"/>
+        </w:rPr>
+        <w:t>בְ⁠חַגְוֵי־סֶּ֖לַע</w:t>
+      </w:r>
+    </w:p>
+    <w:p>
+      <w:pPr/>
+      <w:r>
+        <w:rPr>
+          <w:lang w:val="en_US" w:bidi="en_US"/>
+        </w:rPr>
+      </w:r>
+      <w:r>
+        <w:rPr>
           <w:b/>
           <w:lang w:val="en_US" w:bidi="en_US"/>
         </w:rPr>
@@ -2754,6 +3169,20 @@
       </w:r>
       <w:r>
         <w:rPr>
+          <w:lang w:val="en_US" w:bidi="en_US"/>
+        </w:rPr>
+        <w:t>אֹמֵ֣ר בְּ⁠לִבּ֔⁠וֹ</w:t>
+      </w:r>
+    </w:p>
+    <w:p>
+      <w:pPr/>
+      <w:r>
+        <w:rPr>
+          <w:lang w:val="en_US" w:bidi="en_US"/>
+        </w:rPr>
+      </w:r>
+      <w:r>
+        <w:rPr>
           <w:b/>
           <w:lang w:val="en_US" w:bidi="en_US"/>
         </w:rPr>
@@ -2876,6 +3305,20 @@
       </w:r>
       <w:r>
         <w:rPr>
+          <w:lang w:val="en_US" w:bidi="en_US"/>
+        </w:rPr>
+        <w:t>אֹמֵ֣ר בְּ⁠לִבּ֔⁠וֹ</w:t>
+      </w:r>
+    </w:p>
+    <w:p>
+      <w:pPr/>
+      <w:r>
+        <w:rPr>
+          <w:lang w:val="en_US" w:bidi="en_US"/>
+        </w:rPr>
+      </w:r>
+      <w:r>
+        <w:rPr>
           <w:b/>
           <w:lang w:val="en_US" w:bidi="en_US"/>
         </w:rPr>
@@ -2959,6 +3402,20 @@
       </w:r>
       <w:r>
         <w:rPr>
+          <w:lang w:val="en_US" w:bidi="en_US"/>
+        </w:rPr>
+        <w:t>מִ֥י יוֹרִדֵ֖⁠נִי אָֽרֶץ</w:t>
+      </w:r>
+    </w:p>
+    <w:p>
+      <w:pPr/>
+      <w:r>
+        <w:rPr>
+          <w:lang w:val="en_US" w:bidi="en_US"/>
+        </w:rPr>
+      </w:r>
+      <w:r>
+        <w:rPr>
           <w:b/>
           <w:lang w:val="en_US" w:bidi="en_US"/>
         </w:rPr>
@@ -3042,6 +3499,20 @@
       </w:r>
       <w:r>
         <w:rPr>
+          <w:lang w:val="en_US" w:bidi="en_US"/>
+        </w:rPr>
+        <w:t>אִם־תַּגְבִּ֣יהַּ כַּ⁠נֶּ֔שֶׁר וְ⁠אִם־בֵּ֥ין כּֽוֹכָבִ֖ים שִׂ֣ים קִנֶּ֑⁠ךָ</w:t>
+      </w:r>
+    </w:p>
+    <w:p>
+      <w:pPr/>
+      <w:r>
+        <w:rPr>
+          <w:lang w:val="en_US" w:bidi="en_US"/>
+        </w:rPr>
+      </w:r>
+      <w:r>
+        <w:rPr>
           <w:b/>
           <w:lang w:val="en_US" w:bidi="en_US"/>
         </w:rPr>
@@ -3125,6 +3596,20 @@
       </w:r>
       <w:r>
         <w:rPr>
+          <w:lang w:val="en_US" w:bidi="en_US"/>
+        </w:rPr>
+        <w:t>אִם־תַּגְבִּ֣יהַּ כַּ⁠נֶּ֔שֶׁר וְ⁠אִם־בֵּ֥ין כּֽוֹכָבִ֖ים שִׂ֣ים קִנֶּ֑⁠ךָ</w:t>
+      </w:r>
+    </w:p>
+    <w:p>
+      <w:pPr/>
+      <w:r>
+        <w:rPr>
+          <w:lang w:val="en_US" w:bidi="en_US"/>
+        </w:rPr>
+      </w:r>
+      <w:r>
+        <w:rPr>
           <w:b/>
           <w:lang w:val="en_US" w:bidi="en_US"/>
         </w:rPr>
@@ -3208,6 +3693,20 @@
       </w:r>
       <w:r>
         <w:rPr>
+          <w:lang w:val="en_US" w:bidi="en_US"/>
+        </w:rPr>
+        <w:t>שִׂ֣ים קִנֶּ֑⁠ךָ</w:t>
+      </w:r>
+    </w:p>
+    <w:p>
+      <w:pPr/>
+      <w:r>
+        <w:rPr>
+          <w:lang w:val="en_US" w:bidi="en_US"/>
+        </w:rPr>
+      </w:r>
+      <w:r>
+        <w:rPr>
           <w:b/>
           <w:lang w:val="en_US" w:bidi="en_US"/>
         </w:rPr>
@@ -3291,6 +3790,20 @@
       </w:r>
       <w:r>
         <w:rPr>
+          <w:lang w:val="en_US" w:bidi="en_US"/>
+        </w:rPr>
+        <w:t>מִ⁠שָּׁ֥ם אוֹרִֽידְ⁠ךָ֖</w:t>
+      </w:r>
+    </w:p>
+    <w:p>
+      <w:pPr/>
+      <w:r>
+        <w:rPr>
+          <w:lang w:val="en_US" w:bidi="en_US"/>
+        </w:rPr>
+      </w:r>
+      <w:r>
+        <w:rPr>
           <w:b/>
           <w:lang w:val="en_US" w:bidi="en_US"/>
         </w:rPr>
@@ -3387,6 +3900,20 @@
       </w:r>
       <w:r>
         <w:rPr>
+          <w:lang w:val="en_US" w:bidi="en_US"/>
+        </w:rPr>
+        <w:t>נְאֻם־יְהוָֽה</w:t>
+      </w:r>
+    </w:p>
+    <w:p>
+      <w:pPr/>
+      <w:r>
+        <w:rPr>
+          <w:lang w:val="en_US" w:bidi="en_US"/>
+        </w:rPr>
+      </w:r>
+      <w:r>
+        <w:rPr>
           <w:b/>
           <w:lang w:val="en_US" w:bidi="en_US"/>
         </w:rPr>
@@ -3470,6 +3997,20 @@
       </w:r>
       <w:r>
         <w:rPr>
+          <w:lang w:val="en_US" w:bidi="en_US"/>
+        </w:rPr>
+        <w:t>נְאֻם־יְהוָֽה</w:t>
+      </w:r>
+    </w:p>
+    <w:p>
+      <w:pPr/>
+      <w:r>
+        <w:rPr>
+          <w:lang w:val="en_US" w:bidi="en_US"/>
+        </w:rPr>
+      </w:r>
+      <w:r>
+        <w:rPr>
           <w:b/>
           <w:lang w:val="en_US" w:bidi="en_US"/>
         </w:rPr>
@@ -3566,6 +4107,20 @@
       </w:r>
       <w:r>
         <w:rPr>
+          <w:lang w:val="en_US" w:bidi="en_US"/>
+        </w:rPr>
+        <w:t>אִם־גַּנָּבִ֤ים בָּאֽוּ־לְ⁠ךָ֙ אִם־שׁ֣וֹדְדֵי לַ֔יְלָה</w:t>
+      </w:r>
+    </w:p>
+    <w:p>
+      <w:pPr/>
+      <w:r>
+        <w:rPr>
+          <w:lang w:val="en_US" w:bidi="en_US"/>
+        </w:rPr>
+      </w:r>
+      <w:r>
+        <w:rPr>
           <w:b/>
           <w:lang w:val="en_US" w:bidi="en_US"/>
         </w:rPr>
@@ -3649,6 +4204,20 @@
       </w:r>
       <w:r>
         <w:rPr>
+          <w:lang w:val="en_US" w:bidi="en_US"/>
+        </w:rPr>
+        <w:t>אֵ֣יךְ נִדְמֵ֔יתָה</w:t>
+      </w:r>
+    </w:p>
+    <w:p>
+      <w:pPr/>
+      <w:r>
+        <w:rPr>
+          <w:lang w:val="en_US" w:bidi="en_US"/>
+        </w:rPr>
+      </w:r>
+      <w:r>
+        <w:rPr>
           <w:b/>
           <w:lang w:val="en_US" w:bidi="en_US"/>
         </w:rPr>
@@ -3732,6 +4301,20 @@
       </w:r>
       <w:r>
         <w:rPr>
+          <w:lang w:val="en_US" w:bidi="en_US"/>
+        </w:rPr>
+        <w:t>אֵ֣יךְ נִדְמֵ֔יתָה</w:t>
+      </w:r>
+    </w:p>
+    <w:p>
+      <w:pPr/>
+      <w:r>
+        <w:rPr>
+          <w:lang w:val="en_US" w:bidi="en_US"/>
+        </w:rPr>
+      </w:r>
+      <w:r>
+        <w:rPr>
           <w:b/>
           <w:lang w:val="en_US" w:bidi="en_US"/>
         </w:rPr>
@@ -3815,6 +4398,20 @@
       </w:r>
       <w:r>
         <w:rPr>
+          <w:lang w:val="en_US" w:bidi="en_US"/>
+        </w:rPr>
+        <w:t>הֲ⁠ל֥וֹא יִגְנְב֖וּ דַּיָּ֑⁠ם</w:t>
+      </w:r>
+    </w:p>
+    <w:p>
+      <w:pPr/>
+      <w:r>
+        <w:rPr>
+          <w:lang w:val="en_US" w:bidi="en_US"/>
+        </w:rPr>
+      </w:r>
+      <w:r>
+        <w:rPr>
           <w:b/>
           <w:lang w:val="en_US" w:bidi="en_US"/>
         </w:rPr>
@@ -3898,6 +4495,20 @@
       </w:r>
       <w:r>
         <w:rPr>
+          <w:lang w:val="en_US" w:bidi="en_US"/>
+        </w:rPr>
+        <w:t>אִם־בֹּֽצְרִים֙ בָּ֣אוּ לָ֔⁠ךְ הֲ⁠ל֖וֹא יַשְׁאִ֥ירוּ עֹלֵלֽוֹת</w:t>
+      </w:r>
+    </w:p>
+    <w:p>
+      <w:pPr/>
+      <w:r>
+        <w:rPr>
+          <w:lang w:val="en_US" w:bidi="en_US"/>
+        </w:rPr>
+      </w:r>
+      <w:r>
+        <w:rPr>
           <w:b/>
           <w:lang w:val="en_US" w:bidi="en_US"/>
         </w:rPr>
@@ -3981,6 +4592,20 @@
       </w:r>
       <w:r>
         <w:rPr>
+          <w:lang w:val="en_US" w:bidi="en_US"/>
+        </w:rPr>
+        <w:t>אֵ֚יךְ</w:t>
+      </w:r>
+    </w:p>
+    <w:p>
+      <w:pPr/>
+      <w:r>
+        <w:rPr>
+          <w:lang w:val="en_US" w:bidi="en_US"/>
+        </w:rPr>
+      </w:r>
+      <w:r>
+        <w:rPr>
           <w:b/>
           <w:lang w:val="en_US" w:bidi="en_US"/>
         </w:rPr>
@@ -4077,6 +4702,20 @@
       </w:r>
       <w:r>
         <w:rPr>
+          <w:lang w:val="en_US" w:bidi="en_US"/>
+        </w:rPr>
+        <w:t>אֵ֚יךְ נֶחְפְּשׂ֣וּ עֵשָׂ֔ו</w:t>
+      </w:r>
+    </w:p>
+    <w:p>
+      <w:pPr/>
+      <w:r>
+        <w:rPr>
+          <w:lang w:val="en_US" w:bidi="en_US"/>
+        </w:rPr>
+      </w:r>
+      <w:r>
+        <w:rPr>
           <w:b/>
           <w:lang w:val="en_US" w:bidi="en_US"/>
         </w:rPr>
@@ -4160,6 +4799,20 @@
       </w:r>
       <w:r>
         <w:rPr>
+          <w:lang w:val="en_US" w:bidi="en_US"/>
+        </w:rPr>
+        <w:t>עֵשָׂ֔ו</w:t>
+      </w:r>
+    </w:p>
+    <w:p>
+      <w:pPr/>
+      <w:r>
+        <w:rPr>
+          <w:lang w:val="en_US" w:bidi="en_US"/>
+        </w:rPr>
+      </w:r>
+      <w:r>
+        <w:rPr>
           <w:b/>
           <w:lang w:val="en_US" w:bidi="en_US"/>
         </w:rPr>
@@ -4256,6 +4909,20 @@
       </w:r>
       <w:r>
         <w:rPr>
+          <w:lang w:val="en_US" w:bidi="en_US"/>
+        </w:rPr>
+        <w:t>נֶחְפְּשׂ֣וּ</w:t>
+      </w:r>
+    </w:p>
+    <w:p>
+      <w:pPr/>
+      <w:r>
+        <w:rPr>
+          <w:lang w:val="en_US" w:bidi="en_US"/>
+        </w:rPr>
+      </w:r>
+      <w:r>
+        <w:rPr>
           <w:b/>
           <w:lang w:val="en_US" w:bidi="en_US"/>
         </w:rPr>
@@ -4332,6 +4999,20 @@
       </w:r>
       <w:r>
         <w:rPr>
+          <w:lang w:val="en_US" w:bidi="en_US"/>
+        </w:rPr>
+        <w:t>נִבְע֖וּ מַצְפֻּנָֽי⁠ו</w:t>
+      </w:r>
+    </w:p>
+    <w:p>
+      <w:pPr/>
+      <w:r>
+        <w:rPr>
+          <w:lang w:val="en_US" w:bidi="en_US"/>
+        </w:rPr>
+      </w:r>
+      <w:r>
+        <w:rPr>
           <w:b/>
           <w:lang w:val="en_US" w:bidi="en_US"/>
         </w:rPr>
@@ -4415,6 +5096,20 @@
       </w:r>
       <w:r>
         <w:rPr>
+          <w:lang w:val="en_US" w:bidi="en_US"/>
+        </w:rPr>
+        <w:t>עַֽד־הַ⁠גְּב֣וּל שִׁלְּח֗וּ⁠ךָ כֹּ֚ל אַנְשֵׁ֣י בְרִיתֶ֔⁠ךָ</w:t>
+      </w:r>
+    </w:p>
+    <w:p>
+      <w:pPr/>
+      <w:r>
+        <w:rPr>
+          <w:lang w:val="en_US" w:bidi="en_US"/>
+        </w:rPr>
+      </w:r>
+      <w:r>
+        <w:rPr>
           <w:b/>
           <w:lang w:val="en_US" w:bidi="en_US"/>
         </w:rPr>
@@ -4511,6 +5206,20 @@
       </w:r>
       <w:r>
         <w:rPr>
+          <w:lang w:val="en_US" w:bidi="en_US"/>
+        </w:rPr>
+        <w:t>בְרִיתֶ֔⁠ךָ</w:t>
+      </w:r>
+    </w:p>
+    <w:p>
+      <w:pPr/>
+      <w:r>
+        <w:rPr>
+          <w:lang w:val="en_US" w:bidi="en_US"/>
+        </w:rPr>
+      </w:r>
+      <w:r>
+        <w:rPr>
           <w:b/>
           <w:lang w:val="en_US" w:bidi="en_US"/>
         </w:rPr>
@@ -4607,6 +5316,20 @@
       </w:r>
       <w:r>
         <w:rPr>
+          <w:lang w:val="en_US" w:bidi="en_US"/>
+        </w:rPr>
+        <w:t>עַֽד־הַ⁠גְּב֣וּל שִׁלְּח֗וּ⁠ךָ</w:t>
+      </w:r>
+    </w:p>
+    <w:p>
+      <w:pPr/>
+      <w:r>
+        <w:rPr>
+          <w:lang w:val="en_US" w:bidi="en_US"/>
+        </w:rPr>
+      </w:r>
+      <w:r>
+        <w:rPr>
           <w:b/>
           <w:lang w:val="en_US" w:bidi="en_US"/>
         </w:rPr>
@@ -4683,6 +5406,20 @@
       </w:r>
       <w:r>
         <w:rPr>
+          <w:lang w:val="en_US" w:bidi="en_US"/>
+        </w:rPr>
+        <w:t>כֹּ֚ל אַנְשֵׁ֣י בְרִיתֶ֔⁠ךָ &amp; אַנְשֵׁ֣י שְׁלֹמֶ֑⁠ךָ לַחְמְ⁠ךָ֗</w:t>
+      </w:r>
+    </w:p>
+    <w:p>
+      <w:pPr/>
+      <w:r>
+        <w:rPr>
+          <w:lang w:val="en_US" w:bidi="en_US"/>
+        </w:rPr>
+      </w:r>
+      <w:r>
+        <w:rPr>
           <w:b/>
           <w:lang w:val="en_US" w:bidi="en_US"/>
         </w:rPr>
@@ -4792,6 +5529,20 @@
       </w:r>
       <w:r>
         <w:rPr>
+          <w:lang w:val="en_US" w:bidi="en_US"/>
+        </w:rPr>
+        <w:t>לַחְמְ⁠ךָ֗ יָשִׂ֤ימוּ מָזוֹר֙ תַּחְתֶּ֔י⁠ךָ</w:t>
+      </w:r>
+    </w:p>
+    <w:p>
+      <w:pPr/>
+      <w:r>
+        <w:rPr>
+          <w:lang w:val="en_US" w:bidi="en_US"/>
+        </w:rPr>
+      </w:r>
+      <w:r>
+        <w:rPr>
           <w:b/>
           <w:lang w:val="en_US" w:bidi="en_US"/>
         </w:rPr>
@@ -4901,6 +5652,20 @@
       </w:r>
       <w:r>
         <w:rPr>
+          <w:lang w:val="en_US" w:bidi="en_US"/>
+        </w:rPr>
+        <w:t>אֵ֥ין תְּבוּנָ֖ה בּֽ⁠וֹ</w:t>
+      </w:r>
+    </w:p>
+    <w:p>
+      <w:pPr/>
+      <w:r>
+        <w:rPr>
+          <w:lang w:val="en_US" w:bidi="en_US"/>
+        </w:rPr>
+      </w:r>
+      <w:r>
+        <w:rPr>
           <w:b/>
           <w:lang w:val="en_US" w:bidi="en_US"/>
         </w:rPr>
@@ -4984,6 +5749,20 @@
       </w:r>
       <w:r>
         <w:rPr>
+          <w:lang w:val="en_US" w:bidi="en_US"/>
+        </w:rPr>
+        <w:t>אֵ֥ין תְּבוּנָ֖ה בּֽ⁠וֹ</w:t>
+      </w:r>
+    </w:p>
+    <w:p>
+      <w:pPr/>
+      <w:r>
+        <w:rPr>
+          <w:lang w:val="en_US" w:bidi="en_US"/>
+        </w:rPr>
+      </w:r>
+      <w:r>
+        <w:rPr>
           <w:b/>
           <w:lang w:val="en_US" w:bidi="en_US"/>
         </w:rPr>
@@ -5080,6 +5859,20 @@
       </w:r>
       <w:r>
         <w:rPr>
+          <w:lang w:val="en_US" w:bidi="en_US"/>
+        </w:rPr>
+        <w:t>בּֽ⁠וֹ</w:t>
+      </w:r>
+    </w:p>
+    <w:p>
+      <w:pPr/>
+      <w:r>
+        <w:rPr>
+          <w:lang w:val="en_US" w:bidi="en_US"/>
+        </w:rPr>
+      </w:r>
+      <w:r>
+        <w:rPr>
           <w:b/>
           <w:lang w:val="en_US" w:bidi="en_US"/>
         </w:rPr>
@@ -5176,6 +5969,20 @@
       </w:r>
       <w:r>
         <w:rPr>
+          <w:lang w:val="en_US" w:bidi="en_US"/>
+        </w:rPr>
+        <w:t>הֲ⁠ל֛וֹא בַּ⁠יּ֥וֹם הַ⁠ה֖וּא &amp; וְ⁠הַאֲבַדְתִּ֤י חֲכָמִים֙ מֵֽ⁠אֱד֔וֹם</w:t>
+      </w:r>
+    </w:p>
+    <w:p>
+      <w:pPr/>
+      <w:r>
+        <w:rPr>
+          <w:lang w:val="en_US" w:bidi="en_US"/>
+        </w:rPr>
+      </w:r>
+      <w:r>
+        <w:rPr>
           <w:b/>
           <w:lang w:val="en_US" w:bidi="en_US"/>
         </w:rPr>
@@ -5272,6 +6079,20 @@
       </w:r>
       <w:r>
         <w:rPr>
+          <w:lang w:val="en_US" w:bidi="en_US"/>
+        </w:rPr>
+        <w:t>וְ⁠הַאֲבַדְתִּ֤י חֲכָמִים֙ מֵֽ⁠אֱד֔וֹם</w:t>
+      </w:r>
+    </w:p>
+    <w:p>
+      <w:pPr/>
+      <w:r>
+        <w:rPr>
+          <w:lang w:val="en_US" w:bidi="en_US"/>
+        </w:rPr>
+      </w:r>
+      <w:r>
+        <w:rPr>
           <w:b/>
           <w:lang w:val="en_US" w:bidi="en_US"/>
         </w:rPr>
@@ -5368,6 +6189,20 @@
       </w:r>
       <w:r>
         <w:rPr>
+          <w:lang w:val="en_US" w:bidi="en_US"/>
+        </w:rPr>
+        <w:t>וּ⁠תְבוּנָ֖ה מֵ⁠הַ֥ר עֵשָֽׂו</w:t>
+      </w:r>
+    </w:p>
+    <w:p>
+      <w:pPr/>
+      <w:r>
+        <w:rPr>
+          <w:lang w:val="en_US" w:bidi="en_US"/>
+        </w:rPr>
+      </w:r>
+      <w:r>
+        <w:rPr>
           <w:b/>
           <w:lang w:val="en_US" w:bidi="en_US"/>
         </w:rPr>
@@ -5451,6 +6286,20 @@
       </w:r>
       <w:r>
         <w:rPr>
+          <w:lang w:val="en_US" w:bidi="en_US"/>
+        </w:rPr>
+        <w:t>וּ⁠תְבוּנָ֖ה מֵ⁠הַ֥ר עֵשָֽׂו</w:t>
+      </w:r>
+    </w:p>
+    <w:p>
+      <w:pPr/>
+      <w:r>
+        <w:rPr>
+          <w:lang w:val="en_US" w:bidi="en_US"/>
+        </w:rPr>
+      </w:r>
+      <w:r>
+        <w:rPr>
           <w:b/>
           <w:lang w:val="en_US" w:bidi="en_US"/>
         </w:rPr>
@@ -5547,6 +6396,20 @@
       </w:r>
       <w:r>
         <w:rPr>
+          <w:lang w:val="en_US" w:bidi="en_US"/>
+        </w:rPr>
+        <w:t>חֲכָמִים֙ מֵֽ⁠אֱד֔וֹם וּ⁠תְבוּנָ֖ה מֵ⁠הַ֥ר עֵשָֽׂו</w:t>
+      </w:r>
+    </w:p>
+    <w:p>
+      <w:pPr/>
+      <w:r>
+        <w:rPr>
+          <w:lang w:val="en_US" w:bidi="en_US"/>
+        </w:rPr>
+      </w:r>
+      <w:r>
+        <w:rPr>
           <w:b/>
           <w:lang w:val="en_US" w:bidi="en_US"/>
         </w:rPr>
@@ -5682,6 +6545,20 @@
       </w:r>
       <w:r>
         <w:rPr>
+          <w:lang w:val="en_US" w:bidi="en_US"/>
+        </w:rPr>
+        <w:t>וּ⁠תְבוּנָ֖ה</w:t>
+      </w:r>
+    </w:p>
+    <w:p>
+      <w:pPr/>
+      <w:r>
+        <w:rPr>
+          <w:lang w:val="en_US" w:bidi="en_US"/>
+        </w:rPr>
+      </w:r>
+      <w:r>
+        <w:rPr>
           <w:b/>
           <w:lang w:val="en_US" w:bidi="en_US"/>
         </w:rPr>
@@ -5778,6 +6655,20 @@
       </w:r>
       <w:r>
         <w:rPr>
+          <w:lang w:val="en_US" w:bidi="en_US"/>
+        </w:rPr>
+        <w:t>מֵ⁠הַ֥ר עֵשָֽׂו</w:t>
+      </w:r>
+    </w:p>
+    <w:p>
+      <w:pPr/>
+      <w:r>
+        <w:rPr>
+          <w:lang w:val="en_US" w:bidi="en_US"/>
+        </w:rPr>
+      </w:r>
+      <w:r>
+        <w:rPr>
           <w:b/>
           <w:lang w:val="en_US" w:bidi="en_US"/>
         </w:rPr>
@@ -5874,6 +6765,20 @@
       </w:r>
       <w:r>
         <w:rPr>
+          <w:lang w:val="en_US" w:bidi="en_US"/>
+        </w:rPr>
+        <w:t>עֵשָֽׂו</w:t>
+      </w:r>
+    </w:p>
+    <w:p>
+      <w:pPr/>
+      <w:r>
+        <w:rPr>
+          <w:lang w:val="en_US" w:bidi="en_US"/>
+        </w:rPr>
+      </w:r>
+      <w:r>
+        <w:rPr>
           <w:b/>
           <w:lang w:val="en_US" w:bidi="en_US"/>
         </w:rPr>
@@ -5893,7 +6798,7 @@
         </w:rPr>
         <w:t xml:space="preserve">This is the name of the man who was the ancestor of the people of Edom. See how you translated this in </w:t>
       </w:r>
-      <w:hyperlink r:id="rId13">
+      <w:hyperlink r:id="rId15">
         <w:r>
           <w:rPr>
             <w:lang w:val="en_US" w:bidi="en_US"/>
@@ -5975,6 +6880,20 @@
       </w:r>
       <w:r>
         <w:rPr>
+          <w:lang w:val="en_US" w:bidi="en_US"/>
+        </w:rPr>
+        <w:t>וְ⁠חַתּ֥וּ גִבּוֹרֶ֖י⁠ךָ תֵּימָ֑ן</w:t>
+      </w:r>
+    </w:p>
+    <w:p>
+      <w:pPr/>
+      <w:r>
+        <w:rPr>
+          <w:lang w:val="en_US" w:bidi="en_US"/>
+        </w:rPr>
+      </w:r>
+      <w:r>
+        <w:rPr>
           <w:b/>
           <w:lang w:val="en_US" w:bidi="en_US"/>
         </w:rPr>
@@ -6071,6 +6990,20 @@
       </w:r>
       <w:r>
         <w:rPr>
+          <w:lang w:val="en_US" w:bidi="en_US"/>
+        </w:rPr>
+        <w:t>תֵּימָ֑ן</w:t>
+      </w:r>
+    </w:p>
+    <w:p>
+      <w:pPr/>
+      <w:r>
+        <w:rPr>
+          <w:lang w:val="en_US" w:bidi="en_US"/>
+        </w:rPr>
+      </w:r>
+      <w:r>
+        <w:rPr>
           <w:b/>
           <w:lang w:val="en_US" w:bidi="en_US"/>
         </w:rPr>
@@ -6154,6 +7087,20 @@
       </w:r>
       <w:r>
         <w:rPr>
+          <w:lang w:val="en_US" w:bidi="en_US"/>
+        </w:rPr>
+        <w:t>לְמַ֧עַן</w:t>
+      </w:r>
+    </w:p>
+    <w:p>
+      <w:pPr/>
+      <w:r>
+        <w:rPr>
+          <w:lang w:val="en_US" w:bidi="en_US"/>
+        </w:rPr>
+      </w:r>
+      <w:r>
+        <w:rPr>
           <w:b/>
           <w:lang w:val="en_US" w:bidi="en_US"/>
         </w:rPr>
@@ -6237,6 +7184,20 @@
       </w:r>
       <w:r>
         <w:rPr>
+          <w:lang w:val="en_US" w:bidi="en_US"/>
+        </w:rPr>
+        <w:t>יִכָּֽרֶת־אִ֛ישׁ</w:t>
+      </w:r>
+    </w:p>
+    <w:p>
+      <w:pPr/>
+      <w:r>
+        <w:rPr>
+          <w:lang w:val="en_US" w:bidi="en_US"/>
+        </w:rPr>
+      </w:r>
+      <w:r>
+        <w:rPr>
           <w:b/>
           <w:lang w:val="en_US" w:bidi="en_US"/>
         </w:rPr>
@@ -6333,6 +7294,20 @@
       </w:r>
       <w:r>
         <w:rPr>
+          <w:lang w:val="en_US" w:bidi="en_US"/>
+        </w:rPr>
+        <w:t>יִכָּֽרֶת־אִ֛ישׁ</w:t>
+      </w:r>
+    </w:p>
+    <w:p>
+      <w:pPr/>
+      <w:r>
+        <w:rPr>
+          <w:lang w:val="en_US" w:bidi="en_US"/>
+        </w:rPr>
+      </w:r>
+      <w:r>
+        <w:rPr>
           <w:b/>
           <w:lang w:val="en_US" w:bidi="en_US"/>
         </w:rPr>
@@ -6416,6 +7391,20 @@
       </w:r>
       <w:r>
         <w:rPr>
+          <w:lang w:val="en_US" w:bidi="en_US"/>
+        </w:rPr>
+        <w:t>אִ֛ישׁ</w:t>
+      </w:r>
+    </w:p>
+    <w:p>
+      <w:pPr/>
+      <w:r>
+        <w:rPr>
+          <w:lang w:val="en_US" w:bidi="en_US"/>
+        </w:rPr>
+      </w:r>
+      <w:r>
+        <w:rPr>
           <w:b/>
           <w:lang w:val="en_US" w:bidi="en_US"/>
         </w:rPr>
@@ -6512,6 +7501,20 @@
       </w:r>
       <w:r>
         <w:rPr>
+          <w:lang w:val="en_US" w:bidi="en_US"/>
+        </w:rPr>
+        <w:t>מֵ⁠הַ֥ר עֵשָׂ֖ו</w:t>
+      </w:r>
+    </w:p>
+    <w:p>
+      <w:pPr/>
+      <w:r>
+        <w:rPr>
+          <w:lang w:val="en_US" w:bidi="en_US"/>
+        </w:rPr>
+      </w:r>
+      <w:r>
+        <w:rPr>
           <w:b/>
           <w:lang w:val="en_US" w:bidi="en_US"/>
         </w:rPr>
@@ -6595,6 +7598,20 @@
       </w:r>
       <w:r>
         <w:rPr>
+          <w:lang w:val="en_US" w:bidi="en_US"/>
+        </w:rPr>
+        <w:t>מִ⁠קָּֽטֶל</w:t>
+      </w:r>
+    </w:p>
+    <w:p>
+      <w:pPr/>
+      <w:r>
+        <w:rPr>
+          <w:lang w:val="en_US" w:bidi="en_US"/>
+        </w:rPr>
+      </w:r>
+      <w:r>
+        <w:rPr>
           <w:b/>
           <w:lang w:val="en_US" w:bidi="en_US"/>
         </w:rPr>
@@ -6800,6 +7817,20 @@
       </w:r>
       <w:r>
         <w:rPr>
+          <w:lang w:val="en_US" w:bidi="en_US"/>
+        </w:rPr>
+        <w:t>אָחִ֥י⁠ךָ</w:t>
+      </w:r>
+    </w:p>
+    <w:p>
+      <w:pPr/>
+      <w:r>
+        <w:rPr>
+          <w:lang w:val="en_US" w:bidi="en_US"/>
+        </w:rPr>
+      </w:r>
+      <w:r>
+        <w:rPr>
           <w:b/>
           <w:lang w:val="en_US" w:bidi="en_US"/>
         </w:rPr>
@@ -6896,6 +7927,20 @@
       </w:r>
       <w:r>
         <w:rPr>
+          <w:lang w:val="en_US" w:bidi="en_US"/>
+        </w:rPr>
+        <w:t>יַעֲקֹ֖ב</w:t>
+      </w:r>
+    </w:p>
+    <w:p>
+      <w:pPr/>
+      <w:r>
+        <w:rPr>
+          <w:lang w:val="en_US" w:bidi="en_US"/>
+        </w:rPr>
+      </w:r>
+      <w:r>
+        <w:rPr>
           <w:b/>
           <w:lang w:val="en_US" w:bidi="en_US"/>
         </w:rPr>
@@ -6992,6 +8037,20 @@
       </w:r>
       <w:r>
         <w:rPr>
+          <w:lang w:val="en_US" w:bidi="en_US"/>
+        </w:rPr>
+        <w:t>תְּכַסְּ⁠ךָ֣ בוּשָׁ֑ה</w:t>
+      </w:r>
+    </w:p>
+    <w:p>
+      <w:pPr/>
+      <w:r>
+        <w:rPr>
+          <w:lang w:val="en_US" w:bidi="en_US"/>
+        </w:rPr>
+      </w:r>
+      <w:r>
+        <w:rPr>
           <w:b/>
           <w:lang w:val="en_US" w:bidi="en_US"/>
         </w:rPr>
@@ -7088,6 +8147,20 @@
       </w:r>
       <w:r>
         <w:rPr>
+          <w:lang w:val="en_US" w:bidi="en_US"/>
+        </w:rPr>
+        <w:t>תְּכַסְּ⁠ךָ֣ בוּשָׁ֑ה</w:t>
+      </w:r>
+    </w:p>
+    <w:p>
+      <w:pPr/>
+      <w:r>
+        <w:rPr>
+          <w:lang w:val="en_US" w:bidi="en_US"/>
+        </w:rPr>
+      </w:r>
+      <w:r>
+        <w:rPr>
           <w:b/>
           <w:lang w:val="en_US" w:bidi="en_US"/>
         </w:rPr>
@@ -7184,6 +8257,20 @@
       </w:r>
       <w:r>
         <w:rPr>
+          <w:lang w:val="en_US" w:bidi="en_US"/>
+        </w:rPr>
+        <w:t>וְ⁠נִכְרַ֖תָּ</w:t>
+      </w:r>
+    </w:p>
+    <w:p>
+      <w:pPr/>
+      <w:r>
+        <w:rPr>
+          <w:lang w:val="en_US" w:bidi="en_US"/>
+        </w:rPr>
+      </w:r>
+      <w:r>
+        <w:rPr>
           <w:b/>
           <w:lang w:val="en_US" w:bidi="en_US"/>
         </w:rPr>
@@ -7267,6 +8354,20 @@
       </w:r>
       <w:r>
         <w:rPr>
+          <w:lang w:val="en_US" w:bidi="en_US"/>
+        </w:rPr>
+        <w:t>וְ⁠נִכְרַ֖תָּ</w:t>
+      </w:r>
+    </w:p>
+    <w:p>
+      <w:pPr/>
+      <w:r>
+        <w:rPr>
+          <w:lang w:val="en_US" w:bidi="en_US"/>
+        </w:rPr>
+      </w:r>
+      <w:r>
+        <w:rPr>
           <w:b/>
           <w:lang w:val="en_US" w:bidi="en_US"/>
         </w:rPr>
@@ -7350,6 +8451,20 @@
       </w:r>
       <w:r>
         <w:rPr>
+          <w:lang w:val="en_US" w:bidi="en_US"/>
+        </w:rPr>
+        <w:t>וְ⁠נִכְרַ֖תָּ</w:t>
+      </w:r>
+    </w:p>
+    <w:p>
+      <w:pPr/>
+      <w:r>
+        <w:rPr>
+          <w:lang w:val="en_US" w:bidi="en_US"/>
+        </w:rPr>
+      </w:r>
+      <w:r>
+        <w:rPr>
           <w:b/>
           <w:lang w:val="en_US" w:bidi="en_US"/>
         </w:rPr>
@@ -7369,7 +8484,7 @@
         </w:rPr>
         <w:t xml:space="preserve">As in </w:t>
       </w:r>
-      <w:hyperlink r:id="rId14">
+      <w:hyperlink r:id="rId16">
         <w:r>
           <w:rPr>
             <w:lang w:val="en_US" w:bidi="en_US"/>
@@ -7464,6 +8579,20 @@
       </w:r>
       <w:r>
         <w:rPr>
+          <w:lang w:val="en_US" w:bidi="en_US"/>
+        </w:rPr>
+        <w:t>עֲמָֽדְ⁠ךָ֣ מִ⁠נֶּ֔גֶד</w:t>
+      </w:r>
+    </w:p>
+    <w:p>
+      <w:pPr/>
+      <w:r>
+        <w:rPr>
+          <w:lang w:val="en_US" w:bidi="en_US"/>
+        </w:rPr>
+      </w:r>
+      <w:r>
+        <w:rPr>
           <w:b/>
           <w:lang w:val="en_US" w:bidi="en_US"/>
         </w:rPr>
@@ -7547,6 +8676,20 @@
       </w:r>
       <w:r>
         <w:rPr>
+          <w:lang w:val="en_US" w:bidi="en_US"/>
+        </w:rPr>
+        <w:t>שְׁב֥וֹת זָרִ֖ים חֵיל֑⁠וֹ וְ⁠נָכְרִ֞ים בָּ֣אוּ שְׁעָרָ֗יו</w:t>
+      </w:r>
+    </w:p>
+    <w:p>
+      <w:pPr/>
+      <w:r>
+        <w:rPr>
+          <w:lang w:val="en_US" w:bidi="en_US"/>
+        </w:rPr>
+      </w:r>
+      <w:r>
+        <w:rPr>
           <w:b/>
           <w:lang w:val="en_US" w:bidi="en_US"/>
         </w:rPr>
@@ -7675,7 +8818,7 @@
         </w:rPr>
         <w:t xml:space="preserve"> in </w:t>
       </w:r>
-      <w:hyperlink r:id="rId15">
+      <w:hyperlink r:id="rId17">
         <w:r>
           <w:rPr>
             <w:lang w:val="en_US" w:bidi="en_US"/>
@@ -7757,6 +8900,20 @@
       </w:r>
       <w:r>
         <w:rPr>
+          <w:lang w:val="en_US" w:bidi="en_US"/>
+        </w:rPr>
+        <w:t>חֵיל֑⁠וֹ</w:t>
+      </w:r>
+    </w:p>
+    <w:p>
+      <w:pPr/>
+      <w:r>
+        <w:rPr>
+          <w:lang w:val="en_US" w:bidi="en_US"/>
+        </w:rPr>
+      </w:r>
+      <w:r>
+        <w:rPr>
           <w:b/>
           <w:lang w:val="en_US" w:bidi="en_US"/>
         </w:rPr>
@@ -7789,7 +8946,7 @@
         </w:rPr>
         <w:t xml:space="preserve"> could also mean “army.” But since it clearly means “wealth” in </w:t>
       </w:r>
-      <w:hyperlink r:id="rId16">
+      <w:hyperlink r:id="rId18">
         <w:r>
           <w:rPr>
             <w:lang w:val="en_US" w:bidi="en_US"/>
@@ -7851,6 +9008,20 @@
       </w:r>
       <w:r>
         <w:rPr>
+          <w:lang w:val="en_US" w:bidi="en_US"/>
+        </w:rPr>
+        <w:t>שְׁעָרָ֗יו</w:t>
+      </w:r>
+    </w:p>
+    <w:p>
+      <w:pPr/>
+      <w:r>
+        <w:rPr>
+          <w:lang w:val="en_US" w:bidi="en_US"/>
+        </w:rPr>
+      </w:r>
+      <w:r>
+        <w:rPr>
           <w:b/>
           <w:lang w:val="en_US" w:bidi="en_US"/>
         </w:rPr>
@@ -7947,6 +9118,20 @@
       </w:r>
       <w:r>
         <w:rPr>
+          <w:lang w:val="en_US" w:bidi="en_US"/>
+        </w:rPr>
+        <w:t>וְ⁠עַל־יְרוּשָׁלִַ֨ם֙ יַדּ֣וּ גוֹרָ֔ל</w:t>
+      </w:r>
+    </w:p>
+    <w:p>
+      <w:pPr/>
+      <w:r>
+        <w:rPr>
+          <w:lang w:val="en_US" w:bidi="en_US"/>
+        </w:rPr>
+      </w:r>
+      <w:r>
+        <w:rPr>
           <w:b/>
           <w:lang w:val="en_US" w:bidi="en_US"/>
         </w:rPr>
@@ -8056,6 +9241,20 @@
       </w:r>
       <w:r>
         <w:rPr>
+          <w:lang w:val="en_US" w:bidi="en_US"/>
+        </w:rPr>
+        <w:t>גַּם־אַתָּ֖ה כְּ⁠אַחַ֥ד מֵ⁠הֶֽם</w:t>
+      </w:r>
+    </w:p>
+    <w:p>
+      <w:pPr/>
+      <w:r>
+        <w:rPr>
+          <w:lang w:val="en_US" w:bidi="en_US"/>
+        </w:rPr>
+      </w:r>
+      <w:r>
+        <w:rPr>
           <w:b/>
           <w:lang w:val="en_US" w:bidi="en_US"/>
         </w:rPr>
@@ -8165,6 +9364,20 @@
       </w:r>
       <w:r>
         <w:rPr>
+          <w:lang w:val="en_US" w:bidi="en_US"/>
+        </w:rPr>
+        <w:t>וְ⁠אַל &amp; וְ⁠אַל &amp; וְ⁠אַל</w:t>
+      </w:r>
+    </w:p>
+    <w:p>
+      <w:pPr/>
+      <w:r>
+        <w:rPr>
+          <w:lang w:val="en_US" w:bidi="en_US"/>
+        </w:rPr>
+      </w:r>
+      <w:r>
+        <w:rPr>
           <w:b/>
           <w:lang w:val="en_US" w:bidi="en_US"/>
         </w:rPr>
@@ -8313,6 +9526,20 @@
       </w:r>
       <w:r>
         <w:rPr>
+          <w:lang w:val="en_US" w:bidi="en_US"/>
+        </w:rPr>
+        <w:t>וְ⁠אַל־תֵּ֤רֶא</w:t>
+      </w:r>
+    </w:p>
+    <w:p>
+      <w:pPr/>
+      <w:r>
+        <w:rPr>
+          <w:lang w:val="en_US" w:bidi="en_US"/>
+        </w:rPr>
+      </w:r>
+      <w:r>
+        <w:rPr>
           <w:b/>
           <w:lang w:val="en_US" w:bidi="en_US"/>
         </w:rPr>
@@ -8409,6 +9636,20 @@
       </w:r>
       <w:r>
         <w:rPr>
+          <w:lang w:val="en_US" w:bidi="en_US"/>
+        </w:rPr>
+        <w:t>בְ⁠יוֹם־אָחִ֨י⁠ךָ֙ בְּ⁠י֣וֹם נָכְר֔⁠וֹ</w:t>
+      </w:r>
+    </w:p>
+    <w:p>
+      <w:pPr/>
+      <w:r>
+        <w:rPr>
+          <w:lang w:val="en_US" w:bidi="en_US"/>
+        </w:rPr>
+      </w:r>
+      <w:r>
+        <w:rPr>
           <w:b/>
           <w:lang w:val="en_US" w:bidi="en_US"/>
         </w:rPr>
@@ -8518,6 +9759,20 @@
       </w:r>
       <w:r>
         <w:rPr>
+          <w:lang w:val="en_US" w:bidi="en_US"/>
+        </w:rPr>
+        <w:t>בְ⁠יוֹם</w:t>
+      </w:r>
+    </w:p>
+    <w:p>
+      <w:pPr/>
+      <w:r>
+        <w:rPr>
+          <w:lang w:val="en_US" w:bidi="en_US"/>
+        </w:rPr>
+      </w:r>
+      <w:r>
+        <w:rPr>
           <w:b/>
           <w:lang w:val="en_US" w:bidi="en_US"/>
         </w:rPr>
@@ -8614,6 +9869,20 @@
       </w:r>
       <w:r>
         <w:rPr>
+          <w:lang w:val="en_US" w:bidi="en_US"/>
+        </w:rPr>
+        <w:t>אָחִ֨י⁠ךָ֙</w:t>
+      </w:r>
+    </w:p>
+    <w:p>
+      <w:pPr/>
+      <w:r>
+        <w:rPr>
+          <w:lang w:val="en_US" w:bidi="en_US"/>
+        </w:rPr>
+      </w:r>
+      <w:r>
+        <w:rPr>
           <w:b/>
           <w:lang w:val="en_US" w:bidi="en_US"/>
         </w:rPr>
@@ -8633,7 +9902,7 @@
         </w:rPr>
         <w:t xml:space="preserve">As in </w:t>
       </w:r>
-      <w:hyperlink r:id="rId15">
+      <w:hyperlink r:id="rId17">
         <w:r>
           <w:rPr>
             <w:lang w:val="en_US" w:bidi="en_US"/>
@@ -8728,6 +9997,20 @@
       </w:r>
       <w:r>
         <w:rPr>
+          <w:lang w:val="en_US" w:bidi="en_US"/>
+        </w:rPr>
+        <w:t>לִ⁠בְנֵֽי־יְהוּדָ֖ה</w:t>
+      </w:r>
+    </w:p>
+    <w:p>
+      <w:pPr/>
+      <w:r>
+        <w:rPr>
+          <w:lang w:val="en_US" w:bidi="en_US"/>
+        </w:rPr>
+      </w:r>
+      <w:r>
+        <w:rPr>
           <w:b/>
           <w:lang w:val="en_US" w:bidi="en_US"/>
         </w:rPr>
@@ -8824,6 +10107,20 @@
       </w:r>
       <w:r>
         <w:rPr>
+          <w:lang w:val="en_US" w:bidi="en_US"/>
+        </w:rPr>
+        <w:t>וְ⁠אַל־תַּגְדֵּ֥ל פִּ֖י⁠ךָ</w:t>
+      </w:r>
+    </w:p>
+    <w:p>
+      <w:pPr/>
+      <w:r>
+        <w:rPr>
+          <w:lang w:val="en_US" w:bidi="en_US"/>
+        </w:rPr>
+      </w:r>
+      <w:r>
+        <w:rPr>
           <w:b/>
           <w:lang w:val="en_US" w:bidi="en_US"/>
         </w:rPr>
@@ -8907,6 +10204,20 @@
       </w:r>
       <w:r>
         <w:rPr>
+          <w:lang w:val="en_US" w:bidi="en_US"/>
+        </w:rPr>
+        <w:t>בְּ⁠י֣וֹם אֵידָ֔⁠ם &amp; בְּ⁠י֣וֹם אֵיד֑⁠וֹ &amp; בְּ⁠י֥וֹם אֵידֽ⁠וֹ</w:t>
+      </w:r>
+    </w:p>
+    <w:p>
+      <w:pPr/>
+      <w:r>
+        <w:rPr>
+          <w:lang w:val="en_US" w:bidi="en_US"/>
+        </w:rPr>
+      </w:r>
+      <w:r>
+        <w:rPr>
           <w:b/>
           <w:lang w:val="en_US" w:bidi="en_US"/>
         </w:rPr>
@@ -9003,6 +10314,20 @@
       </w:r>
       <w:r>
         <w:rPr>
+          <w:lang w:val="en_US" w:bidi="en_US"/>
+        </w:rPr>
+        <w:t>אֵידָ֔⁠ם &amp; אֵיד֑⁠וֹ &amp; אֵידֽ⁠וֹ</w:t>
+      </w:r>
+    </w:p>
+    <w:p>
+      <w:pPr/>
+      <w:r>
+        <w:rPr>
+          <w:lang w:val="en_US" w:bidi="en_US"/>
+        </w:rPr>
+      </w:r>
+      <w:r>
+        <w:rPr>
           <w:b/>
           <w:lang w:val="en_US" w:bidi="en_US"/>
         </w:rPr>
@@ -9061,7 +10386,7 @@
         </w:rPr>
         <w:t xml:space="preserve"> is used (See: </w:t>
       </w:r>
-      <w:hyperlink r:id="rId15">
+      <w:hyperlink r:id="rId17">
         <w:r>
           <w:rPr>
             <w:lang w:val="en_US" w:bidi="en_US"/>
@@ -9143,6 +10468,20 @@
       </w:r>
       <w:r>
         <w:rPr>
+          <w:lang w:val="en_US" w:bidi="en_US"/>
+        </w:rPr>
+        <w:t>גַם־אַתָּ֛ה</w:t>
+      </w:r>
+    </w:p>
+    <w:p>
+      <w:pPr/>
+      <w:r>
+        <w:rPr>
+          <w:lang w:val="en_US" w:bidi="en_US"/>
+        </w:rPr>
+      </w:r>
+      <w:r>
+        <w:rPr>
           <w:b/>
           <w:lang w:val="en_US" w:bidi="en_US"/>
         </w:rPr>
@@ -9226,6 +10565,20 @@
       </w:r>
       <w:r>
         <w:rPr>
+          <w:lang w:val="en_US" w:bidi="en_US"/>
+        </w:rPr>
+        <w:t>אַל־תֵּ֧רֶא</w:t>
+      </w:r>
+    </w:p>
+    <w:p>
+      <w:pPr/>
+      <w:r>
+        <w:rPr>
+          <w:lang w:val="en_US" w:bidi="en_US"/>
+        </w:rPr>
+      </w:r>
+      <w:r>
+        <w:rPr>
           <w:b/>
           <w:lang w:val="en_US" w:bidi="en_US"/>
         </w:rPr>
@@ -9258,7 +10611,7 @@
         </w:rPr>
         <w:t xml:space="preserve"> is an idiom for “enjoyed looking at.” See how you translated this in </w:t>
       </w:r>
-      <w:hyperlink r:id="rId17">
+      <w:hyperlink r:id="rId19">
         <w:r>
           <w:rPr>
             <w:lang w:val="en_US" w:bidi="en_US"/>
@@ -9340,6 +10693,20 @@
       </w:r>
       <w:r>
         <w:rPr>
+          <w:lang w:val="en_US" w:bidi="en_US"/>
+        </w:rPr>
+        <w:t>וְ⁠אַל־תִּשְׁלַ֥חְנָה בְ⁠חֵיל֖⁠וֹ</w:t>
+      </w:r>
+    </w:p>
+    <w:p>
+      <w:pPr/>
+      <w:r>
+        <w:rPr>
+          <w:lang w:val="en_US" w:bidi="en_US"/>
+        </w:rPr>
+      </w:r>
+      <w:r>
+        <w:rPr>
           <w:b/>
           <w:lang w:val="en_US" w:bidi="en_US"/>
         </w:rPr>
@@ -9436,6 +10803,20 @@
       </w:r>
       <w:r>
         <w:rPr>
+          <w:lang w:val="en_US" w:bidi="en_US"/>
+        </w:rPr>
+        <w:t>הַ⁠פֶּ֔רֶק</w:t>
+      </w:r>
+    </w:p>
+    <w:p>
+      <w:pPr/>
+      <w:r>
+        <w:rPr>
+          <w:lang w:val="en_US" w:bidi="en_US"/>
+        </w:rPr>
+      </w:r>
+      <w:r>
+        <w:rPr>
           <w:b/>
           <w:lang w:val="en_US" w:bidi="en_US"/>
         </w:rPr>
@@ -9532,6 +10913,20 @@
       </w:r>
       <w:r>
         <w:rPr>
+          <w:lang w:val="en_US" w:bidi="en_US"/>
+        </w:rPr>
+        <w:t>לְ⁠הַכְרִ֖ית</w:t>
+      </w:r>
+    </w:p>
+    <w:p>
+      <w:pPr/>
+      <w:r>
+        <w:rPr>
+          <w:lang w:val="en_US" w:bidi="en_US"/>
+        </w:rPr>
+      </w:r>
+      <w:r>
+        <w:rPr>
           <w:b/>
           <w:lang w:val="en_US" w:bidi="en_US"/>
         </w:rPr>
@@ -9564,7 +10959,7 @@
         </w:rPr>
         <w:t xml:space="preserve"> is a metaphor that means “to kill.” It is likely a comparison to the way grain is cut down at harvest time. See how you translated this same metaphor in </w:t>
       </w:r>
-      <w:hyperlink r:id="rId18">
+      <w:hyperlink r:id="rId20">
         <w:r>
           <w:rPr>
             <w:lang w:val="en_US" w:bidi="en_US"/>
@@ -9646,6 +11041,20 @@
       </w:r>
       <w:r>
         <w:rPr>
+          <w:lang w:val="en_US" w:bidi="en_US"/>
+        </w:rPr>
+        <w:t>וְ⁠אַל־תַּסְגֵּ֥ר שְׂרִידָ֖י⁠ו</w:t>
+      </w:r>
+    </w:p>
+    <w:p>
+      <w:pPr/>
+      <w:r>
+        <w:rPr>
+          <w:lang w:val="en_US" w:bidi="en_US"/>
+        </w:rPr>
+      </w:r>
+      <w:r>
+        <w:rPr>
           <w:b/>
           <w:lang w:val="en_US" w:bidi="en_US"/>
         </w:rPr>
@@ -9792,6 +11201,20 @@
       </w:r>
       <w:r>
         <w:rPr>
+          <w:lang w:val="en_US" w:bidi="en_US"/>
+        </w:rPr>
+        <w:t>כִּֽי־קָר֥וֹב יוֹם־יְהוָ֖ה עַל־כָּל־הַ⁠גּוֹיִ֑ם</w:t>
+      </w:r>
+    </w:p>
+    <w:p>
+      <w:pPr/>
+      <w:r>
+        <w:rPr>
+          <w:lang w:val="en_US" w:bidi="en_US"/>
+        </w:rPr>
+      </w:r>
+      <w:r>
+        <w:rPr>
           <w:b/>
           <w:lang w:val="en_US" w:bidi="en_US"/>
         </w:rPr>
@@ -9875,6 +11298,20 @@
       </w:r>
       <w:r>
         <w:rPr>
+          <w:lang w:val="en_US" w:bidi="en_US"/>
+        </w:rPr>
+        <w:t>יוֹם־יְהוָ֖ה</w:t>
+      </w:r>
+    </w:p>
+    <w:p>
+      <w:pPr/>
+      <w:r>
+        <w:rPr>
+          <w:lang w:val="en_US" w:bidi="en_US"/>
+        </w:rPr>
+      </w:r>
+      <w:r>
+        <w:rPr>
           <w:b/>
           <w:lang w:val="en_US" w:bidi="en_US"/>
         </w:rPr>
@@ -9971,6 +11408,20 @@
       </w:r>
       <w:r>
         <w:rPr>
+          <w:lang w:val="en_US" w:bidi="en_US"/>
+        </w:rPr>
+        <w:t>קָר֥וֹב</w:t>
+      </w:r>
+    </w:p>
+    <w:p>
+      <w:pPr/>
+      <w:r>
+        <w:rPr>
+          <w:lang w:val="en_US" w:bidi="en_US"/>
+        </w:rPr>
+      </w:r>
+      <w:r>
+        <w:rPr>
           <w:b/>
           <w:lang w:val="en_US" w:bidi="en_US"/>
         </w:rPr>
@@ -10047,6 +11498,20 @@
       </w:r>
       <w:r>
         <w:rPr>
+          <w:lang w:val="en_US" w:bidi="en_US"/>
+        </w:rPr>
+        <w:t>יֵעָ֣שֶׂה לָּ֔⁠ךְ</w:t>
+      </w:r>
+    </w:p>
+    <w:p>
+      <w:pPr/>
+      <w:r>
+        <w:rPr>
+          <w:lang w:val="en_US" w:bidi="en_US"/>
+        </w:rPr>
+      </w:r>
+      <w:r>
+        <w:rPr>
           <w:b/>
           <w:lang w:val="en_US" w:bidi="en_US"/>
         </w:rPr>
@@ -10130,6 +11595,20 @@
       </w:r>
       <w:r>
         <w:rPr>
+          <w:lang w:val="en_US" w:bidi="en_US"/>
+        </w:rPr>
+        <w:t>גְּמֻלְ⁠ךָ֖ יָשׁ֥וּב בְּ⁠רֹאשֶֽׁ⁠ךָ</w:t>
+      </w:r>
+    </w:p>
+    <w:p>
+      <w:pPr/>
+      <w:r>
+        <w:rPr>
+          <w:lang w:val="en_US" w:bidi="en_US"/>
+        </w:rPr>
+      </w:r>
+      <w:r>
+        <w:rPr>
           <w:b/>
           <w:lang w:val="en_US" w:bidi="en_US"/>
         </w:rPr>
@@ -10213,6 +11692,20 @@
       </w:r>
       <w:r>
         <w:rPr>
+          <w:lang w:val="en_US" w:bidi="en_US"/>
+        </w:rPr>
+        <w:t>בְּ⁠רֹאשֶֽׁ⁠ךָ</w:t>
+      </w:r>
+    </w:p>
+    <w:p>
+      <w:pPr/>
+      <w:r>
+        <w:rPr>
+          <w:lang w:val="en_US" w:bidi="en_US"/>
+        </w:rPr>
+      </w:r>
+      <w:r>
+        <w:rPr>
           <w:b/>
           <w:lang w:val="en_US" w:bidi="en_US"/>
         </w:rPr>
@@ -10309,6 +11802,20 @@
       </w:r>
       <w:r>
         <w:rPr>
+          <w:lang w:val="en_US" w:bidi="en_US"/>
+        </w:rPr>
+        <w:t>כִּ֗י כַּֽ⁠אֲשֶׁ֤ר שְׁתִיתֶם֙</w:t>
+      </w:r>
+    </w:p>
+    <w:p>
+      <w:pPr/>
+      <w:r>
+        <w:rPr>
+          <w:lang w:val="en_US" w:bidi="en_US"/>
+        </w:rPr>
+      </w:r>
+      <w:r>
+        <w:rPr>
           <w:b/>
           <w:lang w:val="en_US" w:bidi="en_US"/>
         </w:rPr>
@@ -10444,6 +11951,20 @@
       </w:r>
       <w:r>
         <w:rPr>
+          <w:lang w:val="en_US" w:bidi="en_US"/>
+        </w:rPr>
+        <w:t>כַּֽ⁠אֲשֶׁ֤ר שְׁתִיתֶם֙</w:t>
+      </w:r>
+    </w:p>
+    <w:p>
+      <w:pPr/>
+      <w:r>
+        <w:rPr>
+          <w:lang w:val="en_US" w:bidi="en_US"/>
+        </w:rPr>
+      </w:r>
+      <w:r>
+        <w:rPr>
           <w:b/>
           <w:lang w:val="en_US" w:bidi="en_US"/>
         </w:rPr>
@@ -10463,7 +11984,7 @@
         </w:rPr>
         <w:t xml:space="preserve">Throughout the book of Obadiah, the nation of Edom is addressed with a masculine singular form of “you.” (The one feminine plural form in </w:t>
       </w:r>
-      <w:hyperlink r:id="rId16">
+      <w:hyperlink r:id="rId18">
         <w:r>
           <w:rPr>
             <w:lang w:val="en_US" w:bidi="en_US"/>
@@ -10494,7 +12015,7 @@
         </w:rPr>
         <w:t xml:space="preserve"> is masculine plural. There are two possibilities for who is being addressed here. (1) It refers to the people of Israel. This would explain the shift from singular to plural. Just as Obadiah addressed the people of Israel in the plural in </w:t>
       </w:r>
-      <w:hyperlink r:id="rId19">
+      <w:hyperlink r:id="rId21">
         <w:r>
           <w:rPr>
             <w:lang w:val="en_US" w:bidi="en_US"/>
@@ -10576,6 +12097,20 @@
       </w:r>
       <w:r>
         <w:rPr>
+          <w:lang w:val="en_US" w:bidi="en_US"/>
+        </w:rPr>
+        <w:t>שְׁתִיתֶם֙</w:t>
+      </w:r>
+    </w:p>
+    <w:p>
+      <w:pPr/>
+      <w:r>
+        <w:rPr>
+          <w:lang w:val="en_US" w:bidi="en_US"/>
+        </w:rPr>
+      </w:r>
+      <w:r>
+        <w:rPr>
           <w:b/>
           <w:lang w:val="en_US" w:bidi="en_US"/>
         </w:rPr>
@@ -10659,6 +12194,20 @@
       </w:r>
       <w:r>
         <w:rPr>
+          <w:lang w:val="en_US" w:bidi="en_US"/>
+        </w:rPr>
+        <w:t>עַל־הַ֣ר קָדְשִׁ֔⁠י</w:t>
+      </w:r>
+    </w:p>
+    <w:p>
+      <w:pPr/>
+      <w:r>
+        <w:rPr>
+          <w:lang w:val="en_US" w:bidi="en_US"/>
+        </w:rPr>
+      </w:r>
+      <w:r>
+        <w:rPr>
           <w:b/>
           <w:lang w:val="en_US" w:bidi="en_US"/>
         </w:rPr>
@@ -10755,6 +12304,20 @@
       </w:r>
       <w:r>
         <w:rPr>
+          <w:lang w:val="en_US" w:bidi="en_US"/>
+        </w:rPr>
+        <w:t>יִשְׁתּ֥וּ כָֽל־הַ⁠גּוֹיִ֖ם תָּמִ֑יד</w:t>
+      </w:r>
+    </w:p>
+    <w:p>
+      <w:pPr/>
+      <w:r>
+        <w:rPr>
+          <w:lang w:val="en_US" w:bidi="en_US"/>
+        </w:rPr>
+      </w:r>
+      <w:r>
+        <w:rPr>
           <w:b/>
           <w:lang w:val="en_US" w:bidi="en_US"/>
         </w:rPr>
@@ -10851,6 +12414,20 @@
       </w:r>
       <w:r>
         <w:rPr>
+          <w:lang w:val="en_US" w:bidi="en_US"/>
+        </w:rPr>
+        <w:t>וְ⁠שָׁת֣וּ וְ⁠לָע֔וּ</w:t>
+      </w:r>
+    </w:p>
+    <w:p>
+      <w:pPr/>
+      <w:r>
+        <w:rPr>
+          <w:lang w:val="en_US" w:bidi="en_US"/>
+        </w:rPr>
+      </w:r>
+      <w:r>
+        <w:rPr>
           <w:b/>
           <w:lang w:val="en_US" w:bidi="en_US"/>
         </w:rPr>
@@ -10960,6 +12537,20 @@
       </w:r>
       <w:r>
         <w:rPr>
+          <w:lang w:val="en_US" w:bidi="en_US"/>
+        </w:rPr>
+        <w:t>וְ⁠שָׁת֣וּ וְ⁠לָע֔וּ</w:t>
+      </w:r>
+    </w:p>
+    <w:p>
+      <w:pPr/>
+      <w:r>
+        <w:rPr>
+          <w:lang w:val="en_US" w:bidi="en_US"/>
+        </w:rPr>
+      </w:r>
+      <w:r>
+        <w:rPr>
           <w:b/>
           <w:lang w:val="en_US" w:bidi="en_US"/>
         </w:rPr>
@@ -11069,6 +12660,20 @@
       </w:r>
       <w:r>
         <w:rPr>
+          <w:lang w:val="en_US" w:bidi="en_US"/>
+        </w:rPr>
+        <w:t>וּ⁠בְ⁠הַ֥ר צִיּ֛וֹן תִּהְיֶ֥ה פְלֵיטָ֖ה</w:t>
+      </w:r>
+    </w:p>
+    <w:p>
+      <w:pPr/>
+      <w:r>
+        <w:rPr>
+          <w:lang w:val="en_US" w:bidi="en_US"/>
+        </w:rPr>
+      </w:r>
+      <w:r>
+        <w:rPr>
           <w:b/>
           <w:lang w:val="en_US" w:bidi="en_US"/>
         </w:rPr>
@@ -11101,7 +12706,7 @@
         </w:rPr>
         <w:t xml:space="preserve"> refers to the people of Israel who will still be alive in Jerusalem after Yahweh has finished punishing the other nations. As </w:t>
       </w:r>
-      <w:hyperlink r:id="rId20">
+      <w:hyperlink r:id="rId22">
         <w:r>
           <w:rPr>
             <w:lang w:val="en_US" w:bidi="en_US"/>
@@ -11183,6 +12788,20 @@
       </w:r>
       <w:r>
         <w:rPr>
+          <w:lang w:val="en_US" w:bidi="en_US"/>
+        </w:rPr>
+        <w:t>וּ⁠בְ⁠הַ֥ר צִיּ֛וֹן</w:t>
+      </w:r>
+    </w:p>
+    <w:p>
+      <w:pPr/>
+      <w:r>
+        <w:rPr>
+          <w:lang w:val="en_US" w:bidi="en_US"/>
+        </w:rPr>
+      </w:r>
+      <w:r>
+        <w:rPr>
           <w:b/>
           <w:lang w:val="en_US" w:bidi="en_US"/>
         </w:rPr>
@@ -11266,6 +12885,20 @@
       </w:r>
       <w:r>
         <w:rPr>
+          <w:lang w:val="en_US" w:bidi="en_US"/>
+        </w:rPr>
+        <w:t>וְ⁠הָ֣יָה קֹ֑דֶשׁ</w:t>
+      </w:r>
+    </w:p>
+    <w:p>
+      <w:pPr/>
+      <w:r>
+        <w:rPr>
+          <w:lang w:val="en_US" w:bidi="en_US"/>
+        </w:rPr>
+      </w:r>
+      <w:r>
+        <w:rPr>
           <w:b/>
           <w:lang w:val="en_US" w:bidi="en_US"/>
         </w:rPr>
@@ -11362,6 +12995,20 @@
       </w:r>
       <w:r>
         <w:rPr>
+          <w:lang w:val="en_US" w:bidi="en_US"/>
+        </w:rPr>
+        <w:t>בֵּ֣ית יַֽעֲקֹ֔ב</w:t>
+      </w:r>
+    </w:p>
+    <w:p>
+      <w:pPr/>
+      <w:r>
+        <w:rPr>
+          <w:lang w:val="en_US" w:bidi="en_US"/>
+        </w:rPr>
+      </w:r>
+      <w:r>
+        <w:rPr>
           <w:b/>
           <w:lang w:val="en_US" w:bidi="en_US"/>
         </w:rPr>
@@ -11458,6 +13105,20 @@
       </w:r>
       <w:r>
         <w:rPr>
+          <w:lang w:val="en_US" w:bidi="en_US"/>
+        </w:rPr>
+        <w:t>אֵ֖ת מוֹרָֽשֵׁי⁠הֶם</w:t>
+      </w:r>
+    </w:p>
+    <w:p>
+      <w:pPr/>
+      <w:r>
+        <w:rPr>
+          <w:lang w:val="en_US" w:bidi="en_US"/>
+        </w:rPr>
+      </w:r>
+      <w:r>
+        <w:rPr>
           <w:b/>
           <w:lang w:val="en_US" w:bidi="en_US"/>
         </w:rPr>
@@ -11534,6 +13195,20 @@
       </w:r>
       <w:r>
         <w:rPr>
+          <w:lang w:val="en_US" w:bidi="en_US"/>
+        </w:rPr>
+        <w:t>וְ⁠הָיָה֩ בֵית־יַעֲקֹ֨ב אֵ֜שׁ וּ⁠בֵ֧ית יוֹסֵ֣ף לֶהָבָ֗ה</w:t>
+      </w:r>
+    </w:p>
+    <w:p>
+      <w:pPr/>
+      <w:r>
+        <w:rPr>
+          <w:lang w:val="en_US" w:bidi="en_US"/>
+        </w:rPr>
+      </w:r>
+      <w:r>
+        <w:rPr>
           <w:b/>
           <w:lang w:val="en_US" w:bidi="en_US"/>
         </w:rPr>
@@ -11643,6 +13318,20 @@
       </w:r>
       <w:r>
         <w:rPr>
+          <w:lang w:val="en_US" w:bidi="en_US"/>
+        </w:rPr>
+        <w:t>בֵית־יַעֲקֹ֨ב</w:t>
+      </w:r>
+    </w:p>
+    <w:p>
+      <w:pPr/>
+      <w:r>
+        <w:rPr>
+          <w:lang w:val="en_US" w:bidi="en_US"/>
+        </w:rPr>
+      </w:r>
+      <w:r>
+        <w:rPr>
           <w:b/>
           <w:lang w:val="en_US" w:bidi="en_US"/>
         </w:rPr>
@@ -11739,6 +13428,20 @@
       </w:r>
       <w:r>
         <w:rPr>
+          <w:lang w:val="en_US" w:bidi="en_US"/>
+        </w:rPr>
+        <w:t>וּ⁠בֵ֧ית יוֹסֵ֣ף</w:t>
+      </w:r>
+    </w:p>
+    <w:p>
+      <w:pPr/>
+      <w:r>
+        <w:rPr>
+          <w:lang w:val="en_US" w:bidi="en_US"/>
+        </w:rPr>
+      </w:r>
+      <w:r>
+        <w:rPr>
           <w:b/>
           <w:lang w:val="en_US" w:bidi="en_US"/>
         </w:rPr>
@@ -11822,6 +13525,20 @@
       </w:r>
       <w:r>
         <w:rPr>
+          <w:lang w:val="en_US" w:bidi="en_US"/>
+        </w:rPr>
+        <w:t>וּ⁠בֵ֤ית עֵשָׂו֙ &amp; לְ⁠בֵ֣ית עֵשָׂ֔ו</w:t>
+      </w:r>
+    </w:p>
+    <w:p>
+      <w:pPr/>
+      <w:r>
+        <w:rPr>
+          <w:lang w:val="en_US" w:bidi="en_US"/>
+        </w:rPr>
+      </w:r>
+      <w:r>
+        <w:rPr>
           <w:b/>
           <w:lang w:val="en_US" w:bidi="en_US"/>
         </w:rPr>
@@ -11918,6 +13635,20 @@
       </w:r>
       <w:r>
         <w:rPr>
+          <w:lang w:val="en_US" w:bidi="en_US"/>
+        </w:rPr>
+        <w:t>אֵ֜שׁ &amp; לֶהָבָ֗ה &amp; לְ⁠קַ֔שׁ</w:t>
+      </w:r>
+    </w:p>
+    <w:p>
+      <w:pPr/>
+      <w:r>
+        <w:rPr>
+          <w:lang w:val="en_US" w:bidi="en_US"/>
+        </w:rPr>
+      </w:r>
+      <w:r>
+        <w:rPr>
           <w:b/>
           <w:lang w:val="en_US" w:bidi="en_US"/>
         </w:rPr>
@@ -12027,6 +13758,20 @@
       </w:r>
       <w:r>
         <w:rPr>
+          <w:lang w:val="en_US" w:bidi="en_US"/>
+        </w:rPr>
+        <w:t>לְ⁠קַ֔שׁ</w:t>
+      </w:r>
+    </w:p>
+    <w:p>
+      <w:pPr/>
+      <w:r>
+        <w:rPr>
+          <w:lang w:val="en_US" w:bidi="en_US"/>
+        </w:rPr>
+      </w:r>
+      <w:r>
+        <w:rPr>
           <w:b/>
           <w:lang w:val="en_US" w:bidi="en_US"/>
         </w:rPr>
@@ -12123,6 +13868,20 @@
       </w:r>
       <w:r>
         <w:rPr>
+          <w:lang w:val="en_US" w:bidi="en_US"/>
+        </w:rPr>
+        <w:t>וְ⁠דָלְק֥וּ בָ⁠הֶ֖ם וַ⁠אֲכָל֑וּ⁠ם</w:t>
+      </w:r>
+    </w:p>
+    <w:p>
+      <w:pPr/>
+      <w:r>
+        <w:rPr>
+          <w:lang w:val="en_US" w:bidi="en_US"/>
+        </w:rPr>
+      </w:r>
+      <w:r>
+        <w:rPr>
           <w:b/>
           <w:lang w:val="en_US" w:bidi="en_US"/>
         </w:rPr>
@@ -12226,6 +13985,20 @@
       </w:r>
       <w:r>
         <w:rPr>
+          <w:lang w:val="en_US" w:bidi="en_US"/>
+        </w:rPr>
+        <w:t>כִּ֥י</w:t>
+      </w:r>
+    </w:p>
+    <w:p>
+      <w:pPr/>
+      <w:r>
+        <w:rPr>
+          <w:lang w:val="en_US" w:bidi="en_US"/>
+        </w:rPr>
+      </w:r>
+      <w:r>
+        <w:rPr>
           <w:b/>
           <w:lang w:val="en_US" w:bidi="en_US"/>
         </w:rPr>
@@ -12322,6 +14095,20 @@
       </w:r>
       <w:r>
         <w:rPr>
+          <w:lang w:val="en_US" w:bidi="en_US"/>
+        </w:rPr>
+        <w:t>כִּ֥י יְהוָ֖ה דִּבֵּֽר</w:t>
+      </w:r>
+    </w:p>
+    <w:p>
+      <w:pPr/>
+      <w:r>
+        <w:rPr>
+          <w:lang w:val="en_US" w:bidi="en_US"/>
+        </w:rPr>
+      </w:r>
+      <w:r>
+        <w:rPr>
           <w:b/>
           <w:lang w:val="en_US" w:bidi="en_US"/>
         </w:rPr>
@@ -12405,6 +14192,20 @@
       </w:r>
       <w:r>
         <w:rPr>
+          <w:lang w:val="en_US" w:bidi="en_US"/>
+        </w:rPr>
+        <w:t>וְ⁠יָרְשׁ֨וּ</w:t>
+      </w:r>
+    </w:p>
+    <w:p>
+      <w:pPr/>
+      <w:r>
+        <w:rPr>
+          <w:lang w:val="en_US" w:bidi="en_US"/>
+        </w:rPr>
+      </w:r>
+      <w:r>
+        <w:rPr>
           <w:b/>
           <w:lang w:val="en_US" w:bidi="en_US"/>
         </w:rPr>
@@ -12481,6 +14282,20 @@
       </w:r>
       <w:r>
         <w:rPr>
+          <w:lang w:val="en_US" w:bidi="en_US"/>
+        </w:rPr>
+        <w:t>הַ⁠נֶּ֜גֶב</w:t>
+      </w:r>
+    </w:p>
+    <w:p>
+      <w:pPr/>
+      <w:r>
+        <w:rPr>
+          <w:lang w:val="en_US" w:bidi="en_US"/>
+        </w:rPr>
+      </w:r>
+      <w:r>
+        <w:rPr>
           <w:b/>
           <w:lang w:val="en_US" w:bidi="en_US"/>
         </w:rPr>
@@ -12577,6 +14392,20 @@
       </w:r>
       <w:r>
         <w:rPr>
+          <w:lang w:val="en_US" w:bidi="en_US"/>
+        </w:rPr>
+        <w:t>אֶת־הַ֣ר עֵשָׂ֗ו</w:t>
+      </w:r>
+    </w:p>
+    <w:p>
+      <w:pPr/>
+      <w:r>
+        <w:rPr>
+          <w:lang w:val="en_US" w:bidi="en_US"/>
+        </w:rPr>
+      </w:r>
+      <w:r>
+        <w:rPr>
           <w:b/>
           <w:lang w:val="en_US" w:bidi="en_US"/>
         </w:rPr>
@@ -12660,6 +14489,20 @@
       </w:r>
       <w:r>
         <w:rPr>
+          <w:lang w:val="en_US" w:bidi="en_US"/>
+        </w:rPr>
+        <w:t>וְ⁠הַ⁠שְּׁפֵלָה֙</w:t>
+      </w:r>
+    </w:p>
+    <w:p>
+      <w:pPr/>
+      <w:r>
+        <w:rPr>
+          <w:lang w:val="en_US" w:bidi="en_US"/>
+        </w:rPr>
+      </w:r>
+      <w:r>
+        <w:rPr>
           <w:b/>
           <w:lang w:val="en_US" w:bidi="en_US"/>
         </w:rPr>
@@ -12756,6 +14599,20 @@
       </w:r>
       <w:r>
         <w:rPr>
+          <w:lang w:val="en_US" w:bidi="en_US"/>
+        </w:rPr>
+        <w:t>וְ⁠הַ⁠שְּׁפֵלָה֙ אֶת־פְּלִשְׁתִּ֔ים</w:t>
+      </w:r>
+    </w:p>
+    <w:p>
+      <w:pPr/>
+      <w:r>
+        <w:rPr>
+          <w:lang w:val="en_US" w:bidi="en_US"/>
+        </w:rPr>
+      </w:r>
+      <w:r>
+        <w:rPr>
           <w:b/>
           <w:lang w:val="en_US" w:bidi="en_US"/>
         </w:rPr>
@@ -12852,6 +14709,20 @@
       </w:r>
       <w:r>
         <w:rPr>
+          <w:lang w:val="en_US" w:bidi="en_US"/>
+        </w:rPr>
+        <w:t>אֶת־פְּלִשְׁתִּ֔ים</w:t>
+      </w:r>
+    </w:p>
+    <w:p>
+      <w:pPr/>
+      <w:r>
+        <w:rPr>
+          <w:lang w:val="en_US" w:bidi="en_US"/>
+        </w:rPr>
+      </w:r>
+      <w:r>
+        <w:rPr>
           <w:b/>
           <w:lang w:val="en_US" w:bidi="en_US"/>
         </w:rPr>
@@ -12948,6 +14819,20 @@
       </w:r>
       <w:r>
         <w:rPr>
+          <w:lang w:val="en_US" w:bidi="en_US"/>
+        </w:rPr>
+        <w:t>וְ⁠יָרְשׁוּ֙</w:t>
+      </w:r>
+    </w:p>
+    <w:p>
+      <w:pPr/>
+      <w:r>
+        <w:rPr>
+          <w:lang w:val="en_US" w:bidi="en_US"/>
+        </w:rPr>
+      </w:r>
+      <w:r>
+        <w:rPr>
           <w:b/>
           <w:lang w:val="en_US" w:bidi="en_US"/>
         </w:rPr>
@@ -13011,6 +14896,20 @@
       </w:r>
       <w:r>
         <w:rPr>
+          <w:lang w:val="en_US" w:bidi="en_US"/>
+        </w:rPr>
+        <w:t>אֶת־שְׂדֵ֣ה אֶפְרַ֔יִם וְ⁠אֵ֖ת שְׂדֵ֣ה שֹׁמְר֑וֹן</w:t>
+      </w:r>
+    </w:p>
+    <w:p>
+      <w:pPr/>
+      <w:r>
+        <w:rPr>
+          <w:lang w:val="en_US" w:bidi="en_US"/>
+        </w:rPr>
+      </w:r>
+      <w:r>
+        <w:rPr>
           <w:b/>
           <w:lang w:val="en_US" w:bidi="en_US"/>
         </w:rPr>
@@ -13133,6 +15032,20 @@
       </w:r>
       <w:r>
         <w:rPr>
+          <w:lang w:val="en_US" w:bidi="en_US"/>
+        </w:rPr>
+        <w:t>וּ⁠בִנְיָמִ֖ן</w:t>
+      </w:r>
+    </w:p>
+    <w:p>
+      <w:pPr/>
+      <w:r>
+        <w:rPr>
+          <w:lang w:val="en_US" w:bidi="en_US"/>
+        </w:rPr>
+      </w:r>
+      <w:r>
+        <w:rPr>
           <w:b/>
           <w:lang w:val="en_US" w:bidi="en_US"/>
         </w:rPr>
@@ -13229,6 +15142,20 @@
       </w:r>
       <w:r>
         <w:rPr>
+          <w:lang w:val="en_US" w:bidi="en_US"/>
+        </w:rPr>
+        <w:t>וּ⁠בִנְיָמִ֖ן אֶת־הַ⁠גִּלְעָֽד</w:t>
+      </w:r>
+    </w:p>
+    <w:p>
+      <w:pPr/>
+      <w:r>
+        <w:rPr>
+          <w:lang w:val="en_US" w:bidi="en_US"/>
+        </w:rPr>
+      </w:r>
+      <w:r>
+        <w:rPr>
           <w:b/>
           <w:lang w:val="en_US" w:bidi="en_US"/>
         </w:rPr>
@@ -13325,6 +15252,20 @@
       </w:r>
       <w:r>
         <w:rPr>
+          <w:lang w:val="en_US" w:bidi="en_US"/>
+        </w:rPr>
+        <w:t>אֶת־הַ⁠גִּלְעָֽד</w:t>
+      </w:r>
+    </w:p>
+    <w:p>
+      <w:pPr/>
+      <w:r>
+        <w:rPr>
+          <w:lang w:val="en_US" w:bidi="en_US"/>
+        </w:rPr>
+      </w:r>
+      <w:r>
+        <w:rPr>
           <w:b/>
           <w:lang w:val="en_US" w:bidi="en_US"/>
         </w:rPr>
@@ -13415,6 +15356,20 @@
       </w:r>
       <w:r>
         <w:rPr>
+          <w:lang w:val="en_US" w:bidi="en_US"/>
+        </w:rPr>
+        <w:t>וְ⁠גָלֻ֣ת הַֽ⁠חֵל־הַ֠⁠זֶּה</w:t>
+      </w:r>
+    </w:p>
+    <w:p>
+      <w:pPr/>
+      <w:r>
+        <w:rPr>
+          <w:lang w:val="en_US" w:bidi="en_US"/>
+        </w:rPr>
+      </w:r>
+      <w:r>
+        <w:rPr>
           <w:b/>
           <w:lang w:val="en_US" w:bidi="en_US"/>
         </w:rPr>
@@ -13511,6 +15466,20 @@
       </w:r>
       <w:r>
         <w:rPr>
+          <w:lang w:val="en_US" w:bidi="en_US"/>
+        </w:rPr>
+        <w:t>הַֽ⁠חֵל</w:t>
+      </w:r>
+    </w:p>
+    <w:p>
+      <w:pPr/>
+      <w:r>
+        <w:rPr>
+          <w:lang w:val="en_US" w:bidi="en_US"/>
+        </w:rPr>
+      </w:r>
+      <w:r>
+        <w:rPr>
           <w:b/>
           <w:lang w:val="en_US" w:bidi="en_US"/>
         </w:rPr>
@@ -13587,6 +15556,20 @@
       </w:r>
       <w:r>
         <w:rPr>
+          <w:lang w:val="en_US" w:bidi="en_US"/>
+        </w:rPr>
+        <w:t>לִ⁠בְנֵ֨י יִשְׂרָאֵ֤ל</w:t>
+      </w:r>
+    </w:p>
+    <w:p>
+      <w:pPr/>
+      <w:r>
+        <w:rPr>
+          <w:lang w:val="en_US" w:bidi="en_US"/>
+        </w:rPr>
+      </w:r>
+      <w:r>
+        <w:rPr>
           <w:b/>
           <w:lang w:val="en_US" w:bidi="en_US"/>
         </w:rPr>
@@ -13722,6 +15705,20 @@
       </w:r>
       <w:r>
         <w:rPr>
+          <w:lang w:val="en_US" w:bidi="en_US"/>
+        </w:rPr>
+        <w:t>אֲשֶֽׁר־כְּנַעֲנִים֙</w:t>
+      </w:r>
+    </w:p>
+    <w:p>
+      <w:pPr/>
+      <w:r>
+        <w:rPr>
+          <w:lang w:val="en_US" w:bidi="en_US"/>
+        </w:rPr>
+      </w:r>
+      <w:r>
+        <w:rPr>
           <w:b/>
           <w:lang w:val="en_US" w:bidi="en_US"/>
         </w:rPr>
@@ -13805,6 +15802,20 @@
       </w:r>
       <w:r>
         <w:rPr>
+          <w:lang w:val="en_US" w:bidi="en_US"/>
+        </w:rPr>
+        <w:t>עַד־צָ֣רְפַ֔ת</w:t>
+      </w:r>
+    </w:p>
+    <w:p>
+      <w:pPr/>
+      <w:r>
+        <w:rPr>
+          <w:lang w:val="en_US" w:bidi="en_US"/>
+        </w:rPr>
+      </w:r>
+      <w:r>
+        <w:rPr>
           <w:b/>
           <w:lang w:val="en_US" w:bidi="en_US"/>
         </w:rPr>
@@ -13888,6 +15899,20 @@
       </w:r>
       <w:r>
         <w:rPr>
+          <w:lang w:val="en_US" w:bidi="en_US"/>
+        </w:rPr>
+        <w:t>עַד־צָ֣רְפַ֔ת</w:t>
+      </w:r>
+    </w:p>
+    <w:p>
+      <w:pPr/>
+      <w:r>
+        <w:rPr>
+          <w:lang w:val="en_US" w:bidi="en_US"/>
+        </w:rPr>
+      </w:r>
+      <w:r>
+        <w:rPr>
           <w:b/>
           <w:lang w:val="en_US" w:bidi="en_US"/>
         </w:rPr>
@@ -13971,6 +15996,20 @@
       </w:r>
       <w:r>
         <w:rPr>
+          <w:lang w:val="en_US" w:bidi="en_US"/>
+        </w:rPr>
+        <w:t>וְ⁠גָלֻ֥ת יְרוּשָׁלִַ֖ם</w:t>
+      </w:r>
+    </w:p>
+    <w:p>
+      <w:pPr/>
+      <w:r>
+        <w:rPr>
+          <w:lang w:val="en_US" w:bidi="en_US"/>
+        </w:rPr>
+      </w:r>
+      <w:r>
+        <w:rPr>
           <w:b/>
           <w:lang w:val="en_US" w:bidi="en_US"/>
         </w:rPr>
@@ -14067,6 +16106,20 @@
       </w:r>
       <w:r>
         <w:rPr>
+          <w:lang w:val="en_US" w:bidi="en_US"/>
+        </w:rPr>
+        <w:t>בִּ⁠סְפָרַ֑ד</w:t>
+      </w:r>
+    </w:p>
+    <w:p>
+      <w:pPr/>
+      <w:r>
+        <w:rPr>
+          <w:lang w:val="en_US" w:bidi="en_US"/>
+        </w:rPr>
+      </w:r>
+      <w:r>
+        <w:rPr>
           <w:b/>
           <w:lang w:val="en_US" w:bidi="en_US"/>
         </w:rPr>
@@ -14157,6 +16210,20 @@
       </w:r>
       <w:r>
         <w:rPr>
+          <w:lang w:val="en_US" w:bidi="en_US"/>
+        </w:rPr>
+        <w:t>יִֽרְשׁ֕וּ</w:t>
+      </w:r>
+    </w:p>
+    <w:p>
+      <w:pPr/>
+      <w:r>
+        <w:rPr>
+          <w:lang w:val="en_US" w:bidi="en_US"/>
+        </w:rPr>
+      </w:r>
+      <w:r>
+        <w:rPr>
           <w:b/>
           <w:lang w:val="en_US" w:bidi="en_US"/>
         </w:rPr>
@@ -14253,6 +16320,20 @@
       </w:r>
       <w:r>
         <w:rPr>
+          <w:lang w:val="en_US" w:bidi="en_US"/>
+        </w:rPr>
+        <w:t>הַ⁠נֶּֽגֶב</w:t>
+      </w:r>
+    </w:p>
+    <w:p>
+      <w:pPr/>
+      <w:r>
+        <w:rPr>
+          <w:lang w:val="en_US" w:bidi="en_US"/>
+        </w:rPr>
+      </w:r>
+      <w:r>
+        <w:rPr>
           <w:b/>
           <w:lang w:val="en_US" w:bidi="en_US"/>
         </w:rPr>
@@ -14285,7 +16366,7 @@
         </w:rPr>
         <w:t xml:space="preserve"> is the name of the southern region of Judea that is dry, rocky, and barren. See how you translated this in </w:t>
       </w:r>
-      <w:hyperlink r:id="rId21">
+      <w:hyperlink r:id="rId23">
         <w:r>
           <w:rPr>
             <w:lang w:val="en_US" w:bidi="en_US"/>
@@ -14367,6 +16448,20 @@
       </w:r>
       <w:r>
         <w:rPr>
+          <w:lang w:val="en_US" w:bidi="en_US"/>
+        </w:rPr>
+        <w:t>וְ⁠עָל֤וּ מֽוֹשִׁעִים֙ בְּ⁠הַ֣ר צִיּ֔וֹן לִ⁠שְׁפֹּ֖ט אֶת־הַ֣ר עֵשָׂ֑ו</w:t>
+      </w:r>
+    </w:p>
+    <w:p>
+      <w:pPr/>
+      <w:r>
+        <w:rPr>
+          <w:lang w:val="en_US" w:bidi="en_US"/>
+        </w:rPr>
+      </w:r>
+      <w:r>
+        <w:rPr>
           <w:b/>
           <w:lang w:val="en_US" w:bidi="en_US"/>
         </w:rPr>
@@ -14489,6 +16584,20 @@
       </w:r>
       <w:r>
         <w:rPr>
+          <w:lang w:val="en_US" w:bidi="en_US"/>
+        </w:rPr>
+        <w:t>מֽוֹשִׁעִים֙</w:t>
+      </w:r>
+    </w:p>
+    <w:p>
+      <w:pPr/>
+      <w:r>
+        <w:rPr>
+          <w:lang w:val="en_US" w:bidi="en_US"/>
+        </w:rPr>
+      </w:r>
+      <w:r>
+        <w:rPr>
           <w:b/>
           <w:lang w:val="en_US" w:bidi="en_US"/>
         </w:rPr>
@@ -14565,6 +16674,20 @@
       </w:r>
       <w:r>
         <w:rPr>
+          <w:lang w:val="en_US" w:bidi="en_US"/>
+        </w:rPr>
+        <w:t>בְּ⁠הַ֣ר צִיּ֔וֹן</w:t>
+      </w:r>
+    </w:p>
+    <w:p>
+      <w:pPr/>
+      <w:r>
+        <w:rPr>
+          <w:lang w:val="en_US" w:bidi="en_US"/>
+        </w:rPr>
+      </w:r>
+      <w:r>
+        <w:rPr>
           <w:b/>
           <w:lang w:val="en_US" w:bidi="en_US"/>
         </w:rPr>
@@ -14648,6 +16771,20 @@
       </w:r>
       <w:r>
         <w:rPr>
+          <w:lang w:val="en_US" w:bidi="en_US"/>
+        </w:rPr>
+        <w:t>אֶת־הַ֣ר עֵשָׂ֑ו</w:t>
+      </w:r>
+    </w:p>
+    <w:p>
+      <w:pPr/>
+      <w:r>
+        <w:rPr>
+          <w:lang w:val="en_US" w:bidi="en_US"/>
+        </w:rPr>
+      </w:r>
+      <w:r>
+        <w:rPr>
           <w:b/>
           <w:lang w:val="en_US" w:bidi="en_US"/>
         </w:rPr>
@@ -14720,6 +16857,20 @@
         <w:rPr>
           <w:lang w:val="en_US" w:bidi="en_US"/>
         </w:rPr>
+      </w:r>
+    </w:p>
+    <w:p>
+      <w:pPr/>
+      <w:r>
+        <w:rPr>
+          <w:lang w:val="en_US" w:bidi="en_US"/>
+        </w:rPr>
+      </w:r>
+      <w:r>
+        <w:rPr>
+          <w:lang w:val="en_US" w:bidi="en_US"/>
+        </w:rPr>
+        <w:t>וְ⁠הָיְתָ֥ה לַֽ⁠יהוָ֖ה הַ⁠מְּלוּכָֽה</w:t>
       </w:r>
     </w:p>
     <w:p>

--- a/eng/docx/31.content.docx
+++ b/eng/docx/31.content.docx
@@ -537,6 +537,20 @@
       </w:r>
       <w:r>
         <w:rPr>
+          <w:lang w:val="en_US" w:bidi="en_US"/>
+        </w:rPr>
+        <w:t>חֲז֖וֹן עֹֽבַדְיָ֑ה</w:t>
+      </w:r>
+    </w:p>
+    <w:p>
+      <w:pPr/>
+      <w:r>
+        <w:rPr>
+          <w:lang w:val="en_US" w:bidi="en_US"/>
+        </w:rPr>
+      </w:r>
+      <w:r>
+        <w:rPr>
           <w:b/>
           <w:lang w:val="en_US" w:bidi="en_US"/>
         </w:rPr>
@@ -646,6 +660,20 @@
       </w:r>
       <w:r>
         <w:rPr>
+          <w:lang w:val="en_US" w:bidi="en_US"/>
+        </w:rPr>
+        <w:t>עֹֽבַדְיָ֑ה</w:t>
+      </w:r>
+    </w:p>
+    <w:p>
+      <w:pPr/>
+      <w:r>
+        <w:rPr>
+          <w:lang w:val="en_US" w:bidi="en_US"/>
+        </w:rPr>
+      </w:r>
+      <w:r>
+        <w:rPr>
           <w:b/>
           <w:lang w:val="en_US" w:bidi="en_US"/>
         </w:rPr>
@@ -729,6 +757,20 @@
       </w:r>
       <w:r>
         <w:rPr>
+          <w:lang w:val="en_US" w:bidi="en_US"/>
+        </w:rPr>
+        <w:t>כֹּֽה־אָמַר֩ אֲדֹנָ֨⁠י יְהוִ֜ה</w:t>
+      </w:r>
+    </w:p>
+    <w:p>
+      <w:pPr/>
+      <w:r>
+        <w:rPr>
+          <w:lang w:val="en_US" w:bidi="en_US"/>
+        </w:rPr>
+      </w:r>
+      <w:r>
+        <w:rPr>
           <w:b/>
           <w:lang w:val="en_US" w:bidi="en_US"/>
         </w:rPr>
@@ -812,6 +854,20 @@
       </w:r>
       <w:r>
         <w:rPr>
+          <w:lang w:val="en_US" w:bidi="en_US"/>
+        </w:rPr>
+        <w:t>יְהוִ֜ה</w:t>
+      </w:r>
+    </w:p>
+    <w:p>
+      <w:pPr/>
+      <w:r>
+        <w:rPr>
+          <w:lang w:val="en_US" w:bidi="en_US"/>
+        </w:rPr>
+      </w:r>
+      <w:r>
+        <w:rPr>
           <w:b/>
           <w:lang w:val="en_US" w:bidi="en_US"/>
         </w:rPr>
@@ -895,6 +951,20 @@
       </w:r>
       <w:r>
         <w:rPr>
+          <w:lang w:val="en_US" w:bidi="en_US"/>
+        </w:rPr>
+        <w:t>לֶ⁠אֱד֗וֹם</w:t>
+      </w:r>
+    </w:p>
+    <w:p>
+      <w:pPr/>
+      <w:r>
+        <w:rPr>
+          <w:lang w:val="en_US" w:bidi="en_US"/>
+        </w:rPr>
+      </w:r>
+      <w:r>
+        <w:rPr>
           <w:b/>
           <w:lang w:val="en_US" w:bidi="en_US"/>
         </w:rPr>
@@ -991,6 +1061,20 @@
       </w:r>
       <w:r>
         <w:rPr>
+          <w:lang w:val="en_US" w:bidi="en_US"/>
+        </w:rPr>
+        <w:t>שָׁמַ֜עְנוּ</w:t>
+      </w:r>
+    </w:p>
+    <w:p>
+      <w:pPr/>
+      <w:r>
+        <w:rPr>
+          <w:lang w:val="en_US" w:bidi="en_US"/>
+        </w:rPr>
+      </w:r>
+      <w:r>
+        <w:rPr>
           <w:b/>
           <w:lang w:val="en_US" w:bidi="en_US"/>
         </w:rPr>
@@ -1087,6 +1171,20 @@
       </w:r>
       <w:r>
         <w:rPr>
+          <w:lang w:val="en_US" w:bidi="en_US"/>
+        </w:rPr>
+        <w:t>שָׁמַ֜עְנוּ</w:t>
+      </w:r>
+    </w:p>
+    <w:p>
+      <w:pPr/>
+      <w:r>
+        <w:rPr>
+          <w:lang w:val="en_US" w:bidi="en_US"/>
+        </w:rPr>
+      </w:r>
+      <w:r>
+        <w:rPr>
           <w:b/>
           <w:lang w:val="en_US" w:bidi="en_US"/>
         </w:rPr>
@@ -1183,6 +1281,20 @@
       </w:r>
       <w:r>
         <w:rPr>
+          <w:lang w:val="en_US" w:bidi="en_US"/>
+        </w:rPr>
+        <w:t>וְ⁠צִיר֙ &amp; שֻׁלָּ֔ח</w:t>
+      </w:r>
+    </w:p>
+    <w:p>
+      <w:pPr/>
+      <w:r>
+        <w:rPr>
+          <w:lang w:val="en_US" w:bidi="en_US"/>
+        </w:rPr>
+      </w:r>
+      <w:r>
+        <w:rPr>
           <w:b/>
           <w:lang w:val="en_US" w:bidi="en_US"/>
         </w:rPr>
@@ -1266,6 +1378,20 @@
       </w:r>
       <w:r>
         <w:rPr>
+          <w:lang w:val="en_US" w:bidi="en_US"/>
+        </w:rPr>
+        <w:t>וְ⁠צִיר֙ &amp; שֻׁלָּ֔ח</w:t>
+      </w:r>
+    </w:p>
+    <w:p>
+      <w:pPr/>
+      <w:r>
+        <w:rPr>
+          <w:lang w:val="en_US" w:bidi="en_US"/>
+        </w:rPr>
+      </w:r>
+      <w:r>
+        <w:rPr>
           <w:b/>
           <w:lang w:val="en_US" w:bidi="en_US"/>
         </w:rPr>
@@ -1349,6 +1475,20 @@
       </w:r>
       <w:r>
         <w:rPr>
+          <w:lang w:val="en_US" w:bidi="en_US"/>
+        </w:rPr>
+        <w:t>ק֛וּמוּ וְ⁠נָק֥וּמָה עָלֶי⁠הָ לַ⁠מִּלְחָמָֽה</w:t>
+      </w:r>
+    </w:p>
+    <w:p>
+      <w:pPr/>
+      <w:r>
+        <w:rPr>
+          <w:lang w:val="en_US" w:bidi="en_US"/>
+        </w:rPr>
+      </w:r>
+      <w:r>
+        <w:rPr>
           <w:b/>
           <w:lang w:val="en_US" w:bidi="en_US"/>
         </w:rPr>
@@ -1432,6 +1572,20 @@
       </w:r>
       <w:r>
         <w:rPr>
+          <w:lang w:val="en_US" w:bidi="en_US"/>
+        </w:rPr>
+        <w:t>ק֛וּמוּ</w:t>
+      </w:r>
+    </w:p>
+    <w:p>
+      <w:pPr/>
+      <w:r>
+        <w:rPr>
+          <w:lang w:val="en_US" w:bidi="en_US"/>
+        </w:rPr>
+      </w:r>
+      <w:r>
+        <w:rPr>
           <w:b/>
           <w:lang w:val="en_US" w:bidi="en_US"/>
         </w:rPr>
@@ -1515,6 +1669,20 @@
       </w:r>
       <w:r>
         <w:rPr>
+          <w:lang w:val="en_US" w:bidi="en_US"/>
+        </w:rPr>
+        <w:t>וְ⁠נָק֥וּמָה עָלֶי⁠הָ</w:t>
+      </w:r>
+    </w:p>
+    <w:p>
+      <w:pPr/>
+      <w:r>
+        <w:rPr>
+          <w:lang w:val="en_US" w:bidi="en_US"/>
+        </w:rPr>
+      </w:r>
+      <w:r>
+        <w:rPr>
           <w:b/>
           <w:lang w:val="en_US" w:bidi="en_US"/>
         </w:rPr>
@@ -1598,6 +1766,20 @@
       </w:r>
       <w:r>
         <w:rPr>
+          <w:lang w:val="en_US" w:bidi="en_US"/>
+        </w:rPr>
+        <w:t>וְ⁠נָק֥וּמָה עָלֶי⁠הָ</w:t>
+      </w:r>
+    </w:p>
+    <w:p>
+      <w:pPr/>
+      <w:r>
+        <w:rPr>
+          <w:lang w:val="en_US" w:bidi="en_US"/>
+        </w:rPr>
+      </w:r>
+      <w:r>
+        <w:rPr>
           <w:b/>
           <w:lang w:val="en_US" w:bidi="en_US"/>
         </w:rPr>
@@ -1694,6 +1876,20 @@
       </w:r>
       <w:r>
         <w:rPr>
+          <w:lang w:val="en_US" w:bidi="en_US"/>
+        </w:rPr>
+        <w:t>לַ⁠מִּלְחָמָֽה</w:t>
+      </w:r>
+    </w:p>
+    <w:p>
+      <w:pPr/>
+      <w:r>
+        <w:rPr>
+          <w:lang w:val="en_US" w:bidi="en_US"/>
+        </w:rPr>
+      </w:r>
+      <w:r>
+        <w:rPr>
           <w:b/>
           <w:lang w:val="en_US" w:bidi="en_US"/>
         </w:rPr>
@@ -1790,6 +1986,20 @@
       </w:r>
       <w:r>
         <w:rPr>
+          <w:lang w:val="en_US" w:bidi="en_US"/>
+        </w:rPr>
+        <w:t>הִנֵּ֥ה קָטֹ֛ן נְתַתִּ֖י⁠ךָ</w:t>
+      </w:r>
+    </w:p>
+    <w:p>
+      <w:pPr/>
+      <w:r>
+        <w:rPr>
+          <w:lang w:val="en_US" w:bidi="en_US"/>
+        </w:rPr>
+      </w:r>
+      <w:r>
+        <w:rPr>
           <w:b/>
           <w:lang w:val="en_US" w:bidi="en_US"/>
         </w:rPr>
@@ -1873,6 +2083,20 @@
       </w:r>
       <w:r>
         <w:rPr>
+          <w:lang w:val="en_US" w:bidi="en_US"/>
+        </w:rPr>
+        <w:t>הִנֵּ֥ה</w:t>
+      </w:r>
+    </w:p>
+    <w:p>
+      <w:pPr/>
+      <w:r>
+        <w:rPr>
+          <w:lang w:val="en_US" w:bidi="en_US"/>
+        </w:rPr>
+      </w:r>
+      <w:r>
+        <w:rPr>
           <w:b/>
           <w:lang w:val="en_US" w:bidi="en_US"/>
         </w:rPr>
@@ -1936,6 +2160,20 @@
       </w:r>
       <w:r>
         <w:rPr>
+          <w:lang w:val="en_US" w:bidi="en_US"/>
+        </w:rPr>
+        <w:t>קָטֹ֛ן נְתַתִּ֖י⁠ךָ בַּ⁠גּוֹיִ֑ם בָּז֥וּי אַתָּ֖ה מְאֹֽד</w:t>
+      </w:r>
+    </w:p>
+    <w:p>
+      <w:pPr/>
+      <w:r>
+        <w:rPr>
+          <w:lang w:val="en_US" w:bidi="en_US"/>
+        </w:rPr>
+      </w:r>
+      <w:r>
+        <w:rPr>
           <w:b/>
           <w:lang w:val="en_US" w:bidi="en_US"/>
         </w:rPr>
@@ -2019,6 +2257,20 @@
       </w:r>
       <w:r>
         <w:rPr>
+          <w:lang w:val="en_US" w:bidi="en_US"/>
+        </w:rPr>
+        <w:t>קָטֹ֛ן נְתַתִּ֖י⁠ךָ בַּ⁠גּוֹיִ֑ם</w:t>
+      </w:r>
+    </w:p>
+    <w:p>
+      <w:pPr/>
+      <w:r>
+        <w:rPr>
+          <w:lang w:val="en_US" w:bidi="en_US"/>
+        </w:rPr>
+      </w:r>
+      <w:r>
+        <w:rPr>
           <w:b/>
           <w:lang w:val="en_US" w:bidi="en_US"/>
         </w:rPr>
@@ -2102,6 +2354,20 @@
       </w:r>
       <w:r>
         <w:rPr>
+          <w:lang w:val="en_US" w:bidi="en_US"/>
+        </w:rPr>
+        <w:t>בָּז֥וּי אַתָּ֖ה מְאֹֽד</w:t>
+      </w:r>
+    </w:p>
+    <w:p>
+      <w:pPr/>
+      <w:r>
+        <w:rPr>
+          <w:lang w:val="en_US" w:bidi="en_US"/>
+        </w:rPr>
+      </w:r>
+      <w:r>
+        <w:rPr>
           <w:b/>
           <w:lang w:val="en_US" w:bidi="en_US"/>
         </w:rPr>
@@ -2185,6 +2451,20 @@
       </w:r>
       <w:r>
         <w:rPr>
+          <w:lang w:val="en_US" w:bidi="en_US"/>
+        </w:rPr>
+        <w:t>זְד֤וֹן לִבְּ⁠ךָ֙ הִשִּׁיאֶ֔⁠ךָ</w:t>
+      </w:r>
+    </w:p>
+    <w:p>
+      <w:pPr/>
+      <w:r>
+        <w:rPr>
+          <w:lang w:val="en_US" w:bidi="en_US"/>
+        </w:rPr>
+      </w:r>
+      <w:r>
+        <w:rPr>
           <w:b/>
           <w:lang w:val="en_US" w:bidi="en_US"/>
         </w:rPr>
@@ -2281,6 +2561,20 @@
       </w:r>
       <w:r>
         <w:rPr>
+          <w:lang w:val="en_US" w:bidi="en_US"/>
+        </w:rPr>
+        <w:t>זְד֤וֹן לִבְּ⁠ךָ֙ הִשִּׁיאֶ֔⁠ךָ</w:t>
+      </w:r>
+    </w:p>
+    <w:p>
+      <w:pPr/>
+      <w:r>
+        <w:rPr>
+          <w:lang w:val="en_US" w:bidi="en_US"/>
+        </w:rPr>
+      </w:r>
+      <w:r>
+        <w:rPr>
           <w:b/>
           <w:lang w:val="en_US" w:bidi="en_US"/>
         </w:rPr>
@@ -2377,6 +2671,20 @@
       </w:r>
       <w:r>
         <w:rPr>
+          <w:lang w:val="en_US" w:bidi="en_US"/>
+        </w:rPr>
+        <w:t>זְד֤וֹן לִבְּ⁠ךָ֙</w:t>
+      </w:r>
+    </w:p>
+    <w:p>
+      <w:pPr/>
+      <w:r>
+        <w:rPr>
+          <w:lang w:val="en_US" w:bidi="en_US"/>
+        </w:rPr>
+      </w:r>
+      <w:r>
+        <w:rPr>
           <w:b/>
           <w:lang w:val="en_US" w:bidi="en_US"/>
         </w:rPr>
@@ -2473,6 +2781,20 @@
       </w:r>
       <w:r>
         <w:rPr>
+          <w:lang w:val="en_US" w:bidi="en_US"/>
+        </w:rPr>
+        <w:t>זְד֤וֹן לִבְּ⁠ךָ֙</w:t>
+      </w:r>
+    </w:p>
+    <w:p>
+      <w:pPr/>
+      <w:r>
+        <w:rPr>
+          <w:lang w:val="en_US" w:bidi="en_US"/>
+        </w:rPr>
+      </w:r>
+      <w:r>
+        <w:rPr>
           <w:b/>
           <w:lang w:val="en_US" w:bidi="en_US"/>
         </w:rPr>
@@ -2569,6 +2891,20 @@
       </w:r>
       <w:r>
         <w:rPr>
+          <w:lang w:val="en_US" w:bidi="en_US"/>
+        </w:rPr>
+        <w:t>שֹׁכְנִ֥י בְ⁠חַגְוֵי־סֶּ֖לַע</w:t>
+      </w:r>
+    </w:p>
+    <w:p>
+      <w:pPr/>
+      <w:r>
+        <w:rPr>
+          <w:lang w:val="en_US" w:bidi="en_US"/>
+        </w:rPr>
+      </w:r>
+      <w:r>
+        <w:rPr>
           <w:b/>
           <w:lang w:val="en_US" w:bidi="en_US"/>
         </w:rPr>
@@ -2691,6 +3027,20 @@
       </w:r>
       <w:r>
         <w:rPr>
+          <w:lang w:val="en_US" w:bidi="en_US"/>
+        </w:rPr>
+        <w:t>בְ⁠חַגְוֵי־סֶּ֖לַע</w:t>
+      </w:r>
+    </w:p>
+    <w:p>
+      <w:pPr/>
+      <w:r>
+        <w:rPr>
+          <w:lang w:val="en_US" w:bidi="en_US"/>
+        </w:rPr>
+      </w:r>
+      <w:r>
+        <w:rPr>
           <w:b/>
           <w:lang w:val="en_US" w:bidi="en_US"/>
         </w:rPr>
@@ -2754,6 +3104,20 @@
       </w:r>
       <w:r>
         <w:rPr>
+          <w:lang w:val="en_US" w:bidi="en_US"/>
+        </w:rPr>
+        <w:t>אֹמֵ֣ר בְּ⁠לִבּ֔⁠וֹ</w:t>
+      </w:r>
+    </w:p>
+    <w:p>
+      <w:pPr/>
+      <w:r>
+        <w:rPr>
+          <w:lang w:val="en_US" w:bidi="en_US"/>
+        </w:rPr>
+      </w:r>
+      <w:r>
+        <w:rPr>
           <w:b/>
           <w:lang w:val="en_US" w:bidi="en_US"/>
         </w:rPr>
@@ -2876,6 +3240,20 @@
       </w:r>
       <w:r>
         <w:rPr>
+          <w:lang w:val="en_US" w:bidi="en_US"/>
+        </w:rPr>
+        <w:t>אֹמֵ֣ר בְּ⁠לִבּ֔⁠וֹ</w:t>
+      </w:r>
+    </w:p>
+    <w:p>
+      <w:pPr/>
+      <w:r>
+        <w:rPr>
+          <w:lang w:val="en_US" w:bidi="en_US"/>
+        </w:rPr>
+      </w:r>
+      <w:r>
+        <w:rPr>
           <w:b/>
           <w:lang w:val="en_US" w:bidi="en_US"/>
         </w:rPr>
@@ -2959,6 +3337,20 @@
       </w:r>
       <w:r>
         <w:rPr>
+          <w:lang w:val="en_US" w:bidi="en_US"/>
+        </w:rPr>
+        <w:t>מִ֥י יוֹרִדֵ֖⁠נִי אָֽרֶץ</w:t>
+      </w:r>
+    </w:p>
+    <w:p>
+      <w:pPr/>
+      <w:r>
+        <w:rPr>
+          <w:lang w:val="en_US" w:bidi="en_US"/>
+        </w:rPr>
+      </w:r>
+      <w:r>
+        <w:rPr>
           <w:b/>
           <w:lang w:val="en_US" w:bidi="en_US"/>
         </w:rPr>
@@ -3042,6 +3434,20 @@
       </w:r>
       <w:r>
         <w:rPr>
+          <w:lang w:val="en_US" w:bidi="en_US"/>
+        </w:rPr>
+        <w:t>אִם־תַּגְבִּ֣יהַּ כַּ⁠נֶּ֔שֶׁר וְ⁠אִם־בֵּ֥ין כּֽוֹכָבִ֖ים שִׂ֣ים קִנֶּ֑⁠ךָ</w:t>
+      </w:r>
+    </w:p>
+    <w:p>
+      <w:pPr/>
+      <w:r>
+        <w:rPr>
+          <w:lang w:val="en_US" w:bidi="en_US"/>
+        </w:rPr>
+      </w:r>
+      <w:r>
+        <w:rPr>
           <w:b/>
           <w:lang w:val="en_US" w:bidi="en_US"/>
         </w:rPr>
@@ -3125,6 +3531,20 @@
       </w:r>
       <w:r>
         <w:rPr>
+          <w:lang w:val="en_US" w:bidi="en_US"/>
+        </w:rPr>
+        <w:t>אִם־תַּגְבִּ֣יהַּ כַּ⁠נֶּ֔שֶׁר וְ⁠אִם־בֵּ֥ין כּֽוֹכָבִ֖ים שִׂ֣ים קִנֶּ֑⁠ךָ</w:t>
+      </w:r>
+    </w:p>
+    <w:p>
+      <w:pPr/>
+      <w:r>
+        <w:rPr>
+          <w:lang w:val="en_US" w:bidi="en_US"/>
+        </w:rPr>
+      </w:r>
+      <w:r>
+        <w:rPr>
           <w:b/>
           <w:lang w:val="en_US" w:bidi="en_US"/>
         </w:rPr>
@@ -3208,6 +3628,20 @@
       </w:r>
       <w:r>
         <w:rPr>
+          <w:lang w:val="en_US" w:bidi="en_US"/>
+        </w:rPr>
+        <w:t>שִׂ֣ים קִנֶּ֑⁠ךָ</w:t>
+      </w:r>
+    </w:p>
+    <w:p>
+      <w:pPr/>
+      <w:r>
+        <w:rPr>
+          <w:lang w:val="en_US" w:bidi="en_US"/>
+        </w:rPr>
+      </w:r>
+      <w:r>
+        <w:rPr>
           <w:b/>
           <w:lang w:val="en_US" w:bidi="en_US"/>
         </w:rPr>
@@ -3291,6 +3725,20 @@
       </w:r>
       <w:r>
         <w:rPr>
+          <w:lang w:val="en_US" w:bidi="en_US"/>
+        </w:rPr>
+        <w:t>מִ⁠שָּׁ֥ם אוֹרִֽידְ⁠ךָ֖</w:t>
+      </w:r>
+    </w:p>
+    <w:p>
+      <w:pPr/>
+      <w:r>
+        <w:rPr>
+          <w:lang w:val="en_US" w:bidi="en_US"/>
+        </w:rPr>
+      </w:r>
+      <w:r>
+        <w:rPr>
           <w:b/>
           <w:lang w:val="en_US" w:bidi="en_US"/>
         </w:rPr>
@@ -3387,6 +3835,20 @@
       </w:r>
       <w:r>
         <w:rPr>
+          <w:lang w:val="en_US" w:bidi="en_US"/>
+        </w:rPr>
+        <w:t>נְאֻם־יְהוָֽה</w:t>
+      </w:r>
+    </w:p>
+    <w:p>
+      <w:pPr/>
+      <w:r>
+        <w:rPr>
+          <w:lang w:val="en_US" w:bidi="en_US"/>
+        </w:rPr>
+      </w:r>
+      <w:r>
+        <w:rPr>
           <w:b/>
           <w:lang w:val="en_US" w:bidi="en_US"/>
         </w:rPr>
@@ -3470,6 +3932,20 @@
       </w:r>
       <w:r>
         <w:rPr>
+          <w:lang w:val="en_US" w:bidi="en_US"/>
+        </w:rPr>
+        <w:t>נְאֻם־יְהוָֽה</w:t>
+      </w:r>
+    </w:p>
+    <w:p>
+      <w:pPr/>
+      <w:r>
+        <w:rPr>
+          <w:lang w:val="en_US" w:bidi="en_US"/>
+        </w:rPr>
+      </w:r>
+      <w:r>
+        <w:rPr>
           <w:b/>
           <w:lang w:val="en_US" w:bidi="en_US"/>
         </w:rPr>
@@ -3566,6 +4042,20 @@
       </w:r>
       <w:r>
         <w:rPr>
+          <w:lang w:val="en_US" w:bidi="en_US"/>
+        </w:rPr>
+        <w:t>אִם־גַּנָּבִ֤ים בָּאֽוּ־לְ⁠ךָ֙ אִם־שׁ֣וֹדְדֵי לַ֔יְלָה</w:t>
+      </w:r>
+    </w:p>
+    <w:p>
+      <w:pPr/>
+      <w:r>
+        <w:rPr>
+          <w:lang w:val="en_US" w:bidi="en_US"/>
+        </w:rPr>
+      </w:r>
+      <w:r>
+        <w:rPr>
           <w:b/>
           <w:lang w:val="en_US" w:bidi="en_US"/>
         </w:rPr>
@@ -3649,6 +4139,20 @@
       </w:r>
       <w:r>
         <w:rPr>
+          <w:lang w:val="en_US" w:bidi="en_US"/>
+        </w:rPr>
+        <w:t>אֵ֣יךְ נִדְמֵ֔יתָה</w:t>
+      </w:r>
+    </w:p>
+    <w:p>
+      <w:pPr/>
+      <w:r>
+        <w:rPr>
+          <w:lang w:val="en_US" w:bidi="en_US"/>
+        </w:rPr>
+      </w:r>
+      <w:r>
+        <w:rPr>
           <w:b/>
           <w:lang w:val="en_US" w:bidi="en_US"/>
         </w:rPr>
@@ -3732,6 +4236,20 @@
       </w:r>
       <w:r>
         <w:rPr>
+          <w:lang w:val="en_US" w:bidi="en_US"/>
+        </w:rPr>
+        <w:t>אֵ֣יךְ נִדְמֵ֔יתָה</w:t>
+      </w:r>
+    </w:p>
+    <w:p>
+      <w:pPr/>
+      <w:r>
+        <w:rPr>
+          <w:lang w:val="en_US" w:bidi="en_US"/>
+        </w:rPr>
+      </w:r>
+      <w:r>
+        <w:rPr>
           <w:b/>
           <w:lang w:val="en_US" w:bidi="en_US"/>
         </w:rPr>
@@ -3815,6 +4333,20 @@
       </w:r>
       <w:r>
         <w:rPr>
+          <w:lang w:val="en_US" w:bidi="en_US"/>
+        </w:rPr>
+        <w:t>הֲ⁠ל֥וֹא יִגְנְב֖וּ דַּיָּ֑⁠ם</w:t>
+      </w:r>
+    </w:p>
+    <w:p>
+      <w:pPr/>
+      <w:r>
+        <w:rPr>
+          <w:lang w:val="en_US" w:bidi="en_US"/>
+        </w:rPr>
+      </w:r>
+      <w:r>
+        <w:rPr>
           <w:b/>
           <w:lang w:val="en_US" w:bidi="en_US"/>
         </w:rPr>
@@ -3898,6 +4430,20 @@
       </w:r>
       <w:r>
         <w:rPr>
+          <w:lang w:val="en_US" w:bidi="en_US"/>
+        </w:rPr>
+        <w:t>אִם־בֹּֽצְרִים֙ בָּ֣אוּ לָ֔⁠ךְ הֲ⁠ל֖וֹא יַשְׁאִ֥ירוּ עֹלֵלֽוֹת</w:t>
+      </w:r>
+    </w:p>
+    <w:p>
+      <w:pPr/>
+      <w:r>
+        <w:rPr>
+          <w:lang w:val="en_US" w:bidi="en_US"/>
+        </w:rPr>
+      </w:r>
+      <w:r>
+        <w:rPr>
           <w:b/>
           <w:lang w:val="en_US" w:bidi="en_US"/>
         </w:rPr>
@@ -3981,6 +4527,20 @@
       </w:r>
       <w:r>
         <w:rPr>
+          <w:lang w:val="en_US" w:bidi="en_US"/>
+        </w:rPr>
+        <w:t>אֵ֚יךְ</w:t>
+      </w:r>
+    </w:p>
+    <w:p>
+      <w:pPr/>
+      <w:r>
+        <w:rPr>
+          <w:lang w:val="en_US" w:bidi="en_US"/>
+        </w:rPr>
+      </w:r>
+      <w:r>
+        <w:rPr>
           <w:b/>
           <w:lang w:val="en_US" w:bidi="en_US"/>
         </w:rPr>
@@ -4077,6 +4637,20 @@
       </w:r>
       <w:r>
         <w:rPr>
+          <w:lang w:val="en_US" w:bidi="en_US"/>
+        </w:rPr>
+        <w:t>אֵ֚יךְ נֶחְפְּשׂ֣וּ עֵשָׂ֔ו</w:t>
+      </w:r>
+    </w:p>
+    <w:p>
+      <w:pPr/>
+      <w:r>
+        <w:rPr>
+          <w:lang w:val="en_US" w:bidi="en_US"/>
+        </w:rPr>
+      </w:r>
+      <w:r>
+        <w:rPr>
           <w:b/>
           <w:lang w:val="en_US" w:bidi="en_US"/>
         </w:rPr>
@@ -4160,6 +4734,20 @@
       </w:r>
       <w:r>
         <w:rPr>
+          <w:lang w:val="en_US" w:bidi="en_US"/>
+        </w:rPr>
+        <w:t>עֵשָׂ֔ו</w:t>
+      </w:r>
+    </w:p>
+    <w:p>
+      <w:pPr/>
+      <w:r>
+        <w:rPr>
+          <w:lang w:val="en_US" w:bidi="en_US"/>
+        </w:rPr>
+      </w:r>
+      <w:r>
+        <w:rPr>
           <w:b/>
           <w:lang w:val="en_US" w:bidi="en_US"/>
         </w:rPr>
@@ -4256,6 +4844,20 @@
       </w:r>
       <w:r>
         <w:rPr>
+          <w:lang w:val="en_US" w:bidi="en_US"/>
+        </w:rPr>
+        <w:t>נֶחְפְּשׂ֣וּ</w:t>
+      </w:r>
+    </w:p>
+    <w:p>
+      <w:pPr/>
+      <w:r>
+        <w:rPr>
+          <w:lang w:val="en_US" w:bidi="en_US"/>
+        </w:rPr>
+      </w:r>
+      <w:r>
+        <w:rPr>
           <w:b/>
           <w:lang w:val="en_US" w:bidi="en_US"/>
         </w:rPr>
@@ -4332,6 +4934,20 @@
       </w:r>
       <w:r>
         <w:rPr>
+          <w:lang w:val="en_US" w:bidi="en_US"/>
+        </w:rPr>
+        <w:t>נִבְע֖וּ מַצְפֻּנָֽי⁠ו</w:t>
+      </w:r>
+    </w:p>
+    <w:p>
+      <w:pPr/>
+      <w:r>
+        <w:rPr>
+          <w:lang w:val="en_US" w:bidi="en_US"/>
+        </w:rPr>
+      </w:r>
+      <w:r>
+        <w:rPr>
           <w:b/>
           <w:lang w:val="en_US" w:bidi="en_US"/>
         </w:rPr>
@@ -4415,6 +5031,20 @@
       </w:r>
       <w:r>
         <w:rPr>
+          <w:lang w:val="en_US" w:bidi="en_US"/>
+        </w:rPr>
+        <w:t>עַֽד־הַ⁠גְּב֣וּל שִׁלְּח֗וּ⁠ךָ כֹּ֚ל אַנְשֵׁ֣י בְרִיתֶ֔⁠ךָ</w:t>
+      </w:r>
+    </w:p>
+    <w:p>
+      <w:pPr/>
+      <w:r>
+        <w:rPr>
+          <w:lang w:val="en_US" w:bidi="en_US"/>
+        </w:rPr>
+      </w:r>
+      <w:r>
+        <w:rPr>
           <w:b/>
           <w:lang w:val="en_US" w:bidi="en_US"/>
         </w:rPr>
@@ -4511,6 +5141,20 @@
       </w:r>
       <w:r>
         <w:rPr>
+          <w:lang w:val="en_US" w:bidi="en_US"/>
+        </w:rPr>
+        <w:t>בְרִיתֶ֔⁠ךָ</w:t>
+      </w:r>
+    </w:p>
+    <w:p>
+      <w:pPr/>
+      <w:r>
+        <w:rPr>
+          <w:lang w:val="en_US" w:bidi="en_US"/>
+        </w:rPr>
+      </w:r>
+      <w:r>
+        <w:rPr>
           <w:b/>
           <w:lang w:val="en_US" w:bidi="en_US"/>
         </w:rPr>
@@ -4607,6 +5251,20 @@
       </w:r>
       <w:r>
         <w:rPr>
+          <w:lang w:val="en_US" w:bidi="en_US"/>
+        </w:rPr>
+        <w:t>עַֽד־הַ⁠גְּב֣וּל שִׁלְּח֗וּ⁠ךָ</w:t>
+      </w:r>
+    </w:p>
+    <w:p>
+      <w:pPr/>
+      <w:r>
+        <w:rPr>
+          <w:lang w:val="en_US" w:bidi="en_US"/>
+        </w:rPr>
+      </w:r>
+      <w:r>
+        <w:rPr>
           <w:b/>
           <w:lang w:val="en_US" w:bidi="en_US"/>
         </w:rPr>
@@ -4683,6 +5341,20 @@
       </w:r>
       <w:r>
         <w:rPr>
+          <w:lang w:val="en_US" w:bidi="en_US"/>
+        </w:rPr>
+        <w:t>כֹּ֚ל אַנְשֵׁ֣י בְרִיתֶ֔⁠ךָ &amp; אַנְשֵׁ֣י שְׁלֹמֶ֑⁠ךָ לַחְמְ⁠ךָ֗</w:t>
+      </w:r>
+    </w:p>
+    <w:p>
+      <w:pPr/>
+      <w:r>
+        <w:rPr>
+          <w:lang w:val="en_US" w:bidi="en_US"/>
+        </w:rPr>
+      </w:r>
+      <w:r>
+        <w:rPr>
           <w:b/>
           <w:lang w:val="en_US" w:bidi="en_US"/>
         </w:rPr>
@@ -4792,6 +5464,20 @@
       </w:r>
       <w:r>
         <w:rPr>
+          <w:lang w:val="en_US" w:bidi="en_US"/>
+        </w:rPr>
+        <w:t>לַחְמְ⁠ךָ֗ יָשִׂ֤ימוּ מָזוֹר֙ תַּחְתֶּ֔י⁠ךָ</w:t>
+      </w:r>
+    </w:p>
+    <w:p>
+      <w:pPr/>
+      <w:r>
+        <w:rPr>
+          <w:lang w:val="en_US" w:bidi="en_US"/>
+        </w:rPr>
+      </w:r>
+      <w:r>
+        <w:rPr>
           <w:b/>
           <w:lang w:val="en_US" w:bidi="en_US"/>
         </w:rPr>
@@ -4901,6 +5587,20 @@
       </w:r>
       <w:r>
         <w:rPr>
+          <w:lang w:val="en_US" w:bidi="en_US"/>
+        </w:rPr>
+        <w:t>אֵ֥ין תְּבוּנָ֖ה בּֽ⁠וֹ</w:t>
+      </w:r>
+    </w:p>
+    <w:p>
+      <w:pPr/>
+      <w:r>
+        <w:rPr>
+          <w:lang w:val="en_US" w:bidi="en_US"/>
+        </w:rPr>
+      </w:r>
+      <w:r>
+        <w:rPr>
           <w:b/>
           <w:lang w:val="en_US" w:bidi="en_US"/>
         </w:rPr>
@@ -4984,6 +5684,20 @@
       </w:r>
       <w:r>
         <w:rPr>
+          <w:lang w:val="en_US" w:bidi="en_US"/>
+        </w:rPr>
+        <w:t>אֵ֥ין תְּבוּנָ֖ה בּֽ⁠וֹ</w:t>
+      </w:r>
+    </w:p>
+    <w:p>
+      <w:pPr/>
+      <w:r>
+        <w:rPr>
+          <w:lang w:val="en_US" w:bidi="en_US"/>
+        </w:rPr>
+      </w:r>
+      <w:r>
+        <w:rPr>
           <w:b/>
           <w:lang w:val="en_US" w:bidi="en_US"/>
         </w:rPr>
@@ -5080,6 +5794,20 @@
       </w:r>
       <w:r>
         <w:rPr>
+          <w:lang w:val="en_US" w:bidi="en_US"/>
+        </w:rPr>
+        <w:t>בּֽ⁠וֹ</w:t>
+      </w:r>
+    </w:p>
+    <w:p>
+      <w:pPr/>
+      <w:r>
+        <w:rPr>
+          <w:lang w:val="en_US" w:bidi="en_US"/>
+        </w:rPr>
+      </w:r>
+      <w:r>
+        <w:rPr>
           <w:b/>
           <w:lang w:val="en_US" w:bidi="en_US"/>
         </w:rPr>
@@ -5176,6 +5904,20 @@
       </w:r>
       <w:r>
         <w:rPr>
+          <w:lang w:val="en_US" w:bidi="en_US"/>
+        </w:rPr>
+        <w:t>הֲ⁠ל֛וֹא בַּ⁠יּ֥וֹם הַ⁠ה֖וּא &amp; וְ⁠הַאֲבַדְתִּ֤י חֲכָמִים֙ מֵֽ⁠אֱד֔וֹם</w:t>
+      </w:r>
+    </w:p>
+    <w:p>
+      <w:pPr/>
+      <w:r>
+        <w:rPr>
+          <w:lang w:val="en_US" w:bidi="en_US"/>
+        </w:rPr>
+      </w:r>
+      <w:r>
+        <w:rPr>
           <w:b/>
           <w:lang w:val="en_US" w:bidi="en_US"/>
         </w:rPr>
@@ -5272,6 +6014,20 @@
       </w:r>
       <w:r>
         <w:rPr>
+          <w:lang w:val="en_US" w:bidi="en_US"/>
+        </w:rPr>
+        <w:t>וְ⁠הַאֲבַדְתִּ֤י חֲכָמִים֙ מֵֽ⁠אֱד֔וֹם</w:t>
+      </w:r>
+    </w:p>
+    <w:p>
+      <w:pPr/>
+      <w:r>
+        <w:rPr>
+          <w:lang w:val="en_US" w:bidi="en_US"/>
+        </w:rPr>
+      </w:r>
+      <w:r>
+        <w:rPr>
           <w:b/>
           <w:lang w:val="en_US" w:bidi="en_US"/>
         </w:rPr>
@@ -5368,6 +6124,20 @@
       </w:r>
       <w:r>
         <w:rPr>
+          <w:lang w:val="en_US" w:bidi="en_US"/>
+        </w:rPr>
+        <w:t>וּ⁠תְבוּנָ֖ה מֵ⁠הַ֥ר עֵשָֽׂו</w:t>
+      </w:r>
+    </w:p>
+    <w:p>
+      <w:pPr/>
+      <w:r>
+        <w:rPr>
+          <w:lang w:val="en_US" w:bidi="en_US"/>
+        </w:rPr>
+      </w:r>
+      <w:r>
+        <w:rPr>
           <w:b/>
           <w:lang w:val="en_US" w:bidi="en_US"/>
         </w:rPr>
@@ -5451,6 +6221,20 @@
       </w:r>
       <w:r>
         <w:rPr>
+          <w:lang w:val="en_US" w:bidi="en_US"/>
+        </w:rPr>
+        <w:t>וּ⁠תְבוּנָ֖ה מֵ⁠הַ֥ר עֵשָֽׂו</w:t>
+      </w:r>
+    </w:p>
+    <w:p>
+      <w:pPr/>
+      <w:r>
+        <w:rPr>
+          <w:lang w:val="en_US" w:bidi="en_US"/>
+        </w:rPr>
+      </w:r>
+      <w:r>
+        <w:rPr>
           <w:b/>
           <w:lang w:val="en_US" w:bidi="en_US"/>
         </w:rPr>
@@ -5547,6 +6331,20 @@
       </w:r>
       <w:r>
         <w:rPr>
+          <w:lang w:val="en_US" w:bidi="en_US"/>
+        </w:rPr>
+        <w:t>חֲכָמִים֙ מֵֽ⁠אֱד֔וֹם וּ⁠תְבוּנָ֖ה מֵ⁠הַ֥ר עֵשָֽׂו</w:t>
+      </w:r>
+    </w:p>
+    <w:p>
+      <w:pPr/>
+      <w:r>
+        <w:rPr>
+          <w:lang w:val="en_US" w:bidi="en_US"/>
+        </w:rPr>
+      </w:r>
+      <w:r>
+        <w:rPr>
           <w:b/>
           <w:lang w:val="en_US" w:bidi="en_US"/>
         </w:rPr>
@@ -5682,6 +6480,20 @@
       </w:r>
       <w:r>
         <w:rPr>
+          <w:lang w:val="en_US" w:bidi="en_US"/>
+        </w:rPr>
+        <w:t>וּ⁠תְבוּנָ֖ה</w:t>
+      </w:r>
+    </w:p>
+    <w:p>
+      <w:pPr/>
+      <w:r>
+        <w:rPr>
+          <w:lang w:val="en_US" w:bidi="en_US"/>
+        </w:rPr>
+      </w:r>
+      <w:r>
+        <w:rPr>
           <w:b/>
           <w:lang w:val="en_US" w:bidi="en_US"/>
         </w:rPr>
@@ -5778,6 +6590,20 @@
       </w:r>
       <w:r>
         <w:rPr>
+          <w:lang w:val="en_US" w:bidi="en_US"/>
+        </w:rPr>
+        <w:t>מֵ⁠הַ֥ר עֵשָֽׂו</w:t>
+      </w:r>
+    </w:p>
+    <w:p>
+      <w:pPr/>
+      <w:r>
+        <w:rPr>
+          <w:lang w:val="en_US" w:bidi="en_US"/>
+        </w:rPr>
+      </w:r>
+      <w:r>
+        <w:rPr>
           <w:b/>
           <w:lang w:val="en_US" w:bidi="en_US"/>
         </w:rPr>
@@ -5863,6 +6689,20 @@
         <w:rPr>
           <w:lang w:val="en_US" w:bidi="en_US"/>
         </w:rPr>
+      </w:r>
+    </w:p>
+    <w:p>
+      <w:pPr/>
+      <w:r>
+        <w:rPr>
+          <w:lang w:val="en_US" w:bidi="en_US"/>
+        </w:rPr>
+      </w:r>
+      <w:r>
+        <w:rPr>
+          <w:lang w:val="en_US" w:bidi="en_US"/>
+        </w:rPr>
+        <w:t>עֵשָֽׂו</w:t>
       </w:r>
     </w:p>
     <w:p>
@@ -5975,6 +6815,20 @@
       </w:r>
       <w:r>
         <w:rPr>
+          <w:lang w:val="en_US" w:bidi="en_US"/>
+        </w:rPr>
+        <w:t>וְ⁠חַתּ֥וּ גִבּוֹרֶ֖י⁠ךָ תֵּימָ֑ן</w:t>
+      </w:r>
+    </w:p>
+    <w:p>
+      <w:pPr/>
+      <w:r>
+        <w:rPr>
+          <w:lang w:val="en_US" w:bidi="en_US"/>
+        </w:rPr>
+      </w:r>
+      <w:r>
+        <w:rPr>
           <w:b/>
           <w:lang w:val="en_US" w:bidi="en_US"/>
         </w:rPr>
@@ -6071,6 +6925,20 @@
       </w:r>
       <w:r>
         <w:rPr>
+          <w:lang w:val="en_US" w:bidi="en_US"/>
+        </w:rPr>
+        <w:t>תֵּימָ֑ן</w:t>
+      </w:r>
+    </w:p>
+    <w:p>
+      <w:pPr/>
+      <w:r>
+        <w:rPr>
+          <w:lang w:val="en_US" w:bidi="en_US"/>
+        </w:rPr>
+      </w:r>
+      <w:r>
+        <w:rPr>
           <w:b/>
           <w:lang w:val="en_US" w:bidi="en_US"/>
         </w:rPr>
@@ -6154,6 +7022,20 @@
       </w:r>
       <w:r>
         <w:rPr>
+          <w:lang w:val="en_US" w:bidi="en_US"/>
+        </w:rPr>
+        <w:t>לְמַ֧עַן</w:t>
+      </w:r>
+    </w:p>
+    <w:p>
+      <w:pPr/>
+      <w:r>
+        <w:rPr>
+          <w:lang w:val="en_US" w:bidi="en_US"/>
+        </w:rPr>
+      </w:r>
+      <w:r>
+        <w:rPr>
           <w:b/>
           <w:lang w:val="en_US" w:bidi="en_US"/>
         </w:rPr>
@@ -6237,6 +7119,20 @@
       </w:r>
       <w:r>
         <w:rPr>
+          <w:lang w:val="en_US" w:bidi="en_US"/>
+        </w:rPr>
+        <w:t>יִכָּֽרֶת־אִ֛ישׁ</w:t>
+      </w:r>
+    </w:p>
+    <w:p>
+      <w:pPr/>
+      <w:r>
+        <w:rPr>
+          <w:lang w:val="en_US" w:bidi="en_US"/>
+        </w:rPr>
+      </w:r>
+      <w:r>
+        <w:rPr>
           <w:b/>
           <w:lang w:val="en_US" w:bidi="en_US"/>
         </w:rPr>
@@ -6333,6 +7229,20 @@
       </w:r>
       <w:r>
         <w:rPr>
+          <w:lang w:val="en_US" w:bidi="en_US"/>
+        </w:rPr>
+        <w:t>יִכָּֽרֶת־אִ֛ישׁ</w:t>
+      </w:r>
+    </w:p>
+    <w:p>
+      <w:pPr/>
+      <w:r>
+        <w:rPr>
+          <w:lang w:val="en_US" w:bidi="en_US"/>
+        </w:rPr>
+      </w:r>
+      <w:r>
+        <w:rPr>
           <w:b/>
           <w:lang w:val="en_US" w:bidi="en_US"/>
         </w:rPr>
@@ -6416,6 +7326,20 @@
       </w:r>
       <w:r>
         <w:rPr>
+          <w:lang w:val="en_US" w:bidi="en_US"/>
+        </w:rPr>
+        <w:t>אִ֛ישׁ</w:t>
+      </w:r>
+    </w:p>
+    <w:p>
+      <w:pPr/>
+      <w:r>
+        <w:rPr>
+          <w:lang w:val="en_US" w:bidi="en_US"/>
+        </w:rPr>
+      </w:r>
+      <w:r>
+        <w:rPr>
           <w:b/>
           <w:lang w:val="en_US" w:bidi="en_US"/>
         </w:rPr>
@@ -6512,6 +7436,20 @@
       </w:r>
       <w:r>
         <w:rPr>
+          <w:lang w:val="en_US" w:bidi="en_US"/>
+        </w:rPr>
+        <w:t>מֵ⁠הַ֥ר עֵשָׂ֖ו</w:t>
+      </w:r>
+    </w:p>
+    <w:p>
+      <w:pPr/>
+      <w:r>
+        <w:rPr>
+          <w:lang w:val="en_US" w:bidi="en_US"/>
+        </w:rPr>
+      </w:r>
+      <w:r>
+        <w:rPr>
           <w:b/>
           <w:lang w:val="en_US" w:bidi="en_US"/>
         </w:rPr>
@@ -6595,6 +7533,20 @@
       </w:r>
       <w:r>
         <w:rPr>
+          <w:lang w:val="en_US" w:bidi="en_US"/>
+        </w:rPr>
+        <w:t>מִ⁠קָּֽטֶל</w:t>
+      </w:r>
+    </w:p>
+    <w:p>
+      <w:pPr/>
+      <w:r>
+        <w:rPr>
+          <w:lang w:val="en_US" w:bidi="en_US"/>
+        </w:rPr>
+      </w:r>
+      <w:r>
+        <w:rPr>
           <w:b/>
           <w:lang w:val="en_US" w:bidi="en_US"/>
         </w:rPr>
@@ -6800,6 +7752,20 @@
       </w:r>
       <w:r>
         <w:rPr>
+          <w:lang w:val="en_US" w:bidi="en_US"/>
+        </w:rPr>
+        <w:t>אָחִ֥י⁠ךָ</w:t>
+      </w:r>
+    </w:p>
+    <w:p>
+      <w:pPr/>
+      <w:r>
+        <w:rPr>
+          <w:lang w:val="en_US" w:bidi="en_US"/>
+        </w:rPr>
+      </w:r>
+      <w:r>
+        <w:rPr>
           <w:b/>
           <w:lang w:val="en_US" w:bidi="en_US"/>
         </w:rPr>
@@ -6896,6 +7862,20 @@
       </w:r>
       <w:r>
         <w:rPr>
+          <w:lang w:val="en_US" w:bidi="en_US"/>
+        </w:rPr>
+        <w:t>יַעֲקֹ֖ב</w:t>
+      </w:r>
+    </w:p>
+    <w:p>
+      <w:pPr/>
+      <w:r>
+        <w:rPr>
+          <w:lang w:val="en_US" w:bidi="en_US"/>
+        </w:rPr>
+      </w:r>
+      <w:r>
+        <w:rPr>
           <w:b/>
           <w:lang w:val="en_US" w:bidi="en_US"/>
         </w:rPr>
@@ -6992,6 +7972,20 @@
       </w:r>
       <w:r>
         <w:rPr>
+          <w:lang w:val="en_US" w:bidi="en_US"/>
+        </w:rPr>
+        <w:t>תְּכַסְּ⁠ךָ֣ בוּשָׁ֑ה</w:t>
+      </w:r>
+    </w:p>
+    <w:p>
+      <w:pPr/>
+      <w:r>
+        <w:rPr>
+          <w:lang w:val="en_US" w:bidi="en_US"/>
+        </w:rPr>
+      </w:r>
+      <w:r>
+        <w:rPr>
           <w:b/>
           <w:lang w:val="en_US" w:bidi="en_US"/>
         </w:rPr>
@@ -7088,6 +8082,20 @@
       </w:r>
       <w:r>
         <w:rPr>
+          <w:lang w:val="en_US" w:bidi="en_US"/>
+        </w:rPr>
+        <w:t>תְּכַסְּ⁠ךָ֣ בוּשָׁ֑ה</w:t>
+      </w:r>
+    </w:p>
+    <w:p>
+      <w:pPr/>
+      <w:r>
+        <w:rPr>
+          <w:lang w:val="en_US" w:bidi="en_US"/>
+        </w:rPr>
+      </w:r>
+      <w:r>
+        <w:rPr>
           <w:b/>
           <w:lang w:val="en_US" w:bidi="en_US"/>
         </w:rPr>
@@ -7184,6 +8192,20 @@
       </w:r>
       <w:r>
         <w:rPr>
+          <w:lang w:val="en_US" w:bidi="en_US"/>
+        </w:rPr>
+        <w:t>וְ⁠נִכְרַ֖תָּ</w:t>
+      </w:r>
+    </w:p>
+    <w:p>
+      <w:pPr/>
+      <w:r>
+        <w:rPr>
+          <w:lang w:val="en_US" w:bidi="en_US"/>
+        </w:rPr>
+      </w:r>
+      <w:r>
+        <w:rPr>
           <w:b/>
           <w:lang w:val="en_US" w:bidi="en_US"/>
         </w:rPr>
@@ -7267,6 +8289,20 @@
       </w:r>
       <w:r>
         <w:rPr>
+          <w:lang w:val="en_US" w:bidi="en_US"/>
+        </w:rPr>
+        <w:t>וְ⁠נִכְרַ֖תָּ</w:t>
+      </w:r>
+    </w:p>
+    <w:p>
+      <w:pPr/>
+      <w:r>
+        <w:rPr>
+          <w:lang w:val="en_US" w:bidi="en_US"/>
+        </w:rPr>
+      </w:r>
+      <w:r>
+        <w:rPr>
           <w:b/>
           <w:lang w:val="en_US" w:bidi="en_US"/>
         </w:rPr>
@@ -7339,6 +8375,20 @@
         <w:rPr>
           <w:lang w:val="en_US" w:bidi="en_US"/>
         </w:rPr>
+      </w:r>
+    </w:p>
+    <w:p>
+      <w:pPr/>
+      <w:r>
+        <w:rPr>
+          <w:lang w:val="en_US" w:bidi="en_US"/>
+        </w:rPr>
+      </w:r>
+      <w:r>
+        <w:rPr>
+          <w:lang w:val="en_US" w:bidi="en_US"/>
+        </w:rPr>
+        <w:t>וְ⁠נִכְרַ֖תָּ</w:t>
       </w:r>
     </w:p>
     <w:p>
@@ -7464,6 +8514,20 @@
       </w:r>
       <w:r>
         <w:rPr>
+          <w:lang w:val="en_US" w:bidi="en_US"/>
+        </w:rPr>
+        <w:t>עֲמָֽדְ⁠ךָ֣ מִ⁠נֶּ֔גֶד</w:t>
+      </w:r>
+    </w:p>
+    <w:p>
+      <w:pPr/>
+      <w:r>
+        <w:rPr>
+          <w:lang w:val="en_US" w:bidi="en_US"/>
+        </w:rPr>
+      </w:r>
+      <w:r>
+        <w:rPr>
           <w:b/>
           <w:lang w:val="en_US" w:bidi="en_US"/>
         </w:rPr>
@@ -7536,6 +8600,20 @@
         <w:rPr>
           <w:lang w:val="en_US" w:bidi="en_US"/>
         </w:rPr>
+      </w:r>
+    </w:p>
+    <w:p>
+      <w:pPr/>
+      <w:r>
+        <w:rPr>
+          <w:lang w:val="en_US" w:bidi="en_US"/>
+        </w:rPr>
+      </w:r>
+      <w:r>
+        <w:rPr>
+          <w:lang w:val="en_US" w:bidi="en_US"/>
+        </w:rPr>
+        <w:t>שְׁב֥וֹת זָרִ֖ים חֵיל֑⁠וֹ וְ⁠נָכְרִ֞ים בָּ֣אוּ שְׁעָרָ֗יו</w:t>
       </w:r>
     </w:p>
     <w:p>
@@ -7757,6 +8835,20 @@
       </w:r>
       <w:r>
         <w:rPr>
+          <w:lang w:val="en_US" w:bidi="en_US"/>
+        </w:rPr>
+        <w:t>חֵיל֑⁠וֹ</w:t>
+      </w:r>
+    </w:p>
+    <w:p>
+      <w:pPr/>
+      <w:r>
+        <w:rPr>
+          <w:lang w:val="en_US" w:bidi="en_US"/>
+        </w:rPr>
+      </w:r>
+      <w:r>
+        <w:rPr>
           <w:b/>
           <w:lang w:val="en_US" w:bidi="en_US"/>
         </w:rPr>
@@ -7851,6 +8943,20 @@
       </w:r>
       <w:r>
         <w:rPr>
+          <w:lang w:val="en_US" w:bidi="en_US"/>
+        </w:rPr>
+        <w:t>שְׁעָרָ֗יו</w:t>
+      </w:r>
+    </w:p>
+    <w:p>
+      <w:pPr/>
+      <w:r>
+        <w:rPr>
+          <w:lang w:val="en_US" w:bidi="en_US"/>
+        </w:rPr>
+      </w:r>
+      <w:r>
+        <w:rPr>
           <w:b/>
           <w:lang w:val="en_US" w:bidi="en_US"/>
         </w:rPr>
@@ -7947,6 +9053,20 @@
       </w:r>
       <w:r>
         <w:rPr>
+          <w:lang w:val="en_US" w:bidi="en_US"/>
+        </w:rPr>
+        <w:t>וְ⁠עַל־יְרוּשָׁלִַ֨ם֙ יַדּ֣וּ גוֹרָ֔ל</w:t>
+      </w:r>
+    </w:p>
+    <w:p>
+      <w:pPr/>
+      <w:r>
+        <w:rPr>
+          <w:lang w:val="en_US" w:bidi="en_US"/>
+        </w:rPr>
+      </w:r>
+      <w:r>
+        <w:rPr>
           <w:b/>
           <w:lang w:val="en_US" w:bidi="en_US"/>
         </w:rPr>
@@ -8056,6 +9176,20 @@
       </w:r>
       <w:r>
         <w:rPr>
+          <w:lang w:val="en_US" w:bidi="en_US"/>
+        </w:rPr>
+        <w:t>גַּם־אַתָּ֖ה כְּ⁠אַחַ֥ד מֵ⁠הֶֽם</w:t>
+      </w:r>
+    </w:p>
+    <w:p>
+      <w:pPr/>
+      <w:r>
+        <w:rPr>
+          <w:lang w:val="en_US" w:bidi="en_US"/>
+        </w:rPr>
+      </w:r>
+      <w:r>
+        <w:rPr>
           <w:b/>
           <w:lang w:val="en_US" w:bidi="en_US"/>
         </w:rPr>
@@ -8165,6 +9299,20 @@
       </w:r>
       <w:r>
         <w:rPr>
+          <w:lang w:val="en_US" w:bidi="en_US"/>
+        </w:rPr>
+        <w:t>וְ⁠אַל &amp; וְ⁠אַל &amp; וְ⁠אַל</w:t>
+      </w:r>
+    </w:p>
+    <w:p>
+      <w:pPr/>
+      <w:r>
+        <w:rPr>
+          <w:lang w:val="en_US" w:bidi="en_US"/>
+        </w:rPr>
+      </w:r>
+      <w:r>
+        <w:rPr>
           <w:b/>
           <w:lang w:val="en_US" w:bidi="en_US"/>
         </w:rPr>
@@ -8313,6 +9461,20 @@
       </w:r>
       <w:r>
         <w:rPr>
+          <w:lang w:val="en_US" w:bidi="en_US"/>
+        </w:rPr>
+        <w:t>וְ⁠אַל־תֵּ֤רֶא</w:t>
+      </w:r>
+    </w:p>
+    <w:p>
+      <w:pPr/>
+      <w:r>
+        <w:rPr>
+          <w:lang w:val="en_US" w:bidi="en_US"/>
+        </w:rPr>
+      </w:r>
+      <w:r>
+        <w:rPr>
           <w:b/>
           <w:lang w:val="en_US" w:bidi="en_US"/>
         </w:rPr>
@@ -8409,6 +9571,20 @@
       </w:r>
       <w:r>
         <w:rPr>
+          <w:lang w:val="en_US" w:bidi="en_US"/>
+        </w:rPr>
+        <w:t>בְ⁠יוֹם־אָחִ֨י⁠ךָ֙ בְּ⁠י֣וֹם נָכְר֔⁠וֹ</w:t>
+      </w:r>
+    </w:p>
+    <w:p>
+      <w:pPr/>
+      <w:r>
+        <w:rPr>
+          <w:lang w:val="en_US" w:bidi="en_US"/>
+        </w:rPr>
+      </w:r>
+      <w:r>
+        <w:rPr>
           <w:b/>
           <w:lang w:val="en_US" w:bidi="en_US"/>
         </w:rPr>
@@ -8518,6 +9694,20 @@
       </w:r>
       <w:r>
         <w:rPr>
+          <w:lang w:val="en_US" w:bidi="en_US"/>
+        </w:rPr>
+        <w:t>בְ⁠יוֹם</w:t>
+      </w:r>
+    </w:p>
+    <w:p>
+      <w:pPr/>
+      <w:r>
+        <w:rPr>
+          <w:lang w:val="en_US" w:bidi="en_US"/>
+        </w:rPr>
+      </w:r>
+      <w:r>
+        <w:rPr>
           <w:b/>
           <w:lang w:val="en_US" w:bidi="en_US"/>
         </w:rPr>
@@ -8603,6 +9793,20 @@
         <w:rPr>
           <w:lang w:val="en_US" w:bidi="en_US"/>
         </w:rPr>
+      </w:r>
+    </w:p>
+    <w:p>
+      <w:pPr/>
+      <w:r>
+        <w:rPr>
+          <w:lang w:val="en_US" w:bidi="en_US"/>
+        </w:rPr>
+      </w:r>
+      <w:r>
+        <w:rPr>
+          <w:lang w:val="en_US" w:bidi="en_US"/>
+        </w:rPr>
+        <w:t>אָחִ֨י⁠ךָ֙</w:t>
       </w:r>
     </w:p>
     <w:p>
@@ -8728,6 +9932,20 @@
       </w:r>
       <w:r>
         <w:rPr>
+          <w:lang w:val="en_US" w:bidi="en_US"/>
+        </w:rPr>
+        <w:t>לִ⁠בְנֵֽי־יְהוּדָ֖ה</w:t>
+      </w:r>
+    </w:p>
+    <w:p>
+      <w:pPr/>
+      <w:r>
+        <w:rPr>
+          <w:lang w:val="en_US" w:bidi="en_US"/>
+        </w:rPr>
+      </w:r>
+      <w:r>
+        <w:rPr>
           <w:b/>
           <w:lang w:val="en_US" w:bidi="en_US"/>
         </w:rPr>
@@ -8824,6 +10042,20 @@
       </w:r>
       <w:r>
         <w:rPr>
+          <w:lang w:val="en_US" w:bidi="en_US"/>
+        </w:rPr>
+        <w:t>וְ⁠אַל־תַּגְדֵּ֥ל פִּ֖י⁠ךָ</w:t>
+      </w:r>
+    </w:p>
+    <w:p>
+      <w:pPr/>
+      <w:r>
+        <w:rPr>
+          <w:lang w:val="en_US" w:bidi="en_US"/>
+        </w:rPr>
+      </w:r>
+      <w:r>
+        <w:rPr>
           <w:b/>
           <w:lang w:val="en_US" w:bidi="en_US"/>
         </w:rPr>
@@ -8907,6 +10139,20 @@
       </w:r>
       <w:r>
         <w:rPr>
+          <w:lang w:val="en_US" w:bidi="en_US"/>
+        </w:rPr>
+        <w:t>בְּ⁠י֣וֹם אֵידָ֔⁠ם &amp; בְּ⁠י֣וֹם אֵיד֑⁠וֹ &amp; בְּ⁠י֥וֹם אֵידֽ⁠וֹ</w:t>
+      </w:r>
+    </w:p>
+    <w:p>
+      <w:pPr/>
+      <w:r>
+        <w:rPr>
+          <w:lang w:val="en_US" w:bidi="en_US"/>
+        </w:rPr>
+      </w:r>
+      <w:r>
+        <w:rPr>
           <w:b/>
           <w:lang w:val="en_US" w:bidi="en_US"/>
         </w:rPr>
@@ -8992,6 +10238,20 @@
         <w:rPr>
           <w:lang w:val="en_US" w:bidi="en_US"/>
         </w:rPr>
+      </w:r>
+    </w:p>
+    <w:p>
+      <w:pPr/>
+      <w:r>
+        <w:rPr>
+          <w:lang w:val="en_US" w:bidi="en_US"/>
+        </w:rPr>
+      </w:r>
+      <w:r>
+        <w:rPr>
+          <w:lang w:val="en_US" w:bidi="en_US"/>
+        </w:rPr>
+        <w:t>אֵידָ֔⁠ם &amp; אֵיד֑⁠וֹ &amp; אֵידֽ⁠וֹ</w:t>
       </w:r>
     </w:p>
     <w:p>
@@ -9143,6 +10403,20 @@
       </w:r>
       <w:r>
         <w:rPr>
+          <w:lang w:val="en_US" w:bidi="en_US"/>
+        </w:rPr>
+        <w:t>גַם־אַתָּ֛ה</w:t>
+      </w:r>
+    </w:p>
+    <w:p>
+      <w:pPr/>
+      <w:r>
+        <w:rPr>
+          <w:lang w:val="en_US" w:bidi="en_US"/>
+        </w:rPr>
+      </w:r>
+      <w:r>
+        <w:rPr>
           <w:b/>
           <w:lang w:val="en_US" w:bidi="en_US"/>
         </w:rPr>
@@ -9215,6 +10489,20 @@
         <w:rPr>
           <w:lang w:val="en_US" w:bidi="en_US"/>
         </w:rPr>
+      </w:r>
+    </w:p>
+    <w:p>
+      <w:pPr/>
+      <w:r>
+        <w:rPr>
+          <w:lang w:val="en_US" w:bidi="en_US"/>
+        </w:rPr>
+      </w:r>
+      <w:r>
+        <w:rPr>
+          <w:lang w:val="en_US" w:bidi="en_US"/>
+        </w:rPr>
+        <w:t>אַל־תֵּ֧רֶא</w:t>
       </w:r>
     </w:p>
     <w:p>
@@ -9340,6 +10628,20 @@
       </w:r>
       <w:r>
         <w:rPr>
+          <w:lang w:val="en_US" w:bidi="en_US"/>
+        </w:rPr>
+        <w:t>וְ⁠אַל־תִּשְׁלַ֥חְנָה בְ⁠חֵיל֖⁠וֹ</w:t>
+      </w:r>
+    </w:p>
+    <w:p>
+      <w:pPr/>
+      <w:r>
+        <w:rPr>
+          <w:lang w:val="en_US" w:bidi="en_US"/>
+        </w:rPr>
+      </w:r>
+      <w:r>
+        <w:rPr>
           <w:b/>
           <w:lang w:val="en_US" w:bidi="en_US"/>
         </w:rPr>
@@ -9436,6 +10738,20 @@
       </w:r>
       <w:r>
         <w:rPr>
+          <w:lang w:val="en_US" w:bidi="en_US"/>
+        </w:rPr>
+        <w:t>הַ⁠פֶּ֔רֶק</w:t>
+      </w:r>
+    </w:p>
+    <w:p>
+      <w:pPr/>
+      <w:r>
+        <w:rPr>
+          <w:lang w:val="en_US" w:bidi="en_US"/>
+        </w:rPr>
+      </w:r>
+      <w:r>
+        <w:rPr>
           <w:b/>
           <w:lang w:val="en_US" w:bidi="en_US"/>
         </w:rPr>
@@ -9521,6 +10837,20 @@
         <w:rPr>
           <w:lang w:val="en_US" w:bidi="en_US"/>
         </w:rPr>
+      </w:r>
+    </w:p>
+    <w:p>
+      <w:pPr/>
+      <w:r>
+        <w:rPr>
+          <w:lang w:val="en_US" w:bidi="en_US"/>
+        </w:rPr>
+      </w:r>
+      <w:r>
+        <w:rPr>
+          <w:lang w:val="en_US" w:bidi="en_US"/>
+        </w:rPr>
+        <w:t>לְ⁠הַכְרִ֖ית</w:t>
       </w:r>
     </w:p>
     <w:p>
@@ -9646,6 +10976,20 @@
       </w:r>
       <w:r>
         <w:rPr>
+          <w:lang w:val="en_US" w:bidi="en_US"/>
+        </w:rPr>
+        <w:t>וְ⁠אַל־תַּסְגֵּ֥ר שְׂרִידָ֖י⁠ו</w:t>
+      </w:r>
+    </w:p>
+    <w:p>
+      <w:pPr/>
+      <w:r>
+        <w:rPr>
+          <w:lang w:val="en_US" w:bidi="en_US"/>
+        </w:rPr>
+      </w:r>
+      <w:r>
+        <w:rPr>
           <w:b/>
           <w:lang w:val="en_US" w:bidi="en_US"/>
         </w:rPr>
@@ -9792,6 +11136,20 @@
       </w:r>
       <w:r>
         <w:rPr>
+          <w:lang w:val="en_US" w:bidi="en_US"/>
+        </w:rPr>
+        <w:t>כִּֽי־קָר֥וֹב יוֹם־יְהוָ֖ה עַל־כָּל־הַ⁠גּוֹיִ֑ם</w:t>
+      </w:r>
+    </w:p>
+    <w:p>
+      <w:pPr/>
+      <w:r>
+        <w:rPr>
+          <w:lang w:val="en_US" w:bidi="en_US"/>
+        </w:rPr>
+      </w:r>
+      <w:r>
+        <w:rPr>
           <w:b/>
           <w:lang w:val="en_US" w:bidi="en_US"/>
         </w:rPr>
@@ -9875,6 +11233,20 @@
       </w:r>
       <w:r>
         <w:rPr>
+          <w:lang w:val="en_US" w:bidi="en_US"/>
+        </w:rPr>
+        <w:t>יוֹם־יְהוָ֖ה</w:t>
+      </w:r>
+    </w:p>
+    <w:p>
+      <w:pPr/>
+      <w:r>
+        <w:rPr>
+          <w:lang w:val="en_US" w:bidi="en_US"/>
+        </w:rPr>
+      </w:r>
+      <w:r>
+        <w:rPr>
           <w:b/>
           <w:lang w:val="en_US" w:bidi="en_US"/>
         </w:rPr>
@@ -9971,6 +11343,20 @@
       </w:r>
       <w:r>
         <w:rPr>
+          <w:lang w:val="en_US" w:bidi="en_US"/>
+        </w:rPr>
+        <w:t>קָר֥וֹב</w:t>
+      </w:r>
+    </w:p>
+    <w:p>
+      <w:pPr/>
+      <w:r>
+        <w:rPr>
+          <w:lang w:val="en_US" w:bidi="en_US"/>
+        </w:rPr>
+      </w:r>
+      <w:r>
+        <w:rPr>
           <w:b/>
           <w:lang w:val="en_US" w:bidi="en_US"/>
         </w:rPr>
@@ -10047,6 +11433,20 @@
       </w:r>
       <w:r>
         <w:rPr>
+          <w:lang w:val="en_US" w:bidi="en_US"/>
+        </w:rPr>
+        <w:t>יֵעָ֣שֶׂה לָּ֔⁠ךְ</w:t>
+      </w:r>
+    </w:p>
+    <w:p>
+      <w:pPr/>
+      <w:r>
+        <w:rPr>
+          <w:lang w:val="en_US" w:bidi="en_US"/>
+        </w:rPr>
+      </w:r>
+      <w:r>
+        <w:rPr>
           <w:b/>
           <w:lang w:val="en_US" w:bidi="en_US"/>
         </w:rPr>
@@ -10130,6 +11530,20 @@
       </w:r>
       <w:r>
         <w:rPr>
+          <w:lang w:val="en_US" w:bidi="en_US"/>
+        </w:rPr>
+        <w:t>גְּמֻלְ⁠ךָ֖ יָשׁ֥וּב בְּ⁠רֹאשֶֽׁ⁠ךָ</w:t>
+      </w:r>
+    </w:p>
+    <w:p>
+      <w:pPr/>
+      <w:r>
+        <w:rPr>
+          <w:lang w:val="en_US" w:bidi="en_US"/>
+        </w:rPr>
+      </w:r>
+      <w:r>
+        <w:rPr>
           <w:b/>
           <w:lang w:val="en_US" w:bidi="en_US"/>
         </w:rPr>
@@ -10213,6 +11627,20 @@
       </w:r>
       <w:r>
         <w:rPr>
+          <w:lang w:val="en_US" w:bidi="en_US"/>
+        </w:rPr>
+        <w:t>בְּ⁠רֹאשֶֽׁ⁠ךָ</w:t>
+      </w:r>
+    </w:p>
+    <w:p>
+      <w:pPr/>
+      <w:r>
+        <w:rPr>
+          <w:lang w:val="en_US" w:bidi="en_US"/>
+        </w:rPr>
+      </w:r>
+      <w:r>
+        <w:rPr>
           <w:b/>
           <w:lang w:val="en_US" w:bidi="en_US"/>
         </w:rPr>
@@ -10309,6 +11737,20 @@
       </w:r>
       <w:r>
         <w:rPr>
+          <w:lang w:val="en_US" w:bidi="en_US"/>
+        </w:rPr>
+        <w:t>כִּ֗י כַּֽ⁠אֲשֶׁ֤ר שְׁתִיתֶם֙</w:t>
+      </w:r>
+    </w:p>
+    <w:p>
+      <w:pPr/>
+      <w:r>
+        <w:rPr>
+          <w:lang w:val="en_US" w:bidi="en_US"/>
+        </w:rPr>
+      </w:r>
+      <w:r>
+        <w:rPr>
           <w:b/>
           <w:lang w:val="en_US" w:bidi="en_US"/>
         </w:rPr>
@@ -10433,6 +11875,20 @@
         <w:rPr>
           <w:lang w:val="en_US" w:bidi="en_US"/>
         </w:rPr>
+      </w:r>
+    </w:p>
+    <w:p>
+      <w:pPr/>
+      <w:r>
+        <w:rPr>
+          <w:lang w:val="en_US" w:bidi="en_US"/>
+        </w:rPr>
+      </w:r>
+      <w:r>
+        <w:rPr>
+          <w:lang w:val="en_US" w:bidi="en_US"/>
+        </w:rPr>
+        <w:t>כַּֽ⁠אֲשֶׁ֤ר שְׁתִיתֶם֙</w:t>
       </w:r>
     </w:p>
     <w:p>
@@ -10576,6 +12032,20 @@
       </w:r>
       <w:r>
         <w:rPr>
+          <w:lang w:val="en_US" w:bidi="en_US"/>
+        </w:rPr>
+        <w:t>שְׁתִיתֶם֙</w:t>
+      </w:r>
+    </w:p>
+    <w:p>
+      <w:pPr/>
+      <w:r>
+        <w:rPr>
+          <w:lang w:val="en_US" w:bidi="en_US"/>
+        </w:rPr>
+      </w:r>
+      <w:r>
+        <w:rPr>
           <w:b/>
           <w:lang w:val="en_US" w:bidi="en_US"/>
         </w:rPr>
@@ -10659,6 +12129,20 @@
       </w:r>
       <w:r>
         <w:rPr>
+          <w:lang w:val="en_US" w:bidi="en_US"/>
+        </w:rPr>
+        <w:t>עַל־הַ֣ר קָדְשִׁ֔⁠י</w:t>
+      </w:r>
+    </w:p>
+    <w:p>
+      <w:pPr/>
+      <w:r>
+        <w:rPr>
+          <w:lang w:val="en_US" w:bidi="en_US"/>
+        </w:rPr>
+      </w:r>
+      <w:r>
+        <w:rPr>
           <w:b/>
           <w:lang w:val="en_US" w:bidi="en_US"/>
         </w:rPr>
@@ -10755,6 +12239,20 @@
       </w:r>
       <w:r>
         <w:rPr>
+          <w:lang w:val="en_US" w:bidi="en_US"/>
+        </w:rPr>
+        <w:t>יִשְׁתּ֥וּ כָֽל־הַ⁠גּוֹיִ֖ם תָּמִ֑יד</w:t>
+      </w:r>
+    </w:p>
+    <w:p>
+      <w:pPr/>
+      <w:r>
+        <w:rPr>
+          <w:lang w:val="en_US" w:bidi="en_US"/>
+        </w:rPr>
+      </w:r>
+      <w:r>
+        <w:rPr>
           <w:b/>
           <w:lang w:val="en_US" w:bidi="en_US"/>
         </w:rPr>
@@ -10851,6 +12349,20 @@
       </w:r>
       <w:r>
         <w:rPr>
+          <w:lang w:val="en_US" w:bidi="en_US"/>
+        </w:rPr>
+        <w:t>וְ⁠שָׁת֣וּ וְ⁠לָע֔וּ</w:t>
+      </w:r>
+    </w:p>
+    <w:p>
+      <w:pPr/>
+      <w:r>
+        <w:rPr>
+          <w:lang w:val="en_US" w:bidi="en_US"/>
+        </w:rPr>
+      </w:r>
+      <w:r>
+        <w:rPr>
           <w:b/>
           <w:lang w:val="en_US" w:bidi="en_US"/>
         </w:rPr>
@@ -10960,6 +12472,20 @@
       </w:r>
       <w:r>
         <w:rPr>
+          <w:lang w:val="en_US" w:bidi="en_US"/>
+        </w:rPr>
+        <w:t>וְ⁠שָׁת֣וּ וְ⁠לָע֔וּ</w:t>
+      </w:r>
+    </w:p>
+    <w:p>
+      <w:pPr/>
+      <w:r>
+        <w:rPr>
+          <w:lang w:val="en_US" w:bidi="en_US"/>
+        </w:rPr>
+      </w:r>
+      <w:r>
+        <w:rPr>
           <w:b/>
           <w:lang w:val="en_US" w:bidi="en_US"/>
         </w:rPr>
@@ -11058,6 +12584,20 @@
         <w:rPr>
           <w:lang w:val="en_US" w:bidi="en_US"/>
         </w:rPr>
+      </w:r>
+    </w:p>
+    <w:p>
+      <w:pPr/>
+      <w:r>
+        <w:rPr>
+          <w:lang w:val="en_US" w:bidi="en_US"/>
+        </w:rPr>
+      </w:r>
+      <w:r>
+        <w:rPr>
+          <w:lang w:val="en_US" w:bidi="en_US"/>
+        </w:rPr>
+        <w:t>וּ⁠בְ⁠הַ֥ר צִיּ֛וֹן תִּהְיֶ֥ה פְלֵיטָ֖ה</w:t>
       </w:r>
     </w:p>
     <w:p>
@@ -11183,6 +12723,20 @@
       </w:r>
       <w:r>
         <w:rPr>
+          <w:lang w:val="en_US" w:bidi="en_US"/>
+        </w:rPr>
+        <w:t>וּ⁠בְ⁠הַ֥ר צִיּ֛וֹן</w:t>
+      </w:r>
+    </w:p>
+    <w:p>
+      <w:pPr/>
+      <w:r>
+        <w:rPr>
+          <w:lang w:val="en_US" w:bidi="en_US"/>
+        </w:rPr>
+      </w:r>
+      <w:r>
+        <w:rPr>
           <w:b/>
           <w:lang w:val="en_US" w:bidi="en_US"/>
         </w:rPr>
@@ -11266,6 +12820,20 @@
       </w:r>
       <w:r>
         <w:rPr>
+          <w:lang w:val="en_US" w:bidi="en_US"/>
+        </w:rPr>
+        <w:t>וְ⁠הָ֣יָה קֹ֑דֶשׁ</w:t>
+      </w:r>
+    </w:p>
+    <w:p>
+      <w:pPr/>
+      <w:r>
+        <w:rPr>
+          <w:lang w:val="en_US" w:bidi="en_US"/>
+        </w:rPr>
+      </w:r>
+      <w:r>
+        <w:rPr>
           <w:b/>
           <w:lang w:val="en_US" w:bidi="en_US"/>
         </w:rPr>
@@ -11362,6 +12930,20 @@
       </w:r>
       <w:r>
         <w:rPr>
+          <w:lang w:val="en_US" w:bidi="en_US"/>
+        </w:rPr>
+        <w:t>בֵּ֣ית יַֽעֲקֹ֔ב</w:t>
+      </w:r>
+    </w:p>
+    <w:p>
+      <w:pPr/>
+      <w:r>
+        <w:rPr>
+          <w:lang w:val="en_US" w:bidi="en_US"/>
+        </w:rPr>
+      </w:r>
+      <w:r>
+        <w:rPr>
           <w:b/>
           <w:lang w:val="en_US" w:bidi="en_US"/>
         </w:rPr>
@@ -11458,6 +13040,20 @@
       </w:r>
       <w:r>
         <w:rPr>
+          <w:lang w:val="en_US" w:bidi="en_US"/>
+        </w:rPr>
+        <w:t>אֵ֖ת מוֹרָֽשֵׁי⁠הֶם</w:t>
+      </w:r>
+    </w:p>
+    <w:p>
+      <w:pPr/>
+      <w:r>
+        <w:rPr>
+          <w:lang w:val="en_US" w:bidi="en_US"/>
+        </w:rPr>
+      </w:r>
+      <w:r>
+        <w:rPr>
           <w:b/>
           <w:lang w:val="en_US" w:bidi="en_US"/>
         </w:rPr>
@@ -11534,6 +13130,20 @@
       </w:r>
       <w:r>
         <w:rPr>
+          <w:lang w:val="en_US" w:bidi="en_US"/>
+        </w:rPr>
+        <w:t>וְ⁠הָיָה֩ בֵית־יַעֲקֹ֨ב אֵ֜שׁ וּ⁠בֵ֧ית יוֹסֵ֣ף לֶהָבָ֗ה</w:t>
+      </w:r>
+    </w:p>
+    <w:p>
+      <w:pPr/>
+      <w:r>
+        <w:rPr>
+          <w:lang w:val="en_US" w:bidi="en_US"/>
+        </w:rPr>
+      </w:r>
+      <w:r>
+        <w:rPr>
           <w:b/>
           <w:lang w:val="en_US" w:bidi="en_US"/>
         </w:rPr>
@@ -11643,6 +13253,20 @@
       </w:r>
       <w:r>
         <w:rPr>
+          <w:lang w:val="en_US" w:bidi="en_US"/>
+        </w:rPr>
+        <w:t>בֵית־יַעֲקֹ֨ב</w:t>
+      </w:r>
+    </w:p>
+    <w:p>
+      <w:pPr/>
+      <w:r>
+        <w:rPr>
+          <w:lang w:val="en_US" w:bidi="en_US"/>
+        </w:rPr>
+      </w:r>
+      <w:r>
+        <w:rPr>
           <w:b/>
           <w:lang w:val="en_US" w:bidi="en_US"/>
         </w:rPr>
@@ -11739,6 +13363,20 @@
       </w:r>
       <w:r>
         <w:rPr>
+          <w:lang w:val="en_US" w:bidi="en_US"/>
+        </w:rPr>
+        <w:t>וּ⁠בֵ֧ית יוֹסֵ֣ף</w:t>
+      </w:r>
+    </w:p>
+    <w:p>
+      <w:pPr/>
+      <w:r>
+        <w:rPr>
+          <w:lang w:val="en_US" w:bidi="en_US"/>
+        </w:rPr>
+      </w:r>
+      <w:r>
+        <w:rPr>
           <w:b/>
           <w:lang w:val="en_US" w:bidi="en_US"/>
         </w:rPr>
@@ -11822,6 +13460,20 @@
       </w:r>
       <w:r>
         <w:rPr>
+          <w:lang w:val="en_US" w:bidi="en_US"/>
+        </w:rPr>
+        <w:t>וּ⁠בֵ֤ית עֵשָׂו֙ &amp; לְ⁠בֵ֣ית עֵשָׂ֔ו</w:t>
+      </w:r>
+    </w:p>
+    <w:p>
+      <w:pPr/>
+      <w:r>
+        <w:rPr>
+          <w:lang w:val="en_US" w:bidi="en_US"/>
+        </w:rPr>
+      </w:r>
+      <w:r>
+        <w:rPr>
           <w:b/>
           <w:lang w:val="en_US" w:bidi="en_US"/>
         </w:rPr>
@@ -11918,6 +13570,20 @@
       </w:r>
       <w:r>
         <w:rPr>
+          <w:lang w:val="en_US" w:bidi="en_US"/>
+        </w:rPr>
+        <w:t>אֵ֜שׁ &amp; לֶהָבָ֗ה &amp; לְ⁠קַ֔שׁ</w:t>
+      </w:r>
+    </w:p>
+    <w:p>
+      <w:pPr/>
+      <w:r>
+        <w:rPr>
+          <w:lang w:val="en_US" w:bidi="en_US"/>
+        </w:rPr>
+      </w:r>
+      <w:r>
+        <w:rPr>
           <w:b/>
           <w:lang w:val="en_US" w:bidi="en_US"/>
         </w:rPr>
@@ -12027,6 +13693,20 @@
       </w:r>
       <w:r>
         <w:rPr>
+          <w:lang w:val="en_US" w:bidi="en_US"/>
+        </w:rPr>
+        <w:t>לְ⁠קַ֔שׁ</w:t>
+      </w:r>
+    </w:p>
+    <w:p>
+      <w:pPr/>
+      <w:r>
+        <w:rPr>
+          <w:lang w:val="en_US" w:bidi="en_US"/>
+        </w:rPr>
+      </w:r>
+      <w:r>
+        <w:rPr>
           <w:b/>
           <w:lang w:val="en_US" w:bidi="en_US"/>
         </w:rPr>
@@ -12123,6 +13803,20 @@
       </w:r>
       <w:r>
         <w:rPr>
+          <w:lang w:val="en_US" w:bidi="en_US"/>
+        </w:rPr>
+        <w:t>וְ⁠דָלְק֥וּ בָ⁠הֶ֖ם וַ⁠אֲכָל֑וּ⁠ם</w:t>
+      </w:r>
+    </w:p>
+    <w:p>
+      <w:pPr/>
+      <w:r>
+        <w:rPr>
+          <w:lang w:val="en_US" w:bidi="en_US"/>
+        </w:rPr>
+      </w:r>
+      <w:r>
+        <w:rPr>
           <w:b/>
           <w:lang w:val="en_US" w:bidi="en_US"/>
         </w:rPr>
@@ -12226,6 +13920,20 @@
       </w:r>
       <w:r>
         <w:rPr>
+          <w:lang w:val="en_US" w:bidi="en_US"/>
+        </w:rPr>
+        <w:t>כִּ֥י</w:t>
+      </w:r>
+    </w:p>
+    <w:p>
+      <w:pPr/>
+      <w:r>
+        <w:rPr>
+          <w:lang w:val="en_US" w:bidi="en_US"/>
+        </w:rPr>
+      </w:r>
+      <w:r>
+        <w:rPr>
           <w:b/>
           <w:lang w:val="en_US" w:bidi="en_US"/>
         </w:rPr>
@@ -12322,6 +14030,20 @@
       </w:r>
       <w:r>
         <w:rPr>
+          <w:lang w:val="en_US" w:bidi="en_US"/>
+        </w:rPr>
+        <w:t>כִּ֥י יְהוָ֖ה דִּבֵּֽר</w:t>
+      </w:r>
+    </w:p>
+    <w:p>
+      <w:pPr/>
+      <w:r>
+        <w:rPr>
+          <w:lang w:val="en_US" w:bidi="en_US"/>
+        </w:rPr>
+      </w:r>
+      <w:r>
+        <w:rPr>
           <w:b/>
           <w:lang w:val="en_US" w:bidi="en_US"/>
         </w:rPr>
@@ -12405,6 +14127,20 @@
       </w:r>
       <w:r>
         <w:rPr>
+          <w:lang w:val="en_US" w:bidi="en_US"/>
+        </w:rPr>
+        <w:t>וְ⁠יָרְשׁ֨וּ</w:t>
+      </w:r>
+    </w:p>
+    <w:p>
+      <w:pPr/>
+      <w:r>
+        <w:rPr>
+          <w:lang w:val="en_US" w:bidi="en_US"/>
+        </w:rPr>
+      </w:r>
+      <w:r>
+        <w:rPr>
           <w:b/>
           <w:lang w:val="en_US" w:bidi="en_US"/>
         </w:rPr>
@@ -12481,6 +14217,20 @@
       </w:r>
       <w:r>
         <w:rPr>
+          <w:lang w:val="en_US" w:bidi="en_US"/>
+        </w:rPr>
+        <w:t>הַ⁠נֶּ֜גֶב</w:t>
+      </w:r>
+    </w:p>
+    <w:p>
+      <w:pPr/>
+      <w:r>
+        <w:rPr>
+          <w:lang w:val="en_US" w:bidi="en_US"/>
+        </w:rPr>
+      </w:r>
+      <w:r>
+        <w:rPr>
           <w:b/>
           <w:lang w:val="en_US" w:bidi="en_US"/>
         </w:rPr>
@@ -12577,6 +14327,20 @@
       </w:r>
       <w:r>
         <w:rPr>
+          <w:lang w:val="en_US" w:bidi="en_US"/>
+        </w:rPr>
+        <w:t>אֶת־הַ֣ר עֵשָׂ֗ו</w:t>
+      </w:r>
+    </w:p>
+    <w:p>
+      <w:pPr/>
+      <w:r>
+        <w:rPr>
+          <w:lang w:val="en_US" w:bidi="en_US"/>
+        </w:rPr>
+      </w:r>
+      <w:r>
+        <w:rPr>
           <w:b/>
           <w:lang w:val="en_US" w:bidi="en_US"/>
         </w:rPr>
@@ -12660,6 +14424,20 @@
       </w:r>
       <w:r>
         <w:rPr>
+          <w:lang w:val="en_US" w:bidi="en_US"/>
+        </w:rPr>
+        <w:t>וְ⁠הַ⁠שְּׁפֵלָה֙</w:t>
+      </w:r>
+    </w:p>
+    <w:p>
+      <w:pPr/>
+      <w:r>
+        <w:rPr>
+          <w:lang w:val="en_US" w:bidi="en_US"/>
+        </w:rPr>
+      </w:r>
+      <w:r>
+        <w:rPr>
           <w:b/>
           <w:lang w:val="en_US" w:bidi="en_US"/>
         </w:rPr>
@@ -12756,6 +14534,20 @@
       </w:r>
       <w:r>
         <w:rPr>
+          <w:lang w:val="en_US" w:bidi="en_US"/>
+        </w:rPr>
+        <w:t>וְ⁠הַ⁠שְּׁפֵלָה֙ אֶת־פְּלִשְׁתִּ֔ים</w:t>
+      </w:r>
+    </w:p>
+    <w:p>
+      <w:pPr/>
+      <w:r>
+        <w:rPr>
+          <w:lang w:val="en_US" w:bidi="en_US"/>
+        </w:rPr>
+      </w:r>
+      <w:r>
+        <w:rPr>
           <w:b/>
           <w:lang w:val="en_US" w:bidi="en_US"/>
         </w:rPr>
@@ -12852,6 +14644,20 @@
       </w:r>
       <w:r>
         <w:rPr>
+          <w:lang w:val="en_US" w:bidi="en_US"/>
+        </w:rPr>
+        <w:t>אֶת־פְּלִשְׁתִּ֔ים</w:t>
+      </w:r>
+    </w:p>
+    <w:p>
+      <w:pPr/>
+      <w:r>
+        <w:rPr>
+          <w:lang w:val="en_US" w:bidi="en_US"/>
+        </w:rPr>
+      </w:r>
+      <w:r>
+        <w:rPr>
           <w:b/>
           <w:lang w:val="en_US" w:bidi="en_US"/>
         </w:rPr>
@@ -12948,6 +14754,20 @@
       </w:r>
       <w:r>
         <w:rPr>
+          <w:lang w:val="en_US" w:bidi="en_US"/>
+        </w:rPr>
+        <w:t>וְ⁠יָרְשׁוּ֙</w:t>
+      </w:r>
+    </w:p>
+    <w:p>
+      <w:pPr/>
+      <w:r>
+        <w:rPr>
+          <w:lang w:val="en_US" w:bidi="en_US"/>
+        </w:rPr>
+      </w:r>
+      <w:r>
+        <w:rPr>
           <w:b/>
           <w:lang w:val="en_US" w:bidi="en_US"/>
         </w:rPr>
@@ -13011,6 +14831,20 @@
       </w:r>
       <w:r>
         <w:rPr>
+          <w:lang w:val="en_US" w:bidi="en_US"/>
+        </w:rPr>
+        <w:t>אֶת־שְׂדֵ֣ה אֶפְרַ֔יִם וְ⁠אֵ֖ת שְׂדֵ֣ה שֹׁמְר֑וֹן</w:t>
+      </w:r>
+    </w:p>
+    <w:p>
+      <w:pPr/>
+      <w:r>
+        <w:rPr>
+          <w:lang w:val="en_US" w:bidi="en_US"/>
+        </w:rPr>
+      </w:r>
+      <w:r>
+        <w:rPr>
           <w:b/>
           <w:lang w:val="en_US" w:bidi="en_US"/>
         </w:rPr>
@@ -13133,6 +14967,20 @@
       </w:r>
       <w:r>
         <w:rPr>
+          <w:lang w:val="en_US" w:bidi="en_US"/>
+        </w:rPr>
+        <w:t>וּ⁠בִנְיָמִ֖ן</w:t>
+      </w:r>
+    </w:p>
+    <w:p>
+      <w:pPr/>
+      <w:r>
+        <w:rPr>
+          <w:lang w:val="en_US" w:bidi="en_US"/>
+        </w:rPr>
+      </w:r>
+      <w:r>
+        <w:rPr>
           <w:b/>
           <w:lang w:val="en_US" w:bidi="en_US"/>
         </w:rPr>
@@ -13229,6 +15077,20 @@
       </w:r>
       <w:r>
         <w:rPr>
+          <w:lang w:val="en_US" w:bidi="en_US"/>
+        </w:rPr>
+        <w:t>וּ⁠בִנְיָמִ֖ן אֶת־הַ⁠גִּלְעָֽד</w:t>
+      </w:r>
+    </w:p>
+    <w:p>
+      <w:pPr/>
+      <w:r>
+        <w:rPr>
+          <w:lang w:val="en_US" w:bidi="en_US"/>
+        </w:rPr>
+      </w:r>
+      <w:r>
+        <w:rPr>
           <w:b/>
           <w:lang w:val="en_US" w:bidi="en_US"/>
         </w:rPr>
@@ -13325,6 +15187,20 @@
       </w:r>
       <w:r>
         <w:rPr>
+          <w:lang w:val="en_US" w:bidi="en_US"/>
+        </w:rPr>
+        <w:t>אֶת־הַ⁠גִּלְעָֽד</w:t>
+      </w:r>
+    </w:p>
+    <w:p>
+      <w:pPr/>
+      <w:r>
+        <w:rPr>
+          <w:lang w:val="en_US" w:bidi="en_US"/>
+        </w:rPr>
+      </w:r>
+      <w:r>
+        <w:rPr>
           <w:b/>
           <w:lang w:val="en_US" w:bidi="en_US"/>
         </w:rPr>
@@ -13415,6 +15291,20 @@
       </w:r>
       <w:r>
         <w:rPr>
+          <w:lang w:val="en_US" w:bidi="en_US"/>
+        </w:rPr>
+        <w:t>וְ⁠גָלֻ֣ת הַֽ⁠חֵל־הַ֠⁠זֶּה</w:t>
+      </w:r>
+    </w:p>
+    <w:p>
+      <w:pPr/>
+      <w:r>
+        <w:rPr>
+          <w:lang w:val="en_US" w:bidi="en_US"/>
+        </w:rPr>
+      </w:r>
+      <w:r>
+        <w:rPr>
           <w:b/>
           <w:lang w:val="en_US" w:bidi="en_US"/>
         </w:rPr>
@@ -13511,6 +15401,20 @@
       </w:r>
       <w:r>
         <w:rPr>
+          <w:lang w:val="en_US" w:bidi="en_US"/>
+        </w:rPr>
+        <w:t>הַֽ⁠חֵל</w:t>
+      </w:r>
+    </w:p>
+    <w:p>
+      <w:pPr/>
+      <w:r>
+        <w:rPr>
+          <w:lang w:val="en_US" w:bidi="en_US"/>
+        </w:rPr>
+      </w:r>
+      <w:r>
+        <w:rPr>
           <w:b/>
           <w:lang w:val="en_US" w:bidi="en_US"/>
         </w:rPr>
@@ -13587,6 +15491,20 @@
       </w:r>
       <w:r>
         <w:rPr>
+          <w:lang w:val="en_US" w:bidi="en_US"/>
+        </w:rPr>
+        <w:t>לִ⁠בְנֵ֨י יִשְׂרָאֵ֤ל</w:t>
+      </w:r>
+    </w:p>
+    <w:p>
+      <w:pPr/>
+      <w:r>
+        <w:rPr>
+          <w:lang w:val="en_US" w:bidi="en_US"/>
+        </w:rPr>
+      </w:r>
+      <w:r>
+        <w:rPr>
           <w:b/>
           <w:lang w:val="en_US" w:bidi="en_US"/>
         </w:rPr>
@@ -13722,6 +15640,20 @@
       </w:r>
       <w:r>
         <w:rPr>
+          <w:lang w:val="en_US" w:bidi="en_US"/>
+        </w:rPr>
+        <w:t>אֲשֶֽׁר־כְּנַעֲנִים֙</w:t>
+      </w:r>
+    </w:p>
+    <w:p>
+      <w:pPr/>
+      <w:r>
+        <w:rPr>
+          <w:lang w:val="en_US" w:bidi="en_US"/>
+        </w:rPr>
+      </w:r>
+      <w:r>
+        <w:rPr>
           <w:b/>
           <w:lang w:val="en_US" w:bidi="en_US"/>
         </w:rPr>
@@ -13805,6 +15737,20 @@
       </w:r>
       <w:r>
         <w:rPr>
+          <w:lang w:val="en_US" w:bidi="en_US"/>
+        </w:rPr>
+        <w:t>עַד־צָ֣רְפַ֔ת</w:t>
+      </w:r>
+    </w:p>
+    <w:p>
+      <w:pPr/>
+      <w:r>
+        <w:rPr>
+          <w:lang w:val="en_US" w:bidi="en_US"/>
+        </w:rPr>
+      </w:r>
+      <w:r>
+        <w:rPr>
           <w:b/>
           <w:lang w:val="en_US" w:bidi="en_US"/>
         </w:rPr>
@@ -13888,6 +15834,20 @@
       </w:r>
       <w:r>
         <w:rPr>
+          <w:lang w:val="en_US" w:bidi="en_US"/>
+        </w:rPr>
+        <w:t>עַד־צָ֣רְפַ֔ת</w:t>
+      </w:r>
+    </w:p>
+    <w:p>
+      <w:pPr/>
+      <w:r>
+        <w:rPr>
+          <w:lang w:val="en_US" w:bidi="en_US"/>
+        </w:rPr>
+      </w:r>
+      <w:r>
+        <w:rPr>
           <w:b/>
           <w:lang w:val="en_US" w:bidi="en_US"/>
         </w:rPr>
@@ -13971,6 +15931,20 @@
       </w:r>
       <w:r>
         <w:rPr>
+          <w:lang w:val="en_US" w:bidi="en_US"/>
+        </w:rPr>
+        <w:t>וְ⁠גָלֻ֥ת יְרוּשָׁלִַ֖ם</w:t>
+      </w:r>
+    </w:p>
+    <w:p>
+      <w:pPr/>
+      <w:r>
+        <w:rPr>
+          <w:lang w:val="en_US" w:bidi="en_US"/>
+        </w:rPr>
+      </w:r>
+      <w:r>
+        <w:rPr>
           <w:b/>
           <w:lang w:val="en_US" w:bidi="en_US"/>
         </w:rPr>
@@ -14067,6 +16041,20 @@
       </w:r>
       <w:r>
         <w:rPr>
+          <w:lang w:val="en_US" w:bidi="en_US"/>
+        </w:rPr>
+        <w:t>בִּ⁠סְפָרַ֑ד</w:t>
+      </w:r>
+    </w:p>
+    <w:p>
+      <w:pPr/>
+      <w:r>
+        <w:rPr>
+          <w:lang w:val="en_US" w:bidi="en_US"/>
+        </w:rPr>
+      </w:r>
+      <w:r>
+        <w:rPr>
           <w:b/>
           <w:lang w:val="en_US" w:bidi="en_US"/>
         </w:rPr>
@@ -14157,6 +16145,20 @@
       </w:r>
       <w:r>
         <w:rPr>
+          <w:lang w:val="en_US" w:bidi="en_US"/>
+        </w:rPr>
+        <w:t>יִֽרְשׁ֕וּ</w:t>
+      </w:r>
+    </w:p>
+    <w:p>
+      <w:pPr/>
+      <w:r>
+        <w:rPr>
+          <w:lang w:val="en_US" w:bidi="en_US"/>
+        </w:rPr>
+      </w:r>
+      <w:r>
+        <w:rPr>
           <w:b/>
           <w:lang w:val="en_US" w:bidi="en_US"/>
         </w:rPr>
@@ -14242,6 +16244,20 @@
         <w:rPr>
           <w:lang w:val="en_US" w:bidi="en_US"/>
         </w:rPr>
+      </w:r>
+    </w:p>
+    <w:p>
+      <w:pPr/>
+      <w:r>
+        <w:rPr>
+          <w:lang w:val="en_US" w:bidi="en_US"/>
+        </w:rPr>
+      </w:r>
+      <w:r>
+        <w:rPr>
+          <w:lang w:val="en_US" w:bidi="en_US"/>
+        </w:rPr>
+        <w:t>הַ⁠נֶּֽגֶב</w:t>
       </w:r>
     </w:p>
     <w:p>
@@ -14367,6 +16383,20 @@
       </w:r>
       <w:r>
         <w:rPr>
+          <w:lang w:val="en_US" w:bidi="en_US"/>
+        </w:rPr>
+        <w:t>וְ⁠עָל֤וּ מֽוֹשִׁעִים֙ בְּ⁠הַ֣ר צִיּ֔וֹן לִ⁠שְׁפֹּ֖ט אֶת־הַ֣ר עֵשָׂ֑ו</w:t>
+      </w:r>
+    </w:p>
+    <w:p>
+      <w:pPr/>
+      <w:r>
+        <w:rPr>
+          <w:lang w:val="en_US" w:bidi="en_US"/>
+        </w:rPr>
+      </w:r>
+      <w:r>
+        <w:rPr>
           <w:b/>
           <w:lang w:val="en_US" w:bidi="en_US"/>
         </w:rPr>
@@ -14489,6 +16519,20 @@
       </w:r>
       <w:r>
         <w:rPr>
+          <w:lang w:val="en_US" w:bidi="en_US"/>
+        </w:rPr>
+        <w:t>מֽוֹשִׁעִים֙</w:t>
+      </w:r>
+    </w:p>
+    <w:p>
+      <w:pPr/>
+      <w:r>
+        <w:rPr>
+          <w:lang w:val="en_US" w:bidi="en_US"/>
+        </w:rPr>
+      </w:r>
+      <w:r>
+        <w:rPr>
           <w:b/>
           <w:lang w:val="en_US" w:bidi="en_US"/>
         </w:rPr>
@@ -14565,6 +16609,20 @@
       </w:r>
       <w:r>
         <w:rPr>
+          <w:lang w:val="en_US" w:bidi="en_US"/>
+        </w:rPr>
+        <w:t>בְּ⁠הַ֣ר צִיּ֔וֹן</w:t>
+      </w:r>
+    </w:p>
+    <w:p>
+      <w:pPr/>
+      <w:r>
+        <w:rPr>
+          <w:lang w:val="en_US" w:bidi="en_US"/>
+        </w:rPr>
+      </w:r>
+      <w:r>
+        <w:rPr>
           <w:b/>
           <w:lang w:val="en_US" w:bidi="en_US"/>
         </w:rPr>
@@ -14648,6 +16706,20 @@
       </w:r>
       <w:r>
         <w:rPr>
+          <w:lang w:val="en_US" w:bidi="en_US"/>
+        </w:rPr>
+        <w:t>אֶת־הַ֣ר עֵשָׂ֑ו</w:t>
+      </w:r>
+    </w:p>
+    <w:p>
+      <w:pPr/>
+      <w:r>
+        <w:rPr>
+          <w:lang w:val="en_US" w:bidi="en_US"/>
+        </w:rPr>
+      </w:r>
+      <w:r>
+        <w:rPr>
           <w:b/>
           <w:lang w:val="en_US" w:bidi="en_US"/>
         </w:rPr>
@@ -14720,6 +16792,20 @@
         <w:rPr>
           <w:lang w:val="en_US" w:bidi="en_US"/>
         </w:rPr>
+      </w:r>
+    </w:p>
+    <w:p>
+      <w:pPr/>
+      <w:r>
+        <w:rPr>
+          <w:lang w:val="en_US" w:bidi="en_US"/>
+        </w:rPr>
+      </w:r>
+      <w:r>
+        <w:rPr>
+          <w:lang w:val="en_US" w:bidi="en_US"/>
+        </w:rPr>
+        <w:t>וְ⁠הָיְתָ֥ה לַֽ⁠יהוָ֖ה הַ⁠מְּלוּכָֽה</w:t>
       </w:r>
     </w:p>
     <w:p>

--- a/eng/docx/31.content.docx
+++ b/eng/docx/31.content.docx
@@ -28,49 +28,15 @@
       </w:r>
     </w:p>
     <w:p>
-      <w:pPr>
-        <w:pStyle w:val="Heading2"/>
-      </w:pPr>
-      <w:r>
-        <w:rPr>
-          <w:lang w:val="en_US" w:bidi="en_US"/>
-        </w:rPr>
-        <w:t>License Information</w:t>
-      </w:r>
-      <w:r>
-        <w:rPr>
-          <w:lang w:val="en_US" w:bidi="en_US"/>
-        </w:rPr>
-      </w:r>
-    </w:p>
-    <w:p>
-      <w:pPr/>
-      <w:r>
-        <w:rPr>
-          <w:lang w:val="en_US" w:bidi="en_US"/>
-        </w:rPr>
-      </w:r>
-      <w:r>
-        <w:rPr>
-          <w:b/>
-          <w:lang w:val="en_US" w:bidi="en_US"/>
-        </w:rPr>
-        <w:t>Translation Notes (unfoldingWord)</w:t>
-      </w:r>
-      <w:r>
-        <w:rPr>
-          <w:lang w:val="en_US" w:bidi="en_US"/>
-        </w:rPr>
-        <w:t xml:space="preserve"> is based on</w:t>
-      </w:r>
-      <w:r>
-        <w:rPr>
-          <w:lang w:val="en_US" w:bidi="en_US"/>
-        </w:rPr>
-        <w:t xml:space="preserve">: </w:t>
-      </w:r>
-      <w:r>
-        <w:rPr>
+      <w:pPr/>
+      <w:r>
+        <w:rPr>
+          <w:lang w:val="en_US" w:bidi="en_US"/>
+        </w:rPr>
+      </w:r>
+      <w:r>
+        <w:rPr>
+          <w:b/>
           <w:lang w:val="en_US" w:bidi="en_US"/>
         </w:rPr>
         <w:t>unfoldingWord® Translation Notes</w:t>
@@ -79,62 +45,31 @@
         <w:rPr>
           <w:lang w:val="en_US" w:bidi="en_US"/>
         </w:rPr>
-        <w:t xml:space="preserve">, </w:t>
-      </w:r>
-      <w:hyperlink r:id="rId13">
-        <w:r>
-          <w:rPr>
-            <w:lang w:val="en_US" w:bidi="en_US"/>
-          </w:rPr>
-          <w:rPr>
-            <w:color w:val="0000EE"/>
-            <w:u w:val="single"/>
-          </w:rPr>
-          <w:t>unfoldingWord</w:t>
-        </w:r>
-      </w:hyperlink>
-      <w:r>
-        <w:rPr>
-          <w:lang w:val="en_US" w:bidi="en_US"/>
-        </w:rPr>
-        <w:t xml:space="preserve">, 2022, which is licensed under a </w:t>
-      </w:r>
-      <w:hyperlink r:id="rId14">
-        <w:r>
-          <w:rPr>
-            <w:lang w:val="en_US" w:bidi="en_US"/>
-          </w:rPr>
-          <w:rPr>
-            <w:color w:val="0000EE"/>
-            <w:u w:val="single"/>
-          </w:rPr>
-          <w:t>CC BY-SA 4.0 license</w:t>
-        </w:r>
-      </w:hyperlink>
-      <w:r>
-        <w:rPr>
-          <w:lang w:val="en_US" w:bidi="en_US"/>
-        </w:rPr>
-        <w:t>.</w:t>
-      </w:r>
-      <w:r>
-        <w:rPr>
-          <w:lang w:val="en_US" w:bidi="en_US"/>
-        </w:rPr>
-      </w:r>
-    </w:p>
-    <w:p>
-      <w:pPr/>
-      <w:r>
-        <w:rPr>
-          <w:lang w:val="en_US" w:bidi="en_US"/>
-        </w:rPr>
-      </w:r>
-      <w:r>
-        <w:rPr>
-          <w:lang w:val="en_US" w:bidi="en_US"/>
-        </w:rPr>
-        <w:t>This PDF version is provided under the same license.</w:t>
+        <w:t xml:space="preserve"> © 2022 unfoldingWord. Released under CC BY-SA 4.0 license. </w:t>
+      </w:r>
+      <w:r>
+        <w:rPr>
+          <w:lang w:val="en_US" w:bidi="en_US"/>
+        </w:rPr>
+        <w:t>unfoldingWord® Translation Notes</w:t>
+      </w:r>
+      <w:r>
+        <w:rPr>
+          <w:lang w:val="en_US" w:bidi="en_US"/>
+        </w:rPr>
+        <w:t xml:space="preserve"> has been adapted in the following languages: Tok Pisin, Arabic (عربي), French (Français), Hindi (हिंदी), Indonesian (Bahasa Indonesia), Portuguese (Português), Russian (Русский), Spanish (Español), Swahili (Kiswahili), and Simplified Chinese (简体中文) from </w:t>
+      </w:r>
+      <w:r>
+        <w:rPr>
+          <w:lang w:val="en_US" w:bidi="en_US"/>
+        </w:rPr>
+        <w:t>unfoldingWord® Translation Notes</w:t>
+      </w:r>
+      <w:r>
+        <w:rPr>
+          <w:lang w:val="en_US" w:bidi="en_US"/>
+        </w:rPr>
+        <w:t xml:space="preserve"> © 2022 unfoldingWord. Released under CC BY-SA 4.0 license by Mission Mutual</w:t>
       </w:r>
       <w:r>
         <w:rPr>
@@ -6798,7 +6733,7 @@
         </w:rPr>
         <w:t xml:space="preserve">This is the name of the man who was the ancestor of the people of Edom. See how you translated this in </w:t>
       </w:r>
-      <w:hyperlink r:id="rId15">
+      <w:hyperlink r:id="rId13">
         <w:r>
           <w:rPr>
             <w:lang w:val="en_US" w:bidi="en_US"/>
@@ -8484,7 +8419,7 @@
         </w:rPr>
         <w:t xml:space="preserve">As in </w:t>
       </w:r>
-      <w:hyperlink r:id="rId16">
+      <w:hyperlink r:id="rId14">
         <w:r>
           <w:rPr>
             <w:lang w:val="en_US" w:bidi="en_US"/>
@@ -8818,7 +8753,7 @@
         </w:rPr>
         <w:t xml:space="preserve"> in </w:t>
       </w:r>
-      <w:hyperlink r:id="rId17">
+      <w:hyperlink r:id="rId15">
         <w:r>
           <w:rPr>
             <w:lang w:val="en_US" w:bidi="en_US"/>
@@ -8946,7 +8881,7 @@
         </w:rPr>
         <w:t xml:space="preserve"> could also mean “army.” But since it clearly means “wealth” in </w:t>
       </w:r>
-      <w:hyperlink r:id="rId18">
+      <w:hyperlink r:id="rId16">
         <w:r>
           <w:rPr>
             <w:lang w:val="en_US" w:bidi="en_US"/>
@@ -9902,7 +9837,7 @@
         </w:rPr>
         <w:t xml:space="preserve">As in </w:t>
       </w:r>
-      <w:hyperlink r:id="rId17">
+      <w:hyperlink r:id="rId15">
         <w:r>
           <w:rPr>
             <w:lang w:val="en_US" w:bidi="en_US"/>
@@ -10386,7 +10321,7 @@
         </w:rPr>
         <w:t xml:space="preserve"> is used (See: </w:t>
       </w:r>
-      <w:hyperlink r:id="rId17">
+      <w:hyperlink r:id="rId15">
         <w:r>
           <w:rPr>
             <w:lang w:val="en_US" w:bidi="en_US"/>
@@ -10611,7 +10546,7 @@
         </w:rPr>
         <w:t xml:space="preserve"> is an idiom for “enjoyed looking at.” See how you translated this in </w:t>
       </w:r>
-      <w:hyperlink r:id="rId19">
+      <w:hyperlink r:id="rId17">
         <w:r>
           <w:rPr>
             <w:lang w:val="en_US" w:bidi="en_US"/>
@@ -10959,7 +10894,7 @@
         </w:rPr>
         <w:t xml:space="preserve"> is a metaphor that means “to kill.” It is likely a comparison to the way grain is cut down at harvest time. See how you translated this same metaphor in </w:t>
       </w:r>
-      <w:hyperlink r:id="rId20">
+      <w:hyperlink r:id="rId18">
         <w:r>
           <w:rPr>
             <w:lang w:val="en_US" w:bidi="en_US"/>
@@ -11984,7 +11919,7 @@
         </w:rPr>
         <w:t xml:space="preserve">Throughout the book of Obadiah, the nation of Edom is addressed with a masculine singular form of “you.” (The one feminine plural form in </w:t>
       </w:r>
-      <w:hyperlink r:id="rId18">
+      <w:hyperlink r:id="rId16">
         <w:r>
           <w:rPr>
             <w:lang w:val="en_US" w:bidi="en_US"/>
@@ -12015,7 +11950,7 @@
         </w:rPr>
         <w:t xml:space="preserve"> is masculine plural. There are two possibilities for who is being addressed here. (1) It refers to the people of Israel. This would explain the shift from singular to plural. Just as Obadiah addressed the people of Israel in the plural in </w:t>
       </w:r>
-      <w:hyperlink r:id="rId21">
+      <w:hyperlink r:id="rId19">
         <w:r>
           <w:rPr>
             <w:lang w:val="en_US" w:bidi="en_US"/>
@@ -12706,7 +12641,7 @@
         </w:rPr>
         <w:t xml:space="preserve"> refers to the people of Israel who will still be alive in Jerusalem after Yahweh has finished punishing the other nations. As </w:t>
       </w:r>
-      <w:hyperlink r:id="rId22">
+      <w:hyperlink r:id="rId20">
         <w:r>
           <w:rPr>
             <w:lang w:val="en_US" w:bidi="en_US"/>
@@ -16366,7 +16301,7 @@
         </w:rPr>
         <w:t xml:space="preserve"> is the name of the southern region of Judea that is dry, rocky, and barren. See how you translated this in </w:t>
       </w:r>
-      <w:hyperlink r:id="rId23">
+      <w:hyperlink r:id="rId21">
         <w:r>
           <w:rPr>
             <w:lang w:val="en_US" w:bidi="en_US"/>

--- a/eng/docx/31.content.docx
+++ b/eng/docx/31.content.docx
@@ -141,13 +141,6 @@
         <w:rPr>
           <w:lang w:val="en_US" w:bidi="en_US"/>
         </w:rPr>
-      </w:r>
-      <w:r>
-        <w:rPr>
-          <w:i/>
-          <w:lang w:val="en_US" w:bidi="en_US"/>
-        </w:rPr>
-        <w:t>Obadiah - Introduction, Obadiah 1:1 (#1), Obadiah 1:1 (#2), Obadiah 1:1 (#3), Obadiah 1:1 (#4), Obadiah 1:1 (#5), Obadiah 1:1 (#6), Obadiah 1:1 (#7), Obadiah 1:1 (#8), Obadiah 1:1 (#9), Obadiah 1:1 (#10), Obadiah 1:1 (#11), Obadiah 1:1 (#12), Obadiah 1:1 (#13), Obadiah 1:1 (#14), Obadiah 1:2 (#1), Obadiah 1:2 (#2), Obadiah 1:2 (#3), Obadiah 1:2 (#4), Obadiah 1:2 (#5), Obadiah 1:3 (#1), Obadiah 1:3 (#2), Obadiah 1:3 (#3), Obadiah 1:3 (#4), Obadiah 1:3 (#5), Obadiah 1:3 (#6), Obadiah 1:3 (#7), Obadiah 1:3 (#8), Obadiah 1:3 (#9), Obadiah 1:4 (#1), Obadiah 1:4 (#2), Obadiah 1:4 (#3), Obadiah 1:4 (#4), Obadiah 1:4 (#5), Obadiah 1:4 (#6), Obadiah 1:5 (#1), Obadiah 1:5 (#2), Obadiah 1:5 (#3), Obadiah 1:5 (#4), Obadiah 1:5 (#5), Obadiah 1:6 (#1), Obadiah 1:6 (#2), Obadiah 1:6 (#3), Obadiah 1:6 (#4), Obadiah 1:6 (#5), Obadiah 1:7 (#1), Obadiah 1:7 (#2), Obadiah 1:7 (#3), Obadiah 1:7 (#4), Obadiah 1:7 (#5), Obadiah 1:7 (#6), Obadiah 1:7 (#7), Obadiah 1:7 (#8), Obadiah 1:8 (#1), Obadiah 1:8 (#2), Obadiah 1:8 (#3), Obadiah 1:8 (#4), Obadiah 1:8 (#5), Obadiah 1:8 (#6), Obadiah 1:8 (#7), Obadiah 1:8 (#8), Obadiah 1:9 (#1), Obadiah 1:9 (#2), Obadiah 1:9 (#3), Obadiah 1:9 (#4), Obadiah 1:9 (#5), Obadiah 1:9 (#6), Obadiah 1:9 (#7), Obadiah 1:9 (#8), Obadiah 1:9 (#9), Obadiah 1:10 (#1), Obadiah 1:10 (#2), Obadiah 1:10 (#3), Obadiah 1:10 (#4), Obadiah 1:10 (#5), Obadiah 1:10 (#6), Obadiah 1:10 (#7), Obadiah 1:11 (#1), Obadiah 1:11 (#2), Obadiah 1:11 (#3), Obadiah 1:11 (#4), Obadiah 1:11 (#5), Obadiah 1:11 (#6), Obadiah 1:11 (#7), Obadiah 1:12 (#1), Obadiah 1:12 (#2), Obadiah 1:12 (#3), Obadiah 1:12 (#4), Obadiah 1:12 (#5), Obadiah 1:12 (#6), Obadiah 1:12 (#7), Obadiah 1:13 (#1), Obadiah 1:13 (#2), Obadiah 1:13 (#3), Obadiah 1:13 (#4), Obadiah 1:13 (#5), Obadiah 1:14 (#1), Obadiah 1:14 (#2), Obadiah 1:14 (#3), Obadiah 1:15 (#1), Obadiah 1:15 (#2), Obadiah 1:15 (#3), Obadiah 1:15 (#4), Obadiah 1:15 (#5), Obadiah 1:15 (#6), Obadiah 1:15 (#7), Obadiah 1:16 (#1), Obadiah 1:16 (#2), Obadiah 1:16 (#3), Obadiah 1:16 (#4), Obadiah 1:16 (#5), Obadiah 1:16 (#6), Obadiah 1:16 (#7), Obadiah 1:17 (#1), Obadiah 1:17 (#2), Obadiah 1:17 (#3), Obadiah 1:17 (#4), Obadiah 1:17 (#5), Obadiah 1:18 (#1), Obadiah 1:18 (#2), Obadiah 1:18 (#3), Obadiah 1:18 (#4), Obadiah 1:18 (#5), Obadiah 1:18 (#6), Obadiah 1:18 (#7), Obadiah 1:18 (#8), Obadiah 1:18 (#9), Obadiah 1:19 (#1), Obadiah 1:19 (#2), Obadiah 1:19 (#3), Obadiah 1:19 (#4), Obadiah 1:19 (#5), Obadiah 1:19 (#6), Obadiah 1:19 (#7), Obadiah 1:19 (#8), Obadiah 1:19 (#9), Obadiah 1:19 (#10), Obadiah 1:19 (#11), Obadiah 1:20 (#1), Obadiah 1:20 (#2), Obadiah 1:20 (#3), Obadiah 1:20 (#4), Obadiah 1:20 (#5), Obadiah 1:20 (#6), Obadiah 1:20 (#7), Obadiah 1:20 (#8), Obadiah 1:20 (#9), Obadiah 1:20 (#10), Obadiah 1:21 (#1), Obadiah 1:21 (#2), Obadiah 1:21 (#3), Obadiah 1:21 (#4), Obadiah 1:21 (#5)</w:t>
       </w:r>
       <w:r>
         <w:rPr>

--- a/eng/docx/31.content.docx
+++ b/eng/docx/31.content.docx
@@ -128,19 +128,6 @@
           <w:lang w:val="en_US" w:bidi="en_US"/>
         </w:rPr>
         <w:t>OBA</w:t>
-      </w:r>
-      <w:r>
-        <w:rPr>
-          <w:lang w:val="en_US" w:bidi="en_US"/>
-        </w:rPr>
-      </w:r>
-    </w:p>
-    <w:p>
-      <w:pPr/>
-      <w:r>
-        <w:rPr>
-          <w:lang w:val="en_US" w:bidi="en_US"/>
-        </w:rPr>
       </w:r>
       <w:r>
         <w:rPr>

--- a/eng/docx/31.content.docx
+++ b/eng/docx/31.content.docx
@@ -19,7 +19,7 @@
         <w:rPr>
           <w:lang w:val="en_US" w:bidi="en_US"/>
         </w:rPr>
-        <w:t>Resource: Translation Notes (unfoldingWord)</w:t>
+        <w:t>Resource: unfoldingWord® Translation Notes</w:t>
       </w:r>
       <w:r>
         <w:rPr>
@@ -90,7 +90,7 @@
         <w:rPr>
           <w:lang w:val="en_US" w:bidi="en_US"/>
         </w:rPr>
-        <w:t>Translation Notes (unfoldingWord)</w:t>
+        <w:t>unfoldingWord® Translation Notes</w:t>
       </w:r>
     </w:p>
     <w:p>

--- a/eng/docx/31.content.docx
+++ b/eng/docx/31.content.docx
@@ -739,7 +739,7 @@
         <w:rPr>
           <w:lang w:val="en_US" w:bidi="en_US"/>
         </w:rPr>
-        <w:t>כֹּֽה־אָמַר֩ אֲדֹנָ֨⁠י יְהוִ֜ה</w:t>
+        <w:t>כֹּֽה־אָמַר֩ אֲדֹנָ֨⁠י יְהוִ֜ה</w:t>
       </w:r>
     </w:p>
     <w:p>
@@ -1043,7 +1043,7 @@
         <w:rPr>
           <w:lang w:val="en_US" w:bidi="en_US"/>
         </w:rPr>
-        <w:t>שָׁמַ֜עְנוּ</w:t>
+        <w:t>שָׁמַ֜עְנוּ</w:t>
       </w:r>
     </w:p>
     <w:p>
@@ -1153,7 +1153,7 @@
         <w:rPr>
           <w:lang w:val="en_US" w:bidi="en_US"/>
         </w:rPr>
-        <w:t>שָׁמַ֜עְנוּ</w:t>
+        <w:t>שָׁמַ֜עְנוּ</w:t>
       </w:r>
     </w:p>
     <w:p>
@@ -1263,7 +1263,7 @@
         <w:rPr>
           <w:lang w:val="en_US" w:bidi="en_US"/>
         </w:rPr>
-        <w:t>וְ⁠צִיר֙ &amp; שֻׁלָּ֔ח</w:t>
+        <w:t>וְ⁠צִיר֙ &amp; שֻׁלָּ֔ח</w:t>
       </w:r>
     </w:p>
     <w:p>
@@ -1360,7 +1360,7 @@
         <w:rPr>
           <w:lang w:val="en_US" w:bidi="en_US"/>
         </w:rPr>
-        <w:t>וְ⁠צִיר֙ &amp; שֻׁלָּ֔ח</w:t>
+        <w:t>וְ⁠צִיר֙ &amp; שֻׁלָּ֔ח</w:t>
       </w:r>
     </w:p>
     <w:p>
@@ -1457,7 +1457,7 @@
         <w:rPr>
           <w:lang w:val="en_US" w:bidi="en_US"/>
         </w:rPr>
-        <w:t>ק֛וּמוּ וְ⁠נָק֥וּמָה עָלֶי⁠הָ לַ⁠מִּלְחָמָֽה</w:t>
+        <w:t>ק֛וּמוּ וְ⁠נָק֥וּמָה עָלֶי⁠הָ לַ⁠מִּלְחָמָֽה</w:t>
       </w:r>
     </w:p>
     <w:p>
@@ -1858,7 +1858,7 @@
         <w:rPr>
           <w:lang w:val="en_US" w:bidi="en_US"/>
         </w:rPr>
-        <w:t>לַ⁠מִּלְחָמָֽה</w:t>
+        <w:t>לַ⁠מִּלְחָמָֽה</w:t>
       </w:r>
     </w:p>
     <w:p>
@@ -1968,7 +1968,7 @@
         <w:rPr>
           <w:lang w:val="en_US" w:bidi="en_US"/>
         </w:rPr>
-        <w:t>הִנֵּ֥ה קָטֹ֛ן נְתַתִּ֖י⁠ךָ</w:t>
+        <w:t>הִנֵּ֥ה קָטֹ֛ן נְתַתִּ֖י⁠ךָ</w:t>
       </w:r>
     </w:p>
     <w:p>
@@ -2065,7 +2065,7 @@
         <w:rPr>
           <w:lang w:val="en_US" w:bidi="en_US"/>
         </w:rPr>
-        <w:t>הִנֵּ֥ה</w:t>
+        <w:t>הִנֵּ֥ה</w:t>
       </w:r>
     </w:p>
     <w:p>
@@ -2142,7 +2142,7 @@
         <w:rPr>
           <w:lang w:val="en_US" w:bidi="en_US"/>
         </w:rPr>
-        <w:t>קָטֹ֛ן נְתַתִּ֖י⁠ךָ בַּ⁠גּוֹיִ֑ם בָּז֥וּי אַתָּ֖ה מְאֹֽד</w:t>
+        <w:t>קָטֹ֛ן נְתַתִּ֖י⁠ךָ בַּ⁠גּוֹיִ֑ם בָּז֥וּי אַתָּ֖ה מְאֹֽד</w:t>
       </w:r>
     </w:p>
     <w:p>
@@ -2239,7 +2239,7 @@
         <w:rPr>
           <w:lang w:val="en_US" w:bidi="en_US"/>
         </w:rPr>
-        <w:t>קָטֹ֛ן נְתַתִּ֖י⁠ךָ בַּ⁠גּוֹיִ֑ם</w:t>
+        <w:t>קָטֹ֛ן נְתַתִּ֖י⁠ךָ בַּ⁠גּוֹיִ֑ם</w:t>
       </w:r>
     </w:p>
     <w:p>
@@ -2336,7 +2336,7 @@
         <w:rPr>
           <w:lang w:val="en_US" w:bidi="en_US"/>
         </w:rPr>
-        <w:t>בָּז֥וּי אַתָּ֖ה מְאֹֽד</w:t>
+        <w:t>בָּז֥וּי אַתָּ֖ה מְאֹֽד</w:t>
       </w:r>
     </w:p>
     <w:p>
@@ -2433,7 +2433,7 @@
         <w:rPr>
           <w:lang w:val="en_US" w:bidi="en_US"/>
         </w:rPr>
-        <w:t>זְד֤וֹן לִבְּ⁠ךָ֙ הִשִּׁיאֶ֔⁠ךָ</w:t>
+        <w:t>זְד֤וֹן לִבְּ⁠ךָ֙ הִשִּׁיאֶ֔⁠ךָ</w:t>
       </w:r>
     </w:p>
     <w:p>
@@ -2543,7 +2543,7 @@
         <w:rPr>
           <w:lang w:val="en_US" w:bidi="en_US"/>
         </w:rPr>
-        <w:t>זְד֤וֹן לִבְּ⁠ךָ֙ הִשִּׁיאֶ֔⁠ךָ</w:t>
+        <w:t>זְד֤וֹן לִבְּ⁠ךָ֙ הִשִּׁיאֶ֔⁠ךָ</w:t>
       </w:r>
     </w:p>
     <w:p>
@@ -2653,7 +2653,7 @@
         <w:rPr>
           <w:lang w:val="en_US" w:bidi="en_US"/>
         </w:rPr>
-        <w:t>זְד֤וֹן לִבְּ⁠ךָ֙</w:t>
+        <w:t>זְד֤וֹן לִבְּ⁠ךָ֙</w:t>
       </w:r>
     </w:p>
     <w:p>
@@ -2763,7 +2763,7 @@
         <w:rPr>
           <w:lang w:val="en_US" w:bidi="en_US"/>
         </w:rPr>
-        <w:t>זְד֤וֹן לִבְּ⁠ךָ֙</w:t>
+        <w:t>זְד֤וֹן לִבְּ⁠ךָ֙</w:t>
       </w:r>
     </w:p>
     <w:p>
@@ -2873,7 +2873,7 @@
         <w:rPr>
           <w:lang w:val="en_US" w:bidi="en_US"/>
         </w:rPr>
-        <w:t>שֹׁכְנִ֥י בְ⁠חַגְוֵי־סֶּ֖לַע</w:t>
+        <w:t>שֹׁכְנִ֥י בְ⁠חַגְוֵי־סֶּ֖לַע</w:t>
       </w:r>
     </w:p>
     <w:p>
@@ -3009,7 +3009,7 @@
         <w:rPr>
           <w:lang w:val="en_US" w:bidi="en_US"/>
         </w:rPr>
-        <w:t>בְ⁠חַגְוֵי־סֶּ֖לַע</w:t>
+        <w:t>בְ⁠חַגְוֵי־סֶּ֖לַע</w:t>
       </w:r>
     </w:p>
     <w:p>
@@ -3086,7 +3086,7 @@
         <w:rPr>
           <w:lang w:val="en_US" w:bidi="en_US"/>
         </w:rPr>
-        <w:t>אֹמֵ֣ר בְּ⁠לִבּ֔⁠וֹ</w:t>
+        <w:t>אֹמֵ֣ר בְּ⁠לִבּ֔⁠וֹ</w:t>
       </w:r>
     </w:p>
     <w:p>
@@ -3222,7 +3222,7 @@
         <w:rPr>
           <w:lang w:val="en_US" w:bidi="en_US"/>
         </w:rPr>
-        <w:t>אֹמֵ֣ר בְּ⁠לִבּ֔⁠וֹ</w:t>
+        <w:t>אֹמֵ֣ר בְּ⁠לִבּ֔⁠וֹ</w:t>
       </w:r>
     </w:p>
     <w:p>
@@ -3416,7 +3416,7 @@
         <w:rPr>
           <w:lang w:val="en_US" w:bidi="en_US"/>
         </w:rPr>
-        <w:t>אִם־תַּגְבִּ֣יהַּ כַּ⁠נֶּ֔שֶׁר וְ⁠אִם־בֵּ֥ין כּֽוֹכָבִ֖ים שִׂ֣ים קִנֶּ֑⁠ךָ</w:t>
+        <w:t>אִם־תַּגְבִּ֣יהַּ כַּ⁠נֶּ֔שֶׁר וְ⁠אִם־בֵּ֥ין כּֽוֹכָבִ֖ים שִׂ֣ים קִנֶּ֑⁠ךָ</w:t>
       </w:r>
     </w:p>
     <w:p>
@@ -3513,7 +3513,7 @@
         <w:rPr>
           <w:lang w:val="en_US" w:bidi="en_US"/>
         </w:rPr>
-        <w:t>אִם־תַּגְבִּ֣יהַּ כַּ⁠נֶּ֔שֶׁר וְ⁠אִם־בֵּ֥ין כּֽוֹכָבִ֖ים שִׂ֣ים קִנֶּ֑⁠ךָ</w:t>
+        <w:t>אִם־תַּגְבִּ֣יהַּ כַּ⁠נֶּ֔שֶׁר וְ⁠אִם־בֵּ֥ין כּֽוֹכָבִ֖ים שִׂ֣ים קִנֶּ֑⁠ךָ</w:t>
       </w:r>
     </w:p>
     <w:p>
@@ -3610,7 +3610,7 @@
         <w:rPr>
           <w:lang w:val="en_US" w:bidi="en_US"/>
         </w:rPr>
-        <w:t>שִׂ֣ים קִנֶּ֑⁠ךָ</w:t>
+        <w:t>שִׂ֣ים קִנֶּ֑⁠ךָ</w:t>
       </w:r>
     </w:p>
     <w:p>
@@ -3707,7 +3707,7 @@
         <w:rPr>
           <w:lang w:val="en_US" w:bidi="en_US"/>
         </w:rPr>
-        <w:t>מִ⁠שָּׁ֥ם אוֹרִֽידְ⁠ךָ֖</w:t>
+        <w:t>מִ⁠שָּׁ֥ם אוֹרִֽידְ⁠ךָ֖</w:t>
       </w:r>
     </w:p>
     <w:p>
@@ -4024,7 +4024,7 @@
         <w:rPr>
           <w:lang w:val="en_US" w:bidi="en_US"/>
         </w:rPr>
-        <w:t>אִם־גַּנָּבִ֤ים בָּאֽוּ־לְ⁠ךָ֙ אִם־שׁ֣וֹדְדֵי לַ֔יְלָה</w:t>
+        <w:t>אִם־גַּנָּבִ֤ים בָּאֽוּ־לְ⁠ךָ֙ אִם־שׁ֣וֹדְדֵי לַ֔יְלָה</w:t>
       </w:r>
     </w:p>
     <w:p>
@@ -4315,7 +4315,7 @@
         <w:rPr>
           <w:lang w:val="en_US" w:bidi="en_US"/>
         </w:rPr>
-        <w:t>הֲ⁠ל֥וֹא יִגְנְב֖וּ דַּיָּ֑⁠ם</w:t>
+        <w:t>הֲ⁠ל֥וֹא יִגְנְב֖וּ דַּיָּ֑⁠ם</w:t>
       </w:r>
     </w:p>
     <w:p>
@@ -4412,7 +4412,7 @@
         <w:rPr>
           <w:lang w:val="en_US" w:bidi="en_US"/>
         </w:rPr>
-        <w:t>אִם־בֹּֽצְרִים֙ בָּ֣אוּ לָ֔⁠ךְ הֲ⁠ל֖וֹא יַשְׁאִ֥ירוּ עֹלֵלֽוֹת</w:t>
+        <w:t>אִם־בֹּֽצְרִים֙ בָּ֣אוּ לָ֔⁠ךְ הֲ⁠ל֖וֹא יַשְׁאִ֥ירוּ עֹלֵלֽוֹת</w:t>
       </w:r>
     </w:p>
     <w:p>
@@ -4619,7 +4619,7 @@
         <w:rPr>
           <w:lang w:val="en_US" w:bidi="en_US"/>
         </w:rPr>
-        <w:t>אֵ֚יךְ נֶחְפְּשׂ֣וּ עֵשָׂ֔ו</w:t>
+        <w:t>אֵ֚יךְ נֶחְפְּשׂ֣וּ עֵשָׂ֔ו</w:t>
       </w:r>
     </w:p>
     <w:p>
@@ -4716,7 +4716,7 @@
         <w:rPr>
           <w:lang w:val="en_US" w:bidi="en_US"/>
         </w:rPr>
-        <w:t>עֵשָׂ֔ו</w:t>
+        <w:t>עֵשָׂ֔ו</w:t>
       </w:r>
     </w:p>
     <w:p>
@@ -4826,7 +4826,7 @@
         <w:rPr>
           <w:lang w:val="en_US" w:bidi="en_US"/>
         </w:rPr>
-        <w:t>נֶחְפְּשׂ֣וּ</w:t>
+        <w:t>נֶחְפְּשׂ֣וּ</w:t>
       </w:r>
     </w:p>
     <w:p>
@@ -4916,7 +4916,7 @@
         <w:rPr>
           <w:lang w:val="en_US" w:bidi="en_US"/>
         </w:rPr>
-        <w:t>נִבְע֖וּ מַצְפֻּנָֽי⁠ו</w:t>
+        <w:t>נִבְע֖וּ מַצְפֻּנָֽי⁠ו</w:t>
       </w:r>
     </w:p>
     <w:p>
@@ -5013,7 +5013,7 @@
         <w:rPr>
           <w:lang w:val="en_US" w:bidi="en_US"/>
         </w:rPr>
-        <w:t>עַֽד־הַ⁠גְּב֣וּל שִׁלְּח֗וּ⁠ךָ כֹּ֚ל אַנְשֵׁ֣י בְרִיתֶ֔⁠ךָ</w:t>
+        <w:t>עַֽד־הַ⁠גְּב֣וּל שִׁלְּח֗וּ⁠ךָ כֹּ֚ל אַנְשֵׁ֣י בְרִיתֶ֔⁠ךָ</w:t>
       </w:r>
     </w:p>
     <w:p>
@@ -5233,7 +5233,7 @@
         <w:rPr>
           <w:lang w:val="en_US" w:bidi="en_US"/>
         </w:rPr>
-        <w:t>עַֽד־הַ⁠גְּב֣וּל שִׁלְּח֗וּ⁠ךָ</w:t>
+        <w:t>עַֽד־הַ⁠גְּב֣וּל שִׁלְּח֗וּ⁠ךָ</w:t>
       </w:r>
     </w:p>
     <w:p>
@@ -5323,7 +5323,7 @@
         <w:rPr>
           <w:lang w:val="en_US" w:bidi="en_US"/>
         </w:rPr>
-        <w:t>כֹּ֚ל אַנְשֵׁ֣י בְרִיתֶ֔⁠ךָ &amp; אַנְשֵׁ֣י שְׁלֹמֶ֑⁠ךָ לַחְמְ⁠ךָ֗</w:t>
+        <w:t>כֹּ֚ל אַנְשֵׁ֣י בְרִיתֶ֔⁠ךָ &amp; אַנְשֵׁ֣י שְׁלֹמֶ֑⁠ךָ לַחְמְ⁠ךָ֗</w:t>
       </w:r>
     </w:p>
     <w:p>
@@ -5446,7 +5446,7 @@
         <w:rPr>
           <w:lang w:val="en_US" w:bidi="en_US"/>
         </w:rPr>
-        <w:t>לַחְמְ⁠ךָ֗ יָשִׂ֤ימוּ מָזוֹר֙ תַּחְתֶּ֔י⁠ךָ</w:t>
+        <w:t>לַחְמְ⁠ךָ֗ יָשִׂ֤ימוּ מָזוֹר֙ תַּחְתֶּ֔י⁠ךָ</w:t>
       </w:r>
     </w:p>
     <w:p>
@@ -5569,7 +5569,7 @@
         <w:rPr>
           <w:lang w:val="en_US" w:bidi="en_US"/>
         </w:rPr>
-        <w:t>אֵ֥ין תְּבוּנָ֖ה בּֽ⁠וֹ</w:t>
+        <w:t>אֵ֥ין תְּבוּנָ֖ה בּֽ⁠וֹ</w:t>
       </w:r>
     </w:p>
     <w:p>
@@ -5666,7 +5666,7 @@
         <w:rPr>
           <w:lang w:val="en_US" w:bidi="en_US"/>
         </w:rPr>
-        <w:t>אֵ֥ין תְּבוּנָ֖ה בּֽ⁠וֹ</w:t>
+        <w:t>אֵ֥ין תְּבוּנָ֖ה בּֽ⁠וֹ</w:t>
       </w:r>
     </w:p>
     <w:p>
@@ -5886,7 +5886,7 @@
         <w:rPr>
           <w:lang w:val="en_US" w:bidi="en_US"/>
         </w:rPr>
-        <w:t>הֲ⁠ל֛וֹא בַּ⁠יּ֥וֹם הַ⁠ה֖וּא &amp; וְ⁠הַאֲבַדְתִּ֤י חֲכָמִים֙ מֵֽ⁠אֱד֔וֹם</w:t>
+        <w:t>הֲ⁠ל֛וֹא בַּ⁠יּ֥וֹם הַ⁠ה֖וּא &amp; וְ⁠הַאֲבַדְתִּ֤י חֲכָמִים֙ מֵֽ⁠אֱד֔וֹם</w:t>
       </w:r>
     </w:p>
     <w:p>
@@ -5996,7 +5996,7 @@
         <w:rPr>
           <w:lang w:val="en_US" w:bidi="en_US"/>
         </w:rPr>
-        <w:t>וְ⁠הַאֲבַדְתִּ֤י חֲכָמִים֙ מֵֽ⁠אֱד֔וֹם</w:t>
+        <w:t>וְ⁠הַאֲבַדְתִּ֤י חֲכָמִים֙ מֵֽ⁠אֱד֔וֹם</w:t>
       </w:r>
     </w:p>
     <w:p>
@@ -6106,7 +6106,7 @@
         <w:rPr>
           <w:lang w:val="en_US" w:bidi="en_US"/>
         </w:rPr>
-        <w:t>וּ⁠תְבוּנָ֖ה מֵ⁠הַ֥ר עֵשָֽׂו</w:t>
+        <w:t>וּ⁠תְבוּנָ֖ה מֵ⁠הַ֥ר עֵשָֽׂו</w:t>
       </w:r>
     </w:p>
     <w:p>
@@ -6203,7 +6203,7 @@
         <w:rPr>
           <w:lang w:val="en_US" w:bidi="en_US"/>
         </w:rPr>
-        <w:t>וּ⁠תְבוּנָ֖ה מֵ⁠הַ֥ר עֵשָֽׂו</w:t>
+        <w:t>וּ⁠תְבוּנָ֖ה מֵ⁠הַ֥ר עֵשָֽׂו</w:t>
       </w:r>
     </w:p>
     <w:p>
@@ -6313,7 +6313,7 @@
         <w:rPr>
           <w:lang w:val="en_US" w:bidi="en_US"/>
         </w:rPr>
-        <w:t>חֲכָמִים֙ מֵֽ⁠אֱד֔וֹם וּ⁠תְבוּנָ֖ה מֵ⁠הַ֥ר עֵשָֽׂו</w:t>
+        <w:t>חֲכָמִים֙ מֵֽ⁠אֱד֔וֹם וּ⁠תְבוּנָ֖ה מֵ⁠הַ֥ר עֵשָֽׂו</w:t>
       </w:r>
     </w:p>
     <w:p>
@@ -6572,7 +6572,7 @@
         <w:rPr>
           <w:lang w:val="en_US" w:bidi="en_US"/>
         </w:rPr>
-        <w:t>מֵ⁠הַ֥ר עֵשָֽׂו</w:t>
+        <w:t>מֵ⁠הַ֥ר עֵשָֽׂו</w:t>
       </w:r>
     </w:p>
     <w:p>
@@ -6682,7 +6682,7 @@
         <w:rPr>
           <w:lang w:val="en_US" w:bidi="en_US"/>
         </w:rPr>
-        <w:t>עֵשָֽׂו</w:t>
+        <w:t>עֵשָֽׂו</w:t>
       </w:r>
     </w:p>
     <w:p>
@@ -6797,7 +6797,7 @@
         <w:rPr>
           <w:lang w:val="en_US" w:bidi="en_US"/>
         </w:rPr>
-        <w:t>וְ⁠חַתּ֥וּ גִבּוֹרֶ֖י⁠ךָ תֵּימָ֑ן</w:t>
+        <w:t>וְ⁠חַתּ֥וּ גִבּוֹרֶ֖י⁠ךָ תֵּימָ֑ן</w:t>
       </w:r>
     </w:p>
     <w:p>
@@ -6907,7 +6907,7 @@
         <w:rPr>
           <w:lang w:val="en_US" w:bidi="en_US"/>
         </w:rPr>
-        <w:t>תֵּימָ֑ן</w:t>
+        <w:t>תֵּימָ֑ן</w:t>
       </w:r>
     </w:p>
     <w:p>
@@ -7101,7 +7101,7 @@
         <w:rPr>
           <w:lang w:val="en_US" w:bidi="en_US"/>
         </w:rPr>
-        <w:t>יִכָּֽרֶת־אִ֛ישׁ</w:t>
+        <w:t>יִכָּֽרֶת־אִ֛ישׁ</w:t>
       </w:r>
     </w:p>
     <w:p>
@@ -7211,7 +7211,7 @@
         <w:rPr>
           <w:lang w:val="en_US" w:bidi="en_US"/>
         </w:rPr>
-        <w:t>יִכָּֽרֶת־אִ֛ישׁ</w:t>
+        <w:t>יִכָּֽרֶת־אִ֛ישׁ</w:t>
       </w:r>
     </w:p>
     <w:p>
@@ -7418,7 +7418,7 @@
         <w:rPr>
           <w:lang w:val="en_US" w:bidi="en_US"/>
         </w:rPr>
-        <w:t>מֵ⁠הַ֥ר עֵשָׂ֖ו</w:t>
+        <w:t>מֵ⁠הַ֥ר עֵשָׂ֖ו</w:t>
       </w:r>
     </w:p>
     <w:p>
@@ -7515,7 +7515,7 @@
         <w:rPr>
           <w:lang w:val="en_US" w:bidi="en_US"/>
         </w:rPr>
-        <w:t>מִ⁠קָּֽטֶל</w:t>
+        <w:t>מִ⁠קָּֽטֶל</w:t>
       </w:r>
     </w:p>
     <w:p>
@@ -7954,7 +7954,7 @@
         <w:rPr>
           <w:lang w:val="en_US" w:bidi="en_US"/>
         </w:rPr>
-        <w:t>תְּכַסְּ⁠ךָ֣ בוּשָׁ֑ה</w:t>
+        <w:t>תְּכַסְּ⁠ךָ֣ בוּשָׁ֑ה</w:t>
       </w:r>
     </w:p>
     <w:p>
@@ -8064,7 +8064,7 @@
         <w:rPr>
           <w:lang w:val="en_US" w:bidi="en_US"/>
         </w:rPr>
-        <w:t>תְּכַסְּ⁠ךָ֣ בוּשָׁ֑ה</w:t>
+        <w:t>תְּכַסְּ⁠ךָ֣ בוּשָׁ֑ה</w:t>
       </w:r>
     </w:p>
     <w:p>
@@ -8174,7 +8174,7 @@
         <w:rPr>
           <w:lang w:val="en_US" w:bidi="en_US"/>
         </w:rPr>
-        <w:t>וְ⁠נִכְרַ֖תָּ</w:t>
+        <w:t>וְ⁠נִכְרַ֖תָּ</w:t>
       </w:r>
     </w:p>
     <w:p>
@@ -8271,7 +8271,7 @@
         <w:rPr>
           <w:lang w:val="en_US" w:bidi="en_US"/>
         </w:rPr>
-        <w:t>וְ⁠נִכְרַ֖תָּ</w:t>
+        <w:t>וְ⁠נִכְרַ֖תָּ</w:t>
       </w:r>
     </w:p>
     <w:p>
@@ -8368,7 +8368,7 @@
         <w:rPr>
           <w:lang w:val="en_US" w:bidi="en_US"/>
         </w:rPr>
-        <w:t>וְ⁠נִכְרַ֖תָּ</w:t>
+        <w:t>וְ⁠נִכְרַ֖תָּ</w:t>
       </w:r>
     </w:p>
     <w:p>
@@ -8496,7 +8496,7 @@
         <w:rPr>
           <w:lang w:val="en_US" w:bidi="en_US"/>
         </w:rPr>
-        <w:t>עֲמָֽדְ⁠ךָ֣ מִ⁠נֶּ֔גֶד</w:t>
+        <w:t>עֲמָֽדְ⁠ךָ֣ מִ⁠נֶּ֔גֶד</w:t>
       </w:r>
     </w:p>
     <w:p>
@@ -8593,7 +8593,7 @@
         <w:rPr>
           <w:lang w:val="en_US" w:bidi="en_US"/>
         </w:rPr>
-        <w:t>שְׁב֥וֹת זָרִ֖ים חֵיל֑⁠וֹ וְ⁠נָכְרִ֞ים בָּ֣אוּ שְׁעָרָ֗יו</w:t>
+        <w:t>שְׁב֥וֹת זָרִ֖ים חֵיל֑⁠וֹ וְ⁠נָכְרִ֞ים בָּ֣אוּ שְׁעָרָ֗יו</w:t>
       </w:r>
     </w:p>
     <w:p>
@@ -8925,7 +8925,7 @@
         <w:rPr>
           <w:lang w:val="en_US" w:bidi="en_US"/>
         </w:rPr>
-        <w:t>שְׁעָרָ֗יו</w:t>
+        <w:t>שְׁעָרָ֗יו</w:t>
       </w:r>
     </w:p>
     <w:p>
@@ -9035,7 +9035,7 @@
         <w:rPr>
           <w:lang w:val="en_US" w:bidi="en_US"/>
         </w:rPr>
-        <w:t>וְ⁠עַל־יְרוּשָׁלִַ֨ם֙ יַדּ֣וּ גוֹרָ֔ל</w:t>
+        <w:t>וְ⁠עַל־יְרוּשָׁלִַ֨ם֙ יַדּ֣וּ גוֹרָ֔ל</w:t>
       </w:r>
     </w:p>
     <w:p>
@@ -9158,7 +9158,7 @@
         <w:rPr>
           <w:lang w:val="en_US" w:bidi="en_US"/>
         </w:rPr>
-        <w:t>גַּם־אַתָּ֖ה כְּ⁠אַחַ֥ד מֵ⁠הֶֽם</w:t>
+        <w:t>גַּם־אַתָּ֖ה כְּ⁠אַחַ֥ד מֵ⁠הֶֽם</w:t>
       </w:r>
     </w:p>
     <w:p>
@@ -9443,7 +9443,7 @@
         <w:rPr>
           <w:lang w:val="en_US" w:bidi="en_US"/>
         </w:rPr>
-        <w:t>וְ⁠אַל־תֵּ֤רֶא</w:t>
+        <w:t>וְ⁠אַל־תֵּ֤רֶא</w:t>
       </w:r>
     </w:p>
     <w:p>
@@ -9553,7 +9553,7 @@
         <w:rPr>
           <w:lang w:val="en_US" w:bidi="en_US"/>
         </w:rPr>
-        <w:t>בְ⁠יוֹם־אָחִ֨י⁠ךָ֙ בְּ⁠י֣וֹם נָכְר֔⁠וֹ</w:t>
+        <w:t>בְ⁠יוֹם־אָחִ֨י⁠ךָ֙ בְּ⁠י֣וֹם נָכְר֔⁠וֹ</w:t>
       </w:r>
     </w:p>
     <w:p>
@@ -10024,7 +10024,7 @@
         <w:rPr>
           <w:lang w:val="en_US" w:bidi="en_US"/>
         </w:rPr>
-        <w:t>וְ⁠אַל־תַּגְדֵּ֥ל פִּ֖י⁠ךָ</w:t>
+        <w:t>וְ⁠אַל־תַּגְדֵּ֥ל פִּ֖י⁠ךָ</w:t>
       </w:r>
     </w:p>
     <w:p>
@@ -10121,7 +10121,7 @@
         <w:rPr>
           <w:lang w:val="en_US" w:bidi="en_US"/>
         </w:rPr>
-        <w:t>בְּ⁠י֣וֹם אֵידָ֔⁠ם &amp; בְּ⁠י֣וֹם אֵיד֑⁠וֹ &amp; בְּ⁠י֥וֹם אֵידֽ⁠וֹ</w:t>
+        <w:t>בְּ⁠י֣וֹם אֵידָ֔⁠ם &amp; בְּ⁠י֣וֹם אֵיד֑⁠וֹ &amp; בְּ⁠י֥וֹם אֵידֽ⁠וֹ</w:t>
       </w:r>
     </w:p>
     <w:p>
@@ -10385,7 +10385,7 @@
         <w:rPr>
           <w:lang w:val="en_US" w:bidi="en_US"/>
         </w:rPr>
-        <w:t>גַם־אַתָּ֛ה</w:t>
+        <w:t>גַם־אַתָּ֛ה</w:t>
       </w:r>
     </w:p>
     <w:p>
@@ -10482,7 +10482,7 @@
         <w:rPr>
           <w:lang w:val="en_US" w:bidi="en_US"/>
         </w:rPr>
-        <w:t>אַל־תֵּ֧רֶא</w:t>
+        <w:t>אַל־תֵּ֧רֶא</w:t>
       </w:r>
     </w:p>
     <w:p>
@@ -10610,7 +10610,7 @@
         <w:rPr>
           <w:lang w:val="en_US" w:bidi="en_US"/>
         </w:rPr>
-        <w:t>וְ⁠אַל־תִּשְׁלַ֥חְנָה בְ⁠חֵיל֖⁠וֹ</w:t>
+        <w:t>וְ⁠אַל־תִּשְׁלַ֥חְנָה בְ⁠חֵיל֖⁠וֹ</w:t>
       </w:r>
     </w:p>
     <w:p>
@@ -10720,7 +10720,7 @@
         <w:rPr>
           <w:lang w:val="en_US" w:bidi="en_US"/>
         </w:rPr>
-        <w:t>הַ⁠פֶּ֔רֶק</w:t>
+        <w:t>הַ⁠פֶּ֔רֶק</w:t>
       </w:r>
     </w:p>
     <w:p>
@@ -10958,7 +10958,7 @@
         <w:rPr>
           <w:lang w:val="en_US" w:bidi="en_US"/>
         </w:rPr>
-        <w:t>וְ⁠אַל־תַּסְגֵּ֥ר שְׂרִידָ֖י⁠ו</w:t>
+        <w:t>וְ⁠אַל־תַּסְגֵּ֥ר שְׂרִידָ֖י⁠ו</w:t>
       </w:r>
     </w:p>
     <w:p>
@@ -11118,7 +11118,7 @@
         <w:rPr>
           <w:lang w:val="en_US" w:bidi="en_US"/>
         </w:rPr>
-        <w:t>כִּֽי־קָר֥וֹב יוֹם־יְהוָ֖ה עַל־כָּל־הַ⁠גּוֹיִ֑ם</w:t>
+        <w:t>כִּֽי־קָר֥וֹב יוֹם־יְהוָ֖ה עַל־כָּל־הַ⁠גּוֹיִ֑ם</w:t>
       </w:r>
     </w:p>
     <w:p>
@@ -11415,7 +11415,7 @@
         <w:rPr>
           <w:lang w:val="en_US" w:bidi="en_US"/>
         </w:rPr>
-        <w:t>יֵעָ֣שֶׂה לָּ֔⁠ךְ</w:t>
+        <w:t>יֵעָ֣שֶׂה לָּ֔⁠ךְ</w:t>
       </w:r>
     </w:p>
     <w:p>
@@ -11512,7 +11512,7 @@
         <w:rPr>
           <w:lang w:val="en_US" w:bidi="en_US"/>
         </w:rPr>
-        <w:t>גְּמֻלְ⁠ךָ֖ יָשׁ֥וּב בְּ⁠רֹאשֶֽׁ⁠ךָ</w:t>
+        <w:t>גְּמֻלְ⁠ךָ֖ יָשׁ֥וּב בְּ⁠רֹאשֶֽׁ⁠ךָ</w:t>
       </w:r>
     </w:p>
     <w:p>
@@ -11609,7 +11609,7 @@
         <w:rPr>
           <w:lang w:val="en_US" w:bidi="en_US"/>
         </w:rPr>
-        <w:t>בְּ⁠רֹאשֶֽׁ⁠ךָ</w:t>
+        <w:t>בְּ⁠רֹאשֶֽׁ⁠ךָ</w:t>
       </w:r>
     </w:p>
     <w:p>
@@ -11719,7 +11719,7 @@
         <w:rPr>
           <w:lang w:val="en_US" w:bidi="en_US"/>
         </w:rPr>
-        <w:t>כִּ֗י כַּֽ⁠אֲשֶׁ֤ר שְׁתִיתֶם֙</w:t>
+        <w:t>כִּ֗י כַּֽ⁠אֲשֶׁ֤ר שְׁתִיתֶם֙</w:t>
       </w:r>
     </w:p>
     <w:p>
@@ -11868,7 +11868,7 @@
         <w:rPr>
           <w:lang w:val="en_US" w:bidi="en_US"/>
         </w:rPr>
-        <w:t>כַּֽ⁠אֲשֶׁ֤ר שְׁתִיתֶם֙</w:t>
+        <w:t>כַּֽ⁠אֲשֶׁ֤ר שְׁתִיתֶם֙</w:t>
       </w:r>
     </w:p>
     <w:p>
@@ -12014,7 +12014,7 @@
         <w:rPr>
           <w:lang w:val="en_US" w:bidi="en_US"/>
         </w:rPr>
-        <w:t>שְׁתִיתֶם֙</w:t>
+        <w:t>שְׁתִיתֶם֙</w:t>
       </w:r>
     </w:p>
     <w:p>
@@ -12111,7 +12111,7 @@
         <w:rPr>
           <w:lang w:val="en_US" w:bidi="en_US"/>
         </w:rPr>
-        <w:t>עַל־הַ֣ר קָדְשִׁ֔⁠י</w:t>
+        <w:t>עַל־הַ֣ר קָדְשִׁ֔⁠י</w:t>
       </w:r>
     </w:p>
     <w:p>
@@ -12221,7 +12221,7 @@
         <w:rPr>
           <w:lang w:val="en_US" w:bidi="en_US"/>
         </w:rPr>
-        <w:t>יִשְׁתּ֥וּ כָֽל־הַ⁠גּוֹיִ֖ם תָּמִ֑יד</w:t>
+        <w:t>יִשְׁתּ֥וּ כָֽל־הַ⁠גּוֹיִ֖ם תָּמִ֑יד</w:t>
       </w:r>
     </w:p>
     <w:p>
@@ -12331,7 +12331,7 @@
         <w:rPr>
           <w:lang w:val="en_US" w:bidi="en_US"/>
         </w:rPr>
-        <w:t>וְ⁠שָׁת֣וּ וְ⁠לָע֔וּ</w:t>
+        <w:t>וְ⁠שָׁת֣וּ וְ⁠לָע֔וּ</w:t>
       </w:r>
     </w:p>
     <w:p>
@@ -12454,7 +12454,7 @@
         <w:rPr>
           <w:lang w:val="en_US" w:bidi="en_US"/>
         </w:rPr>
-        <w:t>וְ⁠שָׁת֣וּ וְ⁠לָע֔וּ</w:t>
+        <w:t>וְ⁠שָׁת֣וּ וְ⁠לָע֔וּ</w:t>
       </w:r>
     </w:p>
     <w:p>
@@ -12577,7 +12577,7 @@
         <w:rPr>
           <w:lang w:val="en_US" w:bidi="en_US"/>
         </w:rPr>
-        <w:t>וּ⁠בְ⁠הַ֥ר צִיּ֛וֹן תִּהְיֶ֥ה פְלֵיטָ֖ה</w:t>
+        <w:t>וּ⁠בְ⁠הַ֥ר צִיּ֛וֹן תִּהְיֶ֥ה פְלֵיטָ֖ה</w:t>
       </w:r>
     </w:p>
     <w:p>
@@ -12912,7 +12912,7 @@
         <w:rPr>
           <w:lang w:val="en_US" w:bidi="en_US"/>
         </w:rPr>
-        <w:t>בֵּ֣ית יַֽעֲקֹ֔ב</w:t>
+        <w:t>בֵּ֣ית יַֽעֲקֹ֔ב</w:t>
       </w:r>
     </w:p>
     <w:p>
@@ -13022,7 +13022,7 @@
         <w:rPr>
           <w:lang w:val="en_US" w:bidi="en_US"/>
         </w:rPr>
-        <w:t>אֵ֖ת מוֹרָֽשֵׁי⁠הֶם</w:t>
+        <w:t>אֵ֖ת מוֹרָֽשֵׁי⁠הֶם</w:t>
       </w:r>
     </w:p>
     <w:p>
@@ -13442,7 +13442,7 @@
         <w:rPr>
           <w:lang w:val="en_US" w:bidi="en_US"/>
         </w:rPr>
-        <w:t>וּ⁠בֵ֤ית עֵשָׂו֙ &amp; לְ⁠בֵ֣ית עֵשָׂ֔ו</w:t>
+        <w:t>וּ⁠בֵ֤ית עֵשָׂו֙ &amp; לְ⁠בֵ֣ית עֵשָׂ֔ו</w:t>
       </w:r>
     </w:p>
     <w:p>
@@ -13902,7 +13902,7 @@
         <w:rPr>
           <w:lang w:val="en_US" w:bidi="en_US"/>
         </w:rPr>
-        <w:t>כִּ֥י</w:t>
+        <w:t>כִּ֥י</w:t>
       </w:r>
     </w:p>
     <w:p>
@@ -14012,7 +14012,7 @@
         <w:rPr>
           <w:lang w:val="en_US" w:bidi="en_US"/>
         </w:rPr>
-        <w:t>כִּ֥י יְהוָ֖ה דִּבֵּֽר</w:t>
+        <w:t>כִּ֥י יְהוָ֖ה דִּבֵּֽר</w:t>
       </w:r>
     </w:p>
     <w:p>
@@ -14199,7 +14199,7 @@
         <w:rPr>
           <w:lang w:val="en_US" w:bidi="en_US"/>
         </w:rPr>
-        <w:t>הַ⁠נֶּ֜גֶב</w:t>
+        <w:t>הַ⁠נֶּ֜גֶב</w:t>
       </w:r>
     </w:p>
     <w:p>
@@ -14309,7 +14309,7 @@
         <w:rPr>
           <w:lang w:val="en_US" w:bidi="en_US"/>
         </w:rPr>
-        <w:t>אֶת־הַ֣ר עֵשָׂ֗ו</w:t>
+        <w:t>אֶת־הַ֣ר עֵשָׂ֗ו</w:t>
       </w:r>
     </w:p>
     <w:p>
@@ -14406,7 +14406,7 @@
         <w:rPr>
           <w:lang w:val="en_US" w:bidi="en_US"/>
         </w:rPr>
-        <w:t>וְ⁠הַ⁠שְּׁפֵלָה֙</w:t>
+        <w:t>וְ⁠הַ⁠שְּׁפֵלָה֙</w:t>
       </w:r>
     </w:p>
     <w:p>
@@ -14516,7 +14516,7 @@
         <w:rPr>
           <w:lang w:val="en_US" w:bidi="en_US"/>
         </w:rPr>
-        <w:t>וְ⁠הַ⁠שְּׁפֵלָה֙ אֶת־פְּלִשְׁתִּ֔ים</w:t>
+        <w:t>וְ⁠הַ⁠שְּׁפֵלָה֙ אֶת־פְּלִשְׁתִּ֔ים</w:t>
       </w:r>
     </w:p>
     <w:p>
@@ -14626,7 +14626,7 @@
         <w:rPr>
           <w:lang w:val="en_US" w:bidi="en_US"/>
         </w:rPr>
-        <w:t>אֶת־פְּלִשְׁתִּ֔ים</w:t>
+        <w:t>אֶת־פְּלִשְׁתִּ֔ים</w:t>
       </w:r>
     </w:p>
     <w:p>
@@ -14813,7 +14813,7 @@
         <w:rPr>
           <w:lang w:val="en_US" w:bidi="en_US"/>
         </w:rPr>
-        <w:t>אֶת־שְׂדֵ֣ה אֶפְרַ֔יִם וְ⁠אֵ֖ת שְׂדֵ֣ה שֹׁמְר֑וֹן</w:t>
+        <w:t>אֶת־שְׂדֵ֣ה אֶפְרַ֔יִם וְ⁠אֵ֖ת שְׂדֵ֣ה שֹׁמְר֑וֹן</w:t>
       </w:r>
     </w:p>
     <w:p>
@@ -15059,7 +15059,7 @@
         <w:rPr>
           <w:lang w:val="en_US" w:bidi="en_US"/>
         </w:rPr>
-        <w:t>וּ⁠בִנְיָמִ֖ן אֶת־הַ⁠גִּלְעָֽד</w:t>
+        <w:t>וּ⁠בִנְיָמִ֖ן אֶת־הַ⁠גִּלְעָֽד</w:t>
       </w:r>
     </w:p>
     <w:p>
@@ -15169,7 +15169,7 @@
         <w:rPr>
           <w:lang w:val="en_US" w:bidi="en_US"/>
         </w:rPr>
-        <w:t>אֶת־הַ⁠גִּלְעָֽד</w:t>
+        <w:t>אֶת־הַ⁠גִּלְעָֽד</w:t>
       </w:r>
     </w:p>
     <w:p>
@@ -15273,7 +15273,7 @@
         <w:rPr>
           <w:lang w:val="en_US" w:bidi="en_US"/>
         </w:rPr>
-        <w:t>וְ⁠גָלֻ֣ת הַֽ⁠חֵל־הַ֠⁠זֶּה</w:t>
+        <w:t>וְ⁠גָלֻ֣ת הַֽ⁠חֵל־הַ֠⁠זֶּה</w:t>
       </w:r>
     </w:p>
     <w:p>
@@ -15473,7 +15473,7 @@
         <w:rPr>
           <w:lang w:val="en_US" w:bidi="en_US"/>
         </w:rPr>
-        <w:t>לִ⁠בְנֵ֨י יִשְׂרָאֵ֤ל</w:t>
+        <w:t>לִ⁠בְנֵ֨י יִשְׂרָאֵ֤ל</w:t>
       </w:r>
     </w:p>
     <w:p>
@@ -15622,7 +15622,7 @@
         <w:rPr>
           <w:lang w:val="en_US" w:bidi="en_US"/>
         </w:rPr>
-        <w:t>אֲשֶֽׁר־כְּנַעֲנִים֙</w:t>
+        <w:t>אֲשֶֽׁר־כְּנַעֲנִים֙</w:t>
       </w:r>
     </w:p>
     <w:p>
@@ -15913,7 +15913,7 @@
         <w:rPr>
           <w:lang w:val="en_US" w:bidi="en_US"/>
         </w:rPr>
-        <w:t>וְ⁠גָלֻ֥ת יְרוּשָׁלִַ֖ם</w:t>
+        <w:t>וְ⁠גָלֻ֥ת יְרוּשָׁלִַ֖ם</w:t>
       </w:r>
     </w:p>
     <w:p>
@@ -16023,7 +16023,7 @@
         <w:rPr>
           <w:lang w:val="en_US" w:bidi="en_US"/>
         </w:rPr>
-        <w:t>בִּ⁠סְפָרַ֑ד</w:t>
+        <w:t>בִּ⁠סְפָרַ֑ד</w:t>
       </w:r>
     </w:p>
     <w:p>
@@ -16237,7 +16237,7 @@
         <w:rPr>
           <w:lang w:val="en_US" w:bidi="en_US"/>
         </w:rPr>
-        <w:t>הַ⁠נֶּֽגֶב</w:t>
+        <w:t>הַ⁠נֶּֽגֶב</w:t>
       </w:r>
     </w:p>
     <w:p>
@@ -16365,7 +16365,7 @@
         <w:rPr>
           <w:lang w:val="en_US" w:bidi="en_US"/>
         </w:rPr>
-        <w:t>וְ⁠עָל֤וּ מֽוֹשִׁעִים֙ בְּ⁠הַ֣ר צִיּ֔וֹן לִ⁠שְׁפֹּ֖ט אֶת־הַ֣ר עֵשָׂ֑ו</w:t>
+        <w:t>וְ⁠עָל֤וּ מֽוֹשִׁעִים֙ בְּ⁠הַ֣ר צִיּ֔וֹן לִ⁠שְׁפֹּ֖ט אֶת־הַ֣ר עֵשָׂ֑ו</w:t>
       </w:r>
     </w:p>
     <w:p>
@@ -16501,7 +16501,7 @@
         <w:rPr>
           <w:lang w:val="en_US" w:bidi="en_US"/>
         </w:rPr>
-        <w:t>מֽוֹשִׁעִים֙</w:t>
+        <w:t>מֽוֹשִׁעִים֙</w:t>
       </w:r>
     </w:p>
     <w:p>
@@ -16591,7 +16591,7 @@
         <w:rPr>
           <w:lang w:val="en_US" w:bidi="en_US"/>
         </w:rPr>
-        <w:t>בְּ⁠הַ֣ר צִיּ֔וֹן</w:t>
+        <w:t>בְּ⁠הַ֣ר צִיּ֔וֹן</w:t>
       </w:r>
     </w:p>
     <w:p>
@@ -16688,7 +16688,7 @@
         <w:rPr>
           <w:lang w:val="en_US" w:bidi="en_US"/>
         </w:rPr>
-        <w:t>אֶת־הַ֣ר עֵשָׂ֑ו</w:t>
+        <w:t>אֶת־הַ֣ר עֵשָׂ֑ו</w:t>
       </w:r>
     </w:p>
     <w:p>
@@ -16785,7 +16785,7 @@
         <w:rPr>
           <w:lang w:val="en_US" w:bidi="en_US"/>
         </w:rPr>
-        <w:t>וְ⁠הָיְתָ֥ה לַֽ⁠יהוָ֖ה הַ⁠מְּלוּכָֽה</w:t>
+        <w:t>וְ⁠הָיְתָ֥ה לַֽ⁠יהוָ֖ה הַ⁠מְּלוּכָֽה</w:t>
       </w:r>
     </w:p>
     <w:p>
